--- a/doc/6. 주간보고/주간보고_1주차_AI-pass.docx
+++ b/doc/6. 주간보고/주간보고_1주차_AI-pass.docx
@@ -1,6 +1,6 @@
 
 <file path=word/document.xml><?xml version="1.0" encoding="utf-8"?>
-<w:document xmlns:wpc="http://schemas.microsoft.com/office/word/2010/wordprocessingCanvas" xmlns:mc="http://schemas.openxmlformats.org/markup-compatibility/2006" xmlns:o="urn:schemas-microsoft-com:office:office" xmlns:r="http://schemas.openxmlformats.org/officeDocument/2006/relationships" xmlns:m="http://schemas.openxmlformats.org/officeDocument/2006/math" xmlns:v="urn:schemas-microsoft-com:vml" xmlns:wp14="http://schemas.microsoft.com/office/word/2010/wordprocessingDrawing" xmlns:wp="http://schemas.openxmlformats.org/drawingml/2006/wordprocessingDrawing" xmlns:w10="urn:schemas-microsoft-com:office:word" xmlns:w="http://schemas.openxmlformats.org/wordprocessingml/2006/main" xmlns:w14="http://schemas.microsoft.com/office/word/2010/wordml" xmlns:w15="http://schemas.microsoft.com/office/word/2012/wordml" xmlns:wpg="http://schemas.microsoft.com/office/word/2010/wordprocessingGroup" xmlns:wpi="http://schemas.microsoft.com/office/word/2010/wordprocessingInk" xmlns:wne="http://schemas.microsoft.com/office/word/2006/wordml" xmlns:wps="http://schemas.microsoft.com/office/word/2010/wordprocessingShape">
+<w:document xmlns:wpc="http://schemas.microsoft.com/office/word/2010/wordprocessingCanvas" xmlns:cx="http://schemas.microsoft.com/office/drawing/2014/chartex" xmlns:cx1="http://schemas.microsoft.com/office/drawing/2015/9/8/chartex" xmlns:cx2="http://schemas.microsoft.com/office/drawing/2015/10/21/chartex" xmlns:cx3="http://schemas.microsoft.com/office/drawing/2016/5/9/chartex" xmlns:cx4="http://schemas.microsoft.com/office/drawing/2016/5/10/chartex" xmlns:cx5="http://schemas.microsoft.com/office/drawing/2016/5/11/chartex" xmlns:cx6="http://schemas.microsoft.com/office/drawing/2016/5/12/chartex" xmlns:cx7="http://schemas.microsoft.com/office/drawing/2016/5/13/chartex" xmlns:cx8="http://schemas.microsoft.com/office/drawing/2016/5/14/chartex" xmlns:mc="http://schemas.openxmlformats.org/markup-compatibility/2006" xmlns:aink="http://schemas.microsoft.com/office/drawing/2016/ink" xmlns:am3d="http://schemas.microsoft.com/office/drawing/2017/model3d" xmlns:o="urn:schemas-microsoft-com:office:office" xmlns:oel="http://schemas.microsoft.com/office/2019/extlst" xmlns:r="http://schemas.openxmlformats.org/officeDocument/2006/relationships" xmlns:m="http://schemas.openxmlformats.org/officeDocument/2006/math" xmlns:v="urn:schemas-microsoft-com:vml" xmlns:wp14="http://schemas.microsoft.com/office/word/2010/wordprocessingDrawing" xmlns:wp="http://schemas.openxmlformats.org/drawingml/2006/wordprocessingDrawing" xmlns:w10="urn:schemas-microsoft-com:office:word" xmlns:w="http://schemas.openxmlformats.org/wordprocessingml/2006/main" xmlns:w14="http://schemas.microsoft.com/office/word/2010/wordml" xmlns:w15="http://schemas.microsoft.com/office/word/2012/wordml" xmlns:w16cex="http://schemas.microsoft.com/office/word/2018/wordml/cex" xmlns:w16cid="http://schemas.microsoft.com/office/word/2016/wordml/cid" xmlns:w16="http://schemas.microsoft.com/office/word/2018/wordml" xmlns:w16du="http://schemas.microsoft.com/office/word/2023/wordml/word16du" xmlns:w16sdtdh="http://schemas.microsoft.com/office/word/2020/wordml/sdtdatahash" xmlns:w16sdtfl="http://schemas.microsoft.com/office/word/2024/wordml/sdtformatlock" xmlns:w16se="http://schemas.microsoft.com/office/word/2015/wordml/symex" xmlns:wpg="http://schemas.microsoft.com/office/word/2010/wordprocessingGroup" xmlns:wpi="http://schemas.microsoft.com/office/word/2010/wordprocessingInk" xmlns:wne="http://schemas.microsoft.com/office/word/2006/wordml" xmlns:wps="http://schemas.microsoft.com/office/word/2010/wordprocessingShape" mc:Ignorable="w14 w15 w16se w16cid w16 w16cex w16sdtdh w16sdtfl w16du wp14">
   <w:body>
     <w:p>
       <w:pPr>
@@ -58,8 +58,8 @@
     <w:p>
       <w:pPr>
         <w:wordWrap/>
+        <w:spacing w:after="0"/>
         <w:jc w:val="both"/>
-        <w:spacing w:after="0"/>
         <w:rPr>
           <w:b/>
           <w:bCs/>
@@ -115,8 +115,8 @@
         </w:rPr>
         <w:t xml:space="preserve"> </w:t>
       </w:r>
-      <w:bookmarkStart w:id="1" w:name="_top"/>
-      <w:bookmarkEnd w:id="1"/>
+      <w:bookmarkStart w:id="0" w:name="_top"/>
+      <w:bookmarkEnd w:id="0"/>
       <w:r>
         <w:t xml:space="preserve">스마트 교차로 무인 단속 및 기기예지보전 관제시스템 설계 및 구현 </w:t>
       </w:r>
@@ -239,15 +239,12 @@
     </w:p>
     <w:p>
       <w:pPr>
-        <w:ind w:firstLineChars="100" w:firstLine="200"/>
         <w:wordWrap/>
         <w:spacing w:after="0"/>
-        <w:rPr>
-          <w:lang/>
-          <w:rFonts/>
-          <w:sz w:val="20"/>
-          <w:szCs w:val="20"/>
-          <w:rtl w:val="off"/>
+        <w:ind w:firstLineChars="100" w:firstLine="200"/>
+        <w:rPr>
+          <w:sz w:val="20"/>
+          <w:szCs w:val="20"/>
         </w:rPr>
       </w:pPr>
       <w:r>
@@ -268,11 +265,10 @@
     </w:p>
     <w:p>
       <w:pPr>
-        <w:ind w:firstLineChars="100" w:firstLine="200"/>
         <w:wordWrap/>
         <w:spacing w:after="0"/>
-        <w:rPr>
-          <w:rFonts w:hint="eastAsia"/>
+        <w:ind w:firstLineChars="100" w:firstLine="200"/>
+        <w:rPr>
           <w:sz w:val="20"/>
           <w:szCs w:val="20"/>
         </w:rPr>
@@ -280,10 +276,10 @@
     </w:p>
     <w:p>
       <w:pPr>
+        <w:wordWrap/>
+        <w:spacing w:after="0"/>
         <w:ind w:firstLineChars="100" w:firstLine="200"/>
-        <w:wordWrap/>
         <w:jc w:val="both"/>
-        <w:spacing w:after="0"/>
         <w:rPr>
           <w:sz w:val="20"/>
           <w:szCs w:val="20"/>
@@ -299,9 +295,9 @@
     </w:p>
     <w:p>
       <w:pPr>
-        <w:ind w:firstLineChars="100" w:firstLine="200"/>
         <w:wordWrap/>
         <w:spacing w:after="0"/>
+        <w:ind w:firstLineChars="100" w:firstLine="200"/>
         <w:rPr>
           <w:sz w:val="20"/>
           <w:szCs w:val="20"/>
@@ -373,13 +369,6 @@
           <w:szCs w:val="20"/>
         </w:rPr>
         <w:tab/>
-      </w:r>
-      <w:r>
-        <w:rPr>
-          <w:rFonts w:hint="eastAsia"/>
-          <w:sz w:val="20"/>
-          <w:szCs w:val="20"/>
-        </w:rPr>
         <w:t xml:space="preserve">       3. WBSv2.0 작성완료</w:t>
       </w:r>
     </w:p>
@@ -397,28 +386,14 @@
           <w:sz w:val="20"/>
           <w:szCs w:val="20"/>
         </w:rPr>
-        <w:t xml:space="preserve">   - 결과 및 </w:t>
-      </w:r>
-      <w:r>
-        <w:rPr>
-          <w:sz w:val="20"/>
-          <w:szCs w:val="20"/>
-        </w:rPr>
-        <w:t>상태 :</w:t>
-      </w:r>
-      <w:r>
-        <w:rPr>
-          <w:sz w:val="20"/>
-          <w:szCs w:val="20"/>
-        </w:rPr>
-        <w:t xml:space="preserve"> 개발 로스(Loss) 시간 0일, 기획서 전면 개정 후 승인 요청완료(상태 : Closed)</w:t>
+        <w:t xml:space="preserve">   - 결과 및 상태 : 개발 로스(Loss) 시간 0일, 기획서 전면 개정 후 승인 요청완료(상태 : Closed)</w:t>
       </w:r>
     </w:p>
     <w:p>
       <w:pPr>
-        <w:ind w:firstLineChars="100" w:firstLine="200"/>
         <w:wordWrap/>
         <w:spacing w:after="0"/>
+        <w:ind w:firstLineChars="100" w:firstLine="200"/>
         <w:rPr>
           <w:sz w:val="20"/>
           <w:szCs w:val="20"/>
@@ -459,102 +434,80 @@
     </w:p>
     <w:p>
       <w:pPr>
-        <w:ind w:firstLineChars="100" w:firstLine="200"/>
         <w:wordWrap/>
+        <w:spacing w:after="0"/>
+        <w:ind w:firstLineChars="100" w:firstLine="80"/>
         <w:jc w:val="both"/>
-        <w:spacing w:after="0"/>
-        <w:rPr>
-          <w:lang w:eastAsia="ko-KR"/>
-          <w:rFonts w:hint="eastAsia"/>
+        <w:rPr>
           <w:sz w:val="8"/>
           <w:szCs w:val="8"/>
-          <w:rtl w:val="off"/>
         </w:rPr>
       </w:pPr>
     </w:p>
     <w:p>
       <w:pPr>
+        <w:wordWrap/>
+        <w:spacing w:after="0"/>
         <w:ind w:firstLineChars="100" w:firstLine="200"/>
-        <w:wordWrap/>
         <w:jc w:val="both"/>
-        <w:spacing w:after="0"/>
-        <w:rPr>
-          <w:lang w:eastAsia="ko-KR"/>
-          <w:rFonts w:hint="eastAsia"/>
-          <w:sz w:val="20"/>
-          <w:szCs w:val="20"/>
-          <w:rtl w:val="off"/>
+        <w:rPr>
+          <w:sz w:val="20"/>
+          <w:szCs w:val="20"/>
         </w:rPr>
       </w:pPr>
       <w:r>
         <w:rPr>
-          <w:lang w:eastAsia="ko-KR"/>
           <w:rFonts w:hint="eastAsia"/>
           <w:sz w:val="20"/>
           <w:szCs w:val="20"/>
-          <w:rtl w:val="off"/>
         </w:rPr>
         <w:t>전체진행률</w:t>
       </w:r>
     </w:p>
     <w:p>
       <w:pPr>
-        <w:ind w:firstLineChars="100" w:firstLine="200"/>
         <w:wordWrap/>
+        <w:spacing w:after="0"/>
+        <w:ind w:firstLineChars="100" w:firstLine="80"/>
         <w:jc w:val="both"/>
-        <w:spacing w:after="0"/>
-        <w:rPr>
-          <w:lang w:eastAsia="ko-KR"/>
-          <w:rFonts w:hint="eastAsia"/>
+        <w:rPr>
           <w:sz w:val="8"/>
           <w:szCs w:val="8"/>
-          <w:rtl w:val="off"/>
         </w:rPr>
       </w:pPr>
     </w:p>
     <w:tbl>
       <w:tblPr>
         <w:tblStyle w:val="aa"/>
+        <w:tblW w:w="0" w:type="auto"/>
         <w:tblLook w:val="04A0" w:firstRow="1" w:lastRow="0" w:firstColumn="1" w:lastColumn="0" w:noHBand="0" w:noVBand="1"/>
-        <w:tblLayout w:type="autofit"/>
       </w:tblPr>
       <w:tblGrid>
-        <w:gridCol w:w="1836"/>
-        <w:gridCol w:w="1836"/>
-        <w:gridCol w:w="1836"/>
-        <w:gridCol w:w="1836"/>
-        <w:gridCol w:w="1836"/>
+        <w:gridCol w:w="1835"/>
+        <w:gridCol w:w="1835"/>
+        <w:gridCol w:w="1835"/>
+        <w:gridCol w:w="1835"/>
+        <w:gridCol w:w="1834"/>
       </w:tblGrid>
       <w:tr>
-        <w:trPr>
-          <w:cnfStyle w:val="100000000000" w:firstRow="1" w:lastRow="0" w:firstColumn="0" w:lastColumn="0" w:oddVBand="0" w:evenVBand="0" w:oddHBand="0" w:evenHBand="0" w:firstRowFirstColumn="0" w:firstRowLastColumn="0" w:lastRowFirstColumn="0" w:lastRowLastColumn="0"/>
-        </w:trPr>
-        <w:tc>
-          <w:tcPr>
-            <w:cnfStyle w:val="001000000000" w:firstRow="0" w:lastRow="0" w:firstColumn="1" w:lastColumn="0" w:oddVBand="0" w:evenVBand="0" w:oddHBand="0" w:evenHBand="0" w:firstRowFirstColumn="0" w:firstRowLastColumn="0" w:lastRowFirstColumn="0" w:lastRowLastColumn="0"/>
-            <w:tcW w:w="1836" w:type="dxa"/>
-          </w:tcPr>
-          <w:p>
-            <w:pPr>
-              <w:ind w:leftChars="0" w:left="0" w:hanging="0" w:firstLineChars="0" w:firstLine="0"/>
-              <w:wordWrap/>
-              <w:jc w:val="center"/>
-              <w:spacing w:after="0"/>
-              <w:rPr>
-                <w:lang w:eastAsia="ko-KR"/>
-                <w:rFonts w:hint="eastAsia"/>
-                <w:sz w:val="20"/>
-                <w:szCs w:val="20"/>
-                <w:rtl w:val="off"/>
-              </w:rPr>
-            </w:pPr>
-            <w:r>
-              <w:rPr>
-                <w:lang w:eastAsia="ko-KR"/>
-                <w:rFonts w:hint="eastAsia"/>
-                <w:sz w:val="20"/>
-                <w:szCs w:val="20"/>
-                <w:rtl w:val="off"/>
+        <w:tc>
+          <w:tcPr>
+            <w:tcW w:w="1836" w:type="dxa"/>
+          </w:tcPr>
+          <w:p>
+            <w:pPr>
+              <w:wordWrap/>
+              <w:jc w:val="center"/>
+              <w:rPr>
+                <w:sz w:val="20"/>
+                <w:szCs w:val="20"/>
+              </w:rPr>
+            </w:pPr>
+            <w:r>
+              <w:rPr>
+                <w:rFonts w:hint="eastAsia"/>
+                <w:sz w:val="20"/>
+                <w:szCs w:val="20"/>
               </w:rPr>
               <w:t>태스크</w:t>
             </w:r>
@@ -566,26 +519,18 @@
           </w:tcPr>
           <w:p>
             <w:pPr>
-              <w:cnfStyle w:val="100000000000" w:firstRow="1" w:lastRow="0" w:firstColumn="0" w:lastColumn="0" w:oddVBand="0" w:evenVBand="0" w:oddHBand="0" w:evenHBand="0" w:firstRowFirstColumn="0" w:firstRowLastColumn="0" w:lastRowFirstColumn="0" w:lastRowLastColumn="0"/>
-              <w:ind w:leftChars="0" w:left="0" w:hanging="0" w:firstLineChars="0" w:firstLine="0"/>
-              <w:wordWrap/>
-              <w:jc w:val="center"/>
-              <w:spacing w:after="0"/>
-              <w:rPr>
-                <w:lang w:eastAsia="ko-KR"/>
-                <w:rFonts w:hint="eastAsia"/>
-                <w:sz w:val="20"/>
-                <w:szCs w:val="20"/>
-                <w:rtl w:val="off"/>
-              </w:rPr>
-            </w:pPr>
-            <w:r>
-              <w:rPr>
-                <w:lang w:eastAsia="ko-KR"/>
-                <w:rFonts w:hint="eastAsia"/>
-                <w:sz w:val="20"/>
-                <w:szCs w:val="20"/>
-                <w:rtl w:val="off"/>
+              <w:wordWrap/>
+              <w:jc w:val="center"/>
+              <w:rPr>
+                <w:sz w:val="20"/>
+                <w:szCs w:val="20"/>
+              </w:rPr>
+            </w:pPr>
+            <w:r>
+              <w:rPr>
+                <w:rFonts w:hint="eastAsia"/>
+                <w:sz w:val="20"/>
+                <w:szCs w:val="20"/>
               </w:rPr>
               <w:t>계획시작일</w:t>
             </w:r>
@@ -597,26 +542,18 @@
           </w:tcPr>
           <w:p>
             <w:pPr>
-              <w:cnfStyle w:val="100000000000" w:firstRow="1" w:lastRow="0" w:firstColumn="0" w:lastColumn="0" w:oddVBand="0" w:evenVBand="0" w:oddHBand="0" w:evenHBand="0" w:firstRowFirstColumn="0" w:firstRowLastColumn="0" w:lastRowFirstColumn="0" w:lastRowLastColumn="0"/>
-              <w:ind w:leftChars="0" w:left="0" w:hanging="0" w:firstLineChars="0" w:firstLine="0"/>
-              <w:wordWrap/>
-              <w:jc w:val="center"/>
-              <w:spacing w:after="0"/>
-              <w:rPr>
-                <w:lang w:eastAsia="ko-KR"/>
-                <w:rFonts w:hint="eastAsia"/>
-                <w:sz w:val="20"/>
-                <w:szCs w:val="20"/>
-                <w:rtl w:val="off"/>
-              </w:rPr>
-            </w:pPr>
-            <w:r>
-              <w:rPr>
-                <w:lang w:eastAsia="ko-KR"/>
-                <w:rFonts w:hint="eastAsia"/>
-                <w:sz w:val="20"/>
-                <w:szCs w:val="20"/>
-                <w:rtl w:val="off"/>
+              <w:wordWrap/>
+              <w:jc w:val="center"/>
+              <w:rPr>
+                <w:sz w:val="20"/>
+                <w:szCs w:val="20"/>
+              </w:rPr>
+            </w:pPr>
+            <w:r>
+              <w:rPr>
+                <w:rFonts w:hint="eastAsia"/>
+                <w:sz w:val="20"/>
+                <w:szCs w:val="20"/>
               </w:rPr>
               <w:t>계획종료일</w:t>
             </w:r>
@@ -628,26 +565,18 @@
           </w:tcPr>
           <w:p>
             <w:pPr>
-              <w:cnfStyle w:val="100000000000" w:firstRow="1" w:lastRow="0" w:firstColumn="0" w:lastColumn="0" w:oddVBand="0" w:evenVBand="0" w:oddHBand="0" w:evenHBand="0" w:firstRowFirstColumn="0" w:firstRowLastColumn="0" w:lastRowFirstColumn="0" w:lastRowLastColumn="0"/>
-              <w:ind w:leftChars="0" w:left="0" w:hanging="0" w:firstLineChars="0" w:firstLine="0"/>
-              <w:wordWrap/>
-              <w:jc w:val="center"/>
-              <w:spacing w:after="0"/>
-              <w:rPr>
-                <w:lang w:eastAsia="ko-KR"/>
-                <w:rFonts w:hint="eastAsia"/>
-                <w:sz w:val="20"/>
-                <w:szCs w:val="20"/>
-                <w:rtl w:val="off"/>
-              </w:rPr>
-            </w:pPr>
-            <w:r>
-              <w:rPr>
-                <w:lang w:eastAsia="ko-KR"/>
-                <w:rFonts w:hint="eastAsia"/>
-                <w:sz w:val="20"/>
-                <w:szCs w:val="20"/>
-                <w:rtl w:val="off"/>
+              <w:wordWrap/>
+              <w:jc w:val="center"/>
+              <w:rPr>
+                <w:sz w:val="20"/>
+                <w:szCs w:val="20"/>
+              </w:rPr>
+            </w:pPr>
+            <w:r>
+              <w:rPr>
+                <w:rFonts w:hint="eastAsia"/>
+                <w:sz w:val="20"/>
+                <w:szCs w:val="20"/>
               </w:rPr>
               <w:t>계획진도율</w:t>
             </w:r>
@@ -659,26 +588,18 @@
           </w:tcPr>
           <w:p>
             <w:pPr>
-              <w:cnfStyle w:val="100000000000" w:firstRow="1" w:lastRow="0" w:firstColumn="0" w:lastColumn="0" w:oddVBand="0" w:evenVBand="0" w:oddHBand="0" w:evenHBand="0" w:firstRowFirstColumn="0" w:firstRowLastColumn="0" w:lastRowFirstColumn="0" w:lastRowLastColumn="0"/>
-              <w:ind w:leftChars="0" w:left="0" w:hanging="0" w:firstLineChars="0" w:firstLine="0"/>
-              <w:wordWrap/>
-              <w:jc w:val="center"/>
-              <w:spacing w:after="0"/>
-              <w:rPr>
-                <w:lang w:eastAsia="ko-KR"/>
-                <w:rFonts w:hint="eastAsia"/>
-                <w:sz w:val="20"/>
-                <w:szCs w:val="20"/>
-                <w:rtl w:val="off"/>
-              </w:rPr>
-            </w:pPr>
-            <w:r>
-              <w:rPr>
-                <w:lang w:eastAsia="ko-KR"/>
-                <w:rFonts w:hint="eastAsia"/>
-                <w:sz w:val="20"/>
-                <w:szCs w:val="20"/>
-                <w:rtl w:val="off"/>
+              <w:wordWrap/>
+              <w:jc w:val="center"/>
+              <w:rPr>
+                <w:sz w:val="20"/>
+                <w:szCs w:val="20"/>
+              </w:rPr>
+            </w:pPr>
+            <w:r>
+              <w:rPr>
+                <w:rFonts w:hint="eastAsia"/>
+                <w:sz w:val="20"/>
+                <w:szCs w:val="20"/>
               </w:rPr>
               <w:t>실제 진척도</w:t>
             </w:r>
@@ -688,30 +609,22 @@
       <w:tr>
         <w:tc>
           <w:tcPr>
-            <w:cnfStyle w:val="001000000000" w:firstRow="0" w:lastRow="0" w:firstColumn="1" w:lastColumn="0" w:oddVBand="0" w:evenVBand="0" w:oddHBand="0" w:evenHBand="0" w:firstRowFirstColumn="0" w:firstRowLastColumn="0" w:lastRowFirstColumn="0" w:lastRowLastColumn="0"/>
-            <w:tcW w:w="1836" w:type="dxa"/>
-          </w:tcPr>
-          <w:p>
-            <w:pPr>
-              <w:ind w:leftChars="0" w:left="0" w:hanging="0" w:firstLineChars="0" w:firstLine="0"/>
-              <w:wordWrap/>
-              <w:jc w:val="center"/>
-              <w:spacing w:after="0"/>
-              <w:rPr>
-                <w:lang w:eastAsia="ko-KR"/>
-                <w:rFonts w:hint="eastAsia"/>
-                <w:sz w:val="20"/>
-                <w:szCs w:val="20"/>
-                <w:rtl w:val="off"/>
-              </w:rPr>
-            </w:pPr>
-            <w:r>
-              <w:rPr>
-                <w:lang w:eastAsia="ko-KR"/>
-                <w:rFonts w:hint="eastAsia"/>
-                <w:sz w:val="20"/>
-                <w:szCs w:val="20"/>
-                <w:rtl w:val="off"/>
+            <w:tcW w:w="1836" w:type="dxa"/>
+          </w:tcPr>
+          <w:p>
+            <w:pPr>
+              <w:wordWrap/>
+              <w:jc w:val="center"/>
+              <w:rPr>
+                <w:sz w:val="20"/>
+                <w:szCs w:val="20"/>
+              </w:rPr>
+            </w:pPr>
+            <w:r>
+              <w:rPr>
+                <w:rFonts w:hint="eastAsia"/>
+                <w:sz w:val="20"/>
+                <w:szCs w:val="20"/>
               </w:rPr>
               <w:t>분석</w:t>
             </w:r>
@@ -723,25 +636,18 @@
           </w:tcPr>
           <w:p>
             <w:pPr>
-              <w:ind w:leftChars="0" w:left="0" w:hanging="0" w:firstLineChars="0" w:firstLine="0"/>
-              <w:wordWrap/>
-              <w:jc w:val="center"/>
-              <w:spacing w:after="0"/>
-              <w:rPr>
-                <w:lang w:eastAsia="ko-KR"/>
-                <w:rFonts w:hint="eastAsia"/>
-                <w:sz w:val="20"/>
-                <w:szCs w:val="20"/>
-                <w:rtl w:val="off"/>
-              </w:rPr>
-            </w:pPr>
-            <w:r>
-              <w:rPr>
-                <w:lang w:eastAsia="ko-KR"/>
-                <w:rFonts w:hint="eastAsia"/>
-                <w:sz w:val="20"/>
-                <w:szCs w:val="20"/>
-                <w:rtl w:val="off"/>
+              <w:wordWrap/>
+              <w:jc w:val="center"/>
+              <w:rPr>
+                <w:sz w:val="20"/>
+                <w:szCs w:val="20"/>
+              </w:rPr>
+            </w:pPr>
+            <w:r>
+              <w:rPr>
+                <w:rFonts w:hint="eastAsia"/>
+                <w:sz w:val="20"/>
+                <w:szCs w:val="20"/>
               </w:rPr>
               <w:t>26/03/03</w:t>
             </w:r>
@@ -753,25 +659,18 @@
           </w:tcPr>
           <w:p>
             <w:pPr>
-              <w:ind w:leftChars="0" w:left="0" w:hanging="0" w:firstLineChars="0" w:firstLine="0"/>
-              <w:wordWrap/>
-              <w:jc w:val="center"/>
-              <w:spacing w:after="0"/>
-              <w:rPr>
-                <w:lang w:eastAsia="ko-KR"/>
-                <w:rFonts w:hint="eastAsia"/>
-                <w:sz w:val="20"/>
-                <w:szCs w:val="20"/>
-                <w:rtl w:val="off"/>
-              </w:rPr>
-            </w:pPr>
-            <w:r>
-              <w:rPr>
-                <w:lang w:eastAsia="ko-KR"/>
-                <w:rFonts w:hint="eastAsia"/>
-                <w:sz w:val="20"/>
-                <w:szCs w:val="20"/>
-                <w:rtl w:val="off"/>
+              <w:wordWrap/>
+              <w:jc w:val="center"/>
+              <w:rPr>
+                <w:sz w:val="20"/>
+                <w:szCs w:val="20"/>
+              </w:rPr>
+            </w:pPr>
+            <w:r>
+              <w:rPr>
+                <w:rFonts w:hint="eastAsia"/>
+                <w:sz w:val="20"/>
+                <w:szCs w:val="20"/>
               </w:rPr>
               <w:t>26/03/16</w:t>
             </w:r>
@@ -783,25 +682,18 @@
           </w:tcPr>
           <w:p>
             <w:pPr>
-              <w:ind w:leftChars="0" w:left="0" w:hanging="0" w:firstLineChars="0" w:firstLine="0"/>
-              <w:wordWrap/>
-              <w:jc w:val="center"/>
-              <w:spacing w:after="0"/>
-              <w:rPr>
-                <w:lang w:eastAsia="ko-KR"/>
-                <w:rFonts w:hint="eastAsia"/>
-                <w:sz w:val="20"/>
-                <w:szCs w:val="20"/>
-                <w:rtl w:val="off"/>
-              </w:rPr>
-            </w:pPr>
-            <w:r>
-              <w:rPr>
-                <w:lang w:eastAsia="ko-KR"/>
-                <w:rFonts w:hint="eastAsia"/>
-                <w:sz w:val="20"/>
-                <w:szCs w:val="20"/>
-                <w:rtl w:val="off"/>
+              <w:wordWrap/>
+              <w:jc w:val="center"/>
+              <w:rPr>
+                <w:sz w:val="20"/>
+                <w:szCs w:val="20"/>
+              </w:rPr>
+            </w:pPr>
+            <w:r>
+              <w:rPr>
+                <w:rFonts w:hint="eastAsia"/>
+                <w:sz w:val="20"/>
+                <w:szCs w:val="20"/>
               </w:rPr>
               <w:t>10%</w:t>
             </w:r>
@@ -813,25 +705,18 @@
           </w:tcPr>
           <w:p>
             <w:pPr>
-              <w:ind w:leftChars="0" w:left="0" w:hanging="0" w:firstLineChars="0" w:firstLine="0"/>
-              <w:wordWrap/>
-              <w:jc w:val="center"/>
-              <w:spacing w:after="0"/>
-              <w:rPr>
-                <w:lang w:eastAsia="ko-KR"/>
-                <w:rFonts w:hint="eastAsia"/>
-                <w:sz w:val="20"/>
-                <w:szCs w:val="20"/>
-                <w:rtl w:val="off"/>
-              </w:rPr>
-            </w:pPr>
-            <w:r>
-              <w:rPr>
-                <w:lang w:eastAsia="ko-KR"/>
-                <w:rFonts w:hint="eastAsia"/>
-                <w:sz w:val="20"/>
-                <w:szCs w:val="20"/>
-                <w:rtl w:val="off"/>
+              <w:wordWrap/>
+              <w:jc w:val="center"/>
+              <w:rPr>
+                <w:sz w:val="20"/>
+                <w:szCs w:val="20"/>
+              </w:rPr>
+            </w:pPr>
+            <w:r>
+              <w:rPr>
+                <w:rFonts w:hint="eastAsia"/>
+                <w:sz w:val="20"/>
+                <w:szCs w:val="20"/>
               </w:rPr>
               <w:t>9%</w:t>
             </w:r>
@@ -841,30 +726,22 @@
       <w:tr>
         <w:tc>
           <w:tcPr>
-            <w:cnfStyle w:val="001000000000" w:firstRow="0" w:lastRow="0" w:firstColumn="1" w:lastColumn="0" w:oddVBand="0" w:evenVBand="0" w:oddHBand="0" w:evenHBand="0" w:firstRowFirstColumn="0" w:firstRowLastColumn="0" w:lastRowFirstColumn="0" w:lastRowLastColumn="0"/>
-            <w:tcW w:w="1836" w:type="dxa"/>
-          </w:tcPr>
-          <w:p>
-            <w:pPr>
-              <w:ind w:leftChars="0" w:left="0" w:hanging="0" w:firstLineChars="0" w:firstLine="0"/>
-              <w:wordWrap/>
-              <w:jc w:val="center"/>
-              <w:spacing w:after="0"/>
-              <w:rPr>
-                <w:lang w:eastAsia="ko-KR"/>
-                <w:rFonts w:hint="eastAsia"/>
-                <w:sz w:val="20"/>
-                <w:szCs w:val="20"/>
-                <w:rtl w:val="off"/>
-              </w:rPr>
-            </w:pPr>
-            <w:r>
-              <w:rPr>
-                <w:lang w:eastAsia="ko-KR"/>
-                <w:rFonts w:hint="eastAsia"/>
-                <w:sz w:val="20"/>
-                <w:szCs w:val="20"/>
-                <w:rtl w:val="off"/>
+            <w:tcW w:w="1836" w:type="dxa"/>
+          </w:tcPr>
+          <w:p>
+            <w:pPr>
+              <w:wordWrap/>
+              <w:jc w:val="center"/>
+              <w:rPr>
+                <w:sz w:val="20"/>
+                <w:szCs w:val="20"/>
+              </w:rPr>
+            </w:pPr>
+            <w:r>
+              <w:rPr>
+                <w:rFonts w:hint="eastAsia"/>
+                <w:sz w:val="20"/>
+                <w:szCs w:val="20"/>
               </w:rPr>
               <w:t>설계</w:t>
             </w:r>
@@ -876,25 +753,18 @@
           </w:tcPr>
           <w:p>
             <w:pPr>
-              <w:ind w:leftChars="0" w:left="0" w:hanging="0" w:firstLineChars="0" w:firstLine="0"/>
-              <w:wordWrap/>
-              <w:jc w:val="center"/>
-              <w:spacing w:after="0"/>
-              <w:rPr>
-                <w:lang w:eastAsia="ko-KR"/>
-                <w:rFonts w:hint="eastAsia"/>
-                <w:sz w:val="20"/>
-                <w:szCs w:val="20"/>
-                <w:rtl w:val="off"/>
-              </w:rPr>
-            </w:pPr>
-            <w:r>
-              <w:rPr>
-                <w:lang w:eastAsia="ko-KR"/>
-                <w:rFonts w:hint="eastAsia"/>
-                <w:sz w:val="20"/>
-                <w:szCs w:val="20"/>
-                <w:rtl w:val="off"/>
+              <w:wordWrap/>
+              <w:jc w:val="center"/>
+              <w:rPr>
+                <w:sz w:val="20"/>
+                <w:szCs w:val="20"/>
+              </w:rPr>
+            </w:pPr>
+            <w:r>
+              <w:rPr>
+                <w:rFonts w:hint="eastAsia"/>
+                <w:sz w:val="20"/>
+                <w:szCs w:val="20"/>
               </w:rPr>
               <w:t>26/03/10</w:t>
             </w:r>
@@ -906,25 +776,18 @@
           </w:tcPr>
           <w:p>
             <w:pPr>
-              <w:ind w:leftChars="0" w:left="0" w:hanging="0" w:firstLineChars="0" w:firstLine="0"/>
-              <w:wordWrap/>
-              <w:jc w:val="center"/>
-              <w:spacing w:after="0"/>
-              <w:rPr>
-                <w:lang w:eastAsia="ko-KR"/>
-                <w:rFonts w:hint="eastAsia"/>
-                <w:sz w:val="20"/>
-                <w:szCs w:val="20"/>
-                <w:rtl w:val="off"/>
-              </w:rPr>
-            </w:pPr>
-            <w:r>
-              <w:rPr>
-                <w:lang w:eastAsia="ko-KR"/>
-                <w:rFonts w:hint="eastAsia"/>
-                <w:sz w:val="20"/>
-                <w:szCs w:val="20"/>
-                <w:rtl w:val="off"/>
+              <w:wordWrap/>
+              <w:jc w:val="center"/>
+              <w:rPr>
+                <w:sz w:val="20"/>
+                <w:szCs w:val="20"/>
+              </w:rPr>
+            </w:pPr>
+            <w:r>
+              <w:rPr>
+                <w:rFonts w:hint="eastAsia"/>
+                <w:sz w:val="20"/>
+                <w:szCs w:val="20"/>
               </w:rPr>
               <w:t>26/04/15</w:t>
             </w:r>
@@ -936,28 +799,21 @@
           </w:tcPr>
           <w:p>
             <w:pPr>
-              <w:ind w:leftChars="0" w:left="0" w:hanging="0" w:firstLineChars="0" w:firstLine="0"/>
-              <w:wordWrap/>
-              <w:jc w:val="center"/>
               <w:tabs>
                 <w:tab w:val="left" w:pos="548"/>
               </w:tabs>
-              <w:spacing w:after="0"/>
-              <w:rPr>
-                <w:lang w:eastAsia="ko-KR"/>
-                <w:rFonts w:hint="eastAsia"/>
-                <w:sz w:val="20"/>
-                <w:szCs w:val="20"/>
-                <w:rtl w:val="off"/>
-              </w:rPr>
-            </w:pPr>
-            <w:r>
-              <w:rPr>
-                <w:lang w:eastAsia="ko-KR"/>
-                <w:rFonts w:hint="eastAsia"/>
-                <w:sz w:val="20"/>
-                <w:szCs w:val="20"/>
-                <w:rtl w:val="off"/>
+              <w:wordWrap/>
+              <w:jc w:val="center"/>
+              <w:rPr>
+                <w:sz w:val="20"/>
+                <w:szCs w:val="20"/>
+              </w:rPr>
+            </w:pPr>
+            <w:r>
+              <w:rPr>
+                <w:rFonts w:hint="eastAsia"/>
+                <w:sz w:val="20"/>
+                <w:szCs w:val="20"/>
               </w:rPr>
               <w:t>25%</w:t>
             </w:r>
@@ -969,25 +825,18 @@
           </w:tcPr>
           <w:p>
             <w:pPr>
-              <w:ind w:leftChars="0" w:left="0" w:hanging="0" w:firstLineChars="0" w:firstLine="0"/>
-              <w:wordWrap/>
-              <w:jc w:val="center"/>
-              <w:spacing w:after="0"/>
-              <w:rPr>
-                <w:lang w:eastAsia="ko-KR"/>
-                <w:rFonts w:hint="eastAsia"/>
-                <w:sz w:val="20"/>
-                <w:szCs w:val="20"/>
-                <w:rtl w:val="off"/>
-              </w:rPr>
-            </w:pPr>
-            <w:r>
-              <w:rPr>
-                <w:lang w:eastAsia="ko-KR"/>
-                <w:rFonts w:hint="eastAsia"/>
-                <w:sz w:val="20"/>
-                <w:szCs w:val="20"/>
-                <w:rtl w:val="off"/>
+              <w:wordWrap/>
+              <w:jc w:val="center"/>
+              <w:rPr>
+                <w:sz w:val="20"/>
+                <w:szCs w:val="20"/>
+              </w:rPr>
+            </w:pPr>
+            <w:r>
+              <w:rPr>
+                <w:rFonts w:hint="eastAsia"/>
+                <w:sz w:val="20"/>
+                <w:szCs w:val="20"/>
               </w:rPr>
               <w:t>7%</w:t>
             </w:r>
@@ -997,30 +846,22 @@
       <w:tr>
         <w:tc>
           <w:tcPr>
-            <w:cnfStyle w:val="001000000000" w:firstRow="0" w:lastRow="0" w:firstColumn="1" w:lastColumn="0" w:oddVBand="0" w:evenVBand="0" w:oddHBand="0" w:evenHBand="0" w:firstRowFirstColumn="0" w:firstRowLastColumn="0" w:lastRowFirstColumn="0" w:lastRowLastColumn="0"/>
-            <w:tcW w:w="1836" w:type="dxa"/>
-          </w:tcPr>
-          <w:p>
-            <w:pPr>
-              <w:ind w:leftChars="0" w:left="0" w:hanging="0" w:firstLineChars="0" w:firstLine="0"/>
-              <w:wordWrap/>
-              <w:jc w:val="center"/>
-              <w:spacing w:after="0"/>
-              <w:rPr>
-                <w:lang w:eastAsia="ko-KR"/>
-                <w:rFonts w:hint="eastAsia"/>
-                <w:sz w:val="20"/>
-                <w:szCs w:val="20"/>
-                <w:rtl w:val="off"/>
-              </w:rPr>
-            </w:pPr>
-            <w:r>
-              <w:rPr>
-                <w:lang w:eastAsia="ko-KR"/>
-                <w:rFonts w:hint="eastAsia"/>
-                <w:sz w:val="20"/>
-                <w:szCs w:val="20"/>
-                <w:rtl w:val="off"/>
+            <w:tcW w:w="1836" w:type="dxa"/>
+          </w:tcPr>
+          <w:p>
+            <w:pPr>
+              <w:wordWrap/>
+              <w:jc w:val="center"/>
+              <w:rPr>
+                <w:sz w:val="20"/>
+                <w:szCs w:val="20"/>
+              </w:rPr>
+            </w:pPr>
+            <w:r>
+              <w:rPr>
+                <w:rFonts w:hint="eastAsia"/>
+                <w:sz w:val="20"/>
+                <w:szCs w:val="20"/>
               </w:rPr>
               <w:t>개발</w:t>
             </w:r>
@@ -1032,25 +873,18 @@
           </w:tcPr>
           <w:p>
             <w:pPr>
-              <w:ind w:leftChars="0" w:left="0" w:hanging="0" w:firstLineChars="0" w:firstLine="0"/>
-              <w:wordWrap/>
-              <w:jc w:val="center"/>
-              <w:spacing w:after="0"/>
-              <w:rPr>
-                <w:lang w:eastAsia="ko-KR"/>
-                <w:rFonts w:hint="eastAsia"/>
-                <w:sz w:val="20"/>
-                <w:szCs w:val="20"/>
-                <w:rtl w:val="off"/>
-              </w:rPr>
-            </w:pPr>
-            <w:r>
-              <w:rPr>
-                <w:lang w:eastAsia="ko-KR"/>
-                <w:rFonts w:hint="eastAsia"/>
-                <w:sz w:val="20"/>
-                <w:szCs w:val="20"/>
-                <w:rtl w:val="off"/>
+              <w:wordWrap/>
+              <w:jc w:val="center"/>
+              <w:rPr>
+                <w:sz w:val="20"/>
+                <w:szCs w:val="20"/>
+              </w:rPr>
+            </w:pPr>
+            <w:r>
+              <w:rPr>
+                <w:rFonts w:hint="eastAsia"/>
+                <w:sz w:val="20"/>
+                <w:szCs w:val="20"/>
               </w:rPr>
               <w:t>26/03/10</w:t>
             </w:r>
@@ -1062,25 +896,18 @@
           </w:tcPr>
           <w:p>
             <w:pPr>
-              <w:ind w:leftChars="0" w:left="0" w:hanging="0" w:firstLineChars="0" w:firstLine="0"/>
-              <w:wordWrap/>
-              <w:jc w:val="center"/>
-              <w:spacing w:after="0"/>
-              <w:rPr>
-                <w:lang w:eastAsia="ko-KR"/>
-                <w:rFonts w:hint="eastAsia"/>
-                <w:sz w:val="20"/>
-                <w:szCs w:val="20"/>
-                <w:rtl w:val="off"/>
-              </w:rPr>
-            </w:pPr>
-            <w:r>
-              <w:rPr>
-                <w:lang w:eastAsia="ko-KR"/>
-                <w:rFonts w:hint="eastAsia"/>
-                <w:sz w:val="20"/>
-                <w:szCs w:val="20"/>
-                <w:rtl w:val="off"/>
+              <w:wordWrap/>
+              <w:jc w:val="center"/>
+              <w:rPr>
+                <w:sz w:val="20"/>
+                <w:szCs w:val="20"/>
+              </w:rPr>
+            </w:pPr>
+            <w:r>
+              <w:rPr>
+                <w:rFonts w:hint="eastAsia"/>
+                <w:sz w:val="20"/>
+                <w:szCs w:val="20"/>
               </w:rPr>
               <w:t>26/04/17</w:t>
             </w:r>
@@ -1092,25 +919,18 @@
           </w:tcPr>
           <w:p>
             <w:pPr>
-              <w:ind w:leftChars="0" w:left="0" w:hanging="0" w:firstLineChars="0" w:firstLine="0"/>
-              <w:wordWrap/>
-              <w:jc w:val="center"/>
-              <w:spacing w:after="0"/>
-              <w:rPr>
-                <w:lang w:eastAsia="ko-KR"/>
-                <w:rFonts w:hint="eastAsia"/>
-                <w:sz w:val="20"/>
-                <w:szCs w:val="20"/>
-                <w:rtl w:val="off"/>
-              </w:rPr>
-            </w:pPr>
-            <w:r>
-              <w:rPr>
-                <w:lang w:eastAsia="ko-KR"/>
-                <w:rFonts w:hint="eastAsia"/>
-                <w:sz w:val="20"/>
-                <w:szCs w:val="20"/>
-                <w:rtl w:val="off"/>
+              <w:wordWrap/>
+              <w:jc w:val="center"/>
+              <w:rPr>
+                <w:sz w:val="20"/>
+                <w:szCs w:val="20"/>
+              </w:rPr>
+            </w:pPr>
+            <w:r>
+              <w:rPr>
+                <w:rFonts w:hint="eastAsia"/>
+                <w:sz w:val="20"/>
+                <w:szCs w:val="20"/>
               </w:rPr>
               <w:t>40%</w:t>
             </w:r>
@@ -1122,25 +942,18 @@
           </w:tcPr>
           <w:p>
             <w:pPr>
-              <w:ind w:leftChars="0" w:left="0" w:hanging="0" w:firstLineChars="0" w:firstLine="0"/>
-              <w:wordWrap/>
-              <w:jc w:val="center"/>
-              <w:spacing w:after="0"/>
-              <w:rPr>
-                <w:lang w:eastAsia="ko-KR"/>
-                <w:rFonts w:hint="eastAsia"/>
-                <w:sz w:val="20"/>
-                <w:szCs w:val="20"/>
-                <w:rtl w:val="off"/>
-              </w:rPr>
-            </w:pPr>
-            <w:r>
-              <w:rPr>
-                <w:lang w:eastAsia="ko-KR"/>
-                <w:rFonts w:hint="eastAsia"/>
-                <w:sz w:val="20"/>
-                <w:szCs w:val="20"/>
-                <w:rtl w:val="off"/>
+              <w:wordWrap/>
+              <w:jc w:val="center"/>
+              <w:rPr>
+                <w:sz w:val="20"/>
+                <w:szCs w:val="20"/>
+              </w:rPr>
+            </w:pPr>
+            <w:r>
+              <w:rPr>
+                <w:rFonts w:hint="eastAsia"/>
+                <w:sz w:val="20"/>
+                <w:szCs w:val="20"/>
               </w:rPr>
               <w:t>0%</w:t>
             </w:r>
@@ -1150,30 +963,22 @@
       <w:tr>
         <w:tc>
           <w:tcPr>
-            <w:cnfStyle w:val="001000000000" w:firstRow="0" w:lastRow="0" w:firstColumn="1" w:lastColumn="0" w:oddVBand="0" w:evenVBand="0" w:oddHBand="0" w:evenHBand="0" w:firstRowFirstColumn="0" w:firstRowLastColumn="0" w:lastRowFirstColumn="0" w:lastRowLastColumn="0"/>
-            <w:tcW w:w="1836" w:type="dxa"/>
-          </w:tcPr>
-          <w:p>
-            <w:pPr>
-              <w:ind w:leftChars="0" w:left="0" w:hanging="0" w:firstLineChars="0" w:firstLine="0"/>
-              <w:wordWrap/>
-              <w:jc w:val="center"/>
-              <w:spacing w:after="0"/>
-              <w:rPr>
-                <w:lang w:eastAsia="ko-KR"/>
-                <w:rFonts w:hint="eastAsia"/>
-                <w:sz w:val="20"/>
-                <w:szCs w:val="20"/>
-                <w:rtl w:val="off"/>
-              </w:rPr>
-            </w:pPr>
-            <w:r>
-              <w:rPr>
-                <w:lang w:eastAsia="ko-KR"/>
-                <w:rFonts w:hint="eastAsia"/>
-                <w:sz w:val="20"/>
-                <w:szCs w:val="20"/>
-                <w:rtl w:val="off"/>
+            <w:tcW w:w="1836" w:type="dxa"/>
+          </w:tcPr>
+          <w:p>
+            <w:pPr>
+              <w:wordWrap/>
+              <w:jc w:val="center"/>
+              <w:rPr>
+                <w:sz w:val="20"/>
+                <w:szCs w:val="20"/>
+              </w:rPr>
+            </w:pPr>
+            <w:r>
+              <w:rPr>
+                <w:rFonts w:hint="eastAsia"/>
+                <w:sz w:val="20"/>
+                <w:szCs w:val="20"/>
               </w:rPr>
               <w:t>테스트</w:t>
             </w:r>
@@ -1185,25 +990,18 @@
           </w:tcPr>
           <w:p>
             <w:pPr>
-              <w:ind w:leftChars="0" w:left="0" w:hanging="0" w:firstLineChars="0" w:firstLine="0"/>
-              <w:wordWrap/>
-              <w:jc w:val="center"/>
-              <w:spacing w:after="0"/>
-              <w:rPr>
-                <w:lang w:eastAsia="ko-KR"/>
-                <w:rFonts w:hint="eastAsia"/>
-                <w:sz w:val="20"/>
-                <w:szCs w:val="20"/>
-                <w:rtl w:val="off"/>
-              </w:rPr>
-            </w:pPr>
-            <w:r>
-              <w:rPr>
-                <w:lang w:eastAsia="ko-KR"/>
-                <w:rFonts w:hint="eastAsia"/>
-                <w:sz w:val="20"/>
-                <w:szCs w:val="20"/>
-                <w:rtl w:val="off"/>
+              <w:wordWrap/>
+              <w:jc w:val="center"/>
+              <w:rPr>
+                <w:sz w:val="20"/>
+                <w:szCs w:val="20"/>
+              </w:rPr>
+            </w:pPr>
+            <w:r>
+              <w:rPr>
+                <w:rFonts w:hint="eastAsia"/>
+                <w:sz w:val="20"/>
+                <w:szCs w:val="20"/>
               </w:rPr>
               <w:t>26/04/13</w:t>
             </w:r>
@@ -1215,25 +1013,18 @@
           </w:tcPr>
           <w:p>
             <w:pPr>
-              <w:ind w:leftChars="0" w:left="0" w:hanging="0" w:firstLineChars="0" w:firstLine="0"/>
-              <w:wordWrap/>
-              <w:jc w:val="center"/>
-              <w:spacing w:after="0"/>
-              <w:rPr>
-                <w:lang w:eastAsia="ko-KR"/>
-                <w:rFonts w:hint="eastAsia"/>
-                <w:sz w:val="20"/>
-                <w:szCs w:val="20"/>
-                <w:rtl w:val="off"/>
-              </w:rPr>
-            </w:pPr>
-            <w:r>
-              <w:rPr>
-                <w:lang w:eastAsia="ko-KR"/>
-                <w:rFonts w:hint="eastAsia"/>
-                <w:sz w:val="20"/>
-                <w:szCs w:val="20"/>
-                <w:rtl w:val="off"/>
+              <w:wordWrap/>
+              <w:jc w:val="center"/>
+              <w:rPr>
+                <w:sz w:val="20"/>
+                <w:szCs w:val="20"/>
+              </w:rPr>
+            </w:pPr>
+            <w:r>
+              <w:rPr>
+                <w:rFonts w:hint="eastAsia"/>
+                <w:sz w:val="20"/>
+                <w:szCs w:val="20"/>
               </w:rPr>
               <w:t>26/04/29</w:t>
             </w:r>
@@ -1245,25 +1036,18 @@
           </w:tcPr>
           <w:p>
             <w:pPr>
-              <w:ind w:leftChars="0" w:left="0" w:hanging="0" w:firstLineChars="0" w:firstLine="0"/>
-              <w:wordWrap/>
-              <w:jc w:val="center"/>
-              <w:spacing w:after="0"/>
-              <w:rPr>
-                <w:lang w:eastAsia="ko-KR"/>
-                <w:rFonts w:hint="eastAsia"/>
-                <w:sz w:val="20"/>
-                <w:szCs w:val="20"/>
-                <w:rtl w:val="off"/>
-              </w:rPr>
-            </w:pPr>
-            <w:r>
-              <w:rPr>
-                <w:lang w:eastAsia="ko-KR"/>
-                <w:rFonts w:hint="eastAsia"/>
-                <w:sz w:val="20"/>
-                <w:szCs w:val="20"/>
-                <w:rtl w:val="off"/>
+              <w:wordWrap/>
+              <w:jc w:val="center"/>
+              <w:rPr>
+                <w:sz w:val="20"/>
+                <w:szCs w:val="20"/>
+              </w:rPr>
+            </w:pPr>
+            <w:r>
+              <w:rPr>
+                <w:rFonts w:hint="eastAsia"/>
+                <w:sz w:val="20"/>
+                <w:szCs w:val="20"/>
               </w:rPr>
               <w:t>15%</w:t>
             </w:r>
@@ -1275,25 +1059,18 @@
           </w:tcPr>
           <w:p>
             <w:pPr>
-              <w:ind w:leftChars="0" w:left="0" w:hanging="0" w:firstLineChars="0" w:firstLine="0"/>
-              <w:wordWrap/>
-              <w:jc w:val="center"/>
-              <w:spacing w:after="0"/>
-              <w:rPr>
-                <w:lang w:eastAsia="ko-KR"/>
-                <w:rFonts w:hint="eastAsia"/>
-                <w:sz w:val="20"/>
-                <w:szCs w:val="20"/>
-                <w:rtl w:val="off"/>
-              </w:rPr>
-            </w:pPr>
-            <w:r>
-              <w:rPr>
-                <w:lang w:eastAsia="ko-KR"/>
-                <w:rFonts w:hint="eastAsia"/>
-                <w:sz w:val="20"/>
-                <w:szCs w:val="20"/>
-                <w:rtl w:val="off"/>
+              <w:wordWrap/>
+              <w:jc w:val="center"/>
+              <w:rPr>
+                <w:sz w:val="20"/>
+                <w:szCs w:val="20"/>
+              </w:rPr>
+            </w:pPr>
+            <w:r>
+              <w:rPr>
+                <w:rFonts w:hint="eastAsia"/>
+                <w:sz w:val="20"/>
+                <w:szCs w:val="20"/>
               </w:rPr>
               <w:t>0%</w:t>
             </w:r>
@@ -1303,30 +1080,22 @@
       <w:tr>
         <w:tc>
           <w:tcPr>
-            <w:cnfStyle w:val="001000000000" w:firstRow="0" w:lastRow="0" w:firstColumn="1" w:lastColumn="0" w:oddVBand="0" w:evenVBand="0" w:oddHBand="0" w:evenHBand="0" w:firstRowFirstColumn="0" w:firstRowLastColumn="0" w:lastRowFirstColumn="0" w:lastRowLastColumn="0"/>
-            <w:tcW w:w="1836" w:type="dxa"/>
-          </w:tcPr>
-          <w:p>
-            <w:pPr>
-              <w:ind w:leftChars="0" w:left="0" w:hanging="0" w:firstLineChars="0" w:firstLine="0"/>
-              <w:wordWrap/>
-              <w:jc w:val="center"/>
-              <w:spacing w:after="0"/>
-              <w:rPr>
-                <w:lang w:eastAsia="ko-KR"/>
-                <w:rFonts w:hint="eastAsia"/>
-                <w:sz w:val="20"/>
-                <w:szCs w:val="20"/>
-                <w:rtl w:val="off"/>
-              </w:rPr>
-            </w:pPr>
-            <w:r>
-              <w:rPr>
-                <w:lang w:eastAsia="ko-KR"/>
-                <w:rFonts w:hint="eastAsia"/>
-                <w:sz w:val="20"/>
-                <w:szCs w:val="20"/>
-                <w:rtl w:val="off"/>
+            <w:tcW w:w="1836" w:type="dxa"/>
+          </w:tcPr>
+          <w:p>
+            <w:pPr>
+              <w:wordWrap/>
+              <w:jc w:val="center"/>
+              <w:rPr>
+                <w:sz w:val="20"/>
+                <w:szCs w:val="20"/>
+              </w:rPr>
+            </w:pPr>
+            <w:r>
+              <w:rPr>
+                <w:rFonts w:hint="eastAsia"/>
+                <w:sz w:val="20"/>
+                <w:szCs w:val="20"/>
               </w:rPr>
               <w:t>발표</w:t>
             </w:r>
@@ -1338,25 +1107,18 @@
           </w:tcPr>
           <w:p>
             <w:pPr>
-              <w:ind w:leftChars="0" w:left="0" w:hanging="0" w:firstLineChars="0" w:firstLine="0"/>
-              <w:wordWrap/>
-              <w:jc w:val="center"/>
-              <w:spacing w:after="0"/>
-              <w:rPr>
-                <w:lang w:eastAsia="ko-KR"/>
-                <w:rFonts w:hint="eastAsia"/>
-                <w:sz w:val="20"/>
-                <w:szCs w:val="20"/>
-                <w:rtl w:val="off"/>
-              </w:rPr>
-            </w:pPr>
-            <w:r>
-              <w:rPr>
-                <w:lang w:eastAsia="ko-KR"/>
-                <w:rFonts w:hint="eastAsia"/>
-                <w:sz w:val="20"/>
-                <w:szCs w:val="20"/>
-                <w:rtl w:val="off"/>
+              <w:wordWrap/>
+              <w:jc w:val="center"/>
+              <w:rPr>
+                <w:sz w:val="20"/>
+                <w:szCs w:val="20"/>
+              </w:rPr>
+            </w:pPr>
+            <w:r>
+              <w:rPr>
+                <w:rFonts w:hint="eastAsia"/>
+                <w:sz w:val="20"/>
+                <w:szCs w:val="20"/>
               </w:rPr>
               <w:t>26/04/27</w:t>
             </w:r>
@@ -1368,25 +1130,18 @@
           </w:tcPr>
           <w:p>
             <w:pPr>
-              <w:ind w:leftChars="0" w:left="0" w:hanging="0" w:firstLineChars="0" w:firstLine="0"/>
-              <w:wordWrap/>
-              <w:jc w:val="center"/>
-              <w:spacing w:after="0"/>
-              <w:rPr>
-                <w:lang w:eastAsia="ko-KR"/>
-                <w:rFonts w:hint="eastAsia"/>
-                <w:sz w:val="20"/>
-                <w:szCs w:val="20"/>
-                <w:rtl w:val="off"/>
-              </w:rPr>
-            </w:pPr>
-            <w:r>
-              <w:rPr>
-                <w:lang w:eastAsia="ko-KR"/>
-                <w:rFonts w:hint="eastAsia"/>
-                <w:sz w:val="20"/>
-                <w:szCs w:val="20"/>
-                <w:rtl w:val="off"/>
+              <w:wordWrap/>
+              <w:jc w:val="center"/>
+              <w:rPr>
+                <w:sz w:val="20"/>
+                <w:szCs w:val="20"/>
+              </w:rPr>
+            </w:pPr>
+            <w:r>
+              <w:rPr>
+                <w:rFonts w:hint="eastAsia"/>
+                <w:sz w:val="20"/>
+                <w:szCs w:val="20"/>
               </w:rPr>
               <w:t>26/05/06</w:t>
             </w:r>
@@ -1398,25 +1153,18 @@
           </w:tcPr>
           <w:p>
             <w:pPr>
-              <w:ind w:leftChars="0" w:left="0" w:hanging="0" w:firstLineChars="0" w:firstLine="0"/>
-              <w:wordWrap/>
-              <w:jc w:val="center"/>
-              <w:spacing w:after="0"/>
-              <w:rPr>
-                <w:lang w:eastAsia="ko-KR"/>
-                <w:rFonts w:hint="eastAsia"/>
-                <w:sz w:val="20"/>
-                <w:szCs w:val="20"/>
-                <w:rtl w:val="off"/>
-              </w:rPr>
-            </w:pPr>
-            <w:r>
-              <w:rPr>
-                <w:lang w:eastAsia="ko-KR"/>
-                <w:rFonts w:hint="eastAsia"/>
-                <w:sz w:val="20"/>
-                <w:szCs w:val="20"/>
-                <w:rtl w:val="off"/>
+              <w:wordWrap/>
+              <w:jc w:val="center"/>
+              <w:rPr>
+                <w:sz w:val="20"/>
+                <w:szCs w:val="20"/>
+              </w:rPr>
+            </w:pPr>
+            <w:r>
+              <w:rPr>
+                <w:rFonts w:hint="eastAsia"/>
+                <w:sz w:val="20"/>
+                <w:szCs w:val="20"/>
               </w:rPr>
               <w:t>10%</w:t>
             </w:r>
@@ -1428,25 +1176,18 @@
           </w:tcPr>
           <w:p>
             <w:pPr>
-              <w:ind w:leftChars="0" w:left="0" w:hanging="0" w:firstLineChars="0" w:firstLine="0"/>
-              <w:wordWrap/>
-              <w:jc w:val="center"/>
-              <w:spacing w:after="0"/>
-              <w:rPr>
-                <w:lang w:eastAsia="ko-KR"/>
-                <w:rFonts w:hint="eastAsia"/>
-                <w:sz w:val="20"/>
-                <w:szCs w:val="20"/>
-                <w:rtl w:val="off"/>
-              </w:rPr>
-            </w:pPr>
-            <w:r>
-              <w:rPr>
-                <w:lang w:eastAsia="ko-KR"/>
-                <w:rFonts w:hint="eastAsia"/>
-                <w:sz w:val="20"/>
-                <w:szCs w:val="20"/>
-                <w:rtl w:val="off"/>
+              <w:wordWrap/>
+              <w:jc w:val="center"/>
+              <w:rPr>
+                <w:sz w:val="20"/>
+                <w:szCs w:val="20"/>
+              </w:rPr>
+            </w:pPr>
+            <w:r>
+              <w:rPr>
+                <w:rFonts w:hint="eastAsia"/>
+                <w:sz w:val="20"/>
+                <w:szCs w:val="20"/>
               </w:rPr>
               <w:t>0%</w:t>
             </w:r>
@@ -1456,31 +1197,23 @@
       <w:tr>
         <w:tc>
           <w:tcPr>
-            <w:cnfStyle w:val="001000000000" w:firstRow="0" w:lastRow="0" w:firstColumn="1" w:lastColumn="0" w:oddVBand="0" w:evenVBand="0" w:oddHBand="0" w:evenHBand="0" w:firstRowFirstColumn="0" w:firstRowLastColumn="0" w:lastRowFirstColumn="0" w:lastRowLastColumn="0"/>
             <w:tcW w:w="5508" w:type="dxa"/>
             <w:gridSpan w:val="3"/>
           </w:tcPr>
           <w:p>
             <w:pPr>
-              <w:ind w:leftChars="0" w:left="0" w:hanging="0" w:firstLineChars="0" w:firstLine="0"/>
-              <w:wordWrap/>
-              <w:jc w:val="center"/>
-              <w:spacing w:after="0"/>
-              <w:rPr>
-                <w:lang w:eastAsia="ko-KR"/>
-                <w:rFonts w:hint="eastAsia"/>
-                <w:sz w:val="20"/>
-                <w:szCs w:val="20"/>
-                <w:rtl w:val="off"/>
-              </w:rPr>
-            </w:pPr>
-            <w:r>
-              <w:rPr>
-                <w:lang w:eastAsia="ko-KR"/>
-                <w:rFonts w:hint="eastAsia"/>
-                <w:sz w:val="20"/>
-                <w:szCs w:val="20"/>
-                <w:rtl w:val="off"/>
+              <w:wordWrap/>
+              <w:jc w:val="center"/>
+              <w:rPr>
+                <w:sz w:val="20"/>
+                <w:szCs w:val="20"/>
+              </w:rPr>
+            </w:pPr>
+            <w:r>
+              <w:rPr>
+                <w:rFonts w:hint="eastAsia"/>
+                <w:sz w:val="20"/>
+                <w:szCs w:val="20"/>
               </w:rPr>
               <w:t>합계</w:t>
             </w:r>
@@ -1492,25 +1225,18 @@
           </w:tcPr>
           <w:p>
             <w:pPr>
-              <w:ind w:leftChars="0" w:left="0" w:hanging="0" w:firstLineChars="0" w:firstLine="0"/>
-              <w:wordWrap/>
-              <w:jc w:val="center"/>
-              <w:spacing w:after="0"/>
-              <w:rPr>
-                <w:lang w:eastAsia="ko-KR"/>
-                <w:rFonts w:hint="eastAsia"/>
-                <w:sz w:val="20"/>
-                <w:szCs w:val="20"/>
-                <w:rtl w:val="off"/>
-              </w:rPr>
-            </w:pPr>
-            <w:r>
-              <w:rPr>
-                <w:lang w:eastAsia="ko-KR"/>
-                <w:rFonts w:hint="eastAsia"/>
-                <w:sz w:val="20"/>
-                <w:szCs w:val="20"/>
-                <w:rtl w:val="off"/>
+              <w:wordWrap/>
+              <w:jc w:val="center"/>
+              <w:rPr>
+                <w:sz w:val="20"/>
+                <w:szCs w:val="20"/>
+              </w:rPr>
+            </w:pPr>
+            <w:r>
+              <w:rPr>
+                <w:rFonts w:hint="eastAsia"/>
+                <w:sz w:val="20"/>
+                <w:szCs w:val="20"/>
               </w:rPr>
               <w:t>100%</w:t>
             </w:r>
@@ -1522,28 +1248,21 @@
           </w:tcPr>
           <w:p>
             <w:pPr>
-              <w:ind w:leftChars="0" w:left="0" w:hanging="0" w:firstLineChars="0" w:firstLine="0"/>
-              <w:wordWrap/>
-              <w:jc w:val="center"/>
               <w:tabs>
                 <w:tab w:val="center" w:pos="810"/>
               </w:tabs>
-              <w:spacing w:after="0"/>
-              <w:rPr>
-                <w:lang w:eastAsia="ko-KR"/>
-                <w:rFonts w:hint="eastAsia"/>
-                <w:sz w:val="20"/>
-                <w:szCs w:val="20"/>
-                <w:rtl w:val="off"/>
-              </w:rPr>
-            </w:pPr>
-            <w:r>
-              <w:rPr>
-                <w:lang w:eastAsia="ko-KR"/>
-                <w:rFonts w:hint="eastAsia"/>
-                <w:sz w:val="20"/>
-                <w:szCs w:val="20"/>
-                <w:rtl w:val="off"/>
+              <w:wordWrap/>
+              <w:jc w:val="center"/>
+              <w:rPr>
+                <w:sz w:val="20"/>
+                <w:szCs w:val="20"/>
+              </w:rPr>
+            </w:pPr>
+            <w:r>
+              <w:rPr>
+                <w:rFonts w:hint="eastAsia"/>
+                <w:sz w:val="20"/>
+                <w:szCs w:val="20"/>
               </w:rPr>
               <w:t>12%</w:t>
             </w:r>
@@ -1553,54 +1272,43 @@
     </w:tbl>
     <w:p>
       <w:pPr>
-        <w:ind w:firstLineChars="100" w:firstLine="200"/>
         <w:wordWrap/>
+        <w:spacing w:after="0"/>
+        <w:ind w:firstLineChars="100" w:firstLine="80"/>
         <w:jc w:val="both"/>
-        <w:spacing w:after="0"/>
-        <w:rPr>
-          <w:lang w:eastAsia="ko-KR"/>
-          <w:rFonts w:hint="eastAsia"/>
+        <w:rPr>
           <w:sz w:val="8"/>
           <w:szCs w:val="8"/>
-          <w:rtl w:val="off"/>
         </w:rPr>
       </w:pPr>
     </w:p>
     <w:p>
       <w:pPr>
+        <w:wordWrap/>
+        <w:spacing w:after="0"/>
         <w:ind w:firstLineChars="100" w:firstLine="200"/>
-        <w:wordWrap/>
         <w:jc w:val="both"/>
-        <w:spacing w:after="0"/>
-        <w:rPr>
-          <w:lang w:eastAsia="ko-KR"/>
-          <w:rFonts w:hint="eastAsia"/>
-          <w:sz w:val="20"/>
-          <w:szCs w:val="20"/>
-          <w:rtl w:val="off"/>
+        <w:rPr>
+          <w:sz w:val="20"/>
+          <w:szCs w:val="20"/>
         </w:rPr>
       </w:pPr>
     </w:p>
     <w:p>
       <w:pPr>
+        <w:wordWrap/>
+        <w:spacing w:after="0"/>
         <w:ind w:firstLineChars="100" w:firstLine="200"/>
-        <w:wordWrap/>
         <w:jc w:val="both"/>
-        <w:spacing w:after="0"/>
-        <w:rPr>
-          <w:lang w:eastAsia="ko-KR"/>
-          <w:rFonts w:hint="eastAsia"/>
-          <w:sz w:val="20"/>
-          <w:szCs w:val="20"/>
-          <w:rtl w:val="off"/>
+        <w:rPr>
+          <w:sz w:val="20"/>
+          <w:szCs w:val="20"/>
         </w:rPr>
       </w:pPr>
       <w:r>
         <w:rPr>
-          <w:lang w:eastAsia="ko-KR"/>
-          <w:sz w:val="20"/>
-          <w:szCs w:val="20"/>
-          <w:rtl w:val="off"/>
+          <w:sz w:val="20"/>
+          <w:szCs w:val="20"/>
         </w:rPr>
         <w:t>금주 진행 완료 내역</w:t>
       </w:r>
@@ -1610,20 +1318,15 @@
         <w:wordWrap/>
         <w:spacing w:after="0"/>
         <w:rPr>
-          <w:lang w:eastAsia="ko-KR"/>
+          <w:sz w:val="8"/>
+          <w:szCs w:val="8"/>
+        </w:rPr>
+      </w:pPr>
+      <w:r>
+        <w:rPr>
           <w:rFonts w:hint="eastAsia"/>
           <w:sz w:val="8"/>
           <w:szCs w:val="8"/>
-          <w:rtl w:val="off"/>
-        </w:rPr>
-      </w:pPr>
-      <w:r>
-        <w:rPr>
-          <w:lang w:eastAsia="ko-KR"/>
-          <w:rFonts w:hint="eastAsia"/>
-          <w:sz w:val="8"/>
-          <w:szCs w:val="8"/>
-          <w:rtl w:val="off"/>
         </w:rPr>
         <w:t xml:space="preserve"> </w:t>
       </w:r>
@@ -1631,45 +1334,34 @@
     <w:tbl>
       <w:tblPr>
         <w:tblStyle w:val="aa"/>
+        <w:tblW w:w="0" w:type="auto"/>
         <w:tblLook w:val="04A0" w:firstRow="1" w:lastRow="0" w:firstColumn="1" w:lastColumn="0" w:noHBand="0" w:noVBand="1"/>
-        <w:tblLayout w:type="autofit"/>
       </w:tblPr>
       <w:tblGrid>
-        <w:gridCol w:w="2156"/>
-        <w:gridCol w:w="1836"/>
-        <w:gridCol w:w="1836"/>
-        <w:gridCol w:w="3676"/>
+        <w:gridCol w:w="2132"/>
+        <w:gridCol w:w="1792"/>
+        <w:gridCol w:w="1792"/>
+        <w:gridCol w:w="3458"/>
       </w:tblGrid>
       <w:tr>
-        <w:trPr>
-          <w:cnfStyle w:val="100000000000" w:firstRow="1" w:lastRow="0" w:firstColumn="0" w:lastColumn="0" w:oddVBand="0" w:evenVBand="0" w:oddHBand="0" w:evenHBand="0" w:firstRowFirstColumn="0" w:firstRowLastColumn="0" w:lastRowFirstColumn="0" w:lastRowLastColumn="0"/>
-        </w:trPr>
-        <w:tc>
-          <w:tcPr>
-            <w:cnfStyle w:val="001000000000" w:firstRow="0" w:lastRow="0" w:firstColumn="1" w:lastColumn="0" w:oddVBand="0" w:evenVBand="0" w:oddHBand="0" w:evenHBand="0" w:firstRowFirstColumn="0" w:firstRowLastColumn="0" w:lastRowFirstColumn="0" w:lastRowLastColumn="0"/>
+        <w:tc>
+          <w:tcPr>
             <w:tcW w:w="2156" w:type="dxa"/>
           </w:tcPr>
           <w:p>
             <w:pPr>
-              <w:ind w:leftChars="0" w:left="0" w:hanging="0" w:firstLineChars="0" w:firstLine="0"/>
-              <w:wordWrap/>
-              <w:jc w:val="center"/>
-              <w:spacing w:after="0"/>
-              <w:rPr>
-                <w:lang w:eastAsia="ko-KR"/>
-                <w:rFonts w:hint="eastAsia"/>
-                <w:sz w:val="20"/>
-                <w:szCs w:val="20"/>
-                <w:rtl w:val="off"/>
-              </w:rPr>
-            </w:pPr>
-            <w:r>
-              <w:rPr>
-                <w:lang w:eastAsia="ko-KR"/>
-                <w:rFonts w:hint="eastAsia"/>
-                <w:sz w:val="20"/>
-                <w:szCs w:val="20"/>
-                <w:rtl w:val="off"/>
+              <w:wordWrap/>
+              <w:jc w:val="center"/>
+              <w:rPr>
+                <w:sz w:val="20"/>
+                <w:szCs w:val="20"/>
+              </w:rPr>
+            </w:pPr>
+            <w:r>
+              <w:rPr>
+                <w:rFonts w:hint="eastAsia"/>
+                <w:sz w:val="20"/>
+                <w:szCs w:val="20"/>
               </w:rPr>
               <w:t>태스크</w:t>
             </w:r>
@@ -1681,26 +1373,18 @@
           </w:tcPr>
           <w:p>
             <w:pPr>
-              <w:cnfStyle w:val="100000000000" w:firstRow="1" w:lastRow="0" w:firstColumn="0" w:lastColumn="0" w:oddVBand="0" w:evenVBand="0" w:oddHBand="0" w:evenHBand="0" w:firstRowFirstColumn="0" w:firstRowLastColumn="0" w:lastRowFirstColumn="0" w:lastRowLastColumn="0"/>
-              <w:ind w:leftChars="0" w:left="0" w:hanging="0" w:firstLineChars="0" w:firstLine="0"/>
-              <w:wordWrap/>
-              <w:jc w:val="center"/>
-              <w:spacing w:after="0"/>
-              <w:rPr>
-                <w:lang w:eastAsia="ko-KR"/>
-                <w:rFonts w:hint="eastAsia"/>
-                <w:sz w:val="20"/>
-                <w:szCs w:val="20"/>
-                <w:rtl w:val="off"/>
-              </w:rPr>
-            </w:pPr>
-            <w:r>
-              <w:rPr>
-                <w:lang w:eastAsia="ko-KR"/>
-                <w:rFonts w:hint="eastAsia"/>
-                <w:sz w:val="20"/>
-                <w:szCs w:val="20"/>
-                <w:rtl w:val="off"/>
+              <w:wordWrap/>
+              <w:jc w:val="center"/>
+              <w:rPr>
+                <w:sz w:val="20"/>
+                <w:szCs w:val="20"/>
+              </w:rPr>
+            </w:pPr>
+            <w:r>
+              <w:rPr>
+                <w:rFonts w:hint="eastAsia"/>
+                <w:sz w:val="20"/>
+                <w:szCs w:val="20"/>
               </w:rPr>
               <w:t>실제시작일</w:t>
             </w:r>
@@ -1712,26 +1396,18 @@
           </w:tcPr>
           <w:p>
             <w:pPr>
-              <w:cnfStyle w:val="100000000000" w:firstRow="1" w:lastRow="0" w:firstColumn="0" w:lastColumn="0" w:oddVBand="0" w:evenVBand="0" w:oddHBand="0" w:evenHBand="0" w:firstRowFirstColumn="0" w:firstRowLastColumn="0" w:lastRowFirstColumn="0" w:lastRowLastColumn="0"/>
-              <w:ind w:leftChars="0" w:left="0" w:hanging="0" w:firstLineChars="0" w:firstLine="0"/>
-              <w:wordWrap/>
-              <w:jc w:val="center"/>
-              <w:spacing w:after="0"/>
-              <w:rPr>
-                <w:lang w:eastAsia="ko-KR"/>
-                <w:rFonts w:hint="eastAsia"/>
-                <w:sz w:val="20"/>
-                <w:szCs w:val="20"/>
-                <w:rtl w:val="off"/>
-              </w:rPr>
-            </w:pPr>
-            <w:r>
-              <w:rPr>
-                <w:lang w:eastAsia="ko-KR"/>
-                <w:rFonts w:hint="eastAsia"/>
-                <w:sz w:val="20"/>
-                <w:szCs w:val="20"/>
-                <w:rtl w:val="off"/>
+              <w:wordWrap/>
+              <w:jc w:val="center"/>
+              <w:rPr>
+                <w:sz w:val="20"/>
+                <w:szCs w:val="20"/>
+              </w:rPr>
+            </w:pPr>
+            <w:r>
+              <w:rPr>
+                <w:rFonts w:hint="eastAsia"/>
+                <w:sz w:val="20"/>
+                <w:szCs w:val="20"/>
               </w:rPr>
               <w:t>실제종료일</w:t>
             </w:r>
@@ -1743,29 +1419,21 @@
           </w:tcPr>
           <w:p>
             <w:pPr>
-              <w:cnfStyle w:val="100000000000" w:firstRow="1" w:lastRow="0" w:firstColumn="0" w:lastColumn="0" w:oddVBand="0" w:evenVBand="0" w:oddHBand="0" w:evenHBand="0" w:firstRowFirstColumn="0" w:firstRowLastColumn="0" w:lastRowFirstColumn="0" w:lastRowLastColumn="0"/>
-              <w:ind w:leftChars="0" w:left="0" w:hanging="0" w:firstLineChars="0" w:firstLine="0"/>
-              <w:wordWrap/>
-              <w:jc w:val="center"/>
               <w:tabs>
                 <w:tab w:val="left" w:pos="728"/>
               </w:tabs>
-              <w:spacing w:after="0"/>
-              <w:rPr>
-                <w:lang w:eastAsia="ko-KR"/>
-                <w:rFonts w:hint="eastAsia"/>
-                <w:sz w:val="20"/>
-                <w:szCs w:val="20"/>
-                <w:rtl w:val="off"/>
-              </w:rPr>
-            </w:pPr>
-            <w:r>
-              <w:rPr>
-                <w:lang w:eastAsia="ko-KR"/>
-                <w:rFonts w:hint="eastAsia"/>
-                <w:sz w:val="20"/>
-                <w:szCs w:val="20"/>
-                <w:rtl w:val="off"/>
+              <w:wordWrap/>
+              <w:jc w:val="center"/>
+              <w:rPr>
+                <w:sz w:val="20"/>
+                <w:szCs w:val="20"/>
+              </w:rPr>
+            </w:pPr>
+            <w:r>
+              <w:rPr>
+                <w:rFonts w:hint="eastAsia"/>
+                <w:sz w:val="20"/>
+                <w:szCs w:val="20"/>
               </w:rPr>
               <w:t>비고</w:t>
             </w:r>
@@ -1773,33 +1441,24 @@
         </w:tc>
       </w:tr>
       <w:tr>
-        <w:trPr/>
-        <w:tc>
-          <w:tcPr>
-            <w:cnfStyle w:val="001000000000" w:firstRow="0" w:lastRow="0" w:firstColumn="1" w:lastColumn="0" w:oddVBand="0" w:evenVBand="0" w:oddHBand="0" w:evenHBand="0" w:firstRowFirstColumn="0" w:firstRowLastColumn="0" w:lastRowFirstColumn="0" w:lastRowLastColumn="0"/>
+        <w:tc>
+          <w:tcPr>
             <w:tcW w:w="2156" w:type="dxa"/>
           </w:tcPr>
           <w:p>
             <w:pPr>
-              <w:ind w:leftChars="0" w:left="0" w:hanging="0" w:firstLineChars="0" w:firstLine="0"/>
-              <w:wordWrap/>
-              <w:jc w:val="center"/>
-              <w:spacing w:after="0"/>
-              <w:rPr>
-                <w:lang w:eastAsia="ko-KR"/>
-                <w:rFonts w:hint="eastAsia"/>
-                <w:sz w:val="20"/>
-                <w:szCs w:val="20"/>
-                <w:rtl w:val="off"/>
-              </w:rPr>
-            </w:pPr>
-            <w:r>
-              <w:rPr>
-                <w:lang w:eastAsia="ko-KR"/>
-                <w:rFonts w:hint="eastAsia"/>
-                <w:sz w:val="20"/>
-                <w:szCs w:val="20"/>
-                <w:rtl w:val="off"/>
+              <w:wordWrap/>
+              <w:jc w:val="center"/>
+              <w:rPr>
+                <w:sz w:val="20"/>
+                <w:szCs w:val="20"/>
+              </w:rPr>
+            </w:pPr>
+            <w:r>
+              <w:rPr>
+                <w:rFonts w:hint="eastAsia"/>
+                <w:sz w:val="20"/>
+                <w:szCs w:val="20"/>
               </w:rPr>
               <w:t>주제선정</w:t>
             </w:r>
@@ -1811,25 +1470,18 @@
           </w:tcPr>
           <w:p>
             <w:pPr>
-              <w:ind w:leftChars="0" w:left="0" w:hanging="0" w:firstLineChars="0" w:firstLine="0"/>
-              <w:wordWrap/>
-              <w:jc w:val="center"/>
-              <w:spacing w:after="0"/>
-              <w:rPr>
-                <w:lang w:eastAsia="ko-KR"/>
-                <w:rFonts w:hint="eastAsia"/>
-                <w:sz w:val="20"/>
-                <w:szCs w:val="20"/>
-                <w:rtl w:val="off"/>
-              </w:rPr>
-            </w:pPr>
-            <w:r>
-              <w:rPr>
-                <w:lang w:eastAsia="ko-KR"/>
-                <w:rFonts w:hint="eastAsia"/>
-                <w:sz w:val="20"/>
-                <w:szCs w:val="20"/>
-                <w:rtl w:val="off"/>
+              <w:wordWrap/>
+              <w:jc w:val="center"/>
+              <w:rPr>
+                <w:sz w:val="20"/>
+                <w:szCs w:val="20"/>
+              </w:rPr>
+            </w:pPr>
+            <w:r>
+              <w:rPr>
+                <w:rFonts w:hint="eastAsia"/>
+                <w:sz w:val="20"/>
+                <w:szCs w:val="20"/>
               </w:rPr>
               <w:t>26/03/04</w:t>
             </w:r>
@@ -1841,25 +1493,18 @@
           </w:tcPr>
           <w:p>
             <w:pPr>
-              <w:ind w:leftChars="0" w:left="0" w:hanging="0" w:firstLineChars="0" w:firstLine="0"/>
-              <w:wordWrap/>
-              <w:jc w:val="center"/>
-              <w:spacing w:after="0"/>
-              <w:rPr>
-                <w:lang w:eastAsia="ko-KR"/>
-                <w:rFonts w:hint="eastAsia"/>
-                <w:sz w:val="20"/>
-                <w:szCs w:val="20"/>
-                <w:rtl w:val="off"/>
-              </w:rPr>
-            </w:pPr>
-            <w:r>
-              <w:rPr>
-                <w:lang w:eastAsia="ko-KR"/>
-                <w:rFonts w:hint="eastAsia"/>
-                <w:sz w:val="20"/>
-                <w:szCs w:val="20"/>
-                <w:rtl w:val="off"/>
+              <w:wordWrap/>
+              <w:jc w:val="center"/>
+              <w:rPr>
+                <w:sz w:val="20"/>
+                <w:szCs w:val="20"/>
+              </w:rPr>
+            </w:pPr>
+            <w:r>
+              <w:rPr>
+                <w:rFonts w:hint="eastAsia"/>
+                <w:sz w:val="20"/>
+                <w:szCs w:val="20"/>
               </w:rPr>
               <w:t>26/03/09</w:t>
             </w:r>
@@ -1871,49 +1516,35 @@
           </w:tcPr>
           <w:p>
             <w:pPr>
-              <w:ind w:leftChars="0" w:left="0" w:hanging="0" w:firstLineChars="0" w:firstLine="0"/>
-              <w:wordWrap/>
-              <w:jc w:val="center"/>
-              <w:spacing w:after="0"/>
-              <w:rPr>
-                <w:lang w:eastAsia="ko-KR"/>
-                <w:rFonts w:hint="eastAsia"/>
-                <w:sz w:val="20"/>
-                <w:szCs w:val="20"/>
-                <w:rtl w:val="off"/>
+              <w:wordWrap/>
+              <w:jc w:val="center"/>
+              <w:rPr>
+                <w:sz w:val="20"/>
+                <w:szCs w:val="20"/>
               </w:rPr>
             </w:pPr>
           </w:p>
         </w:tc>
       </w:tr>
       <w:tr>
-        <w:trPr/>
-        <w:tc>
-          <w:tcPr>
-            <w:cnfStyle w:val="001000000000" w:firstRow="0" w:lastRow="0" w:firstColumn="1" w:lastColumn="0" w:oddVBand="0" w:evenVBand="0" w:oddHBand="0" w:evenHBand="0" w:firstRowFirstColumn="0" w:firstRowLastColumn="0" w:lastRowFirstColumn="0" w:lastRowLastColumn="0"/>
+        <w:tc>
+          <w:tcPr>
             <w:tcW w:w="2156" w:type="dxa"/>
           </w:tcPr>
           <w:p>
             <w:pPr>
-              <w:ind w:leftChars="0" w:left="0" w:hanging="0" w:firstLineChars="0" w:firstLine="0"/>
-              <w:wordWrap/>
-              <w:jc w:val="center"/>
-              <w:spacing w:after="0"/>
-              <w:rPr>
-                <w:lang w:eastAsia="ko-KR"/>
-                <w:rFonts w:hint="eastAsia"/>
-                <w:sz w:val="20"/>
-                <w:szCs w:val="20"/>
-                <w:rtl w:val="off"/>
-              </w:rPr>
-            </w:pPr>
-            <w:r>
-              <w:rPr>
-                <w:lang w:eastAsia="ko-KR"/>
-                <w:rFonts w:hint="eastAsia"/>
-                <w:sz w:val="20"/>
-                <w:szCs w:val="20"/>
-                <w:rtl w:val="off"/>
+              <w:wordWrap/>
+              <w:jc w:val="center"/>
+              <w:rPr>
+                <w:sz w:val="20"/>
+                <w:szCs w:val="20"/>
+              </w:rPr>
+            </w:pPr>
+            <w:r>
+              <w:rPr>
+                <w:rFonts w:hint="eastAsia"/>
+                <w:sz w:val="20"/>
+                <w:szCs w:val="20"/>
               </w:rPr>
               <w:t>Full-stack Code</w:t>
             </w:r>
@@ -1925,25 +1556,18 @@
           </w:tcPr>
           <w:p>
             <w:pPr>
-              <w:ind w:leftChars="0" w:left="0" w:hanging="0" w:firstLineChars="0" w:firstLine="0"/>
-              <w:wordWrap/>
-              <w:jc w:val="center"/>
-              <w:spacing w:after="0"/>
-              <w:rPr>
-                <w:lang w:eastAsia="ko-KR"/>
-                <w:rFonts w:hint="eastAsia"/>
-                <w:sz w:val="20"/>
-                <w:szCs w:val="20"/>
-                <w:rtl w:val="off"/>
-              </w:rPr>
-            </w:pPr>
-            <w:r>
-              <w:rPr>
-                <w:lang w:eastAsia="ko-KR"/>
-                <w:rFonts w:hint="eastAsia"/>
-                <w:sz w:val="20"/>
-                <w:szCs w:val="20"/>
-                <w:rtl w:val="off"/>
+              <w:wordWrap/>
+              <w:jc w:val="center"/>
+              <w:rPr>
+                <w:sz w:val="20"/>
+                <w:szCs w:val="20"/>
+              </w:rPr>
+            </w:pPr>
+            <w:r>
+              <w:rPr>
+                <w:rFonts w:hint="eastAsia"/>
+                <w:sz w:val="20"/>
+                <w:szCs w:val="20"/>
               </w:rPr>
               <w:t>26/03/05</w:t>
             </w:r>
@@ -1955,25 +1579,18 @@
           </w:tcPr>
           <w:p>
             <w:pPr>
-              <w:ind w:leftChars="0" w:left="0" w:hanging="0" w:firstLineChars="0" w:firstLine="0"/>
-              <w:wordWrap/>
-              <w:jc w:val="center"/>
-              <w:spacing w:after="0"/>
-              <w:rPr>
-                <w:lang w:eastAsia="ko-KR"/>
-                <w:rFonts w:hint="eastAsia"/>
-                <w:sz w:val="20"/>
-                <w:szCs w:val="20"/>
-                <w:rtl w:val="off"/>
-              </w:rPr>
-            </w:pPr>
-            <w:r>
-              <w:rPr>
-                <w:lang w:eastAsia="ko-KR"/>
-                <w:rFonts w:hint="eastAsia"/>
-                <w:sz w:val="20"/>
-                <w:szCs w:val="20"/>
-                <w:rtl w:val="off"/>
+              <w:wordWrap/>
+              <w:jc w:val="center"/>
+              <w:rPr>
+                <w:sz w:val="20"/>
+                <w:szCs w:val="20"/>
+              </w:rPr>
+            </w:pPr>
+            <w:r>
+              <w:rPr>
+                <w:rFonts w:hint="eastAsia"/>
+                <w:sz w:val="20"/>
+                <w:szCs w:val="20"/>
               </w:rPr>
               <w:t>26/03/11</w:t>
             </w:r>
@@ -1985,52 +1602,38 @@
           </w:tcPr>
           <w:p>
             <w:pPr>
-              <w:ind w:leftChars="0" w:left="0" w:hanging="0" w:firstLineChars="0" w:firstLine="0"/>
-              <w:wordWrap/>
-              <w:jc w:val="center"/>
               <w:tabs>
                 <w:tab w:val="left" w:pos="548"/>
               </w:tabs>
-              <w:spacing w:after="0"/>
-              <w:rPr>
-                <w:lang w:eastAsia="ko-KR"/>
-                <w:rFonts w:hint="eastAsia"/>
-                <w:sz w:val="20"/>
-                <w:szCs w:val="20"/>
-                <w:rtl w:val="off"/>
+              <w:wordWrap/>
+              <w:jc w:val="center"/>
+              <w:rPr>
+                <w:sz w:val="20"/>
+                <w:szCs w:val="20"/>
               </w:rPr>
             </w:pPr>
           </w:p>
         </w:tc>
       </w:tr>
       <w:tr>
-        <w:trPr/>
-        <w:tc>
-          <w:tcPr>
-            <w:cnfStyle w:val="001000000000" w:firstRow="0" w:lastRow="0" w:firstColumn="1" w:lastColumn="0" w:oddVBand="0" w:evenVBand="0" w:oddHBand="0" w:evenHBand="0" w:firstRowFirstColumn="0" w:firstRowLastColumn="0" w:lastRowFirstColumn="0" w:lastRowLastColumn="0"/>
+        <w:tc>
+          <w:tcPr>
             <w:tcW w:w="2156" w:type="dxa"/>
           </w:tcPr>
           <w:p>
             <w:pPr>
-              <w:ind w:leftChars="0" w:left="0" w:hanging="0" w:firstLineChars="0" w:firstLine="0"/>
-              <w:wordWrap/>
-              <w:jc w:val="center"/>
-              <w:spacing w:after="0"/>
-              <w:rPr>
-                <w:lang w:eastAsia="ko-KR"/>
-                <w:rFonts w:hint="eastAsia"/>
-                <w:sz w:val="20"/>
-                <w:szCs w:val="20"/>
-                <w:rtl w:val="off"/>
-              </w:rPr>
-            </w:pPr>
-            <w:r>
-              <w:rPr>
-                <w:lang w:eastAsia="ko-KR"/>
-                <w:rFonts w:hint="eastAsia"/>
-                <w:sz w:val="20"/>
-                <w:szCs w:val="20"/>
-                <w:rtl w:val="off"/>
+              <w:wordWrap/>
+              <w:jc w:val="center"/>
+              <w:rPr>
+                <w:sz w:val="20"/>
+                <w:szCs w:val="20"/>
+              </w:rPr>
+            </w:pPr>
+            <w:r>
+              <w:rPr>
+                <w:rFonts w:hint="eastAsia"/>
+                <w:sz w:val="20"/>
+                <w:szCs w:val="20"/>
               </w:rPr>
               <w:t>팀 룰 및 파일공유</w:t>
             </w:r>
@@ -2042,25 +1645,18 @@
           </w:tcPr>
           <w:p>
             <w:pPr>
-              <w:ind w:leftChars="0" w:left="0" w:hanging="0" w:firstLineChars="0" w:firstLine="0"/>
-              <w:wordWrap/>
-              <w:jc w:val="center"/>
-              <w:spacing w:after="0"/>
-              <w:rPr>
-                <w:lang w:eastAsia="ko-KR"/>
-                <w:rFonts w:hint="eastAsia"/>
-                <w:sz w:val="20"/>
-                <w:szCs w:val="20"/>
-                <w:rtl w:val="off"/>
-              </w:rPr>
-            </w:pPr>
-            <w:r>
-              <w:rPr>
-                <w:lang w:eastAsia="ko-KR"/>
-                <w:rFonts w:hint="eastAsia"/>
-                <w:sz w:val="20"/>
-                <w:szCs w:val="20"/>
-                <w:rtl w:val="off"/>
+              <w:wordWrap/>
+              <w:jc w:val="center"/>
+              <w:rPr>
+                <w:sz w:val="20"/>
+                <w:szCs w:val="20"/>
+              </w:rPr>
+            </w:pPr>
+            <w:r>
+              <w:rPr>
+                <w:rFonts w:hint="eastAsia"/>
+                <w:sz w:val="20"/>
+                <w:szCs w:val="20"/>
               </w:rPr>
               <w:t>26/03/04</w:t>
             </w:r>
@@ -2072,25 +1668,18 @@
           </w:tcPr>
           <w:p>
             <w:pPr>
-              <w:ind w:leftChars="0" w:left="0" w:hanging="0" w:firstLineChars="0" w:firstLine="0"/>
-              <w:wordWrap/>
-              <w:jc w:val="center"/>
-              <w:spacing w:after="0"/>
-              <w:rPr>
-                <w:lang w:eastAsia="ko-KR"/>
-                <w:rFonts w:hint="eastAsia"/>
-                <w:sz w:val="20"/>
-                <w:szCs w:val="20"/>
-                <w:rtl w:val="off"/>
-              </w:rPr>
-            </w:pPr>
-            <w:r>
-              <w:rPr>
-                <w:lang w:eastAsia="ko-KR"/>
-                <w:rFonts w:hint="eastAsia"/>
-                <w:sz w:val="20"/>
-                <w:szCs w:val="20"/>
-                <w:rtl w:val="off"/>
+              <w:wordWrap/>
+              <w:jc w:val="center"/>
+              <w:rPr>
+                <w:sz w:val="20"/>
+                <w:szCs w:val="20"/>
+              </w:rPr>
+            </w:pPr>
+            <w:r>
+              <w:rPr>
+                <w:rFonts w:hint="eastAsia"/>
+                <w:sz w:val="20"/>
+                <w:szCs w:val="20"/>
               </w:rPr>
               <w:t>26/03/05</w:t>
             </w:r>
@@ -2102,49 +1691,35 @@
           </w:tcPr>
           <w:p>
             <w:pPr>
-              <w:ind w:leftChars="0" w:left="0" w:hanging="0" w:firstLineChars="0" w:firstLine="0"/>
-              <w:wordWrap/>
-              <w:jc w:val="center"/>
-              <w:spacing w:after="0"/>
-              <w:rPr>
-                <w:lang w:eastAsia="ko-KR"/>
-                <w:rFonts w:hint="eastAsia"/>
-                <w:sz w:val="20"/>
-                <w:szCs w:val="20"/>
-                <w:rtl w:val="off"/>
+              <w:wordWrap/>
+              <w:jc w:val="center"/>
+              <w:rPr>
+                <w:sz w:val="20"/>
+                <w:szCs w:val="20"/>
               </w:rPr>
             </w:pPr>
           </w:p>
         </w:tc>
       </w:tr>
       <w:tr>
-        <w:trPr/>
-        <w:tc>
-          <w:tcPr>
-            <w:cnfStyle w:val="001000000000" w:firstRow="0" w:lastRow="0" w:firstColumn="1" w:lastColumn="0" w:oddVBand="0" w:evenVBand="0" w:oddHBand="0" w:evenHBand="0" w:firstRowFirstColumn="0" w:firstRowLastColumn="0" w:lastRowFirstColumn="0" w:lastRowLastColumn="0"/>
+        <w:tc>
+          <w:tcPr>
             <w:tcW w:w="2156" w:type="dxa"/>
           </w:tcPr>
           <w:p>
             <w:pPr>
-              <w:ind w:leftChars="0" w:left="0" w:hanging="0" w:firstLineChars="0" w:firstLine="0"/>
-              <w:wordWrap/>
-              <w:jc w:val="center"/>
-              <w:spacing w:after="0"/>
-              <w:rPr>
-                <w:lang w:eastAsia="ko-KR"/>
-                <w:rFonts w:hint="eastAsia"/>
-                <w:sz w:val="20"/>
-                <w:szCs w:val="20"/>
-                <w:rtl w:val="off"/>
-              </w:rPr>
-            </w:pPr>
-            <w:r>
-              <w:rPr>
-                <w:lang w:eastAsia="ko-KR"/>
-                <w:rFonts w:hint="eastAsia"/>
-                <w:sz w:val="20"/>
-                <w:szCs w:val="20"/>
-                <w:rtl w:val="off"/>
+              <w:wordWrap/>
+              <w:jc w:val="center"/>
+              <w:rPr>
+                <w:sz w:val="20"/>
+                <w:szCs w:val="20"/>
+              </w:rPr>
+            </w:pPr>
+            <w:r>
+              <w:rPr>
+                <w:rFonts w:hint="eastAsia"/>
+                <w:sz w:val="20"/>
+                <w:szCs w:val="20"/>
               </w:rPr>
               <w:t>PBL 아이디어회의</w:t>
             </w:r>
@@ -2156,25 +1731,18 @@
           </w:tcPr>
           <w:p>
             <w:pPr>
-              <w:ind w:leftChars="0" w:left="0" w:hanging="0" w:firstLineChars="0" w:firstLine="0"/>
-              <w:wordWrap/>
-              <w:jc w:val="center"/>
-              <w:spacing w:after="0"/>
-              <w:rPr>
-                <w:lang w:eastAsia="ko-KR"/>
-                <w:rFonts w:hint="eastAsia"/>
-                <w:sz w:val="20"/>
-                <w:szCs w:val="20"/>
-                <w:rtl w:val="off"/>
-              </w:rPr>
-            </w:pPr>
-            <w:r>
-              <w:rPr>
-                <w:lang w:eastAsia="ko-KR"/>
-                <w:rFonts w:hint="eastAsia"/>
-                <w:sz w:val="20"/>
-                <w:szCs w:val="20"/>
-                <w:rtl w:val="off"/>
+              <w:wordWrap/>
+              <w:jc w:val="center"/>
+              <w:rPr>
+                <w:sz w:val="20"/>
+                <w:szCs w:val="20"/>
+              </w:rPr>
+            </w:pPr>
+            <w:r>
+              <w:rPr>
+                <w:rFonts w:hint="eastAsia"/>
+                <w:sz w:val="20"/>
+                <w:szCs w:val="20"/>
               </w:rPr>
               <w:t>26/03/09</w:t>
             </w:r>
@@ -2186,25 +1754,18 @@
           </w:tcPr>
           <w:p>
             <w:pPr>
-              <w:ind w:leftChars="0" w:left="0" w:hanging="0" w:firstLineChars="0" w:firstLine="0"/>
-              <w:wordWrap/>
-              <w:jc w:val="center"/>
-              <w:spacing w:after="0"/>
-              <w:rPr>
-                <w:lang w:eastAsia="ko-KR"/>
-                <w:rFonts w:hint="eastAsia"/>
-                <w:sz w:val="20"/>
-                <w:szCs w:val="20"/>
-                <w:rtl w:val="off"/>
-              </w:rPr>
-            </w:pPr>
-            <w:r>
-              <w:rPr>
-                <w:lang w:eastAsia="ko-KR"/>
-                <w:rFonts w:hint="eastAsia"/>
-                <w:sz w:val="20"/>
-                <w:szCs w:val="20"/>
-                <w:rtl w:val="off"/>
+              <w:wordWrap/>
+              <w:jc w:val="center"/>
+              <w:rPr>
+                <w:sz w:val="20"/>
+                <w:szCs w:val="20"/>
+              </w:rPr>
+            </w:pPr>
+            <w:r>
+              <w:rPr>
+                <w:rFonts w:hint="eastAsia"/>
+                <w:sz w:val="20"/>
+                <w:szCs w:val="20"/>
               </w:rPr>
               <w:t>26/03/10</w:t>
             </w:r>
@@ -2216,49 +1777,35 @@
           </w:tcPr>
           <w:p>
             <w:pPr>
-              <w:ind w:leftChars="0" w:left="0" w:hanging="0" w:firstLineChars="0" w:firstLine="0"/>
-              <w:wordWrap/>
-              <w:jc w:val="center"/>
-              <w:spacing w:after="0"/>
-              <w:rPr>
-                <w:lang w:eastAsia="ko-KR"/>
-                <w:rFonts w:hint="eastAsia"/>
-                <w:sz w:val="20"/>
-                <w:szCs w:val="20"/>
-                <w:rtl w:val="off"/>
+              <w:wordWrap/>
+              <w:jc w:val="center"/>
+              <w:rPr>
+                <w:sz w:val="20"/>
+                <w:szCs w:val="20"/>
               </w:rPr>
             </w:pPr>
           </w:p>
         </w:tc>
       </w:tr>
       <w:tr>
-        <w:trPr/>
-        <w:tc>
-          <w:tcPr>
-            <w:cnfStyle w:val="001000000000" w:firstRow="0" w:lastRow="0" w:firstColumn="1" w:lastColumn="0" w:oddVBand="0" w:evenVBand="0" w:oddHBand="0" w:evenHBand="0" w:firstRowFirstColumn="0" w:firstRowLastColumn="0" w:lastRowFirstColumn="0" w:lastRowLastColumn="0"/>
+        <w:tc>
+          <w:tcPr>
             <w:tcW w:w="2156" w:type="dxa"/>
           </w:tcPr>
           <w:p>
             <w:pPr>
-              <w:ind w:leftChars="0" w:left="0" w:hanging="0" w:firstLineChars="0" w:firstLine="0"/>
-              <w:wordWrap/>
-              <w:jc w:val="center"/>
-              <w:spacing w:after="0"/>
-              <w:rPr>
-                <w:lang w:eastAsia="ko-KR"/>
-                <w:rFonts w:hint="eastAsia"/>
-                <w:sz w:val="20"/>
-                <w:szCs w:val="20"/>
-                <w:rtl w:val="off"/>
-              </w:rPr>
-            </w:pPr>
-            <w:r>
-              <w:rPr>
-                <w:lang w:eastAsia="ko-KR"/>
-                <w:rFonts w:hint="eastAsia"/>
-                <w:sz w:val="20"/>
-                <w:szCs w:val="20"/>
-                <w:rtl w:val="off"/>
+              <w:wordWrap/>
+              <w:jc w:val="center"/>
+              <w:rPr>
+                <w:sz w:val="20"/>
+                <w:szCs w:val="20"/>
+              </w:rPr>
+            </w:pPr>
+            <w:r>
+              <w:rPr>
+                <w:rFonts w:hint="eastAsia"/>
+                <w:sz w:val="20"/>
+                <w:szCs w:val="20"/>
               </w:rPr>
               <w:t>프로젝트 수행계획서</w:t>
             </w:r>
@@ -2270,25 +1817,18 @@
           </w:tcPr>
           <w:p>
             <w:pPr>
-              <w:ind w:leftChars="0" w:left="0" w:hanging="0" w:firstLineChars="0" w:firstLine="0"/>
-              <w:wordWrap/>
-              <w:jc w:val="center"/>
-              <w:spacing w:after="0"/>
-              <w:rPr>
-                <w:lang w:eastAsia="ko-KR"/>
-                <w:rFonts w:hint="eastAsia"/>
-                <w:sz w:val="20"/>
-                <w:szCs w:val="20"/>
-                <w:rtl w:val="off"/>
-              </w:rPr>
-            </w:pPr>
-            <w:r>
-              <w:rPr>
-                <w:lang w:eastAsia="ko-KR"/>
-                <w:rFonts w:hint="eastAsia"/>
-                <w:sz w:val="20"/>
-                <w:szCs w:val="20"/>
-                <w:rtl w:val="off"/>
+              <w:wordWrap/>
+              <w:jc w:val="center"/>
+              <w:rPr>
+                <w:sz w:val="20"/>
+                <w:szCs w:val="20"/>
+              </w:rPr>
+            </w:pPr>
+            <w:r>
+              <w:rPr>
+                <w:rFonts w:hint="eastAsia"/>
+                <w:sz w:val="20"/>
+                <w:szCs w:val="20"/>
               </w:rPr>
               <w:t>26/03/09</w:t>
             </w:r>
@@ -2300,25 +1840,18 @@
           </w:tcPr>
           <w:p>
             <w:pPr>
-              <w:ind w:leftChars="0" w:left="0" w:hanging="0" w:firstLineChars="0" w:firstLine="0"/>
-              <w:wordWrap/>
-              <w:jc w:val="center"/>
-              <w:spacing w:after="0"/>
-              <w:rPr>
-                <w:lang w:eastAsia="ko-KR"/>
-                <w:rFonts w:hint="eastAsia"/>
-                <w:sz w:val="20"/>
-                <w:szCs w:val="20"/>
-                <w:rtl w:val="off"/>
-              </w:rPr>
-            </w:pPr>
-            <w:r>
-              <w:rPr>
-                <w:lang w:eastAsia="ko-KR"/>
-                <w:rFonts w:hint="eastAsia"/>
-                <w:sz w:val="20"/>
-                <w:szCs w:val="20"/>
-                <w:rtl w:val="off"/>
+              <w:wordWrap/>
+              <w:jc w:val="center"/>
+              <w:rPr>
+                <w:sz w:val="20"/>
+                <w:szCs w:val="20"/>
+              </w:rPr>
+            </w:pPr>
+            <w:r>
+              <w:rPr>
+                <w:rFonts w:hint="eastAsia"/>
+                <w:sz w:val="20"/>
+                <w:szCs w:val="20"/>
               </w:rPr>
               <w:t>26/03/10</w:t>
             </w:r>
@@ -2330,49 +1863,35 @@
           </w:tcPr>
           <w:p>
             <w:pPr>
-              <w:ind w:leftChars="0" w:left="0" w:hanging="0" w:firstLineChars="0" w:firstLine="0"/>
-              <w:wordWrap/>
-              <w:jc w:val="center"/>
-              <w:spacing w:after="0"/>
-              <w:rPr>
-                <w:lang w:eastAsia="ko-KR"/>
-                <w:rFonts w:hint="eastAsia"/>
-                <w:sz w:val="20"/>
-                <w:szCs w:val="20"/>
-                <w:rtl w:val="off"/>
+              <w:wordWrap/>
+              <w:jc w:val="center"/>
+              <w:rPr>
+                <w:sz w:val="20"/>
+                <w:szCs w:val="20"/>
               </w:rPr>
             </w:pPr>
           </w:p>
         </w:tc>
       </w:tr>
       <w:tr>
-        <w:trPr/>
-        <w:tc>
-          <w:tcPr>
-            <w:cnfStyle w:val="001000000000" w:firstRow="0" w:lastRow="0" w:firstColumn="1" w:lastColumn="0" w:oddVBand="0" w:evenVBand="0" w:oddHBand="0" w:evenHBand="0" w:firstRowFirstColumn="0" w:firstRowLastColumn="0" w:lastRowFirstColumn="0" w:lastRowLastColumn="0"/>
+        <w:tc>
+          <w:tcPr>
             <w:tcW w:w="2156" w:type="dxa"/>
           </w:tcPr>
           <w:p>
             <w:pPr>
-              <w:ind w:leftChars="0" w:left="0" w:hanging="0" w:firstLineChars="0" w:firstLine="0"/>
-              <w:wordWrap/>
-              <w:jc w:val="center"/>
-              <w:spacing w:after="0"/>
-              <w:rPr>
-                <w:lang w:eastAsia="ko-KR"/>
-                <w:rFonts w:hint="eastAsia"/>
-                <w:sz w:val="20"/>
-                <w:szCs w:val="20"/>
-                <w:rtl w:val="off"/>
-              </w:rPr>
-            </w:pPr>
-            <w:r>
-              <w:rPr>
-                <w:lang w:eastAsia="ko-KR"/>
-                <w:rFonts w:hint="eastAsia"/>
-                <w:sz w:val="20"/>
-                <w:szCs w:val="20"/>
-                <w:rtl w:val="off"/>
+              <w:wordWrap/>
+              <w:jc w:val="center"/>
+              <w:rPr>
+                <w:sz w:val="20"/>
+                <w:szCs w:val="20"/>
+              </w:rPr>
+            </w:pPr>
+            <w:r>
+              <w:rPr>
+                <w:rFonts w:hint="eastAsia"/>
+                <w:sz w:val="20"/>
+                <w:szCs w:val="20"/>
               </w:rPr>
               <w:t>WBS작성</w:t>
             </w:r>
@@ -2384,25 +1903,18 @@
           </w:tcPr>
           <w:p>
             <w:pPr>
-              <w:ind w:leftChars="0" w:left="0" w:hanging="0" w:firstLineChars="0" w:firstLine="0"/>
-              <w:wordWrap/>
-              <w:jc w:val="center"/>
-              <w:spacing w:after="0"/>
-              <w:rPr>
-                <w:lang w:eastAsia="ko-KR"/>
-                <w:rFonts w:hint="eastAsia"/>
-                <w:sz w:val="20"/>
-                <w:szCs w:val="20"/>
-                <w:rtl w:val="off"/>
-              </w:rPr>
-            </w:pPr>
-            <w:r>
-              <w:rPr>
-                <w:lang w:eastAsia="ko-KR"/>
-                <w:rFonts w:hint="eastAsia"/>
-                <w:sz w:val="20"/>
-                <w:szCs w:val="20"/>
-                <w:rtl w:val="off"/>
+              <w:wordWrap/>
+              <w:jc w:val="center"/>
+              <w:rPr>
+                <w:sz w:val="20"/>
+                <w:szCs w:val="20"/>
+              </w:rPr>
+            </w:pPr>
+            <w:r>
+              <w:rPr>
+                <w:rFonts w:hint="eastAsia"/>
+                <w:sz w:val="20"/>
+                <w:szCs w:val="20"/>
               </w:rPr>
               <w:t>26/03/09</w:t>
             </w:r>
@@ -2414,25 +1926,18 @@
           </w:tcPr>
           <w:p>
             <w:pPr>
-              <w:ind w:leftChars="0" w:left="0" w:hanging="0" w:firstLineChars="0" w:firstLine="0"/>
-              <w:wordWrap/>
-              <w:jc w:val="center"/>
-              <w:spacing w:after="0"/>
-              <w:rPr>
-                <w:lang w:eastAsia="ko-KR"/>
-                <w:rFonts w:hint="eastAsia"/>
-                <w:sz w:val="20"/>
-                <w:szCs w:val="20"/>
-                <w:rtl w:val="off"/>
-              </w:rPr>
-            </w:pPr>
-            <w:r>
-              <w:rPr>
-                <w:lang w:eastAsia="ko-KR"/>
-                <w:rFonts w:hint="eastAsia"/>
-                <w:sz w:val="20"/>
-                <w:szCs w:val="20"/>
-                <w:rtl w:val="off"/>
+              <w:wordWrap/>
+              <w:jc w:val="center"/>
+              <w:rPr>
+                <w:sz w:val="20"/>
+                <w:szCs w:val="20"/>
+              </w:rPr>
+            </w:pPr>
+            <w:r>
+              <w:rPr>
+                <w:rFonts w:hint="eastAsia"/>
+                <w:sz w:val="20"/>
+                <w:szCs w:val="20"/>
               </w:rPr>
               <w:t>26/03/10</w:t>
             </w:r>
@@ -2444,16 +1949,11 @@
           </w:tcPr>
           <w:p>
             <w:pPr>
-              <w:ind w:leftChars="0" w:left="0" w:hanging="0" w:firstLineChars="0" w:firstLine="0"/>
-              <w:wordWrap/>
-              <w:jc w:val="center"/>
-              <w:spacing w:after="0"/>
-              <w:rPr>
-                <w:lang w:eastAsia="ko-KR"/>
-                <w:rFonts w:hint="eastAsia"/>
-                <w:sz w:val="20"/>
-                <w:szCs w:val="20"/>
-                <w:rtl w:val="off"/>
+              <w:wordWrap/>
+              <w:jc w:val="center"/>
+              <w:rPr>
+                <w:sz w:val="20"/>
+                <w:szCs w:val="20"/>
               </w:rPr>
             </w:pPr>
           </w:p>
@@ -2462,30 +1962,22 @@
       <w:tr>
         <w:tc>
           <w:tcPr>
-            <w:cnfStyle w:val="001000000000" w:firstRow="0" w:lastRow="0" w:firstColumn="1" w:lastColumn="0" w:oddVBand="0" w:evenVBand="0" w:oddHBand="0" w:evenHBand="0" w:firstRowFirstColumn="0" w:firstRowLastColumn="0" w:lastRowFirstColumn="0" w:lastRowLastColumn="0"/>
             <w:tcW w:w="2156" w:type="dxa"/>
           </w:tcPr>
           <w:p>
             <w:pPr>
-              <w:ind w:leftChars="0" w:left="0" w:hanging="0" w:firstLineChars="0" w:firstLine="0"/>
-              <w:wordWrap/>
-              <w:jc w:val="center"/>
-              <w:spacing w:after="0"/>
-              <w:rPr>
-                <w:lang w:eastAsia="ko-KR"/>
-                <w:rFonts w:hint="eastAsia"/>
-                <w:sz w:val="20"/>
-                <w:szCs w:val="20"/>
-                <w:rtl w:val="off"/>
-              </w:rPr>
-            </w:pPr>
-            <w:r>
-              <w:rPr>
-                <w:lang w:eastAsia="ko-KR"/>
-                <w:rFonts w:hint="eastAsia"/>
-                <w:sz w:val="20"/>
-                <w:szCs w:val="20"/>
-                <w:rtl w:val="off"/>
+              <w:wordWrap/>
+              <w:jc w:val="center"/>
+              <w:rPr>
+                <w:sz w:val="20"/>
+                <w:szCs w:val="20"/>
+              </w:rPr>
+            </w:pPr>
+            <w:r>
+              <w:rPr>
+                <w:rFonts w:hint="eastAsia"/>
+                <w:sz w:val="20"/>
+                <w:szCs w:val="20"/>
               </w:rPr>
               <w:t>DataFlowDiagram</w:t>
             </w:r>
@@ -2497,25 +1989,18 @@
           </w:tcPr>
           <w:p>
             <w:pPr>
-              <w:ind w:leftChars="0" w:left="0" w:hanging="0" w:firstLineChars="0" w:firstLine="0"/>
-              <w:wordWrap/>
-              <w:jc w:val="center"/>
-              <w:spacing w:after="0"/>
-              <w:rPr>
-                <w:lang w:eastAsia="ko-KR"/>
-                <w:rFonts w:hint="eastAsia"/>
-                <w:sz w:val="20"/>
-                <w:szCs w:val="20"/>
-                <w:rtl w:val="off"/>
-              </w:rPr>
-            </w:pPr>
-            <w:r>
-              <w:rPr>
-                <w:lang w:eastAsia="ko-KR"/>
-                <w:rFonts w:hint="eastAsia"/>
-                <w:sz w:val="20"/>
-                <w:szCs w:val="20"/>
-                <w:rtl w:val="off"/>
+              <w:wordWrap/>
+              <w:jc w:val="center"/>
+              <w:rPr>
+                <w:sz w:val="20"/>
+                <w:szCs w:val="20"/>
+              </w:rPr>
+            </w:pPr>
+            <w:r>
+              <w:rPr>
+                <w:rFonts w:hint="eastAsia"/>
+                <w:sz w:val="20"/>
+                <w:szCs w:val="20"/>
               </w:rPr>
               <w:t>26/03/09</w:t>
             </w:r>
@@ -2527,25 +2012,18 @@
           </w:tcPr>
           <w:p>
             <w:pPr>
-              <w:ind w:leftChars="0" w:left="0" w:hanging="0" w:firstLineChars="0" w:firstLine="0"/>
-              <w:wordWrap/>
-              <w:jc w:val="center"/>
-              <w:spacing w:after="0"/>
-              <w:rPr>
-                <w:lang w:eastAsia="ko-KR"/>
-                <w:rFonts w:hint="eastAsia"/>
-                <w:sz w:val="20"/>
-                <w:szCs w:val="20"/>
-                <w:rtl w:val="off"/>
-              </w:rPr>
-            </w:pPr>
-            <w:r>
-              <w:rPr>
-                <w:lang w:eastAsia="ko-KR"/>
-                <w:rFonts w:hint="eastAsia"/>
-                <w:sz w:val="20"/>
-                <w:szCs w:val="20"/>
-                <w:rtl w:val="off"/>
+              <w:wordWrap/>
+              <w:jc w:val="center"/>
+              <w:rPr>
+                <w:sz w:val="20"/>
+                <w:szCs w:val="20"/>
+              </w:rPr>
+            </w:pPr>
+            <w:r>
+              <w:rPr>
+                <w:rFonts w:hint="eastAsia"/>
+                <w:sz w:val="20"/>
+                <w:szCs w:val="20"/>
               </w:rPr>
               <w:t>26/03/10</w:t>
             </w:r>
@@ -2557,16 +2035,11 @@
           </w:tcPr>
           <w:p>
             <w:pPr>
-              <w:ind w:leftChars="0" w:left="0" w:hanging="0" w:firstLineChars="0" w:firstLine="0"/>
-              <w:wordWrap/>
-              <w:jc w:val="center"/>
-              <w:spacing w:after="0"/>
-              <w:rPr>
-                <w:lang w:eastAsia="ko-KR"/>
-                <w:rFonts w:hint="eastAsia"/>
-                <w:sz w:val="20"/>
-                <w:szCs w:val="20"/>
-                <w:rtl w:val="off"/>
+              <w:wordWrap/>
+              <w:jc w:val="center"/>
+              <w:rPr>
+                <w:sz w:val="20"/>
+                <w:szCs w:val="20"/>
               </w:rPr>
             </w:pPr>
           </w:p>
@@ -2575,30 +2048,22 @@
       <w:tr>
         <w:tc>
           <w:tcPr>
-            <w:cnfStyle w:val="001000000000" w:firstRow="0" w:lastRow="0" w:firstColumn="1" w:lastColumn="0" w:oddVBand="0" w:evenVBand="0" w:oddHBand="0" w:evenHBand="0" w:firstRowFirstColumn="0" w:firstRowLastColumn="0" w:lastRowFirstColumn="0" w:lastRowLastColumn="0"/>
             <w:tcW w:w="2156" w:type="dxa"/>
           </w:tcPr>
           <w:p>
             <w:pPr>
-              <w:ind w:leftChars="0" w:left="0" w:hanging="0" w:firstLineChars="0" w:firstLine="0"/>
-              <w:wordWrap/>
-              <w:jc w:val="center"/>
-              <w:spacing w:after="0"/>
-              <w:rPr>
-                <w:lang w:eastAsia="ko-KR"/>
-                <w:rFonts w:hint="eastAsia"/>
-                <w:sz w:val="20"/>
-                <w:szCs w:val="20"/>
-                <w:rtl w:val="off"/>
-              </w:rPr>
-            </w:pPr>
-            <w:r>
-              <w:rPr>
-                <w:lang w:eastAsia="ko-KR"/>
-                <w:rFonts w:hint="eastAsia"/>
-                <w:sz w:val="20"/>
-                <w:szCs w:val="20"/>
-                <w:rtl w:val="off"/>
+              <w:wordWrap/>
+              <w:jc w:val="center"/>
+              <w:rPr>
+                <w:sz w:val="20"/>
+                <w:szCs w:val="20"/>
+              </w:rPr>
+            </w:pPr>
+            <w:r>
+              <w:rPr>
+                <w:rFonts w:hint="eastAsia"/>
+                <w:sz w:val="20"/>
+                <w:szCs w:val="20"/>
               </w:rPr>
               <w:t>공용화면 설계</w:t>
             </w:r>
@@ -2610,25 +2075,18 @@
           </w:tcPr>
           <w:p>
             <w:pPr>
-              <w:ind w:leftChars="0" w:left="0" w:hanging="0" w:firstLineChars="0" w:firstLine="0"/>
-              <w:wordWrap/>
-              <w:jc w:val="center"/>
-              <w:spacing w:after="0"/>
-              <w:rPr>
-                <w:lang w:eastAsia="ko-KR"/>
-                <w:rFonts w:hint="eastAsia"/>
-                <w:sz w:val="20"/>
-                <w:szCs w:val="20"/>
-                <w:rtl w:val="off"/>
-              </w:rPr>
-            </w:pPr>
-            <w:r>
-              <w:rPr>
-                <w:lang w:eastAsia="ko-KR"/>
-                <w:rFonts w:hint="eastAsia"/>
-                <w:sz w:val="20"/>
-                <w:szCs w:val="20"/>
-                <w:rtl w:val="off"/>
+              <w:wordWrap/>
+              <w:jc w:val="center"/>
+              <w:rPr>
+                <w:sz w:val="20"/>
+                <w:szCs w:val="20"/>
+              </w:rPr>
+            </w:pPr>
+            <w:r>
+              <w:rPr>
+                <w:rFonts w:hint="eastAsia"/>
+                <w:sz w:val="20"/>
+                <w:szCs w:val="20"/>
               </w:rPr>
               <w:t>26/03/10</w:t>
             </w:r>
@@ -2640,25 +2098,18 @@
           </w:tcPr>
           <w:p>
             <w:pPr>
-              <w:ind w:leftChars="0" w:left="0" w:hanging="0" w:firstLineChars="0" w:firstLine="0"/>
-              <w:wordWrap/>
-              <w:jc w:val="center"/>
-              <w:spacing w:after="0"/>
-              <w:rPr>
-                <w:lang w:eastAsia="ko-KR"/>
-                <w:rFonts w:hint="eastAsia"/>
-                <w:sz w:val="20"/>
-                <w:szCs w:val="20"/>
-                <w:rtl w:val="off"/>
-              </w:rPr>
-            </w:pPr>
-            <w:r>
-              <w:rPr>
-                <w:lang w:eastAsia="ko-KR"/>
-                <w:rFonts w:hint="eastAsia"/>
-                <w:sz w:val="20"/>
-                <w:szCs w:val="20"/>
-                <w:rtl w:val="off"/>
+              <w:wordWrap/>
+              <w:jc w:val="center"/>
+              <w:rPr>
+                <w:sz w:val="20"/>
+                <w:szCs w:val="20"/>
+              </w:rPr>
+            </w:pPr>
+            <w:r>
+              <w:rPr>
+                <w:rFonts w:hint="eastAsia"/>
+                <w:sz w:val="20"/>
+                <w:szCs w:val="20"/>
               </w:rPr>
               <w:t>26/03/11</w:t>
             </w:r>
@@ -2670,16 +2121,11 @@
           </w:tcPr>
           <w:p>
             <w:pPr>
-              <w:ind w:leftChars="0" w:left="0" w:hanging="0" w:firstLineChars="0" w:firstLine="0"/>
-              <w:wordWrap/>
-              <w:jc w:val="center"/>
-              <w:spacing w:after="0"/>
-              <w:rPr>
-                <w:lang w:eastAsia="ko-KR"/>
-                <w:rFonts w:hint="eastAsia"/>
-                <w:sz w:val="20"/>
-                <w:szCs w:val="20"/>
-                <w:rtl w:val="off"/>
+              <w:wordWrap/>
+              <w:jc w:val="center"/>
+              <w:rPr>
+                <w:sz w:val="20"/>
+                <w:szCs w:val="20"/>
               </w:rPr>
             </w:pPr>
           </w:p>
@@ -2697,22 +2143,19 @@
       </w:pPr>
       <w:r>
         <w:rPr>
-          <w:lang w:eastAsia="ko-KR"/>
           <w:rFonts w:hint="eastAsia"/>
           <w:sz w:val="20"/>
           <w:szCs w:val="20"/>
-          <w:rtl w:val="off"/>
         </w:rPr>
         <w:br w:type="column"/>
       </w:r>
       <w:r>
         <w:rPr>
-          <w:lang w:eastAsia="ko-KR"/>
           <w:rFonts w:hint="eastAsia"/>
           <w:sz w:val="20"/>
           <w:szCs w:val="20"/>
-          <w:rtl w:val="off"/>
-        </w:rPr>
+        </w:rPr>
+        <w:lastRenderedPageBreak/>
         <w:t xml:space="preserve">  차주 예정 내역</w:t>
       </w:r>
     </w:p>
@@ -2720,53 +2163,38 @@
       <w:tblPr>
         <w:tblStyle w:val="aa"/>
         <w:tblW w:w="9980" w:type="dxa"/>
+        <w:jc w:val="center"/>
         <w:tblLook w:val="04A0" w:firstRow="1" w:lastRow="0" w:firstColumn="1" w:lastColumn="0" w:noHBand="0" w:noVBand="1"/>
-        <w:jc w:val="center"/>
-        <w:tblLayout w:type="autofit"/>
-        <w:tblCellMar>
-          <w:top w:w="0" w:type="dxa"/>
-          <w:left w:w="108" w:type="dxa"/>
-          <w:bottom w:w="0" w:type="dxa"/>
-          <w:right w:w="108" w:type="dxa"/>
-        </w:tblCellMar>
       </w:tblPr>
       <w:tblGrid>
-        <w:gridCol w:w="1771"/>
+        <w:gridCol w:w="1772"/>
         <w:gridCol w:w="2171"/>
         <w:gridCol w:w="1508"/>
         <w:gridCol w:w="1508"/>
-        <w:gridCol w:w="3020"/>
+        <w:gridCol w:w="3021"/>
       </w:tblGrid>
       <w:tr>
         <w:trPr>
-          <w:cnfStyle w:val="100000000000" w:firstRow="1" w:lastRow="0" w:firstColumn="0" w:lastColumn="0" w:oddVBand="0" w:evenVBand="0" w:oddHBand="0" w:evenHBand="0" w:firstRowFirstColumn="0" w:firstRowLastColumn="0" w:lastRowFirstColumn="0" w:lastRowLastColumn="0"/>
+          <w:jc w:val="center"/>
         </w:trPr>
         <w:tc>
           <w:tcPr>
-            <w:cnfStyle w:val="001000000000" w:firstRow="0" w:lastRow="0" w:firstColumn="1" w:lastColumn="0" w:oddVBand="0" w:evenVBand="0" w:oddHBand="0" w:evenHBand="0" w:firstRowFirstColumn="0" w:firstRowLastColumn="0" w:lastRowFirstColumn="0" w:lastRowLastColumn="0"/>
             <w:tcW w:w="1771" w:type="dxa"/>
           </w:tcPr>
           <w:p>
             <w:pPr>
-              <w:ind w:leftChars="0" w:left="0" w:hanging="0" w:firstLineChars="0" w:firstLine="0"/>
-              <w:wordWrap/>
-              <w:jc w:val="center"/>
-              <w:spacing w:after="0"/>
-              <w:rPr>
-                <w:lang w:eastAsia="ko-KR"/>
-                <w:rFonts w:hint="eastAsia"/>
-                <w:sz w:val="20"/>
-                <w:szCs w:val="20"/>
-                <w:rtl w:val="off"/>
-              </w:rPr>
-            </w:pPr>
-            <w:r>
-              <w:rPr>
-                <w:lang w:eastAsia="ko-KR"/>
-                <w:rFonts w:hint="eastAsia"/>
-                <w:sz w:val="20"/>
-                <w:szCs w:val="20"/>
-                <w:rtl w:val="off"/>
+              <w:wordWrap/>
+              <w:jc w:val="center"/>
+              <w:rPr>
+                <w:sz w:val="20"/>
+                <w:szCs w:val="20"/>
+              </w:rPr>
+            </w:pPr>
+            <w:r>
+              <w:rPr>
+                <w:rFonts w:hint="eastAsia"/>
+                <w:sz w:val="20"/>
+                <w:szCs w:val="20"/>
               </w:rPr>
               <w:t>대분류</w:t>
             </w:r>
@@ -2774,30 +2202,22 @@
         </w:tc>
         <w:tc>
           <w:tcPr>
-            <w:cnfStyle w:val="001000000000" w:firstRow="0" w:lastRow="0" w:firstColumn="1" w:lastColumn="0" w:oddVBand="0" w:evenVBand="0" w:oddHBand="0" w:evenHBand="0" w:firstRowFirstColumn="0" w:firstRowLastColumn="0" w:lastRowFirstColumn="0" w:lastRowLastColumn="0"/>
             <w:tcW w:w="2171" w:type="dxa"/>
           </w:tcPr>
           <w:p>
             <w:pPr>
-              <w:ind w:leftChars="0" w:left="0" w:hanging="0" w:firstLineChars="0" w:firstLine="0"/>
-              <w:wordWrap/>
-              <w:jc w:val="center"/>
-              <w:spacing w:after="0"/>
-              <w:rPr>
-                <w:lang w:eastAsia="ko-KR"/>
-                <w:rFonts w:hint="eastAsia"/>
-                <w:sz w:val="20"/>
-                <w:szCs w:val="20"/>
-                <w:rtl w:val="off"/>
-              </w:rPr>
-            </w:pPr>
-            <w:r>
-              <w:rPr>
-                <w:lang w:eastAsia="ko-KR"/>
-                <w:rFonts w:hint="eastAsia"/>
-                <w:sz w:val="20"/>
-                <w:szCs w:val="20"/>
-                <w:rtl w:val="off"/>
+              <w:wordWrap/>
+              <w:jc w:val="center"/>
+              <w:rPr>
+                <w:sz w:val="20"/>
+                <w:szCs w:val="20"/>
+              </w:rPr>
+            </w:pPr>
+            <w:r>
+              <w:rPr>
+                <w:rFonts w:hint="eastAsia"/>
+                <w:sz w:val="20"/>
+                <w:szCs w:val="20"/>
               </w:rPr>
               <w:t>태스크</w:t>
             </w:r>
@@ -2809,26 +2229,18 @@
           </w:tcPr>
           <w:p>
             <w:pPr>
-              <w:cnfStyle w:val="100000000000" w:firstRow="1" w:lastRow="0" w:firstColumn="0" w:lastColumn="0" w:oddVBand="0" w:evenVBand="0" w:oddHBand="0" w:evenHBand="0" w:firstRowFirstColumn="0" w:firstRowLastColumn="0" w:lastRowFirstColumn="0" w:lastRowLastColumn="0"/>
-              <w:ind w:leftChars="0" w:left="0" w:hanging="0" w:firstLineChars="0" w:firstLine="0"/>
-              <w:wordWrap/>
-              <w:jc w:val="center"/>
-              <w:spacing w:after="0"/>
-              <w:rPr>
-                <w:lang w:eastAsia="ko-KR"/>
-                <w:rFonts w:hint="eastAsia"/>
-                <w:sz w:val="20"/>
-                <w:szCs w:val="20"/>
-                <w:rtl w:val="off"/>
-              </w:rPr>
-            </w:pPr>
-            <w:r>
-              <w:rPr>
-                <w:lang w:eastAsia="ko-KR"/>
-                <w:rFonts w:hint="eastAsia"/>
-                <w:sz w:val="20"/>
-                <w:szCs w:val="20"/>
-                <w:rtl w:val="off"/>
+              <w:wordWrap/>
+              <w:jc w:val="center"/>
+              <w:rPr>
+                <w:sz w:val="20"/>
+                <w:szCs w:val="20"/>
+              </w:rPr>
+            </w:pPr>
+            <w:r>
+              <w:rPr>
+                <w:rFonts w:hint="eastAsia"/>
+                <w:sz w:val="20"/>
+                <w:szCs w:val="20"/>
               </w:rPr>
               <w:t>계획시작일</w:t>
             </w:r>
@@ -2840,26 +2252,18 @@
           </w:tcPr>
           <w:p>
             <w:pPr>
-              <w:cnfStyle w:val="100000000000" w:firstRow="1" w:lastRow="0" w:firstColumn="0" w:lastColumn="0" w:oddVBand="0" w:evenVBand="0" w:oddHBand="0" w:evenHBand="0" w:firstRowFirstColumn="0" w:firstRowLastColumn="0" w:lastRowFirstColumn="0" w:lastRowLastColumn="0"/>
-              <w:ind w:leftChars="0" w:left="0" w:hanging="0" w:firstLineChars="0" w:firstLine="0"/>
-              <w:wordWrap/>
-              <w:jc w:val="center"/>
-              <w:spacing w:after="0"/>
-              <w:rPr>
-                <w:lang w:eastAsia="ko-KR"/>
-                <w:rFonts w:hint="eastAsia"/>
-                <w:sz w:val="20"/>
-                <w:szCs w:val="20"/>
-                <w:rtl w:val="off"/>
-              </w:rPr>
-            </w:pPr>
-            <w:r>
-              <w:rPr>
-                <w:lang w:eastAsia="ko-KR"/>
-                <w:rFonts w:hint="eastAsia"/>
-                <w:sz w:val="20"/>
-                <w:szCs w:val="20"/>
-                <w:rtl w:val="off"/>
+              <w:wordWrap/>
+              <w:jc w:val="center"/>
+              <w:rPr>
+                <w:sz w:val="20"/>
+                <w:szCs w:val="20"/>
+              </w:rPr>
+            </w:pPr>
+            <w:r>
+              <w:rPr>
+                <w:rFonts w:hint="eastAsia"/>
+                <w:sz w:val="20"/>
+                <w:szCs w:val="20"/>
               </w:rPr>
               <w:t>계획종료일</w:t>
             </w:r>
@@ -2871,29 +2275,21 @@
           </w:tcPr>
           <w:p>
             <w:pPr>
-              <w:cnfStyle w:val="100000000000" w:firstRow="1" w:lastRow="0" w:firstColumn="0" w:lastColumn="0" w:oddVBand="0" w:evenVBand="0" w:oddHBand="0" w:evenHBand="0" w:firstRowFirstColumn="0" w:firstRowLastColumn="0" w:lastRowFirstColumn="0" w:lastRowLastColumn="0"/>
-              <w:ind w:leftChars="0" w:left="0" w:hanging="0" w:firstLineChars="0" w:firstLine="0"/>
-              <w:wordWrap/>
-              <w:jc w:val="center"/>
               <w:tabs>
                 <w:tab w:val="left" w:pos="728"/>
               </w:tabs>
-              <w:spacing w:after="0"/>
-              <w:rPr>
-                <w:lang w:eastAsia="ko-KR"/>
-                <w:rFonts w:hint="eastAsia"/>
-                <w:sz w:val="20"/>
-                <w:szCs w:val="20"/>
-                <w:rtl w:val="off"/>
-              </w:rPr>
-            </w:pPr>
-            <w:r>
-              <w:rPr>
-                <w:lang w:eastAsia="ko-KR"/>
-                <w:rFonts w:hint="eastAsia"/>
-                <w:sz w:val="20"/>
-                <w:szCs w:val="20"/>
-                <w:rtl w:val="off"/>
+              <w:wordWrap/>
+              <w:jc w:val="center"/>
+              <w:rPr>
+                <w:sz w:val="20"/>
+                <w:szCs w:val="20"/>
+              </w:rPr>
+            </w:pPr>
+            <w:r>
+              <w:rPr>
+                <w:rFonts w:hint="eastAsia"/>
+                <w:sz w:val="20"/>
+                <w:szCs w:val="20"/>
               </w:rPr>
               <w:t>비고</w:t>
             </w:r>
@@ -2901,33 +2297,27 @@
         </w:tc>
       </w:tr>
       <w:tr>
-        <w:trPr/>
-        <w:tc>
-          <w:tcPr>
-            <w:cnfStyle w:val="001000000000" w:firstRow="0" w:lastRow="0" w:firstColumn="1" w:lastColumn="0" w:oddVBand="0" w:evenVBand="0" w:oddHBand="0" w:evenHBand="0" w:firstRowFirstColumn="0" w:firstRowLastColumn="0" w:lastRowFirstColumn="0" w:lastRowLastColumn="0"/>
+        <w:trPr>
+          <w:jc w:val="center"/>
+        </w:trPr>
+        <w:tc>
+          <w:tcPr>
             <w:tcW w:w="1771" w:type="dxa"/>
           </w:tcPr>
           <w:p>
             <w:pPr>
-              <w:ind w:leftChars="0" w:left="0" w:hanging="0" w:firstLineChars="0" w:firstLine="0"/>
-              <w:wordWrap/>
-              <w:jc w:val="center"/>
-              <w:spacing w:after="0"/>
-              <w:rPr>
-                <w:lang w:eastAsia="ko-KR"/>
-                <w:rFonts w:hint="eastAsia"/>
-                <w:sz w:val="20"/>
-                <w:szCs w:val="20"/>
-                <w:rtl w:val="off"/>
-              </w:rPr>
-            </w:pPr>
-            <w:r>
-              <w:rPr>
-                <w:lang w:eastAsia="ko-KR"/>
-                <w:rFonts w:hint="eastAsia"/>
-                <w:sz w:val="20"/>
-                <w:szCs w:val="20"/>
-                <w:rtl w:val="off"/>
+              <w:wordWrap/>
+              <w:jc w:val="center"/>
+              <w:rPr>
+                <w:sz w:val="20"/>
+                <w:szCs w:val="20"/>
+              </w:rPr>
+            </w:pPr>
+            <w:r>
+              <w:rPr>
+                <w:rFonts w:hint="eastAsia"/>
+                <w:sz w:val="20"/>
+                <w:szCs w:val="20"/>
               </w:rPr>
               <w:t>분석</w:t>
             </w:r>
@@ -2935,30 +2325,22 @@
         </w:tc>
         <w:tc>
           <w:tcPr>
-            <w:cnfStyle w:val="001000000000" w:firstRow="0" w:lastRow="0" w:firstColumn="1" w:lastColumn="0" w:oddVBand="0" w:evenVBand="0" w:oddHBand="0" w:evenHBand="0" w:firstRowFirstColumn="0" w:firstRowLastColumn="0" w:lastRowFirstColumn="0" w:lastRowLastColumn="0"/>
             <w:tcW w:w="2171" w:type="dxa"/>
           </w:tcPr>
           <w:p>
             <w:pPr>
-              <w:ind w:leftChars="0" w:left="0" w:hanging="0" w:firstLineChars="0" w:firstLine="0"/>
-              <w:wordWrap/>
-              <w:jc w:val="center"/>
-              <w:spacing w:after="0"/>
-              <w:rPr>
-                <w:lang w:eastAsia="ko-KR"/>
-                <w:rFonts w:hint="eastAsia"/>
-                <w:sz w:val="20"/>
-                <w:szCs w:val="20"/>
-                <w:rtl w:val="off"/>
-              </w:rPr>
-            </w:pPr>
-            <w:r>
-              <w:rPr>
-                <w:lang w:eastAsia="ko-KR"/>
-                <w:rFonts w:hint="eastAsia"/>
-                <w:sz w:val="20"/>
-                <w:szCs w:val="20"/>
-                <w:rtl w:val="off"/>
+              <w:wordWrap/>
+              <w:jc w:val="center"/>
+              <w:rPr>
+                <w:sz w:val="20"/>
+                <w:szCs w:val="20"/>
+              </w:rPr>
+            </w:pPr>
+            <w:r>
+              <w:rPr>
+                <w:rFonts w:hint="eastAsia"/>
+                <w:sz w:val="20"/>
+                <w:szCs w:val="20"/>
               </w:rPr>
               <w:t>개발표준지첨서v2</w:t>
             </w:r>
@@ -2972,11 +2354,8 @@
             <w:pPr>
               <w:jc w:val="center"/>
               <w:rPr>
-                <w:lang w:eastAsia="ko-KR"/>
-                <w:rFonts w:hint="eastAsia"/>
-                <w:sz w:val="20"/>
-                <w:szCs w:val="20"/>
-                <w:rtl w:val="off"/>
+                <w:sz w:val="20"/>
+                <w:szCs w:val="20"/>
               </w:rPr>
             </w:pPr>
             <w:r>
@@ -2996,11 +2375,8 @@
             <w:pPr>
               <w:jc w:val="center"/>
               <w:rPr>
-                <w:lang w:eastAsia="ko-KR"/>
-                <w:rFonts w:hint="eastAsia"/>
-                <w:sz w:val="20"/>
-                <w:szCs w:val="20"/>
-                <w:rtl w:val="off"/>
+                <w:sz w:val="20"/>
+                <w:szCs w:val="20"/>
               </w:rPr>
             </w:pPr>
             <w:r>
@@ -3018,50 +2394,39 @@
           </w:tcPr>
           <w:p>
             <w:pPr>
-              <w:ind w:leftChars="0" w:left="0" w:hanging="0" w:firstLineChars="0" w:firstLine="0"/>
-              <w:wordWrap/>
-              <w:jc w:val="center"/>
-              <w:spacing w:after="0"/>
-              <w:rPr>
-                <w:lang w:eastAsia="ko-KR"/>
-                <w:rFonts w:hint="eastAsia"/>
-                <w:sz w:val="20"/>
-                <w:szCs w:val="20"/>
-                <w:rtl w:val="off"/>
+              <w:wordWrap/>
+              <w:jc w:val="center"/>
+              <w:rPr>
+                <w:sz w:val="20"/>
+                <w:szCs w:val="20"/>
               </w:rPr>
             </w:pPr>
           </w:p>
         </w:tc>
       </w:tr>
       <w:tr>
-        <w:trPr/>
-        <w:tc>
-          <w:tcPr>
-            <w:cnfStyle w:val="001000000000" w:firstRow="0" w:lastRow="0" w:firstColumn="1" w:lastColumn="0" w:oddVBand="0" w:evenVBand="0" w:oddHBand="0" w:evenHBand="0" w:firstRowFirstColumn="0" w:firstRowLastColumn="0" w:lastRowFirstColumn="0" w:lastRowLastColumn="0"/>
+        <w:trPr>
+          <w:jc w:val="center"/>
+        </w:trPr>
+        <w:tc>
+          <w:tcPr>
             <w:tcW w:w="1771" w:type="dxa"/>
             <w:vMerge w:val="restart"/>
           </w:tcPr>
           <w:p>
             <w:pPr>
-              <w:ind w:leftChars="0" w:left="0" w:hanging="0" w:firstLineChars="0" w:firstLine="0"/>
-              <w:wordWrap/>
-              <w:jc w:val="center"/>
-              <w:spacing w:after="0"/>
-              <w:rPr>
-                <w:lang w:eastAsia="ko-KR"/>
-                <w:rFonts w:hint="eastAsia"/>
-                <w:sz w:val="20"/>
-                <w:szCs w:val="20"/>
-                <w:rtl w:val="off"/>
-              </w:rPr>
-            </w:pPr>
-            <w:r>
-              <w:rPr>
-                <w:lang w:eastAsia="ko-KR"/>
-                <w:rFonts w:hint="eastAsia"/>
-                <w:sz w:val="20"/>
-                <w:szCs w:val="20"/>
-                <w:rtl w:val="off"/>
+              <w:wordWrap/>
+              <w:jc w:val="center"/>
+              <w:rPr>
+                <w:sz w:val="20"/>
+                <w:szCs w:val="20"/>
+              </w:rPr>
+            </w:pPr>
+            <w:r>
+              <w:rPr>
+                <w:rFonts w:hint="eastAsia"/>
+                <w:sz w:val="20"/>
+                <w:szCs w:val="20"/>
               </w:rPr>
               <w:t>설계</w:t>
             </w:r>
@@ -3069,30 +2434,22 @@
         </w:tc>
         <w:tc>
           <w:tcPr>
-            <w:cnfStyle w:val="001000000000" w:firstRow="0" w:lastRow="0" w:firstColumn="1" w:lastColumn="0" w:oddVBand="0" w:evenVBand="0" w:oddHBand="0" w:evenHBand="0" w:firstRowFirstColumn="0" w:firstRowLastColumn="0" w:lastRowFirstColumn="0" w:lastRowLastColumn="0"/>
             <w:tcW w:w="2171" w:type="dxa"/>
           </w:tcPr>
           <w:p>
             <w:pPr>
-              <w:ind w:leftChars="0" w:left="0" w:hanging="0" w:firstLineChars="0" w:firstLine="0"/>
-              <w:wordWrap/>
-              <w:jc w:val="center"/>
-              <w:spacing w:after="0"/>
-              <w:rPr>
-                <w:lang w:eastAsia="ko-KR"/>
-                <w:rFonts w:hint="eastAsia"/>
-                <w:sz w:val="20"/>
-                <w:szCs w:val="20"/>
-                <w:rtl w:val="off"/>
-              </w:rPr>
-            </w:pPr>
-            <w:r>
-              <w:rPr>
-                <w:lang w:eastAsia="ko-KR"/>
-                <w:rFonts w:hint="eastAsia"/>
-                <w:sz w:val="20"/>
-                <w:szCs w:val="20"/>
-                <w:rtl w:val="off"/>
+              <w:wordWrap/>
+              <w:jc w:val="center"/>
+              <w:rPr>
+                <w:sz w:val="20"/>
+                <w:szCs w:val="20"/>
+              </w:rPr>
+            </w:pPr>
+            <w:r>
+              <w:rPr>
+                <w:rFonts w:hint="eastAsia"/>
+                <w:sz w:val="20"/>
+                <w:szCs w:val="20"/>
               </w:rPr>
               <w:t>로그인 화면</w:t>
             </w:r>
@@ -3106,11 +2463,8 @@
             <w:pPr>
               <w:jc w:val="center"/>
               <w:rPr>
-                <w:lang w:eastAsia="ko-KR"/>
-                <w:rFonts w:hint="eastAsia"/>
-                <w:sz w:val="20"/>
-                <w:szCs w:val="20"/>
-                <w:rtl w:val="off"/>
+                <w:sz w:val="20"/>
+                <w:szCs w:val="20"/>
               </w:rPr>
             </w:pPr>
             <w:r>
@@ -3130,11 +2484,8 @@
             <w:pPr>
               <w:jc w:val="center"/>
               <w:rPr>
-                <w:lang w:eastAsia="ko-KR"/>
-                <w:rFonts w:hint="eastAsia"/>
-                <w:sz w:val="20"/>
-                <w:szCs w:val="20"/>
-                <w:rtl w:val="off"/>
+                <w:sz w:val="20"/>
+                <w:szCs w:val="20"/>
               </w:rPr>
             </w:pPr>
             <w:r>
@@ -3152,74 +2503,57 @@
           </w:tcPr>
           <w:p>
             <w:pPr>
-              <w:ind w:leftChars="0" w:left="0" w:hanging="0" w:firstLineChars="0" w:firstLine="0"/>
-              <w:wordWrap/>
-              <w:jc w:val="center"/>
               <w:tabs>
                 <w:tab w:val="left" w:pos="548"/>
               </w:tabs>
-              <w:spacing w:after="0"/>
-              <w:rPr>
-                <w:lang w:eastAsia="ko-KR"/>
-                <w:rFonts w:hint="eastAsia"/>
-                <w:sz w:val="20"/>
-                <w:szCs w:val="20"/>
-                <w:rtl w:val="off"/>
+              <w:wordWrap/>
+              <w:jc w:val="center"/>
+              <w:rPr>
+                <w:sz w:val="20"/>
+                <w:szCs w:val="20"/>
               </w:rPr>
             </w:pPr>
           </w:p>
         </w:tc>
       </w:tr>
       <w:tr>
-        <w:trPr/>
-        <w:tc>
-          <w:tcPr>
-            <w:cnfStyle w:val="001000000000" w:firstRow="0" w:lastRow="0" w:firstColumn="1" w:lastColumn="0" w:oddVBand="0" w:evenVBand="0" w:oddHBand="0" w:evenHBand="0" w:firstRowFirstColumn="0" w:firstRowLastColumn="0" w:lastRowFirstColumn="0" w:lastRowLastColumn="0"/>
+        <w:trPr>
+          <w:jc w:val="center"/>
+        </w:trPr>
+        <w:tc>
+          <w:tcPr>
             <w:tcW w:w="1771" w:type="dxa"/>
-            <w:vMerge w:val="continue"/>
-          </w:tcPr>
-          <w:p>
-            <w:pPr>
-              <w:ind w:leftChars="0" w:left="0" w:hanging="0" w:firstLineChars="0" w:firstLine="0"/>
-              <w:wordWrap/>
-              <w:jc w:val="center"/>
-              <w:spacing w:after="0"/>
-              <w:rPr>
-                <w:lang w:eastAsia="ko-KR"/>
-                <w:rFonts w:hint="eastAsia"/>
-                <w:sz w:val="20"/>
-                <w:szCs w:val="20"/>
-                <w:rtl w:val="off"/>
-              </w:rPr>
-            </w:pPr>
-          </w:p>
-        </w:tc>
-        <w:tc>
-          <w:tcPr>
-            <w:cnfStyle w:val="001000000000" w:firstRow="0" w:lastRow="0" w:firstColumn="1" w:lastColumn="0" w:oddVBand="0" w:evenVBand="0" w:oddHBand="0" w:evenHBand="0" w:firstRowFirstColumn="0" w:firstRowLastColumn="0" w:lastRowFirstColumn="0" w:lastRowLastColumn="0"/>
+            <w:vMerge/>
+          </w:tcPr>
+          <w:p>
+            <w:pPr>
+              <w:wordWrap/>
+              <w:jc w:val="center"/>
+              <w:rPr>
+                <w:sz w:val="20"/>
+                <w:szCs w:val="20"/>
+              </w:rPr>
+            </w:pPr>
+          </w:p>
+        </w:tc>
+        <w:tc>
+          <w:tcPr>
             <w:tcW w:w="2171" w:type="dxa"/>
           </w:tcPr>
           <w:p>
             <w:pPr>
-              <w:ind w:leftChars="0" w:left="0" w:hanging="0" w:firstLineChars="0" w:firstLine="0"/>
-              <w:wordWrap/>
-              <w:jc w:val="center"/>
-              <w:spacing w:after="0"/>
-              <w:rPr>
-                <w:lang w:eastAsia="ko-KR"/>
-                <w:rFonts w:hint="eastAsia"/>
-                <w:sz w:val="20"/>
-                <w:szCs w:val="20"/>
-                <w:rtl w:val="off"/>
-              </w:rPr>
-            </w:pPr>
-            <w:r>
-              <w:rPr>
-                <w:lang w:eastAsia="ko-KR"/>
-                <w:rFonts w:hint="eastAsia"/>
-                <w:sz w:val="20"/>
-                <w:szCs w:val="20"/>
-                <w:rtl w:val="off"/>
+              <w:wordWrap/>
+              <w:jc w:val="center"/>
+              <w:rPr>
+                <w:sz w:val="20"/>
+                <w:szCs w:val="20"/>
+              </w:rPr>
+            </w:pPr>
+            <w:r>
+              <w:rPr>
+                <w:rFonts w:hint="eastAsia"/>
+                <w:sz w:val="20"/>
+                <w:szCs w:val="20"/>
               </w:rPr>
               <w:t>회원가입 화면</w:t>
             </w:r>
@@ -3233,11 +2567,8 @@
             <w:pPr>
               <w:jc w:val="center"/>
               <w:rPr>
-                <w:lang w:eastAsia="ko-KR"/>
-                <w:rFonts w:hint="eastAsia"/>
-                <w:sz w:val="20"/>
-                <w:szCs w:val="20"/>
-                <w:rtl w:val="off"/>
+                <w:sz w:val="20"/>
+                <w:szCs w:val="20"/>
               </w:rPr>
             </w:pPr>
             <w:r>
@@ -3257,11 +2588,8 @@
             <w:pPr>
               <w:jc w:val="center"/>
               <w:rPr>
-                <w:lang w:eastAsia="ko-KR"/>
-                <w:rFonts w:hint="eastAsia"/>
-                <w:sz w:val="20"/>
-                <w:szCs w:val="20"/>
-                <w:rtl w:val="off"/>
+                <w:sz w:val="20"/>
+                <w:szCs w:val="20"/>
               </w:rPr>
             </w:pPr>
             <w:r>
@@ -3279,71 +2607,54 @@
           </w:tcPr>
           <w:p>
             <w:pPr>
-              <w:ind w:leftChars="0" w:left="0" w:hanging="0" w:firstLineChars="0" w:firstLine="0"/>
-              <w:wordWrap/>
-              <w:jc w:val="center"/>
-              <w:spacing w:after="0"/>
-              <w:rPr>
-                <w:lang w:eastAsia="ko-KR"/>
-                <w:rFonts w:hint="eastAsia"/>
-                <w:sz w:val="20"/>
-                <w:szCs w:val="20"/>
-                <w:rtl w:val="off"/>
+              <w:wordWrap/>
+              <w:jc w:val="center"/>
+              <w:rPr>
+                <w:sz w:val="20"/>
+                <w:szCs w:val="20"/>
               </w:rPr>
             </w:pPr>
           </w:p>
         </w:tc>
       </w:tr>
       <w:tr>
-        <w:trPr/>
-        <w:tc>
-          <w:tcPr>
-            <w:cnfStyle w:val="001000000000" w:firstRow="0" w:lastRow="0" w:firstColumn="1" w:lastColumn="0" w:oddVBand="0" w:evenVBand="0" w:oddHBand="0" w:evenHBand="0" w:firstRowFirstColumn="0" w:firstRowLastColumn="0" w:lastRowFirstColumn="0" w:lastRowLastColumn="0"/>
+        <w:trPr>
+          <w:jc w:val="center"/>
+        </w:trPr>
+        <w:tc>
+          <w:tcPr>
             <w:tcW w:w="1771" w:type="dxa"/>
-            <w:vMerge w:val="continue"/>
-          </w:tcPr>
-          <w:p>
-            <w:pPr>
-              <w:ind w:leftChars="0" w:left="0" w:hanging="0" w:firstLineChars="0" w:firstLine="0"/>
-              <w:wordWrap/>
-              <w:jc w:val="center"/>
-              <w:spacing w:after="0"/>
-              <w:rPr>
-                <w:lang w:eastAsia="ko-KR"/>
-                <w:rFonts w:hint="eastAsia"/>
-                <w:sz w:val="20"/>
-                <w:szCs w:val="20"/>
-                <w:rtl w:val="off"/>
-              </w:rPr>
-            </w:pPr>
-          </w:p>
-        </w:tc>
-        <w:tc>
-          <w:tcPr>
-            <w:cnfStyle w:val="001000000000" w:firstRow="0" w:lastRow="0" w:firstColumn="1" w:lastColumn="0" w:oddVBand="0" w:evenVBand="0" w:oddHBand="0" w:evenHBand="0" w:firstRowFirstColumn="0" w:firstRowLastColumn="0" w:lastRowFirstColumn="0" w:lastRowLastColumn="0"/>
+            <w:vMerge/>
+          </w:tcPr>
+          <w:p>
+            <w:pPr>
+              <w:wordWrap/>
+              <w:jc w:val="center"/>
+              <w:rPr>
+                <w:sz w:val="20"/>
+                <w:szCs w:val="20"/>
+              </w:rPr>
+            </w:pPr>
+          </w:p>
+        </w:tc>
+        <w:tc>
+          <w:tcPr>
             <w:tcW w:w="2171" w:type="dxa"/>
           </w:tcPr>
           <w:p>
             <w:pPr>
-              <w:ind w:leftChars="0" w:left="0" w:hanging="0" w:firstLineChars="0" w:firstLine="0"/>
-              <w:wordWrap/>
-              <w:jc w:val="center"/>
-              <w:spacing w:after="0"/>
-              <w:rPr>
-                <w:lang w:eastAsia="ko-KR"/>
-                <w:rFonts w:hint="eastAsia"/>
-                <w:sz w:val="20"/>
-                <w:szCs w:val="20"/>
-                <w:rtl w:val="off"/>
-              </w:rPr>
-            </w:pPr>
-            <w:r>
-              <w:rPr>
-                <w:lang w:eastAsia="ko-KR"/>
-                <w:rFonts w:hint="eastAsia"/>
-                <w:sz w:val="20"/>
-                <w:szCs w:val="20"/>
-                <w:rtl w:val="off"/>
+              <w:wordWrap/>
+              <w:jc w:val="center"/>
+              <w:rPr>
+                <w:sz w:val="20"/>
+                <w:szCs w:val="20"/>
+              </w:rPr>
+            </w:pPr>
+            <w:r>
+              <w:rPr>
+                <w:rFonts w:hint="eastAsia"/>
+                <w:sz w:val="20"/>
+                <w:szCs w:val="20"/>
               </w:rPr>
               <w:t>CCTV 화면</w:t>
             </w:r>
@@ -3357,11 +2668,8 @@
             <w:pPr>
               <w:jc w:val="center"/>
               <w:rPr>
-                <w:lang w:eastAsia="ko-KR"/>
-                <w:rFonts w:hint="eastAsia"/>
-                <w:sz w:val="20"/>
-                <w:szCs w:val="20"/>
-                <w:rtl w:val="off"/>
+                <w:sz w:val="20"/>
+                <w:szCs w:val="20"/>
               </w:rPr>
             </w:pPr>
             <w:r>
@@ -3381,11 +2689,8 @@
             <w:pPr>
               <w:jc w:val="center"/>
               <w:rPr>
-                <w:lang w:eastAsia="ko-KR"/>
-                <w:rFonts w:hint="eastAsia"/>
-                <w:sz w:val="20"/>
-                <w:szCs w:val="20"/>
-                <w:rtl w:val="off"/>
+                <w:sz w:val="20"/>
+                <w:szCs w:val="20"/>
               </w:rPr>
             </w:pPr>
             <w:r>
@@ -3403,71 +2708,54 @@
           </w:tcPr>
           <w:p>
             <w:pPr>
-              <w:ind w:leftChars="0" w:left="0" w:hanging="0" w:firstLineChars="0" w:firstLine="0"/>
-              <w:wordWrap/>
-              <w:jc w:val="center"/>
-              <w:spacing w:after="0"/>
-              <w:rPr>
-                <w:lang w:eastAsia="ko-KR"/>
-                <w:rFonts w:hint="eastAsia"/>
-                <w:sz w:val="20"/>
-                <w:szCs w:val="20"/>
-                <w:rtl w:val="off"/>
+              <w:wordWrap/>
+              <w:jc w:val="center"/>
+              <w:rPr>
+                <w:sz w:val="20"/>
+                <w:szCs w:val="20"/>
               </w:rPr>
             </w:pPr>
           </w:p>
         </w:tc>
       </w:tr>
       <w:tr>
-        <w:trPr/>
-        <w:tc>
-          <w:tcPr>
-            <w:cnfStyle w:val="001000000000" w:firstRow="0" w:lastRow="0" w:firstColumn="1" w:lastColumn="0" w:oddVBand="0" w:evenVBand="0" w:oddHBand="0" w:evenHBand="0" w:firstRowFirstColumn="0" w:firstRowLastColumn="0" w:lastRowFirstColumn="0" w:lastRowLastColumn="0"/>
+        <w:trPr>
+          <w:jc w:val="center"/>
+        </w:trPr>
+        <w:tc>
+          <w:tcPr>
             <w:tcW w:w="1771" w:type="dxa"/>
-            <w:vMerge w:val="continue"/>
-          </w:tcPr>
-          <w:p>
-            <w:pPr>
-              <w:ind w:leftChars="0" w:left="0" w:hanging="0" w:firstLineChars="0" w:firstLine="0"/>
-              <w:wordWrap/>
-              <w:jc w:val="center"/>
-              <w:spacing w:after="0"/>
-              <w:rPr>
-                <w:lang w:eastAsia="ko-KR"/>
-                <w:rFonts w:hint="eastAsia"/>
-                <w:sz w:val="20"/>
-                <w:szCs w:val="20"/>
-                <w:rtl w:val="off"/>
-              </w:rPr>
-            </w:pPr>
-          </w:p>
-        </w:tc>
-        <w:tc>
-          <w:tcPr>
-            <w:cnfStyle w:val="001000000000" w:firstRow="0" w:lastRow="0" w:firstColumn="1" w:lastColumn="0" w:oddVBand="0" w:evenVBand="0" w:oddHBand="0" w:evenHBand="0" w:firstRowFirstColumn="0" w:firstRowLastColumn="0" w:lastRowFirstColumn="0" w:lastRowLastColumn="0"/>
+            <w:vMerge/>
+          </w:tcPr>
+          <w:p>
+            <w:pPr>
+              <w:wordWrap/>
+              <w:jc w:val="center"/>
+              <w:rPr>
+                <w:sz w:val="20"/>
+                <w:szCs w:val="20"/>
+              </w:rPr>
+            </w:pPr>
+          </w:p>
+        </w:tc>
+        <w:tc>
+          <w:tcPr>
             <w:tcW w:w="2171" w:type="dxa"/>
           </w:tcPr>
           <w:p>
             <w:pPr>
-              <w:ind w:leftChars="0" w:left="0" w:hanging="0" w:firstLineChars="0" w:firstLine="0"/>
-              <w:wordWrap/>
-              <w:jc w:val="center"/>
-              <w:spacing w:after="0"/>
-              <w:rPr>
-                <w:lang w:eastAsia="ko-KR"/>
-                <w:rFonts w:hint="eastAsia"/>
-                <w:sz w:val="20"/>
-                <w:szCs w:val="20"/>
-                <w:rtl w:val="off"/>
-              </w:rPr>
-            </w:pPr>
-            <w:r>
-              <w:rPr>
-                <w:lang w:eastAsia="ko-KR"/>
-                <w:rFonts w:hint="eastAsia"/>
-                <w:sz w:val="20"/>
-                <w:szCs w:val="20"/>
-                <w:rtl w:val="off"/>
+              <w:wordWrap/>
+              <w:jc w:val="center"/>
+              <w:rPr>
+                <w:sz w:val="20"/>
+                <w:szCs w:val="20"/>
+              </w:rPr>
+            </w:pPr>
+            <w:r>
+              <w:rPr>
+                <w:rFonts w:hint="eastAsia"/>
+                <w:sz w:val="20"/>
+                <w:szCs w:val="20"/>
               </w:rPr>
               <w:t>예지보전</w:t>
             </w:r>
@@ -3481,11 +2769,8 @@
             <w:pPr>
               <w:jc w:val="center"/>
               <w:rPr>
-                <w:lang w:eastAsia="ko-KR"/>
-                <w:rFonts w:hint="eastAsia"/>
-                <w:sz w:val="20"/>
-                <w:szCs w:val="20"/>
-                <w:rtl w:val="off"/>
+                <w:sz w:val="20"/>
+                <w:szCs w:val="20"/>
               </w:rPr>
             </w:pPr>
             <w:r>
@@ -3505,11 +2790,8 @@
             <w:pPr>
               <w:jc w:val="center"/>
               <w:rPr>
-                <w:lang w:eastAsia="ko-KR"/>
-                <w:rFonts w:hint="eastAsia"/>
-                <w:sz w:val="20"/>
-                <w:szCs w:val="20"/>
-                <w:rtl w:val="off"/>
+                <w:sz w:val="20"/>
+                <w:szCs w:val="20"/>
               </w:rPr>
             </w:pPr>
             <w:r>
@@ -3527,71 +2809,54 @@
           </w:tcPr>
           <w:p>
             <w:pPr>
-              <w:ind w:leftChars="0" w:left="0" w:hanging="0" w:firstLineChars="0" w:firstLine="0"/>
-              <w:wordWrap/>
-              <w:jc w:val="center"/>
-              <w:spacing w:after="0"/>
-              <w:rPr>
-                <w:lang w:eastAsia="ko-KR"/>
-                <w:rFonts w:hint="eastAsia"/>
-                <w:sz w:val="20"/>
-                <w:szCs w:val="20"/>
-                <w:rtl w:val="off"/>
+              <w:wordWrap/>
+              <w:jc w:val="center"/>
+              <w:rPr>
+                <w:sz w:val="20"/>
+                <w:szCs w:val="20"/>
               </w:rPr>
             </w:pPr>
           </w:p>
         </w:tc>
       </w:tr>
       <w:tr>
-        <w:trPr/>
-        <w:tc>
-          <w:tcPr>
-            <w:cnfStyle w:val="001000000000" w:firstRow="0" w:lastRow="0" w:firstColumn="1" w:lastColumn="0" w:oddVBand="0" w:evenVBand="0" w:oddHBand="0" w:evenHBand="0" w:firstRowFirstColumn="0" w:firstRowLastColumn="0" w:lastRowFirstColumn="0" w:lastRowLastColumn="0"/>
+        <w:trPr>
+          <w:jc w:val="center"/>
+        </w:trPr>
+        <w:tc>
+          <w:tcPr>
             <w:tcW w:w="1771" w:type="dxa"/>
-            <w:vMerge w:val="continue"/>
-          </w:tcPr>
-          <w:p>
-            <w:pPr>
-              <w:ind w:leftChars="0" w:left="0" w:hanging="0" w:firstLineChars="0" w:firstLine="0"/>
-              <w:wordWrap/>
-              <w:jc w:val="center"/>
-              <w:spacing w:after="0"/>
-              <w:rPr>
-                <w:lang w:eastAsia="ko-KR"/>
-                <w:rFonts w:hint="eastAsia"/>
-                <w:sz w:val="20"/>
-                <w:szCs w:val="20"/>
-                <w:rtl w:val="off"/>
-              </w:rPr>
-            </w:pPr>
-          </w:p>
-        </w:tc>
-        <w:tc>
-          <w:tcPr>
-            <w:cnfStyle w:val="001000000000" w:firstRow="0" w:lastRow="0" w:firstColumn="1" w:lastColumn="0" w:oddVBand="0" w:evenVBand="0" w:oddHBand="0" w:evenHBand="0" w:firstRowFirstColumn="0" w:firstRowLastColumn="0" w:lastRowFirstColumn="0" w:lastRowLastColumn="0"/>
+            <w:vMerge/>
+          </w:tcPr>
+          <w:p>
+            <w:pPr>
+              <w:wordWrap/>
+              <w:jc w:val="center"/>
+              <w:rPr>
+                <w:sz w:val="20"/>
+                <w:szCs w:val="20"/>
+              </w:rPr>
+            </w:pPr>
+          </w:p>
+        </w:tc>
+        <w:tc>
+          <w:tcPr>
             <w:tcW w:w="2171" w:type="dxa"/>
           </w:tcPr>
           <w:p>
             <w:pPr>
-              <w:ind w:leftChars="0" w:left="0" w:hanging="0" w:firstLineChars="0" w:firstLine="0"/>
-              <w:wordWrap/>
-              <w:jc w:val="center"/>
-              <w:spacing w:after="0"/>
-              <w:rPr>
-                <w:lang w:eastAsia="ko-KR"/>
-                <w:rFonts w:hint="eastAsia"/>
-                <w:sz w:val="20"/>
-                <w:szCs w:val="20"/>
-                <w:rtl w:val="off"/>
-              </w:rPr>
-            </w:pPr>
-            <w:r>
-              <w:rPr>
-                <w:lang w:eastAsia="ko-KR"/>
-                <w:rFonts w:hint="eastAsia"/>
-                <w:sz w:val="20"/>
-                <w:szCs w:val="20"/>
-                <w:rtl w:val="off"/>
+              <w:wordWrap/>
+              <w:jc w:val="center"/>
+              <w:rPr>
+                <w:sz w:val="20"/>
+                <w:szCs w:val="20"/>
+              </w:rPr>
+            </w:pPr>
+            <w:r>
+              <w:rPr>
+                <w:rFonts w:hint="eastAsia"/>
+                <w:sz w:val="20"/>
+                <w:szCs w:val="20"/>
               </w:rPr>
               <w:t>API정의서</w:t>
             </w:r>
@@ -3605,11 +2870,8 @@
             <w:pPr>
               <w:jc w:val="center"/>
               <w:rPr>
-                <w:lang w:eastAsia="ko-KR"/>
-                <w:rFonts w:hint="eastAsia"/>
-                <w:sz w:val="20"/>
-                <w:szCs w:val="20"/>
-                <w:rtl w:val="off"/>
+                <w:sz w:val="20"/>
+                <w:szCs w:val="20"/>
               </w:rPr>
             </w:pPr>
             <w:r>
@@ -3629,11 +2891,8 @@
             <w:pPr>
               <w:jc w:val="center"/>
               <w:rPr>
-                <w:lang w:eastAsia="ko-KR"/>
-                <w:rFonts w:hint="eastAsia"/>
-                <w:sz w:val="20"/>
-                <w:szCs w:val="20"/>
-                <w:rtl w:val="off"/>
+                <w:sz w:val="20"/>
+                <w:szCs w:val="20"/>
               </w:rPr>
             </w:pPr>
             <w:r>
@@ -3651,70 +2910,54 @@
           </w:tcPr>
           <w:p>
             <w:pPr>
-              <w:ind w:leftChars="0" w:left="0" w:hanging="0" w:firstLineChars="0" w:firstLine="0"/>
-              <w:wordWrap/>
-              <w:jc w:val="center"/>
-              <w:spacing w:after="0"/>
-              <w:rPr>
-                <w:lang w:eastAsia="ko-KR"/>
-                <w:rFonts w:hint="eastAsia"/>
-                <w:sz w:val="20"/>
-                <w:szCs w:val="20"/>
-                <w:rtl w:val="off"/>
+              <w:wordWrap/>
+              <w:jc w:val="center"/>
+              <w:rPr>
+                <w:sz w:val="20"/>
+                <w:szCs w:val="20"/>
               </w:rPr>
             </w:pPr>
           </w:p>
         </w:tc>
       </w:tr>
       <w:tr>
-        <w:tc>
-          <w:tcPr>
-            <w:cnfStyle w:val="001000000000" w:firstRow="0" w:lastRow="0" w:firstColumn="1" w:lastColumn="0" w:oddVBand="0" w:evenVBand="0" w:oddHBand="0" w:evenHBand="0" w:firstRowFirstColumn="0" w:firstRowLastColumn="0" w:lastRowFirstColumn="0" w:lastRowLastColumn="0"/>
+        <w:trPr>
+          <w:jc w:val="center"/>
+        </w:trPr>
+        <w:tc>
+          <w:tcPr>
             <w:tcW w:w="1771" w:type="dxa"/>
-            <w:vMerge w:val="continue"/>
-          </w:tcPr>
-          <w:p>
-            <w:pPr>
-              <w:ind w:leftChars="0" w:left="0" w:hanging="0" w:firstLineChars="0" w:firstLine="0"/>
-              <w:wordWrap/>
-              <w:jc w:val="center"/>
-              <w:spacing w:after="0"/>
-              <w:rPr>
-                <w:lang w:eastAsia="ko-KR"/>
-                <w:rFonts w:hint="eastAsia"/>
-                <w:sz w:val="20"/>
-                <w:szCs w:val="20"/>
-                <w:rtl w:val="off"/>
-              </w:rPr>
-            </w:pPr>
-          </w:p>
-        </w:tc>
-        <w:tc>
-          <w:tcPr>
-            <w:cnfStyle w:val="001000000000" w:firstRow="0" w:lastRow="0" w:firstColumn="1" w:lastColumn="0" w:oddVBand="0" w:evenVBand="0" w:oddHBand="0" w:evenHBand="0" w:firstRowFirstColumn="0" w:firstRowLastColumn="0" w:lastRowFirstColumn="0" w:lastRowLastColumn="0"/>
+            <w:vMerge/>
+          </w:tcPr>
+          <w:p>
+            <w:pPr>
+              <w:wordWrap/>
+              <w:jc w:val="center"/>
+              <w:rPr>
+                <w:sz w:val="20"/>
+                <w:szCs w:val="20"/>
+              </w:rPr>
+            </w:pPr>
+          </w:p>
+        </w:tc>
+        <w:tc>
+          <w:tcPr>
             <w:tcW w:w="2171" w:type="dxa"/>
           </w:tcPr>
           <w:p>
             <w:pPr>
-              <w:ind w:leftChars="0" w:left="0" w:hanging="0" w:firstLineChars="0" w:firstLine="0"/>
-              <w:wordWrap/>
-              <w:jc w:val="center"/>
-              <w:spacing w:after="0"/>
-              <w:rPr>
-                <w:lang w:eastAsia="ko-KR"/>
-                <w:rFonts w:hint="eastAsia"/>
-                <w:sz w:val="20"/>
-                <w:szCs w:val="20"/>
-                <w:rtl w:val="off"/>
-              </w:rPr>
-            </w:pPr>
-            <w:r>
-              <w:rPr>
-                <w:lang w:eastAsia="ko-KR"/>
-                <w:rFonts w:hint="eastAsia"/>
-                <w:sz w:val="20"/>
-                <w:szCs w:val="20"/>
-                <w:rtl w:val="off"/>
+              <w:wordWrap/>
+              <w:jc w:val="center"/>
+              <w:rPr>
+                <w:sz w:val="20"/>
+                <w:szCs w:val="20"/>
+              </w:rPr>
+            </w:pPr>
+            <w:r>
+              <w:rPr>
+                <w:rFonts w:hint="eastAsia"/>
+                <w:sz w:val="20"/>
+                <w:szCs w:val="20"/>
               </w:rPr>
               <w:t>실시간 스트리밍 API</w:t>
             </w:r>
@@ -3728,11 +2971,8 @@
             <w:pPr>
               <w:jc w:val="center"/>
               <w:rPr>
-                <w:lang w:eastAsia="ko-KR"/>
-                <w:rFonts w:hint="eastAsia"/>
-                <w:sz w:val="20"/>
-                <w:szCs w:val="20"/>
-                <w:rtl w:val="off"/>
+                <w:sz w:val="20"/>
+                <w:szCs w:val="20"/>
               </w:rPr>
             </w:pPr>
             <w:r>
@@ -3752,11 +2992,8 @@
             <w:pPr>
               <w:jc w:val="center"/>
               <w:rPr>
-                <w:lang w:eastAsia="ko-KR"/>
-                <w:rFonts w:hint="eastAsia"/>
-                <w:sz w:val="20"/>
-                <w:szCs w:val="20"/>
-                <w:rtl w:val="off"/>
+                <w:sz w:val="20"/>
+                <w:szCs w:val="20"/>
               </w:rPr>
             </w:pPr>
             <w:r>
@@ -3774,95 +3011,72 @@
           </w:tcPr>
           <w:p>
             <w:pPr>
-              <w:ind w:leftChars="0" w:left="0" w:hanging="0" w:firstLineChars="0" w:firstLine="0"/>
-              <w:wordWrap/>
-              <w:jc w:val="center"/>
-              <w:spacing w:after="0"/>
-              <w:rPr>
-                <w:lang w:eastAsia="ko-KR"/>
-                <w:rFonts w:hint="eastAsia"/>
-                <w:sz w:val="20"/>
-                <w:szCs w:val="20"/>
-                <w:rtl w:val="off"/>
+              <w:wordWrap/>
+              <w:jc w:val="center"/>
+              <w:rPr>
+                <w:sz w:val="20"/>
+                <w:szCs w:val="20"/>
               </w:rPr>
             </w:pPr>
           </w:p>
         </w:tc>
       </w:tr>
       <w:tr>
-        <w:tc>
-          <w:tcPr>
-            <w:cnfStyle w:val="001000000000" w:firstRow="0" w:lastRow="0" w:firstColumn="1" w:lastColumn="0" w:oddVBand="0" w:evenVBand="0" w:oddHBand="0" w:evenHBand="0" w:firstRowFirstColumn="0" w:firstRowLastColumn="0" w:lastRowFirstColumn="0" w:lastRowLastColumn="0"/>
+        <w:trPr>
+          <w:jc w:val="center"/>
+        </w:trPr>
+        <w:tc>
+          <w:tcPr>
             <w:tcW w:w="1771" w:type="dxa"/>
             <w:vMerge w:val="restart"/>
           </w:tcPr>
           <w:p>
             <w:pPr>
-              <w:ind w:leftChars="0" w:left="0" w:hanging="0" w:firstLineChars="0" w:firstLine="0"/>
-              <w:wordWrap/>
-              <w:jc w:val="center"/>
-              <w:spacing w:after="0"/>
-              <w:rPr>
-                <w:lang w:eastAsia="ko-KR"/>
-                <w:rFonts w:hint="eastAsia"/>
-                <w:sz w:val="20"/>
-                <w:szCs w:val="20"/>
-                <w:rtl w:val="off"/>
-              </w:rPr>
-            </w:pPr>
-            <w:r>
-              <w:rPr>
-                <w:lang w:eastAsia="ko-KR"/>
-                <w:rFonts w:hint="eastAsia"/>
-                <w:sz w:val="20"/>
-                <w:szCs w:val="20"/>
-                <w:rtl w:val="off"/>
+              <w:wordWrap/>
+              <w:jc w:val="center"/>
+              <w:rPr>
+                <w:sz w:val="20"/>
+                <w:szCs w:val="20"/>
+              </w:rPr>
+            </w:pPr>
+            <w:r>
+              <w:rPr>
+                <w:rFonts w:hint="eastAsia"/>
+                <w:sz w:val="20"/>
+                <w:szCs w:val="20"/>
               </w:rPr>
               <w:t>개발</w:t>
             </w:r>
           </w:p>
           <w:p>
             <w:pPr>
-              <w:ind w:leftChars="0" w:left="0" w:hanging="0" w:firstLineChars="0" w:firstLine="0"/>
-              <w:wordWrap/>
-              <w:jc w:val="center"/>
-              <w:spacing w:after="0"/>
-              <w:rPr>
-                <w:lang w:eastAsia="ko-KR"/>
-                <w:rFonts w:hint="eastAsia"/>
-                <w:sz w:val="20"/>
-                <w:szCs w:val="20"/>
-                <w:rtl w:val="off"/>
-              </w:rPr>
-            </w:pPr>
-          </w:p>
-        </w:tc>
-        <w:tc>
-          <w:tcPr>
-            <w:cnfStyle w:val="001000000000" w:firstRow="0" w:lastRow="0" w:firstColumn="1" w:lastColumn="0" w:oddVBand="0" w:evenVBand="0" w:oddHBand="0" w:evenHBand="0" w:firstRowFirstColumn="0" w:firstRowLastColumn="0" w:lastRowFirstColumn="0" w:lastRowLastColumn="0"/>
+              <w:wordWrap/>
+              <w:jc w:val="center"/>
+              <w:rPr>
+                <w:sz w:val="20"/>
+                <w:szCs w:val="20"/>
+              </w:rPr>
+            </w:pPr>
+          </w:p>
+        </w:tc>
+        <w:tc>
+          <w:tcPr>
             <w:tcW w:w="2171" w:type="dxa"/>
           </w:tcPr>
           <w:p>
             <w:pPr>
-              <w:ind w:leftChars="0" w:left="0" w:hanging="0" w:firstLineChars="0" w:firstLine="0"/>
-              <w:wordWrap/>
-              <w:jc w:val="center"/>
-              <w:spacing w:after="0"/>
-              <w:rPr>
-                <w:lang w:eastAsia="ko-KR"/>
-                <w:rFonts w:hint="eastAsia"/>
-                <w:sz w:val="20"/>
-                <w:szCs w:val="20"/>
-                <w:rtl w:val="off"/>
-              </w:rPr>
-            </w:pPr>
-            <w:r>
-              <w:rPr>
-                <w:lang w:eastAsia="ko-KR"/>
-                <w:rFonts w:hint="eastAsia"/>
-                <w:sz w:val="20"/>
-                <w:szCs w:val="20"/>
-                <w:rtl w:val="off"/>
+              <w:wordWrap/>
+              <w:jc w:val="center"/>
+              <w:rPr>
+                <w:sz w:val="20"/>
+                <w:szCs w:val="20"/>
+              </w:rPr>
+            </w:pPr>
+            <w:r>
+              <w:rPr>
+                <w:rFonts w:hint="eastAsia"/>
+                <w:sz w:val="20"/>
+                <w:szCs w:val="20"/>
               </w:rPr>
               <w:t>레파지토리 구성</w:t>
             </w:r>
@@ -3876,11 +3090,8 @@
             <w:pPr>
               <w:jc w:val="center"/>
               <w:rPr>
-                <w:lang w:eastAsia="ko-KR"/>
-                <w:rFonts w:hint="eastAsia"/>
-                <w:sz w:val="20"/>
-                <w:szCs w:val="20"/>
-                <w:rtl w:val="off"/>
+                <w:sz w:val="20"/>
+                <w:szCs w:val="20"/>
               </w:rPr>
             </w:pPr>
             <w:r>
@@ -3900,11 +3111,8 @@
             <w:pPr>
               <w:jc w:val="center"/>
               <w:rPr>
-                <w:lang w:eastAsia="ko-KR"/>
-                <w:rFonts w:hint="eastAsia"/>
-                <w:sz w:val="20"/>
-                <w:szCs w:val="20"/>
-                <w:rtl w:val="off"/>
+                <w:sz w:val="20"/>
+                <w:szCs w:val="20"/>
               </w:rPr>
             </w:pPr>
             <w:r>
@@ -3922,40 +3130,32 @@
           </w:tcPr>
           <w:p>
             <w:pPr>
-              <w:ind w:leftChars="0" w:left="0" w:hanging="0" w:firstLineChars="0" w:firstLine="0"/>
-              <w:wordWrap/>
-              <w:jc w:val="center"/>
-              <w:spacing w:after="0"/>
-              <w:rPr>
-                <w:lang w:eastAsia="ko-KR"/>
-                <w:rFonts w:hint="eastAsia"/>
-                <w:sz w:val="20"/>
-                <w:szCs w:val="20"/>
-                <w:rtl w:val="off"/>
+              <w:wordWrap/>
+              <w:jc w:val="center"/>
+              <w:rPr>
+                <w:sz w:val="20"/>
+                <w:szCs w:val="20"/>
               </w:rPr>
             </w:pPr>
           </w:p>
         </w:tc>
       </w:tr>
       <w:tr>
-        <w:tc>
-          <w:tcPr>
-            <w:cnfStyle w:val="001000000000" w:firstRow="0" w:lastRow="0" w:firstColumn="1" w:lastColumn="0" w:oddVBand="0" w:evenVBand="0" w:oddHBand="0" w:evenHBand="0" w:firstRowFirstColumn="0" w:firstRowLastColumn="0" w:lastRowFirstColumn="0" w:lastRowLastColumn="0"/>
+        <w:trPr>
+          <w:jc w:val="center"/>
+        </w:trPr>
+        <w:tc>
+          <w:tcPr>
             <w:tcW w:w="1771" w:type="dxa"/>
-            <w:vMerge w:val="continue"/>
-          </w:tcPr>
-          <w:p>
-            <w:pPr>
-              <w:ind w:leftChars="0" w:left="0" w:hanging="0" w:firstLineChars="0" w:firstLine="0"/>
-              <w:wordWrap/>
-              <w:jc w:val="center"/>
-              <w:spacing w:after="0"/>
-              <w:rPr>
-                <w:lang w:eastAsia="ko-KR"/>
-                <w:rFonts w:hint="eastAsia"/>
-                <w:sz w:val="20"/>
-                <w:szCs w:val="20"/>
-                <w:rtl w:val="off"/>
+            <w:vMerge/>
+          </w:tcPr>
+          <w:p>
+            <w:pPr>
+              <w:wordWrap/>
+              <w:jc w:val="center"/>
+              <w:rPr>
+                <w:sz w:val="20"/>
+                <w:szCs w:val="20"/>
               </w:rPr>
             </w:pPr>
           </w:p>
@@ -3966,25 +3166,18 @@
           </w:tcPr>
           <w:p>
             <w:pPr>
-              <w:ind w:leftChars="0" w:left="0" w:hanging="0" w:firstLineChars="0" w:firstLine="0"/>
-              <w:wordWrap/>
-              <w:jc w:val="center"/>
-              <w:spacing w:after="0"/>
-              <w:rPr>
-                <w:lang w:eastAsia="ko-KR"/>
-                <w:rFonts w:hint="eastAsia"/>
-                <w:sz w:val="20"/>
-                <w:szCs w:val="20"/>
-                <w:rtl w:val="off"/>
-              </w:rPr>
-            </w:pPr>
-            <w:r>
-              <w:rPr>
-                <w:lang w:eastAsia="ko-KR"/>
-                <w:rFonts w:hint="eastAsia"/>
-                <w:sz w:val="20"/>
-                <w:szCs w:val="20"/>
-                <w:rtl w:val="off"/>
+              <w:wordWrap/>
+              <w:jc w:val="center"/>
+              <w:rPr>
+                <w:sz w:val="20"/>
+                <w:szCs w:val="20"/>
+              </w:rPr>
+            </w:pPr>
+            <w:r>
+              <w:rPr>
+                <w:rFonts w:hint="eastAsia"/>
+                <w:sz w:val="20"/>
+                <w:szCs w:val="20"/>
               </w:rPr>
               <w:t>공용화면</w:t>
             </w:r>
@@ -3998,11 +3191,8 @@
             <w:pPr>
               <w:jc w:val="center"/>
               <w:rPr>
-                <w:lang w:eastAsia="ko-KR"/>
-                <w:rFonts w:hint="eastAsia"/>
-                <w:sz w:val="20"/>
-                <w:szCs w:val="20"/>
-                <w:rtl w:val="off"/>
+                <w:sz w:val="20"/>
+                <w:szCs w:val="20"/>
               </w:rPr>
             </w:pPr>
             <w:r>
@@ -4022,11 +3212,8 @@
             <w:pPr>
               <w:jc w:val="center"/>
               <w:rPr>
-                <w:lang w:eastAsia="ko-KR"/>
-                <w:rFonts w:hint="eastAsia"/>
-                <w:sz w:val="20"/>
-                <w:szCs w:val="20"/>
-                <w:rtl w:val="off"/>
+                <w:sz w:val="20"/>
+                <w:szCs w:val="20"/>
               </w:rPr>
             </w:pPr>
             <w:r>
@@ -4044,40 +3231,32 @@
           </w:tcPr>
           <w:p>
             <w:pPr>
-              <w:ind w:leftChars="0" w:left="0" w:hanging="0" w:firstLineChars="0" w:firstLine="0"/>
-              <w:wordWrap/>
-              <w:jc w:val="center"/>
-              <w:spacing w:after="0"/>
-              <w:rPr>
-                <w:lang w:eastAsia="ko-KR"/>
-                <w:rFonts w:hint="eastAsia"/>
-                <w:sz w:val="20"/>
-                <w:szCs w:val="20"/>
-                <w:rtl w:val="off"/>
+              <w:wordWrap/>
+              <w:jc w:val="center"/>
+              <w:rPr>
+                <w:sz w:val="20"/>
+                <w:szCs w:val="20"/>
               </w:rPr>
             </w:pPr>
           </w:p>
         </w:tc>
       </w:tr>
       <w:tr>
-        <w:tc>
-          <w:tcPr>
-            <w:cnfStyle w:val="001000000000" w:firstRow="0" w:lastRow="0" w:firstColumn="1" w:lastColumn="0" w:oddVBand="0" w:evenVBand="0" w:oddHBand="0" w:evenHBand="0" w:firstRowFirstColumn="0" w:firstRowLastColumn="0" w:lastRowFirstColumn="0" w:lastRowLastColumn="0"/>
+        <w:trPr>
+          <w:jc w:val="center"/>
+        </w:trPr>
+        <w:tc>
+          <w:tcPr>
             <w:tcW w:w="1771" w:type="dxa"/>
-            <w:vMerge w:val="continue"/>
-          </w:tcPr>
-          <w:p>
-            <w:pPr>
-              <w:ind w:leftChars="0" w:left="0" w:hanging="0" w:firstLineChars="0" w:firstLine="0"/>
-              <w:wordWrap/>
-              <w:jc w:val="center"/>
-              <w:spacing w:after="0"/>
-              <w:rPr>
-                <w:lang w:eastAsia="ko-KR"/>
-                <w:rFonts w:hint="eastAsia"/>
-                <w:sz w:val="20"/>
-                <w:szCs w:val="20"/>
-                <w:rtl w:val="off"/>
+            <w:vMerge/>
+          </w:tcPr>
+          <w:p>
+            <w:pPr>
+              <w:wordWrap/>
+              <w:jc w:val="center"/>
+              <w:rPr>
+                <w:sz w:val="20"/>
+                <w:szCs w:val="20"/>
               </w:rPr>
             </w:pPr>
           </w:p>
@@ -4088,25 +3267,18 @@
           </w:tcPr>
           <w:p>
             <w:pPr>
-              <w:ind w:leftChars="0" w:left="0" w:hanging="0" w:firstLineChars="0" w:firstLine="0"/>
-              <w:wordWrap/>
-              <w:jc w:val="center"/>
-              <w:spacing w:after="0"/>
-              <w:rPr>
-                <w:lang w:eastAsia="ko-KR"/>
-                <w:rFonts w:hint="eastAsia"/>
-                <w:sz w:val="20"/>
-                <w:szCs w:val="20"/>
-                <w:rtl w:val="off"/>
-              </w:rPr>
-            </w:pPr>
-            <w:r>
-              <w:rPr>
-                <w:lang w:eastAsia="ko-KR"/>
-                <w:rFonts w:hint="eastAsia"/>
-                <w:sz w:val="20"/>
-                <w:szCs w:val="20"/>
-                <w:rtl w:val="off"/>
+              <w:wordWrap/>
+              <w:jc w:val="center"/>
+              <w:rPr>
+                <w:sz w:val="20"/>
+                <w:szCs w:val="20"/>
+              </w:rPr>
+            </w:pPr>
+            <w:r>
+              <w:rPr>
+                <w:rFonts w:hint="eastAsia"/>
+                <w:sz w:val="20"/>
+                <w:szCs w:val="20"/>
               </w:rPr>
               <w:t>로그인 화면</w:t>
             </w:r>
@@ -4120,11 +3292,8 @@
             <w:pPr>
               <w:jc w:val="center"/>
               <w:rPr>
-                <w:lang w:eastAsia="ko-KR"/>
-                <w:rFonts w:hint="eastAsia"/>
-                <w:sz w:val="20"/>
-                <w:szCs w:val="20"/>
-                <w:rtl w:val="off"/>
+                <w:sz w:val="20"/>
+                <w:szCs w:val="20"/>
               </w:rPr>
             </w:pPr>
             <w:r>
@@ -4144,11 +3313,8 @@
             <w:pPr>
               <w:jc w:val="center"/>
               <w:rPr>
-                <w:lang w:eastAsia="ko-KR"/>
-                <w:rFonts w:hint="eastAsia"/>
-                <w:sz w:val="20"/>
-                <w:szCs w:val="20"/>
-                <w:rtl w:val="off"/>
+                <w:sz w:val="20"/>
+                <w:szCs w:val="20"/>
               </w:rPr>
             </w:pPr>
             <w:r>
@@ -4166,40 +3332,32 @@
           </w:tcPr>
           <w:p>
             <w:pPr>
-              <w:ind w:leftChars="0" w:left="0" w:hanging="0" w:firstLineChars="0" w:firstLine="0"/>
-              <w:wordWrap/>
-              <w:jc w:val="center"/>
-              <w:spacing w:after="0"/>
-              <w:rPr>
-                <w:lang w:eastAsia="ko-KR"/>
-                <w:rFonts w:hint="eastAsia"/>
-                <w:sz w:val="20"/>
-                <w:szCs w:val="20"/>
-                <w:rtl w:val="off"/>
+              <w:wordWrap/>
+              <w:jc w:val="center"/>
+              <w:rPr>
+                <w:sz w:val="20"/>
+                <w:szCs w:val="20"/>
               </w:rPr>
             </w:pPr>
           </w:p>
         </w:tc>
       </w:tr>
       <w:tr>
-        <w:tc>
-          <w:tcPr>
-            <w:cnfStyle w:val="001000000000" w:firstRow="0" w:lastRow="0" w:firstColumn="1" w:lastColumn="0" w:oddVBand="0" w:evenVBand="0" w:oddHBand="0" w:evenHBand="0" w:firstRowFirstColumn="0" w:firstRowLastColumn="0" w:lastRowFirstColumn="0" w:lastRowLastColumn="0"/>
+        <w:trPr>
+          <w:jc w:val="center"/>
+        </w:trPr>
+        <w:tc>
+          <w:tcPr>
             <w:tcW w:w="1771" w:type="dxa"/>
-            <w:vMerge w:val="continue"/>
-          </w:tcPr>
-          <w:p>
-            <w:pPr>
-              <w:ind w:leftChars="0" w:left="0" w:hanging="0" w:firstLineChars="0" w:firstLine="0"/>
-              <w:wordWrap/>
-              <w:jc w:val="center"/>
-              <w:spacing w:after="0"/>
-              <w:rPr>
-                <w:lang w:eastAsia="ko-KR"/>
-                <w:rFonts w:hint="eastAsia"/>
-                <w:sz w:val="20"/>
-                <w:szCs w:val="20"/>
-                <w:rtl w:val="off"/>
+            <w:vMerge/>
+          </w:tcPr>
+          <w:p>
+            <w:pPr>
+              <w:wordWrap/>
+              <w:jc w:val="center"/>
+              <w:rPr>
+                <w:sz w:val="20"/>
+                <w:szCs w:val="20"/>
               </w:rPr>
             </w:pPr>
           </w:p>
@@ -4210,25 +3368,18 @@
           </w:tcPr>
           <w:p>
             <w:pPr>
-              <w:ind w:leftChars="0" w:left="0" w:hanging="0" w:firstLineChars="0" w:firstLine="0"/>
-              <w:wordWrap/>
-              <w:jc w:val="center"/>
-              <w:spacing w:after="0"/>
-              <w:rPr>
-                <w:lang w:eastAsia="ko-KR"/>
-                <w:rFonts w:hint="eastAsia"/>
-                <w:sz w:val="20"/>
-                <w:szCs w:val="20"/>
-                <w:rtl w:val="off"/>
-              </w:rPr>
-            </w:pPr>
-            <w:r>
-              <w:rPr>
-                <w:lang w:eastAsia="ko-KR"/>
-                <w:rFonts w:hint="eastAsia"/>
-                <w:sz w:val="20"/>
-                <w:szCs w:val="20"/>
-                <w:rtl w:val="off"/>
+              <w:wordWrap/>
+              <w:jc w:val="center"/>
+              <w:rPr>
+                <w:sz w:val="20"/>
+                <w:szCs w:val="20"/>
+              </w:rPr>
+            </w:pPr>
+            <w:r>
+              <w:rPr>
+                <w:rFonts w:hint="eastAsia"/>
+                <w:sz w:val="20"/>
+                <w:szCs w:val="20"/>
               </w:rPr>
               <w:t>예지보전 AI 개발</w:t>
             </w:r>
@@ -4242,11 +3393,8 @@
             <w:pPr>
               <w:jc w:val="center"/>
               <w:rPr>
-                <w:lang w:eastAsia="ko-KR"/>
-                <w:rFonts w:hint="eastAsia"/>
-                <w:sz w:val="20"/>
-                <w:szCs w:val="20"/>
-                <w:rtl w:val="off"/>
+                <w:sz w:val="20"/>
+                <w:szCs w:val="20"/>
               </w:rPr>
             </w:pPr>
             <w:r>
@@ -4266,11 +3414,8 @@
             <w:pPr>
               <w:jc w:val="center"/>
               <w:rPr>
-                <w:lang w:eastAsia="ko-KR"/>
-                <w:rFonts w:hint="eastAsia"/>
-                <w:sz w:val="20"/>
-                <w:szCs w:val="20"/>
-                <w:rtl w:val="off"/>
+                <w:sz w:val="20"/>
+                <w:szCs w:val="20"/>
               </w:rPr>
             </w:pPr>
             <w:r>
@@ -4288,40 +3433,32 @@
           </w:tcPr>
           <w:p>
             <w:pPr>
-              <w:ind w:leftChars="0" w:left="0" w:hanging="0" w:firstLineChars="0" w:firstLine="0"/>
-              <w:wordWrap/>
-              <w:jc w:val="center"/>
-              <w:spacing w:after="0"/>
-              <w:rPr>
-                <w:lang w:eastAsia="ko-KR"/>
-                <w:rFonts w:hint="eastAsia"/>
-                <w:sz w:val="20"/>
-                <w:szCs w:val="20"/>
-                <w:rtl w:val="off"/>
+              <w:wordWrap/>
+              <w:jc w:val="center"/>
+              <w:rPr>
+                <w:sz w:val="20"/>
+                <w:szCs w:val="20"/>
               </w:rPr>
             </w:pPr>
           </w:p>
         </w:tc>
       </w:tr>
       <w:tr>
-        <w:tc>
-          <w:tcPr>
-            <w:cnfStyle w:val="001000000000" w:firstRow="0" w:lastRow="0" w:firstColumn="1" w:lastColumn="0" w:oddVBand="0" w:evenVBand="0" w:oddHBand="0" w:evenHBand="0" w:firstRowFirstColumn="0" w:firstRowLastColumn="0" w:lastRowFirstColumn="0" w:lastRowLastColumn="0"/>
+        <w:trPr>
+          <w:jc w:val="center"/>
+        </w:trPr>
+        <w:tc>
+          <w:tcPr>
             <w:tcW w:w="1771" w:type="dxa"/>
-            <w:vMerge w:val="continue"/>
-          </w:tcPr>
-          <w:p>
-            <w:pPr>
-              <w:ind w:leftChars="0" w:left="0" w:hanging="0" w:firstLineChars="0" w:firstLine="0"/>
-              <w:wordWrap/>
-              <w:jc w:val="center"/>
-              <w:spacing w:after="0"/>
-              <w:rPr>
-                <w:lang w:eastAsia="ko-KR"/>
-                <w:rFonts w:hint="eastAsia"/>
-                <w:sz w:val="20"/>
-                <w:szCs w:val="20"/>
-                <w:rtl w:val="off"/>
+            <w:vMerge/>
+          </w:tcPr>
+          <w:p>
+            <w:pPr>
+              <w:wordWrap/>
+              <w:jc w:val="center"/>
+              <w:rPr>
+                <w:sz w:val="20"/>
+                <w:szCs w:val="20"/>
               </w:rPr>
             </w:pPr>
           </w:p>
@@ -4332,25 +3469,18 @@
           </w:tcPr>
           <w:p>
             <w:pPr>
-              <w:ind w:leftChars="0" w:left="0" w:hanging="0" w:firstLineChars="0" w:firstLine="0"/>
-              <w:wordWrap/>
-              <w:jc w:val="center"/>
-              <w:spacing w:after="0"/>
-              <w:rPr>
-                <w:lang w:eastAsia="ko-KR"/>
-                <w:rFonts w:hint="eastAsia"/>
-                <w:sz w:val="20"/>
-                <w:szCs w:val="20"/>
-                <w:rtl w:val="off"/>
-              </w:rPr>
-            </w:pPr>
-            <w:r>
-              <w:rPr>
-                <w:lang w:eastAsia="ko-KR"/>
-                <w:rFonts w:hint="eastAsia"/>
-                <w:sz w:val="20"/>
-                <w:szCs w:val="20"/>
-                <w:rtl w:val="off"/>
+              <w:wordWrap/>
+              <w:jc w:val="center"/>
+              <w:rPr>
+                <w:sz w:val="20"/>
+                <w:szCs w:val="20"/>
+              </w:rPr>
+            </w:pPr>
+            <w:r>
+              <w:rPr>
+                <w:rFonts w:hint="eastAsia"/>
+                <w:sz w:val="20"/>
+                <w:szCs w:val="20"/>
               </w:rPr>
               <w:t>실시간 스트리밍 API</w:t>
             </w:r>
@@ -4364,11 +3494,8 @@
             <w:pPr>
               <w:jc w:val="center"/>
               <w:rPr>
-                <w:lang w:eastAsia="ko-KR"/>
-                <w:rFonts w:hint="eastAsia"/>
-                <w:sz w:val="20"/>
-                <w:szCs w:val="20"/>
-                <w:rtl w:val="off"/>
+                <w:sz w:val="20"/>
+                <w:szCs w:val="20"/>
               </w:rPr>
             </w:pPr>
             <w:r>
@@ -4388,11 +3515,8 @@
             <w:pPr>
               <w:jc w:val="center"/>
               <w:rPr>
-                <w:lang w:eastAsia="ko-KR"/>
-                <w:rFonts w:hint="eastAsia"/>
-                <w:sz w:val="20"/>
-                <w:szCs w:val="20"/>
-                <w:rtl w:val="off"/>
+                <w:sz w:val="20"/>
+                <w:szCs w:val="20"/>
               </w:rPr>
             </w:pPr>
             <w:r>
@@ -4410,16 +3534,11 @@
           </w:tcPr>
           <w:p>
             <w:pPr>
-              <w:ind w:leftChars="0" w:left="0" w:hanging="0" w:firstLineChars="0" w:firstLine="0"/>
-              <w:wordWrap/>
-              <w:jc w:val="center"/>
-              <w:spacing w:after="0"/>
-              <w:rPr>
-                <w:lang w:eastAsia="ko-KR"/>
-                <w:rFonts w:hint="eastAsia"/>
-                <w:sz w:val="20"/>
-                <w:szCs w:val="20"/>
-                <w:rtl w:val="off"/>
+              <w:wordWrap/>
+              <w:jc w:val="center"/>
+              <w:rPr>
+                <w:sz w:val="20"/>
+                <w:szCs w:val="20"/>
               </w:rPr>
             </w:pPr>
           </w:p>
@@ -4440,17 +3559,7 @@
       <w:pPr>
         <w:wordWrap/>
         <w:spacing w:after="0"/>
-        <w:rPr>
-          <w:sz w:val="20"/>
-          <w:szCs w:val="20"/>
-        </w:rPr>
-      </w:pPr>
-    </w:p>
-    <w:p>
-      <w:pPr>
         <w:ind w:firstLine="200"/>
-        <w:wordWrap/>
-        <w:spacing w:after="0"/>
         <w:rPr>
           <w:sz w:val="20"/>
           <w:szCs w:val="20"/>
@@ -4473,36 +3582,55 @@
       </w:r>
     </w:p>
     <w:p>
-      <w:pPr>
-        <w:ind w:firstLine="200"/>
-        <w:wordWrap/>
-        <w:spacing w:after="0"/>
-      </w:pPr>
       <w:r>
         <w:rPr>
           <w:rFonts w:hint="eastAsia"/>
-          <w:sz w:val="20"/>
-          <w:szCs w:val="20"/>
         </w:rPr>
         <w:t xml:space="preserve">  </w:t>
+      </w:r>
+      <w:r>
+        <w:drawing>
+          <wp:inline distT="0" distB="0" distL="0" distR="0" wp14:anchorId="4370925F" wp14:editId="69D10A9F">
+            <wp:extent cx="5831840" cy="4447540"/>
+            <wp:effectExtent l="0" t="0" r="0" b="0"/>
+            <wp:docPr id="1891125117" name="그림 1"/>
+            <wp:cNvGraphicFramePr>
+              <a:graphicFrameLocks xmlns:a="http://schemas.openxmlformats.org/drawingml/2006/main" noChangeAspect="1"/>
+            </wp:cNvGraphicFramePr>
+            <a:graphic xmlns:a="http://schemas.openxmlformats.org/drawingml/2006/main">
+              <a:graphicData uri="http://schemas.openxmlformats.org/drawingml/2006/picture">
+                <pic:pic xmlns:pic="http://schemas.openxmlformats.org/drawingml/2006/picture">
+                  <pic:nvPicPr>
+                    <pic:cNvPr id="1891125117" name=""/>
+                    <pic:cNvPicPr/>
+                  </pic:nvPicPr>
+                  <pic:blipFill>
+                    <a:blip r:embed="rId6"/>
+                    <a:stretch>
+                      <a:fillRect/>
+                    </a:stretch>
+                  </pic:blipFill>
+                  <pic:spPr>
+                    <a:xfrm>
+                      <a:off x="0" y="0"/>
+                      <a:ext cx="5831840" cy="4447540"/>
+                    </a:xfrm>
+                    <a:prstGeom prst="rect">
+                      <a:avLst/>
+                    </a:prstGeom>
+                  </pic:spPr>
+                </pic:pic>
+              </a:graphicData>
+            </a:graphic>
+          </wp:inline>
+        </w:drawing>
       </w:r>
     </w:p>
     <w:p>
       <w:pPr>
-        <w:ind w:firstLineChars="300" w:firstLine="600"/>
         <w:wordWrap/>
         <w:spacing w:after="0"/>
-        <w:rPr>
-          <w:sz w:val="20"/>
-          <w:szCs w:val="20"/>
-        </w:rPr>
-      </w:pPr>
-    </w:p>
-    <w:p>
-      <w:pPr>
         <w:ind w:firstLine="200"/>
-        <w:wordWrap/>
-        <w:spacing w:after="0"/>
         <w:rPr>
           <w:b/>
           <w:bCs/>
@@ -4528,10 +3656,10 @@
     </w:p>
     <w:p>
       <w:pPr>
+        <w:widowControl/>
+        <w:wordWrap/>
         <w:autoSpaceDE/>
         <w:autoSpaceDN/>
-        <w:widowControl/>
-        <w:wordWrap/>
         <w:rPr>
           <w:b/>
           <w:bCs/>
@@ -4541,18 +3669,68 @@
       </w:pPr>
     </w:p>
     <w:sectPr>
+      <w:headerReference w:type="default" r:id="rId7"/>
       <w:pgSz w:w="11906" w:h="16838"/>
       <w:pgMar w:top="850" w:right="1361" w:bottom="850" w:left="1361" w:header="851" w:footer="992" w:gutter="0"/>
       <w:cols w:space="720"/>
       <w:docGrid w:linePitch="360"/>
-      <w:headerReference w:type="default" r:id="rId1"/>
     </w:sectPr>
   </w:body>
 </w:document>
 </file>
 
+<file path=word/endnotes.xml><?xml version="1.0" encoding="utf-8"?>
+<w:endnotes xmlns:wpc="http://schemas.microsoft.com/office/word/2010/wordprocessingCanvas" xmlns:cx="http://schemas.microsoft.com/office/drawing/2014/chartex" xmlns:cx1="http://schemas.microsoft.com/office/drawing/2015/9/8/chartex" xmlns:cx2="http://schemas.microsoft.com/office/drawing/2015/10/21/chartex" xmlns:cx3="http://schemas.microsoft.com/office/drawing/2016/5/9/chartex" xmlns:cx4="http://schemas.microsoft.com/office/drawing/2016/5/10/chartex" xmlns:cx5="http://schemas.microsoft.com/office/drawing/2016/5/11/chartex" xmlns:cx6="http://schemas.microsoft.com/office/drawing/2016/5/12/chartex" xmlns:cx7="http://schemas.microsoft.com/office/drawing/2016/5/13/chartex" xmlns:cx8="http://schemas.microsoft.com/office/drawing/2016/5/14/chartex" xmlns:mc="http://schemas.openxmlformats.org/markup-compatibility/2006" xmlns:aink="http://schemas.microsoft.com/office/drawing/2016/ink" xmlns:am3d="http://schemas.microsoft.com/office/drawing/2017/model3d" xmlns:o="urn:schemas-microsoft-com:office:office" xmlns:oel="http://schemas.microsoft.com/office/2019/extlst" xmlns:r="http://schemas.openxmlformats.org/officeDocument/2006/relationships" xmlns:m="http://schemas.openxmlformats.org/officeDocument/2006/math" xmlns:v="urn:schemas-microsoft-com:vml" xmlns:wp14="http://schemas.microsoft.com/office/word/2010/wordprocessingDrawing" xmlns:wp="http://schemas.openxmlformats.org/drawingml/2006/wordprocessingDrawing" xmlns:w10="urn:schemas-microsoft-com:office:word" xmlns:w="http://schemas.openxmlformats.org/wordprocessingml/2006/main" xmlns:w14="http://schemas.microsoft.com/office/word/2010/wordml" xmlns:w15="http://schemas.microsoft.com/office/word/2012/wordml" xmlns:w16cex="http://schemas.microsoft.com/office/word/2018/wordml/cex" xmlns:w16cid="http://schemas.microsoft.com/office/word/2016/wordml/cid" xmlns:w16="http://schemas.microsoft.com/office/word/2018/wordml" xmlns:w16du="http://schemas.microsoft.com/office/word/2023/wordml/word16du" xmlns:w16sdtdh="http://schemas.microsoft.com/office/word/2020/wordml/sdtdatahash" xmlns:w16sdtfl="http://schemas.microsoft.com/office/word/2024/wordml/sdtformatlock" xmlns:w16se="http://schemas.microsoft.com/office/word/2015/wordml/symex" xmlns:wpg="http://schemas.microsoft.com/office/word/2010/wordprocessingGroup" xmlns:wpi="http://schemas.microsoft.com/office/word/2010/wordprocessingInk" xmlns:wne="http://schemas.microsoft.com/office/word/2006/wordml" xmlns:wps="http://schemas.microsoft.com/office/word/2010/wordprocessingShape" mc:Ignorable="w14 w15 w16se w16cid w16 w16cex w16sdtdh w16sdtfl w16du wp14">
+  <w:endnote w:type="separator" w:id="-1">
+    <w:p>
+      <w:pPr>
+        <w:spacing w:after="0"/>
+      </w:pPr>
+      <w:r>
+        <w:separator/>
+      </w:r>
+    </w:p>
+  </w:endnote>
+  <w:endnote w:type="continuationSeparator" w:id="0">
+    <w:p>
+      <w:pPr>
+        <w:spacing w:after="0"/>
+      </w:pPr>
+      <w:r>
+        <w:continuationSeparator/>
+      </w:r>
+    </w:p>
+  </w:endnote>
+</w:endnotes>
+</file>
+
+<file path=word/footnotes.xml><?xml version="1.0" encoding="utf-8"?>
+<w:footnotes xmlns:wpc="http://schemas.microsoft.com/office/word/2010/wordprocessingCanvas" xmlns:cx="http://schemas.microsoft.com/office/drawing/2014/chartex" xmlns:cx1="http://schemas.microsoft.com/office/drawing/2015/9/8/chartex" xmlns:cx2="http://schemas.microsoft.com/office/drawing/2015/10/21/chartex" xmlns:cx3="http://schemas.microsoft.com/office/drawing/2016/5/9/chartex" xmlns:cx4="http://schemas.microsoft.com/office/drawing/2016/5/10/chartex" xmlns:cx5="http://schemas.microsoft.com/office/drawing/2016/5/11/chartex" xmlns:cx6="http://schemas.microsoft.com/office/drawing/2016/5/12/chartex" xmlns:cx7="http://schemas.microsoft.com/office/drawing/2016/5/13/chartex" xmlns:cx8="http://schemas.microsoft.com/office/drawing/2016/5/14/chartex" xmlns:mc="http://schemas.openxmlformats.org/markup-compatibility/2006" xmlns:aink="http://schemas.microsoft.com/office/drawing/2016/ink" xmlns:am3d="http://schemas.microsoft.com/office/drawing/2017/model3d" xmlns:o="urn:schemas-microsoft-com:office:office" xmlns:oel="http://schemas.microsoft.com/office/2019/extlst" xmlns:r="http://schemas.openxmlformats.org/officeDocument/2006/relationships" xmlns:m="http://schemas.openxmlformats.org/officeDocument/2006/math" xmlns:v="urn:schemas-microsoft-com:vml" xmlns:wp14="http://schemas.microsoft.com/office/word/2010/wordprocessingDrawing" xmlns:wp="http://schemas.openxmlformats.org/drawingml/2006/wordprocessingDrawing" xmlns:w10="urn:schemas-microsoft-com:office:word" xmlns:w="http://schemas.openxmlformats.org/wordprocessingml/2006/main" xmlns:w14="http://schemas.microsoft.com/office/word/2010/wordml" xmlns:w15="http://schemas.microsoft.com/office/word/2012/wordml" xmlns:w16cex="http://schemas.microsoft.com/office/word/2018/wordml/cex" xmlns:w16cid="http://schemas.microsoft.com/office/word/2016/wordml/cid" xmlns:w16="http://schemas.microsoft.com/office/word/2018/wordml" xmlns:w16du="http://schemas.microsoft.com/office/word/2023/wordml/word16du" xmlns:w16sdtdh="http://schemas.microsoft.com/office/word/2020/wordml/sdtdatahash" xmlns:w16sdtfl="http://schemas.microsoft.com/office/word/2024/wordml/sdtformatlock" xmlns:w16se="http://schemas.microsoft.com/office/word/2015/wordml/symex" xmlns:wpg="http://schemas.microsoft.com/office/word/2010/wordprocessingGroup" xmlns:wpi="http://schemas.microsoft.com/office/word/2010/wordprocessingInk" xmlns:wne="http://schemas.microsoft.com/office/word/2006/wordml" xmlns:wps="http://schemas.microsoft.com/office/word/2010/wordprocessingShape" mc:Ignorable="w14 w15 w16se w16cid w16 w16cex w16sdtdh w16sdtfl w16du wp14">
+  <w:footnote w:type="separator" w:id="-1">
+    <w:p>
+      <w:pPr>
+        <w:spacing w:after="0"/>
+      </w:pPr>
+      <w:r>
+        <w:separator/>
+      </w:r>
+    </w:p>
+  </w:footnote>
+  <w:footnote w:type="continuationSeparator" w:id="0">
+    <w:p>
+      <w:pPr>
+        <w:spacing w:after="0"/>
+      </w:pPr>
+      <w:r>
+        <w:continuationSeparator/>
+      </w:r>
+    </w:p>
+  </w:footnote>
+</w:footnotes>
+</file>
+
 <file path=word/header1.xml><?xml version="1.0" encoding="utf-8"?>
-<w:hdr xmlns:wpc="http://schemas.microsoft.com/office/word/2010/wordprocessingCanvas" xmlns:mc="http://schemas.openxmlformats.org/markup-compatibility/2006" xmlns:o="urn:schemas-microsoft-com:office:office" xmlns:r="http://schemas.openxmlformats.org/officeDocument/2006/relationships" xmlns:m="http://schemas.openxmlformats.org/officeDocument/2006/math" xmlns:v="urn:schemas-microsoft-com:vml" xmlns:wp14="http://schemas.microsoft.com/office/word/2010/wordprocessingDrawing" xmlns:wp="http://schemas.openxmlformats.org/drawingml/2006/wordprocessingDrawing" xmlns:w10="urn:schemas-microsoft-com:office:word" xmlns:w="http://schemas.openxmlformats.org/wordprocessingml/2006/main" xmlns:w14="http://schemas.microsoft.com/office/word/2010/wordml" xmlns:w15="http://schemas.microsoft.com/office/word/2012/wordml" xmlns:wpg="http://schemas.microsoft.com/office/word/2010/wordprocessingGroup" xmlns:wpi="http://schemas.microsoft.com/office/word/2010/wordprocessingInk" xmlns:wne="http://schemas.microsoft.com/office/word/2006/wordml" xmlns:wps="http://schemas.microsoft.com/office/word/2010/wordprocessingShape">
+<w:hdr xmlns:wpc="http://schemas.microsoft.com/office/word/2010/wordprocessingCanvas" xmlns:cx="http://schemas.microsoft.com/office/drawing/2014/chartex" xmlns:cx1="http://schemas.microsoft.com/office/drawing/2015/9/8/chartex" xmlns:cx2="http://schemas.microsoft.com/office/drawing/2015/10/21/chartex" xmlns:cx3="http://schemas.microsoft.com/office/drawing/2016/5/9/chartex" xmlns:cx4="http://schemas.microsoft.com/office/drawing/2016/5/10/chartex" xmlns:cx5="http://schemas.microsoft.com/office/drawing/2016/5/11/chartex" xmlns:cx6="http://schemas.microsoft.com/office/drawing/2016/5/12/chartex" xmlns:cx7="http://schemas.microsoft.com/office/drawing/2016/5/13/chartex" xmlns:cx8="http://schemas.microsoft.com/office/drawing/2016/5/14/chartex" xmlns:mc="http://schemas.openxmlformats.org/markup-compatibility/2006" xmlns:aink="http://schemas.microsoft.com/office/drawing/2016/ink" xmlns:am3d="http://schemas.microsoft.com/office/drawing/2017/model3d" xmlns:o="urn:schemas-microsoft-com:office:office" xmlns:oel="http://schemas.microsoft.com/office/2019/extlst" xmlns:r="http://schemas.openxmlformats.org/officeDocument/2006/relationships" xmlns:m="http://schemas.openxmlformats.org/officeDocument/2006/math" xmlns:v="urn:schemas-microsoft-com:vml" xmlns:wp14="http://schemas.microsoft.com/office/word/2010/wordprocessingDrawing" xmlns:wp="http://schemas.openxmlformats.org/drawingml/2006/wordprocessingDrawing" xmlns:w10="urn:schemas-microsoft-com:office:word" xmlns:w="http://schemas.openxmlformats.org/wordprocessingml/2006/main" xmlns:w14="http://schemas.microsoft.com/office/word/2010/wordml" xmlns:w15="http://schemas.microsoft.com/office/word/2012/wordml" xmlns:w16cex="http://schemas.microsoft.com/office/word/2018/wordml/cex" xmlns:w16cid="http://schemas.microsoft.com/office/word/2016/wordml/cid" xmlns:w16="http://schemas.microsoft.com/office/word/2018/wordml" xmlns:w16du="http://schemas.microsoft.com/office/word/2023/wordml/word16du" xmlns:w16sdtdh="http://schemas.microsoft.com/office/word/2020/wordml/sdtdatahash" xmlns:w16sdtfl="http://schemas.microsoft.com/office/word/2024/wordml/sdtformatlock" xmlns:w16se="http://schemas.microsoft.com/office/word/2015/wordml/symex" xmlns:wpg="http://schemas.microsoft.com/office/word/2010/wordprocessingGroup" xmlns:wpi="http://schemas.microsoft.com/office/word/2010/wordprocessingInk" xmlns:wne="http://schemas.microsoft.com/office/word/2006/wordml" xmlns:wps="http://schemas.microsoft.com/office/word/2010/wordprocessingShape" mc:Ignorable="w14 w15 w16se w16cid w16 w16cex w16sdtdh w16sdtfl w16du wp14">
   <w:p>
     <w:pPr>
       <w:pStyle w:val="ab"/>
@@ -4577,15 +3755,15 @@
 </file>
 
 <file path=word/styles.xml><?xml version="1.0" encoding="utf-8"?>
-<w:styles xmlns:r="http://schemas.openxmlformats.org/officeDocument/2006/relationships" xmlns:w="http://schemas.openxmlformats.org/wordprocessingml/2006/main">
+<w:styles xmlns:mc="http://schemas.openxmlformats.org/markup-compatibility/2006" xmlns:r="http://schemas.openxmlformats.org/officeDocument/2006/relationships" xmlns:w="http://schemas.openxmlformats.org/wordprocessingml/2006/main" xmlns:w14="http://schemas.microsoft.com/office/word/2010/wordml" xmlns:w15="http://schemas.microsoft.com/office/word/2012/wordml" xmlns:w16cex="http://schemas.microsoft.com/office/word/2018/wordml/cex" xmlns:w16cid="http://schemas.microsoft.com/office/word/2016/wordml/cid" xmlns:w16="http://schemas.microsoft.com/office/word/2018/wordml" xmlns:w16du="http://schemas.microsoft.com/office/word/2023/wordml/word16du" xmlns:w16sdtdh="http://schemas.microsoft.com/office/word/2020/wordml/sdtdatahash" xmlns:w16sdtfl="http://schemas.microsoft.com/office/word/2024/wordml/sdtformatlock" xmlns:w16se="http://schemas.microsoft.com/office/word/2015/wordml/symex" mc:Ignorable="w14 w15 w16se w16cid w16 w16cex w16sdtdh w16sdtfl w16du">
   <w:docDefaults>
     <w:rPrDefault>
       <w:rPr>
-        <w:lang w:val="en-US" w:eastAsia="ko-KR" w:bidi="ar-SA"/>
         <w:rFonts w:asciiTheme="minorEastAsia" w:eastAsiaTheme="minorEastAsia" w:hAnsiTheme="minorHAnsi" w:cstheme="minorBidi"/>
+        <w:kern w:val="2"/>
         <w:sz w:val="22"/>
         <w:szCs w:val="24"/>
-        <w:kern w:val="2"/>
+        <w:lang w:val="en-US" w:eastAsia="ko-KR" w:bidi="ar-SA"/>
       </w:rPr>
     </w:rPrDefault>
     <w:pPrDefault>
@@ -4594,8 +3772,8 @@
       </w:pPr>
     </w:pPrDefault>
   </w:docDefaults>
-  <w:latentStyles w:defLockedState="0" w:defUIPriority="99" w:defSemiHidden="0" w:defUnhideWhenUsed="0" w:defQFormat="0" w:count="376">
-    <w:lsdException w:name="Normal" w:uiPriority="0" w:qFormat="1"/>
+  <w:latentStyles w:defLockedState="0" w:defUIPriority="0" w:defSemiHidden="0" w:defUnhideWhenUsed="0" w:defQFormat="0" w:count="376">
+    <w:lsdException w:name="Normal" w:qFormat="1"/>
     <w:lsdException w:name="heading 1" w:uiPriority="9" w:qFormat="1"/>
     <w:lsdException w:name="heading 2" w:semiHidden="1" w:uiPriority="9" w:unhideWhenUsed="1" w:qFormat="1"/>
     <w:lsdException w:name="heading 3" w:semiHidden="1" w:uiPriority="9" w:unhideWhenUsed="1" w:qFormat="1"/>
@@ -4605,15 +3783,15 @@
     <w:lsdException w:name="heading 7" w:semiHidden="1" w:uiPriority="9" w:unhideWhenUsed="1" w:qFormat="1"/>
     <w:lsdException w:name="heading 8" w:semiHidden="1" w:uiPriority="9" w:unhideWhenUsed="1" w:qFormat="1"/>
     <w:lsdException w:name="heading 9" w:semiHidden="1" w:uiPriority="9" w:unhideWhenUsed="1" w:qFormat="1"/>
-    <w:lsdException w:name="index 1" w:semiHidden="1" w:unhideWhenUsed="1"/>
-    <w:lsdException w:name="index 2" w:semiHidden="1" w:unhideWhenUsed="1"/>
-    <w:lsdException w:name="index 3" w:semiHidden="1" w:unhideWhenUsed="1"/>
-    <w:lsdException w:name="index 4" w:semiHidden="1" w:unhideWhenUsed="1"/>
-    <w:lsdException w:name="index 5" w:semiHidden="1" w:unhideWhenUsed="1"/>
-    <w:lsdException w:name="index 6" w:semiHidden="1" w:unhideWhenUsed="1"/>
-    <w:lsdException w:name="index 7" w:semiHidden="1" w:unhideWhenUsed="1"/>
-    <w:lsdException w:name="index 8" w:semiHidden="1" w:unhideWhenUsed="1"/>
-    <w:lsdException w:name="index 9" w:semiHidden="1" w:unhideWhenUsed="1"/>
+    <w:lsdException w:name="index 1" w:semiHidden="1" w:uiPriority="99" w:unhideWhenUsed="1"/>
+    <w:lsdException w:name="index 2" w:semiHidden="1" w:uiPriority="99" w:unhideWhenUsed="1"/>
+    <w:lsdException w:name="index 3" w:semiHidden="1" w:uiPriority="99" w:unhideWhenUsed="1"/>
+    <w:lsdException w:name="index 4" w:semiHidden="1" w:uiPriority="99" w:unhideWhenUsed="1"/>
+    <w:lsdException w:name="index 5" w:semiHidden="1" w:uiPriority="99" w:unhideWhenUsed="1"/>
+    <w:lsdException w:name="index 6" w:semiHidden="1" w:uiPriority="99" w:unhideWhenUsed="1"/>
+    <w:lsdException w:name="index 7" w:semiHidden="1" w:uiPriority="99" w:unhideWhenUsed="1"/>
+    <w:lsdException w:name="index 8" w:semiHidden="1" w:uiPriority="99" w:unhideWhenUsed="1"/>
+    <w:lsdException w:name="index 9" w:semiHidden="1" w:uiPriority="99" w:unhideWhenUsed="1"/>
     <w:lsdException w:name="toc 1" w:semiHidden="1" w:uiPriority="87" w:unhideWhenUsed="1"/>
     <w:lsdException w:name="toc 2" w:semiHidden="1" w:uiPriority="87" w:unhideWhenUsed="1"/>
     <w:lsdException w:name="toc 3" w:semiHidden="1" w:uiPriority="87" w:unhideWhenUsed="1"/>
@@ -4623,238 +3801,238 @@
     <w:lsdException w:name="toc 7" w:semiHidden="1" w:uiPriority="87" w:unhideWhenUsed="1"/>
     <w:lsdException w:name="toc 8" w:semiHidden="1" w:uiPriority="87" w:unhideWhenUsed="1"/>
     <w:lsdException w:name="toc 9" w:semiHidden="1" w:uiPriority="87" w:unhideWhenUsed="1"/>
-    <w:lsdException w:name="Normal Indent" w:semiHidden="1" w:unhideWhenUsed="1"/>
-    <w:lsdException w:name="footnote text" w:semiHidden="1" w:unhideWhenUsed="1"/>
-    <w:lsdException w:name="annotation text" w:semiHidden="1" w:unhideWhenUsed="1"/>
-    <w:lsdException w:name="header" w:semiHidden="1" w:unhideWhenUsed="1"/>
-    <w:lsdException w:name="footer" w:semiHidden="1" w:unhideWhenUsed="1"/>
-    <w:lsdException w:name="index heading" w:semiHidden="1" w:unhideWhenUsed="1"/>
+    <w:lsdException w:name="Normal Indent" w:semiHidden="1" w:uiPriority="99" w:unhideWhenUsed="1"/>
+    <w:lsdException w:name="footnote text" w:semiHidden="1" w:uiPriority="99" w:unhideWhenUsed="1"/>
+    <w:lsdException w:name="annotation text" w:semiHidden="1" w:uiPriority="99" w:unhideWhenUsed="1"/>
+    <w:lsdException w:name="header" w:semiHidden="1" w:uiPriority="99" w:unhideWhenUsed="1"/>
+    <w:lsdException w:name="footer" w:semiHidden="1" w:uiPriority="99" w:unhideWhenUsed="1"/>
+    <w:lsdException w:name="index heading" w:semiHidden="1" w:uiPriority="99" w:unhideWhenUsed="1"/>
     <w:lsdException w:name="caption" w:semiHidden="1" w:uiPriority="83" w:unhideWhenUsed="1" w:qFormat="1"/>
-    <w:lsdException w:name="table of figures" w:semiHidden="1" w:unhideWhenUsed="1"/>
-    <w:lsdException w:name="envelope address" w:semiHidden="1" w:unhideWhenUsed="1"/>
-    <w:lsdException w:name="envelope return" w:semiHidden="1" w:unhideWhenUsed="1"/>
-    <w:lsdException w:name="footnote reference" w:semiHidden="1" w:unhideWhenUsed="1"/>
-    <w:lsdException w:name="annotation reference" w:semiHidden="1" w:unhideWhenUsed="1"/>
-    <w:lsdException w:name="line number" w:semiHidden="1" w:unhideWhenUsed="1"/>
-    <w:lsdException w:name="page number" w:semiHidden="1" w:unhideWhenUsed="1"/>
-    <w:lsdException w:name="endnote reference" w:semiHidden="1" w:unhideWhenUsed="1"/>
-    <w:lsdException w:name="endnote text" w:semiHidden="1" w:unhideWhenUsed="1"/>
-    <w:lsdException w:name="table of authorities" w:semiHidden="1" w:unhideWhenUsed="1"/>
-    <w:lsdException w:name="macro" w:semiHidden="1" w:unhideWhenUsed="1"/>
-    <w:lsdException w:name="toa heading" w:semiHidden="1" w:unhideWhenUsed="1"/>
-    <w:lsdException w:name="List" w:semiHidden="1" w:unhideWhenUsed="1"/>
-    <w:lsdException w:name="List Bullet" w:semiHidden="1" w:unhideWhenUsed="1"/>
-    <w:lsdException w:name="List Number" w:semiHidden="1" w:unhideWhenUsed="1"/>
-    <w:lsdException w:name="List 2" w:semiHidden="1" w:unhideWhenUsed="1"/>
-    <w:lsdException w:name="List 3" w:semiHidden="1" w:unhideWhenUsed="1"/>
-    <w:lsdException w:name="List 4" w:semiHidden="1" w:unhideWhenUsed="1"/>
-    <w:lsdException w:name="List 5" w:semiHidden="1" w:unhideWhenUsed="1"/>
-    <w:lsdException w:name="List Bullet 2" w:semiHidden="1" w:unhideWhenUsed="1"/>
-    <w:lsdException w:name="List Bullet 3" w:semiHidden="1" w:unhideWhenUsed="1"/>
-    <w:lsdException w:name="List Bullet 4" w:semiHidden="1" w:unhideWhenUsed="1"/>
-    <w:lsdException w:name="List Bullet 5" w:semiHidden="1" w:unhideWhenUsed="1"/>
-    <w:lsdException w:name="List Number 2" w:semiHidden="1" w:unhideWhenUsed="1"/>
-    <w:lsdException w:name="List Number 3" w:semiHidden="1" w:unhideWhenUsed="1"/>
-    <w:lsdException w:name="List Number 4" w:semiHidden="1" w:unhideWhenUsed="1"/>
-    <w:lsdException w:name="List Number 5" w:semiHidden="1" w:unhideWhenUsed="1"/>
+    <w:lsdException w:name="table of figures" w:semiHidden="1" w:uiPriority="99" w:unhideWhenUsed="1"/>
+    <w:lsdException w:name="envelope address" w:semiHidden="1" w:uiPriority="99" w:unhideWhenUsed="1"/>
+    <w:lsdException w:name="envelope return" w:semiHidden="1" w:uiPriority="99" w:unhideWhenUsed="1"/>
+    <w:lsdException w:name="footnote reference" w:semiHidden="1" w:uiPriority="99" w:unhideWhenUsed="1"/>
+    <w:lsdException w:name="annotation reference" w:semiHidden="1" w:uiPriority="99" w:unhideWhenUsed="1"/>
+    <w:lsdException w:name="line number" w:semiHidden="1" w:uiPriority="99" w:unhideWhenUsed="1"/>
+    <w:lsdException w:name="page number" w:semiHidden="1" w:uiPriority="99" w:unhideWhenUsed="1"/>
+    <w:lsdException w:name="endnote reference" w:semiHidden="1" w:uiPriority="99" w:unhideWhenUsed="1"/>
+    <w:lsdException w:name="endnote text" w:semiHidden="1" w:uiPriority="99" w:unhideWhenUsed="1"/>
+    <w:lsdException w:name="table of authorities" w:semiHidden="1" w:uiPriority="99" w:unhideWhenUsed="1"/>
+    <w:lsdException w:name="macro" w:semiHidden="1" w:uiPriority="99" w:unhideWhenUsed="1"/>
+    <w:lsdException w:name="toa heading" w:semiHidden="1" w:uiPriority="99" w:unhideWhenUsed="1"/>
+    <w:lsdException w:name="List" w:semiHidden="1" w:uiPriority="99" w:unhideWhenUsed="1"/>
+    <w:lsdException w:name="List Bullet" w:semiHidden="1" w:uiPriority="99" w:unhideWhenUsed="1"/>
+    <w:lsdException w:name="List Number" w:semiHidden="1" w:uiPriority="99" w:unhideWhenUsed="1"/>
+    <w:lsdException w:name="List 2" w:semiHidden="1" w:uiPriority="99" w:unhideWhenUsed="1"/>
+    <w:lsdException w:name="List 3" w:semiHidden="1" w:uiPriority="99" w:unhideWhenUsed="1"/>
+    <w:lsdException w:name="List 4" w:semiHidden="1" w:uiPriority="99" w:unhideWhenUsed="1"/>
+    <w:lsdException w:name="List 5" w:semiHidden="1" w:uiPriority="99" w:unhideWhenUsed="1"/>
+    <w:lsdException w:name="List Bullet 2" w:semiHidden="1" w:uiPriority="99" w:unhideWhenUsed="1"/>
+    <w:lsdException w:name="List Bullet 3" w:semiHidden="1" w:uiPriority="99" w:unhideWhenUsed="1"/>
+    <w:lsdException w:name="List Bullet 4" w:semiHidden="1" w:uiPriority="99" w:unhideWhenUsed="1"/>
+    <w:lsdException w:name="List Bullet 5" w:semiHidden="1" w:uiPriority="99" w:unhideWhenUsed="1"/>
+    <w:lsdException w:name="List Number 2" w:semiHidden="1" w:uiPriority="99" w:unhideWhenUsed="1"/>
+    <w:lsdException w:name="List Number 3" w:semiHidden="1" w:uiPriority="99" w:unhideWhenUsed="1"/>
+    <w:lsdException w:name="List Number 4" w:semiHidden="1" w:uiPriority="99" w:unhideWhenUsed="1"/>
+    <w:lsdException w:name="List Number 5" w:semiHidden="1" w:uiPriority="99" w:unhideWhenUsed="1"/>
     <w:lsdException w:name="Title" w:uiPriority="22" w:qFormat="1"/>
-    <w:lsdException w:name="Closing" w:semiHidden="1" w:unhideWhenUsed="1"/>
-    <w:lsdException w:name="Signature" w:semiHidden="1" w:unhideWhenUsed="1"/>
+    <w:lsdException w:name="Closing" w:semiHidden="1" w:uiPriority="99" w:unhideWhenUsed="1"/>
+    <w:lsdException w:name="Signature" w:semiHidden="1" w:uiPriority="99" w:unhideWhenUsed="1"/>
     <w:lsdException w:name="Default Paragraph Font" w:semiHidden="1" w:uiPriority="1" w:unhideWhenUsed="1"/>
-    <w:lsdException w:name="Body Text" w:semiHidden="1" w:unhideWhenUsed="1"/>
-    <w:lsdException w:name="Body Text Indent" w:semiHidden="1" w:unhideWhenUsed="1"/>
-    <w:lsdException w:name="List Continue" w:semiHidden="1" w:unhideWhenUsed="1"/>
-    <w:lsdException w:name="List Continue 2" w:semiHidden="1" w:unhideWhenUsed="1"/>
-    <w:lsdException w:name="List Continue 3" w:semiHidden="1" w:unhideWhenUsed="1"/>
-    <w:lsdException w:name="List Continue 4" w:semiHidden="1" w:unhideWhenUsed="1"/>
-    <w:lsdException w:name="List Continue 5" w:semiHidden="1" w:unhideWhenUsed="1"/>
-    <w:lsdException w:name="Message Header" w:semiHidden="1" w:unhideWhenUsed="1"/>
+    <w:lsdException w:name="Body Text" w:semiHidden="1" w:uiPriority="99" w:unhideWhenUsed="1"/>
+    <w:lsdException w:name="Body Text Indent" w:semiHidden="1" w:uiPriority="99" w:unhideWhenUsed="1"/>
+    <w:lsdException w:name="List Continue" w:semiHidden="1" w:uiPriority="99" w:unhideWhenUsed="1"/>
+    <w:lsdException w:name="List Continue 2" w:semiHidden="1" w:uiPriority="99" w:unhideWhenUsed="1"/>
+    <w:lsdException w:name="List Continue 3" w:semiHidden="1" w:uiPriority="99" w:unhideWhenUsed="1"/>
+    <w:lsdException w:name="List Continue 4" w:semiHidden="1" w:uiPriority="99" w:unhideWhenUsed="1"/>
+    <w:lsdException w:name="List Continue 5" w:semiHidden="1" w:uiPriority="99" w:unhideWhenUsed="1"/>
+    <w:lsdException w:name="Message Header" w:semiHidden="1" w:uiPriority="99" w:unhideWhenUsed="1"/>
     <w:lsdException w:name="Subtitle" w:uiPriority="23" w:qFormat="1"/>
-    <w:lsdException w:name="Salutation" w:semiHidden="1" w:unhideWhenUsed="1"/>
-    <w:lsdException w:name="Date" w:semiHidden="1" w:unhideWhenUsed="1"/>
-    <w:lsdException w:name="Body Text First Indent" w:semiHidden="1" w:unhideWhenUsed="1"/>
-    <w:lsdException w:name="Body Text First Indent 2" w:semiHidden="1" w:unhideWhenUsed="1"/>
-    <w:lsdException w:name="Note Heading" w:semiHidden="1" w:unhideWhenUsed="1"/>
-    <w:lsdException w:name="Body Text 2" w:semiHidden="1" w:unhideWhenUsed="1"/>
-    <w:lsdException w:name="Body Text 3" w:semiHidden="1" w:unhideWhenUsed="1"/>
-    <w:lsdException w:name="Body Text Indent 2" w:semiHidden="1" w:unhideWhenUsed="1"/>
-    <w:lsdException w:name="Body Text Indent 3" w:semiHidden="1" w:unhideWhenUsed="1"/>
-    <w:lsdException w:name="Block Text" w:semiHidden="1" w:unhideWhenUsed="1"/>
-    <w:lsdException w:name="Hyperlink" w:semiHidden="1" w:unhideWhenUsed="1"/>
-    <w:lsdException w:name="FollowedHyperlink" w:semiHidden="1" w:unhideWhenUsed="1"/>
+    <w:lsdException w:name="Salutation" w:semiHidden="1" w:uiPriority="99" w:unhideWhenUsed="1"/>
+    <w:lsdException w:name="Date" w:semiHidden="1" w:uiPriority="99" w:unhideWhenUsed="1"/>
+    <w:lsdException w:name="Body Text First Indent" w:semiHidden="1" w:uiPriority="99" w:unhideWhenUsed="1"/>
+    <w:lsdException w:name="Body Text First Indent 2" w:semiHidden="1" w:uiPriority="99" w:unhideWhenUsed="1"/>
+    <w:lsdException w:name="Note Heading" w:semiHidden="1" w:uiPriority="99" w:unhideWhenUsed="1"/>
+    <w:lsdException w:name="Body Text 2" w:semiHidden="1" w:uiPriority="99" w:unhideWhenUsed="1"/>
+    <w:lsdException w:name="Body Text 3" w:semiHidden="1" w:uiPriority="99" w:unhideWhenUsed="1"/>
+    <w:lsdException w:name="Body Text Indent 2" w:semiHidden="1" w:uiPriority="99" w:unhideWhenUsed="1"/>
+    <w:lsdException w:name="Body Text Indent 3" w:semiHidden="1" w:uiPriority="99" w:unhideWhenUsed="1"/>
+    <w:lsdException w:name="Block Text" w:semiHidden="1" w:uiPriority="99" w:unhideWhenUsed="1"/>
+    <w:lsdException w:name="Hyperlink" w:semiHidden="1" w:uiPriority="99" w:unhideWhenUsed="1"/>
+    <w:lsdException w:name="FollowedHyperlink" w:semiHidden="1" w:uiPriority="99" w:unhideWhenUsed="1"/>
     <w:lsdException w:name="Strong" w:uiPriority="52" w:qFormat="1"/>
     <w:lsdException w:name="Emphasis" w:uiPriority="50" w:qFormat="1"/>
-    <w:lsdException w:name="Document Map" w:semiHidden="1" w:unhideWhenUsed="1"/>
-    <w:lsdException w:name="Plain Text" w:semiHidden="1" w:unhideWhenUsed="1"/>
-    <w:lsdException w:name="E-mail Signature" w:semiHidden="1" w:unhideWhenUsed="1"/>
-    <w:lsdException w:name="HTML Top of Form" w:semiHidden="1" w:unhideWhenUsed="1"/>
-    <w:lsdException w:name="HTML Bottom of Form" w:semiHidden="1" w:unhideWhenUsed="1"/>
-    <w:lsdException w:name="Normal (Web)" w:semiHidden="1" w:unhideWhenUsed="1"/>
-    <w:lsdException w:name="HTML Acronym" w:semiHidden="1" w:unhideWhenUsed="1"/>
-    <w:lsdException w:name="HTML Address" w:semiHidden="1" w:unhideWhenUsed="1"/>
-    <w:lsdException w:name="HTML Cite" w:semiHidden="1" w:unhideWhenUsed="1"/>
-    <w:lsdException w:name="HTML Code" w:semiHidden="1" w:unhideWhenUsed="1"/>
-    <w:lsdException w:name="HTML Definition" w:semiHidden="1" w:unhideWhenUsed="1"/>
-    <w:lsdException w:name="HTML Keyboard" w:semiHidden="1" w:unhideWhenUsed="1"/>
-    <w:lsdException w:name="HTML Preformatted" w:semiHidden="1" w:unhideWhenUsed="1"/>
-    <w:lsdException w:name="HTML Sample" w:semiHidden="1" w:unhideWhenUsed="1"/>
-    <w:lsdException w:name="HTML Typewriter" w:semiHidden="1" w:unhideWhenUsed="1"/>
-    <w:lsdException w:name="HTML Variable" w:semiHidden="1" w:unhideWhenUsed="1"/>
-    <w:lsdException w:name="Normal Table" w:semiHidden="1" w:unhideWhenUsed="1"/>
-    <w:lsdException w:name="annotation subject" w:semiHidden="1" w:unhideWhenUsed="1"/>
-    <w:lsdException w:name="No List" w:semiHidden="1" w:unhideWhenUsed="1"/>
-    <w:lsdException w:name="Outline List 1" w:semiHidden="1" w:unhideWhenUsed="1"/>
-    <w:lsdException w:name="Outline List 2" w:semiHidden="1" w:unhideWhenUsed="1"/>
-    <w:lsdException w:name="Outline List 3" w:semiHidden="1" w:unhideWhenUsed="1"/>
-    <w:lsdException w:name="Table Simple 1" w:semiHidden="1" w:unhideWhenUsed="1"/>
-    <w:lsdException w:name="Table Simple 2" w:semiHidden="1" w:unhideWhenUsed="1"/>
-    <w:lsdException w:name="Table Simple 3" w:semiHidden="1" w:unhideWhenUsed="1"/>
-    <w:lsdException w:name="Table Classic 1" w:semiHidden="1" w:unhideWhenUsed="1"/>
-    <w:lsdException w:name="Table Classic 2" w:semiHidden="1" w:unhideWhenUsed="1"/>
-    <w:lsdException w:name="Table Classic 3" w:semiHidden="1" w:unhideWhenUsed="1"/>
-    <w:lsdException w:name="Table Classic 4" w:semiHidden="1" w:unhideWhenUsed="1"/>
-    <w:lsdException w:name="Table Colorful 1" w:semiHidden="1" w:unhideWhenUsed="1"/>
-    <w:lsdException w:name="Table Colorful 2" w:semiHidden="1" w:unhideWhenUsed="1"/>
-    <w:lsdException w:name="Table Colorful 3" w:semiHidden="1" w:unhideWhenUsed="1"/>
-    <w:lsdException w:name="Table Columns 1" w:semiHidden="1" w:unhideWhenUsed="1"/>
-    <w:lsdException w:name="Table Columns 2" w:semiHidden="1" w:unhideWhenUsed="1"/>
-    <w:lsdException w:name="Table Columns 3" w:semiHidden="1" w:unhideWhenUsed="1"/>
-    <w:lsdException w:name="Table Columns 4" w:semiHidden="1" w:unhideWhenUsed="1"/>
-    <w:lsdException w:name="Table Columns 5" w:semiHidden="1" w:unhideWhenUsed="1"/>
-    <w:lsdException w:name="Table Grid 1" w:semiHidden="1" w:unhideWhenUsed="1"/>
-    <w:lsdException w:name="Table Grid 2" w:semiHidden="1" w:unhideWhenUsed="1"/>
-    <w:lsdException w:name="Table Grid 3" w:semiHidden="1" w:unhideWhenUsed="1"/>
-    <w:lsdException w:name="Table Grid 4" w:semiHidden="1" w:unhideWhenUsed="1"/>
-    <w:lsdException w:name="Table Grid 5" w:semiHidden="1" w:unhideWhenUsed="1"/>
-    <w:lsdException w:name="Table Grid 6" w:semiHidden="1" w:unhideWhenUsed="1"/>
-    <w:lsdException w:name="Table Grid 7" w:semiHidden="1" w:unhideWhenUsed="1"/>
-    <w:lsdException w:name="Table Grid 8" w:semiHidden="1" w:unhideWhenUsed="1"/>
-    <w:lsdException w:name="Table List 1" w:semiHidden="1" w:unhideWhenUsed="1"/>
-    <w:lsdException w:name="Table List 2" w:semiHidden="1" w:unhideWhenUsed="1"/>
-    <w:lsdException w:name="Table List 3" w:semiHidden="1" w:unhideWhenUsed="1"/>
-    <w:lsdException w:name="Table List 4" w:semiHidden="1" w:unhideWhenUsed="1"/>
-    <w:lsdException w:name="Table List 5" w:semiHidden="1" w:unhideWhenUsed="1"/>
-    <w:lsdException w:name="Table List 6" w:semiHidden="1" w:unhideWhenUsed="1"/>
-    <w:lsdException w:name="Table List 7" w:semiHidden="1" w:unhideWhenUsed="1"/>
-    <w:lsdException w:name="Table List 8" w:semiHidden="1" w:unhideWhenUsed="1"/>
-    <w:lsdException w:name="Table 3D effects 1" w:semiHidden="1" w:unhideWhenUsed="1"/>
-    <w:lsdException w:name="Table 3D effects 2" w:semiHidden="1" w:unhideWhenUsed="1"/>
-    <w:lsdException w:name="Table 3D effects 3" w:semiHidden="1" w:unhideWhenUsed="1"/>
-    <w:lsdException w:name="Table Contemporary" w:semiHidden="1" w:unhideWhenUsed="1"/>
-    <w:lsdException w:name="Table Elegant" w:semiHidden="1" w:unhideWhenUsed="1"/>
-    <w:lsdException w:name="Table Professional" w:semiHidden="1" w:unhideWhenUsed="1"/>
-    <w:lsdException w:name="Table Subtle 1" w:semiHidden="1" w:unhideWhenUsed="1"/>
-    <w:lsdException w:name="Table Subtle 2" w:semiHidden="1" w:unhideWhenUsed="1"/>
-    <w:lsdException w:name="Table Web 1" w:semiHidden="1" w:unhideWhenUsed="1"/>
-    <w:lsdException w:name="Table Web 2" w:semiHidden="1" w:unhideWhenUsed="1"/>
-    <w:lsdException w:name="Table Web 3" w:semiHidden="1" w:unhideWhenUsed="1"/>
-    <w:lsdException w:name="Balloon Text" w:semiHidden="1" w:unhideWhenUsed="1"/>
+    <w:lsdException w:name="Document Map" w:semiHidden="1" w:uiPriority="99" w:unhideWhenUsed="1"/>
+    <w:lsdException w:name="Plain Text" w:semiHidden="1" w:uiPriority="99" w:unhideWhenUsed="1"/>
+    <w:lsdException w:name="E-mail Signature" w:semiHidden="1" w:uiPriority="99" w:unhideWhenUsed="1"/>
+    <w:lsdException w:name="HTML Top of Form" w:semiHidden="1" w:uiPriority="99" w:unhideWhenUsed="1"/>
+    <w:lsdException w:name="HTML Bottom of Form" w:semiHidden="1" w:uiPriority="99" w:unhideWhenUsed="1"/>
+    <w:lsdException w:name="Normal (Web)" w:semiHidden="1" w:uiPriority="99" w:unhideWhenUsed="1"/>
+    <w:lsdException w:name="HTML Acronym" w:semiHidden="1" w:uiPriority="99" w:unhideWhenUsed="1"/>
+    <w:lsdException w:name="HTML Address" w:semiHidden="1" w:uiPriority="99" w:unhideWhenUsed="1"/>
+    <w:lsdException w:name="HTML Cite" w:semiHidden="1" w:uiPriority="99" w:unhideWhenUsed="1"/>
+    <w:lsdException w:name="HTML Code" w:semiHidden="1" w:uiPriority="99" w:unhideWhenUsed="1"/>
+    <w:lsdException w:name="HTML Definition" w:semiHidden="1" w:uiPriority="99" w:unhideWhenUsed="1"/>
+    <w:lsdException w:name="HTML Keyboard" w:semiHidden="1" w:uiPriority="99" w:unhideWhenUsed="1"/>
+    <w:lsdException w:name="HTML Preformatted" w:semiHidden="1" w:uiPriority="99" w:unhideWhenUsed="1"/>
+    <w:lsdException w:name="HTML Sample" w:semiHidden="1" w:uiPriority="99" w:unhideWhenUsed="1"/>
+    <w:lsdException w:name="HTML Typewriter" w:semiHidden="1" w:uiPriority="99" w:unhideWhenUsed="1"/>
+    <w:lsdException w:name="HTML Variable" w:semiHidden="1" w:uiPriority="99" w:unhideWhenUsed="1"/>
+    <w:lsdException w:name="Normal Table" w:semiHidden="1" w:uiPriority="99" w:unhideWhenUsed="1"/>
+    <w:lsdException w:name="annotation subject" w:semiHidden="1" w:uiPriority="99" w:unhideWhenUsed="1"/>
+    <w:lsdException w:name="No List" w:semiHidden="1" w:uiPriority="99" w:unhideWhenUsed="1"/>
+    <w:lsdException w:name="Outline List 1" w:semiHidden="1" w:uiPriority="99" w:unhideWhenUsed="1"/>
+    <w:lsdException w:name="Outline List 2" w:semiHidden="1" w:uiPriority="99" w:unhideWhenUsed="1"/>
+    <w:lsdException w:name="Outline List 3" w:semiHidden="1" w:uiPriority="99" w:unhideWhenUsed="1"/>
+    <w:lsdException w:name="Table Simple 1" w:semiHidden="1" w:uiPriority="99" w:unhideWhenUsed="1"/>
+    <w:lsdException w:name="Table Simple 2" w:semiHidden="1" w:uiPriority="99" w:unhideWhenUsed="1"/>
+    <w:lsdException w:name="Table Simple 3" w:semiHidden="1" w:uiPriority="99" w:unhideWhenUsed="1"/>
+    <w:lsdException w:name="Table Classic 1" w:semiHidden="1" w:uiPriority="99" w:unhideWhenUsed="1"/>
+    <w:lsdException w:name="Table Classic 2" w:semiHidden="1" w:uiPriority="99" w:unhideWhenUsed="1"/>
+    <w:lsdException w:name="Table Classic 3" w:semiHidden="1" w:uiPriority="99" w:unhideWhenUsed="1"/>
+    <w:lsdException w:name="Table Classic 4" w:semiHidden="1" w:uiPriority="99" w:unhideWhenUsed="1"/>
+    <w:lsdException w:name="Table Colorful 1" w:semiHidden="1" w:uiPriority="99" w:unhideWhenUsed="1"/>
+    <w:lsdException w:name="Table Colorful 2" w:semiHidden="1" w:uiPriority="99" w:unhideWhenUsed="1"/>
+    <w:lsdException w:name="Table Colorful 3" w:semiHidden="1" w:uiPriority="99" w:unhideWhenUsed="1"/>
+    <w:lsdException w:name="Table Columns 1" w:semiHidden="1" w:uiPriority="99" w:unhideWhenUsed="1"/>
+    <w:lsdException w:name="Table Columns 2" w:semiHidden="1" w:uiPriority="99" w:unhideWhenUsed="1"/>
+    <w:lsdException w:name="Table Columns 3" w:semiHidden="1" w:uiPriority="99" w:unhideWhenUsed="1"/>
+    <w:lsdException w:name="Table Columns 4" w:semiHidden="1" w:uiPriority="99" w:unhideWhenUsed="1"/>
+    <w:lsdException w:name="Table Columns 5" w:semiHidden="1" w:uiPriority="99" w:unhideWhenUsed="1"/>
+    <w:lsdException w:name="Table Grid 1" w:semiHidden="1" w:uiPriority="99" w:unhideWhenUsed="1"/>
+    <w:lsdException w:name="Table Grid 2" w:semiHidden="1" w:uiPriority="99" w:unhideWhenUsed="1"/>
+    <w:lsdException w:name="Table Grid 3" w:semiHidden="1" w:uiPriority="99" w:unhideWhenUsed="1"/>
+    <w:lsdException w:name="Table Grid 4" w:semiHidden="1" w:uiPriority="99" w:unhideWhenUsed="1"/>
+    <w:lsdException w:name="Table Grid 5" w:semiHidden="1" w:uiPriority="99" w:unhideWhenUsed="1"/>
+    <w:lsdException w:name="Table Grid 6" w:semiHidden="1" w:uiPriority="99" w:unhideWhenUsed="1"/>
+    <w:lsdException w:name="Table Grid 7" w:semiHidden="1" w:uiPriority="99" w:unhideWhenUsed="1"/>
+    <w:lsdException w:name="Table Grid 8" w:semiHidden="1" w:uiPriority="99" w:unhideWhenUsed="1"/>
+    <w:lsdException w:name="Table List 1" w:semiHidden="1" w:uiPriority="99" w:unhideWhenUsed="1"/>
+    <w:lsdException w:name="Table List 2" w:semiHidden="1" w:uiPriority="99" w:unhideWhenUsed="1"/>
+    <w:lsdException w:name="Table List 3" w:semiHidden="1" w:uiPriority="99" w:unhideWhenUsed="1"/>
+    <w:lsdException w:name="Table List 4" w:semiHidden="1" w:uiPriority="99" w:unhideWhenUsed="1"/>
+    <w:lsdException w:name="Table List 5" w:semiHidden="1" w:uiPriority="99" w:unhideWhenUsed="1"/>
+    <w:lsdException w:name="Table List 6" w:semiHidden="1" w:uiPriority="99" w:unhideWhenUsed="1"/>
+    <w:lsdException w:name="Table List 7" w:semiHidden="1" w:uiPriority="99" w:unhideWhenUsed="1"/>
+    <w:lsdException w:name="Table List 8" w:semiHidden="1" w:uiPriority="99" w:unhideWhenUsed="1"/>
+    <w:lsdException w:name="Table 3D effects 1" w:semiHidden="1" w:uiPriority="99" w:unhideWhenUsed="1"/>
+    <w:lsdException w:name="Table 3D effects 2" w:semiHidden="1" w:uiPriority="99" w:unhideWhenUsed="1"/>
+    <w:lsdException w:name="Table 3D effects 3" w:semiHidden="1" w:uiPriority="99" w:unhideWhenUsed="1"/>
+    <w:lsdException w:name="Table Contemporary" w:semiHidden="1" w:uiPriority="99" w:unhideWhenUsed="1"/>
+    <w:lsdException w:name="Table Elegant" w:semiHidden="1" w:uiPriority="99" w:unhideWhenUsed="1"/>
+    <w:lsdException w:name="Table Professional" w:semiHidden="1" w:uiPriority="99" w:unhideWhenUsed="1"/>
+    <w:lsdException w:name="Table Subtle 1" w:semiHidden="1" w:uiPriority="99" w:unhideWhenUsed="1"/>
+    <w:lsdException w:name="Table Subtle 2" w:semiHidden="1" w:uiPriority="99" w:unhideWhenUsed="1"/>
+    <w:lsdException w:name="Table Web 1" w:semiHidden="1" w:uiPriority="99" w:unhideWhenUsed="1"/>
+    <w:lsdException w:name="Table Web 2" w:semiHidden="1" w:uiPriority="99" w:unhideWhenUsed="1"/>
+    <w:lsdException w:name="Table Web 3" w:semiHidden="1" w:uiPriority="99" w:unhideWhenUsed="1"/>
+    <w:lsdException w:name="Balloon Text" w:semiHidden="1" w:uiPriority="99" w:unhideWhenUsed="1"/>
     <w:lsdException w:name="Table Grid" w:uiPriority="87"/>
-    <w:lsdException w:name="Table Theme" w:semiHidden="1" w:unhideWhenUsed="1"/>
-    <w:lsdException w:name="Placeholder Text" w:semiHidden="1"/>
+    <w:lsdException w:name="Table Theme" w:semiHidden="1" w:uiPriority="99" w:unhideWhenUsed="1"/>
+    <w:lsdException w:name="Placeholder Text" w:semiHidden="1" w:uiPriority="99"/>
     <w:lsdException w:name="No Spacing" w:uiPriority="1" w:qFormat="1"/>
-    <w:lsdException w:name="Light Shading" w:uiPriority="150"/>
-    <w:lsdException w:name="Light List" w:uiPriority="151"/>
-    <w:lsdException w:name="Light Grid" w:uiPriority="152"/>
-    <w:lsdException w:name="Medium Shading 1"/>
-    <w:lsdException w:name="Medium Shading 2" w:uiPriority="0"/>
-    <w:lsdException w:name="Medium List 1" w:uiPriority="0"/>
-    <w:lsdException w:name="Medium List 2" w:uiPriority="0"/>
-    <w:lsdException w:name="Medium Grid 1" w:uiPriority="0"/>
-    <w:lsdException w:name="Medium Grid 2" w:uiPriority="0"/>
-    <w:lsdException w:name="Medium Grid 3" w:uiPriority="0"/>
-    <w:lsdException w:name="Dark List" w:uiPriority="0"/>
-    <w:lsdException w:name="Colorful Shading" w:uiPriority="0"/>
-    <w:lsdException w:name="Colorful List" w:uiPriority="0"/>
-    <w:lsdException w:name="Colorful Grid" w:uiPriority="0"/>
-    <w:lsdException w:name="Light Shading Accent 1" w:uiPriority="150"/>
-    <w:lsdException w:name="Light List Accent 1" w:uiPriority="151"/>
-    <w:lsdException w:name="Light Grid Accent 1" w:uiPriority="152"/>
-    <w:lsdException w:name="Medium Shading 1 Accent 1"/>
-    <w:lsdException w:name="Medium Shading 2 Accent 1" w:uiPriority="0"/>
-    <w:lsdException w:name="Medium List 1 Accent 1" w:uiPriority="0"/>
-    <w:lsdException w:name="Revision" w:semiHidden="1"/>
+    <w:lsdException w:name="Light Shading"/>
+    <w:lsdException w:name="Light List"/>
+    <w:lsdException w:name="Light Grid"/>
+    <w:lsdException w:name="Medium Shading 1" w:uiPriority="99"/>
+    <w:lsdException w:name="Medium Shading 2"/>
+    <w:lsdException w:name="Medium List 1"/>
+    <w:lsdException w:name="Medium List 2"/>
+    <w:lsdException w:name="Medium Grid 1"/>
+    <w:lsdException w:name="Medium Grid 2"/>
+    <w:lsdException w:name="Medium Grid 3"/>
+    <w:lsdException w:name="Dark List"/>
+    <w:lsdException w:name="Colorful Shading"/>
+    <w:lsdException w:name="Colorful List"/>
+    <w:lsdException w:name="Colorful Grid"/>
+    <w:lsdException w:name="Light Shading Accent 1"/>
+    <w:lsdException w:name="Light List Accent 1"/>
+    <w:lsdException w:name="Light Grid Accent 1"/>
+    <w:lsdException w:name="Medium Shading 1 Accent 1" w:uiPriority="99"/>
+    <w:lsdException w:name="Medium Shading 2 Accent 1"/>
+    <w:lsdException w:name="Medium List 1 Accent 1"/>
+    <w:lsdException w:name="Revision" w:semiHidden="1" w:uiPriority="99"/>
     <w:lsdException w:name="List Paragraph" w:uiPriority="82" w:qFormat="1"/>
     <w:lsdException w:name="Quote" w:uiPriority="65" w:qFormat="1"/>
     <w:lsdException w:name="Intense Quote" w:uiPriority="72" w:qFormat="1"/>
-    <w:lsdException w:name="Medium List 2 Accent 1" w:uiPriority="0"/>
-    <w:lsdException w:name="Medium Grid 1 Accent 1" w:uiPriority="0"/>
-    <w:lsdException w:name="Medium Grid 2 Accent 1" w:uiPriority="0"/>
-    <w:lsdException w:name="Medium Grid 3 Accent 1" w:uiPriority="0"/>
-    <w:lsdException w:name="Dark List Accent 1" w:uiPriority="0"/>
-    <w:lsdException w:name="Colorful Shading Accent 1" w:uiPriority="0"/>
-    <w:lsdException w:name="Colorful List Accent 1" w:uiPriority="0"/>
-    <w:lsdException w:name="Colorful Grid Accent 1" w:uiPriority="0"/>
-    <w:lsdException w:name="Light Shading Accent 2" w:uiPriority="150"/>
-    <w:lsdException w:name="Light List Accent 2" w:uiPriority="151"/>
-    <w:lsdException w:name="Light Grid Accent 2" w:uiPriority="152"/>
-    <w:lsdException w:name="Medium Shading 1 Accent 2"/>
-    <w:lsdException w:name="Medium Shading 2 Accent 2" w:uiPriority="0"/>
-    <w:lsdException w:name="Medium List 1 Accent 2" w:uiPriority="0"/>
-    <w:lsdException w:name="Medium List 2 Accent 2" w:uiPriority="0"/>
-    <w:lsdException w:name="Medium Grid 1 Accent 2" w:uiPriority="0"/>
-    <w:lsdException w:name="Medium Grid 2 Accent 2" w:uiPriority="0"/>
-    <w:lsdException w:name="Medium Grid 3 Accent 2" w:uiPriority="0"/>
-    <w:lsdException w:name="Dark List Accent 2" w:uiPriority="0"/>
-    <w:lsdException w:name="Colorful Shading Accent 2" w:uiPriority="0"/>
-    <w:lsdException w:name="Colorful List Accent 2" w:uiPriority="0"/>
-    <w:lsdException w:name="Colorful Grid Accent 2" w:uiPriority="0"/>
-    <w:lsdException w:name="Light Shading Accent 3" w:uiPriority="150"/>
-    <w:lsdException w:name="Light List Accent 3" w:uiPriority="151"/>
-    <w:lsdException w:name="Light Grid Accent 3" w:uiPriority="152"/>
-    <w:lsdException w:name="Medium Shading 1 Accent 3"/>
-    <w:lsdException w:name="Medium Shading 2 Accent 3" w:uiPriority="0"/>
-    <w:lsdException w:name="Medium List 1 Accent 3" w:uiPriority="0"/>
-    <w:lsdException w:name="Medium List 2 Accent 3" w:uiPriority="0"/>
-    <w:lsdException w:name="Medium Grid 1 Accent 3" w:uiPriority="0"/>
-    <w:lsdException w:name="Medium Grid 2 Accent 3" w:uiPriority="0"/>
-    <w:lsdException w:name="Medium Grid 3 Accent 3" w:uiPriority="0"/>
-    <w:lsdException w:name="Dark List Accent 3" w:uiPriority="0"/>
-    <w:lsdException w:name="Colorful Shading Accent 3" w:uiPriority="0"/>
-    <w:lsdException w:name="Colorful List Accent 3" w:uiPriority="0"/>
-    <w:lsdException w:name="Colorful Grid Accent 3" w:uiPriority="0"/>
-    <w:lsdException w:name="Light Shading Accent 4" w:uiPriority="150"/>
-    <w:lsdException w:name="Light List Accent 4" w:uiPriority="151"/>
-    <w:lsdException w:name="Light Grid Accent 4" w:uiPriority="152"/>
-    <w:lsdException w:name="Medium Shading 1 Accent 4"/>
-    <w:lsdException w:name="Medium Shading 2 Accent 4" w:uiPriority="0"/>
-    <w:lsdException w:name="Medium List 1 Accent 4" w:uiPriority="0"/>
-    <w:lsdException w:name="Medium List 2 Accent 4" w:uiPriority="0"/>
-    <w:lsdException w:name="Medium Grid 1 Accent 4" w:uiPriority="0"/>
-    <w:lsdException w:name="Medium Grid 2 Accent 4" w:uiPriority="0"/>
-    <w:lsdException w:name="Medium Grid 3 Accent 4" w:uiPriority="0"/>
-    <w:lsdException w:name="Dark List Accent 4" w:uiPriority="0"/>
-    <w:lsdException w:name="Colorful Shading Accent 4" w:uiPriority="0"/>
-    <w:lsdException w:name="Colorful List Accent 4" w:uiPriority="0"/>
-    <w:lsdException w:name="Colorful Grid Accent 4" w:uiPriority="0"/>
-    <w:lsdException w:name="Light Shading Accent 5" w:uiPriority="150"/>
-    <w:lsdException w:name="Light List Accent 5" w:uiPriority="151"/>
-    <w:lsdException w:name="Light Grid Accent 5" w:uiPriority="152"/>
-    <w:lsdException w:name="Medium Shading 1 Accent 5"/>
-    <w:lsdException w:name="Medium Shading 2 Accent 5" w:uiPriority="0"/>
-    <w:lsdException w:name="Medium List 1 Accent 5" w:uiPriority="0"/>
-    <w:lsdException w:name="Medium List 2 Accent 5" w:uiPriority="0"/>
-    <w:lsdException w:name="Medium Grid 1 Accent 5" w:uiPriority="0"/>
-    <w:lsdException w:name="Medium Grid 2 Accent 5" w:uiPriority="0"/>
-    <w:lsdException w:name="Medium Grid 3 Accent 5" w:uiPriority="0"/>
-    <w:lsdException w:name="Dark List Accent 5" w:uiPriority="0"/>
-    <w:lsdException w:name="Colorful Shading Accent 5" w:uiPriority="0"/>
-    <w:lsdException w:name="Colorful List Accent 5" w:uiPriority="0"/>
-    <w:lsdException w:name="Colorful Grid Accent 5" w:uiPriority="0"/>
-    <w:lsdException w:name="Light Shading Accent 6" w:uiPriority="150"/>
-    <w:lsdException w:name="Light List Accent 6" w:uiPriority="151"/>
-    <w:lsdException w:name="Light Grid Accent 6" w:uiPriority="152"/>
-    <w:lsdException w:name="Medium Shading 1 Accent 6"/>
-    <w:lsdException w:name="Medium Shading 2 Accent 6" w:uiPriority="0"/>
-    <w:lsdException w:name="Medium List 1 Accent 6" w:uiPriority="0"/>
-    <w:lsdException w:name="Medium List 2 Accent 6" w:uiPriority="0"/>
-    <w:lsdException w:name="Medium Grid 1 Accent 6" w:uiPriority="0"/>
-    <w:lsdException w:name="Medium Grid 2 Accent 6" w:uiPriority="0"/>
-    <w:lsdException w:name="Medium Grid 3 Accent 6" w:uiPriority="0"/>
-    <w:lsdException w:name="Dark List Accent 6" w:uiPriority="0"/>
-    <w:lsdException w:name="Colorful Shading Accent 6" w:uiPriority="0"/>
-    <w:lsdException w:name="Colorful List Accent 6" w:uiPriority="0"/>
-    <w:lsdException w:name="Colorful Grid Accent 6" w:uiPriority="0"/>
+    <w:lsdException w:name="Medium List 2 Accent 1"/>
+    <w:lsdException w:name="Medium Grid 1 Accent 1"/>
+    <w:lsdException w:name="Medium Grid 2 Accent 1"/>
+    <w:lsdException w:name="Medium Grid 3 Accent 1"/>
+    <w:lsdException w:name="Dark List Accent 1"/>
+    <w:lsdException w:name="Colorful Shading Accent 1"/>
+    <w:lsdException w:name="Colorful List Accent 1"/>
+    <w:lsdException w:name="Colorful Grid Accent 1"/>
+    <w:lsdException w:name="Light Shading Accent 2"/>
+    <w:lsdException w:name="Light List Accent 2"/>
+    <w:lsdException w:name="Light Grid Accent 2"/>
+    <w:lsdException w:name="Medium Shading 1 Accent 2" w:uiPriority="99"/>
+    <w:lsdException w:name="Medium Shading 2 Accent 2"/>
+    <w:lsdException w:name="Medium List 1 Accent 2"/>
+    <w:lsdException w:name="Medium List 2 Accent 2"/>
+    <w:lsdException w:name="Medium Grid 1 Accent 2"/>
+    <w:lsdException w:name="Medium Grid 2 Accent 2"/>
+    <w:lsdException w:name="Medium Grid 3 Accent 2"/>
+    <w:lsdException w:name="Dark List Accent 2"/>
+    <w:lsdException w:name="Colorful Shading Accent 2"/>
+    <w:lsdException w:name="Colorful List Accent 2"/>
+    <w:lsdException w:name="Colorful Grid Accent 2"/>
+    <w:lsdException w:name="Light Shading Accent 3"/>
+    <w:lsdException w:name="Light List Accent 3"/>
+    <w:lsdException w:name="Light Grid Accent 3"/>
+    <w:lsdException w:name="Medium Shading 1 Accent 3" w:uiPriority="99"/>
+    <w:lsdException w:name="Medium Shading 2 Accent 3"/>
+    <w:lsdException w:name="Medium List 1 Accent 3"/>
+    <w:lsdException w:name="Medium List 2 Accent 3"/>
+    <w:lsdException w:name="Medium Grid 1 Accent 3"/>
+    <w:lsdException w:name="Medium Grid 2 Accent 3"/>
+    <w:lsdException w:name="Medium Grid 3 Accent 3"/>
+    <w:lsdException w:name="Dark List Accent 3"/>
+    <w:lsdException w:name="Colorful Shading Accent 3"/>
+    <w:lsdException w:name="Colorful List Accent 3"/>
+    <w:lsdException w:name="Colorful Grid Accent 3"/>
+    <w:lsdException w:name="Light Shading Accent 4"/>
+    <w:lsdException w:name="Light List Accent 4"/>
+    <w:lsdException w:name="Light Grid Accent 4"/>
+    <w:lsdException w:name="Medium Shading 1 Accent 4" w:uiPriority="99"/>
+    <w:lsdException w:name="Medium Shading 2 Accent 4"/>
+    <w:lsdException w:name="Medium List 1 Accent 4"/>
+    <w:lsdException w:name="Medium List 2 Accent 4"/>
+    <w:lsdException w:name="Medium Grid 1 Accent 4"/>
+    <w:lsdException w:name="Medium Grid 2 Accent 4"/>
+    <w:lsdException w:name="Medium Grid 3 Accent 4"/>
+    <w:lsdException w:name="Dark List Accent 4"/>
+    <w:lsdException w:name="Colorful Shading Accent 4"/>
+    <w:lsdException w:name="Colorful List Accent 4"/>
+    <w:lsdException w:name="Colorful Grid Accent 4"/>
+    <w:lsdException w:name="Light Shading Accent 5"/>
+    <w:lsdException w:name="Light List Accent 5"/>
+    <w:lsdException w:name="Light Grid Accent 5"/>
+    <w:lsdException w:name="Medium Shading 1 Accent 5" w:uiPriority="99"/>
+    <w:lsdException w:name="Medium Shading 2 Accent 5"/>
+    <w:lsdException w:name="Medium List 1 Accent 5"/>
+    <w:lsdException w:name="Medium List 2 Accent 5"/>
+    <w:lsdException w:name="Medium Grid 1 Accent 5"/>
+    <w:lsdException w:name="Medium Grid 2 Accent 5"/>
+    <w:lsdException w:name="Medium Grid 3 Accent 5"/>
+    <w:lsdException w:name="Dark List Accent 5"/>
+    <w:lsdException w:name="Colorful Shading Accent 5"/>
+    <w:lsdException w:name="Colorful List Accent 5"/>
+    <w:lsdException w:name="Colorful Grid Accent 5"/>
+    <w:lsdException w:name="Light Shading Accent 6"/>
+    <w:lsdException w:name="Light List Accent 6"/>
+    <w:lsdException w:name="Light Grid Accent 6"/>
+    <w:lsdException w:name="Medium Shading 1 Accent 6" w:uiPriority="99"/>
+    <w:lsdException w:name="Medium Shading 2 Accent 6"/>
+    <w:lsdException w:name="Medium List 1 Accent 6"/>
+    <w:lsdException w:name="Medium List 2 Accent 6"/>
+    <w:lsdException w:name="Medium Grid 1 Accent 6"/>
+    <w:lsdException w:name="Medium Grid 2 Accent 6"/>
+    <w:lsdException w:name="Medium Grid 3 Accent 6"/>
+    <w:lsdException w:name="Dark List Accent 6"/>
+    <w:lsdException w:name="Colorful Shading Accent 6"/>
+    <w:lsdException w:name="Colorful List Accent 6"/>
+    <w:lsdException w:name="Colorful Grid Accent 6"/>
     <w:lsdException w:name="Subtle Emphasis" w:uiPriority="37" w:qFormat="1"/>
     <w:lsdException w:name="Intense Emphasis" w:uiPriority="51" w:qFormat="1"/>
     <w:lsdException w:name="Subtle Reference" w:uiPriority="73" w:qFormat="1"/>
@@ -4862,138 +4040,34 @@
     <w:lsdException w:name="Book Title" w:uiPriority="81" w:qFormat="1"/>
     <w:lsdException w:name="Bibliography" w:semiHidden="1" w:uiPriority="85" w:unhideWhenUsed="1"/>
     <w:lsdException w:name="TOC Heading" w:semiHidden="1" w:uiPriority="87" w:unhideWhenUsed="1" w:qFormat="1"/>
-    <w:lsdException w:name="Plain Table 1" w:uiPriority="101"/>
-    <w:lsdException w:name="Plain Table 2" w:uiPriority="102"/>
-    <w:lsdException w:name="Plain Table 3" w:uiPriority="103"/>
-    <w:lsdException w:name="Plain Table 4" w:uiPriority="104"/>
-    <w:lsdException w:name="Plain Table 5" w:uiPriority="105"/>
-    <w:lsdException w:name="Grid Table Light" w:uiPriority="100"/>
-    <w:lsdException w:name="Grid Table 1 Light" w:uiPriority="112"/>
-    <w:lsdException w:name="Grid Table 2" w:uiPriority="113"/>
-    <w:lsdException w:name="Grid Table 3" w:uiPriority="114"/>
-    <w:lsdException w:name="Grid Table 4" w:uiPriority="115"/>
-    <w:lsdException w:name="Grid Table 5 Dark" w:uiPriority="128"/>
-    <w:lsdException w:name="Grid Table 6 Colorful" w:uiPriority="129"/>
-    <w:lsdException w:name="Grid Table 7 Colorful" w:uiPriority="130"/>
-    <w:lsdException w:name="Grid Table 1 Light Accent 1" w:uiPriority="112"/>
-    <w:lsdException w:name="Grid Table 2 Accent 1" w:uiPriority="113"/>
-    <w:lsdException w:name="Grid Table 3 Accent 1" w:uiPriority="114"/>
-    <w:lsdException w:name="Grid Table 4 Accent 1" w:uiPriority="115"/>
-    <w:lsdException w:name="Grid Table 5 Dark Accent 1" w:uiPriority="128"/>
-    <w:lsdException w:name="Grid Table 6 Colorful Accent 1" w:uiPriority="129"/>
-    <w:lsdException w:name="Grid Table 7 Colorful Accent 1" w:uiPriority="130"/>
-    <w:lsdException w:name="Grid Table 1 Light Accent 2" w:uiPriority="112"/>
-    <w:lsdException w:name="Grid Table 2 Accent 2" w:uiPriority="113"/>
-    <w:lsdException w:name="Grid Table 3 Accent 2" w:uiPriority="114"/>
-    <w:lsdException w:name="Grid Table 4 Accent 2" w:uiPriority="115"/>
-    <w:lsdException w:name="Grid Table 5 Dark Accent 2" w:uiPriority="128"/>
-    <w:lsdException w:name="Grid Table 6 Colorful Accent 2" w:uiPriority="129"/>
-    <w:lsdException w:name="Grid Table 7 Colorful Accent 2" w:uiPriority="130"/>
-    <w:lsdException w:name="Grid Table 1 Light Accent 3" w:uiPriority="112"/>
-    <w:lsdException w:name="Grid Table 2 Accent 3" w:uiPriority="113"/>
-    <w:lsdException w:name="Grid Table 3 Accent 3" w:uiPriority="114"/>
-    <w:lsdException w:name="Grid Table 4 Accent 3" w:uiPriority="115"/>
-    <w:lsdException w:name="Grid Table 5 Dark Accent 3" w:uiPriority="128"/>
-    <w:lsdException w:name="Grid Table 6 Colorful Accent 3" w:uiPriority="129"/>
-    <w:lsdException w:name="Grid Table 7 Colorful Accent 3" w:uiPriority="130"/>
-    <w:lsdException w:name="Grid Table 1 Light Accent 4" w:uiPriority="112"/>
-    <w:lsdException w:name="Grid Table 2 Accent 4" w:uiPriority="113"/>
-    <w:lsdException w:name="Grid Table 3 Accent 4" w:uiPriority="114"/>
-    <w:lsdException w:name="Grid Table 4 Accent 4" w:uiPriority="115"/>
-    <w:lsdException w:name="Grid Table 5 Dark Accent 4" w:uiPriority="128"/>
-    <w:lsdException w:name="Grid Table 6 Colorful Accent 4" w:uiPriority="129"/>
-    <w:lsdException w:name="Grid Table 7 Colorful Accent 4" w:uiPriority="130"/>
-    <w:lsdException w:name="Grid Table 1 Light Accent 5" w:uiPriority="112"/>
-    <w:lsdException w:name="Grid Table 2 Accent 5" w:uiPriority="113"/>
-    <w:lsdException w:name="Grid Table 3 Accent 5" w:uiPriority="114"/>
-    <w:lsdException w:name="Grid Table 4 Accent 5" w:uiPriority="115"/>
-    <w:lsdException w:name="Grid Table 5 Dark Accent 5" w:uiPriority="128"/>
-    <w:lsdException w:name="Grid Table 6 Colorful Accent 5" w:uiPriority="129"/>
-    <w:lsdException w:name="Grid Table 7 Colorful Accent 5" w:uiPriority="130"/>
-    <w:lsdException w:name="Grid Table 1 Light Accent 6" w:uiPriority="112"/>
-    <w:lsdException w:name="Grid Table 2 Accent 6" w:uiPriority="113"/>
-    <w:lsdException w:name="Grid Table 3 Accent 6" w:uiPriority="114"/>
-    <w:lsdException w:name="Grid Table 4 Accent 6" w:uiPriority="115"/>
-    <w:lsdException w:name="Grid Table 5 Dark Accent 6" w:uiPriority="128"/>
-    <w:lsdException w:name="Grid Table 6 Colorful Accent 6" w:uiPriority="129"/>
-    <w:lsdException w:name="Grid Table 7 Colorful Accent 6" w:uiPriority="130"/>
-    <w:lsdException w:name="List Table 1 Light" w:uiPriority="112"/>
-    <w:lsdException w:name="List Table 2" w:uiPriority="113"/>
-    <w:lsdException w:name="List Table 3" w:uiPriority="114"/>
-    <w:lsdException w:name="List Table 4" w:uiPriority="115"/>
-    <w:lsdException w:name="List Table 5 Dark" w:uiPriority="128"/>
-    <w:lsdException w:name="List Table 6 Colorful" w:uiPriority="129"/>
-    <w:lsdException w:name="List Table 7 Colorful" w:uiPriority="130"/>
-    <w:lsdException w:name="List Table 1 Light Accent 1" w:uiPriority="112"/>
-    <w:lsdException w:name="List Table 2 Accent 1" w:uiPriority="113"/>
-    <w:lsdException w:name="List Table 3 Accent 1" w:uiPriority="114"/>
-    <w:lsdException w:name="List Table 4 Accent 1" w:uiPriority="115"/>
-    <w:lsdException w:name="List Table 5 Dark Accent 1" w:uiPriority="128"/>
-    <w:lsdException w:name="List Table 6 Colorful Accent 1" w:uiPriority="129"/>
-    <w:lsdException w:name="List Table 7 Colorful Accent 1" w:uiPriority="130"/>
-    <w:lsdException w:name="List Table 1 Light Accent 2" w:uiPriority="112"/>
-    <w:lsdException w:name="List Table 2 Accent 2" w:uiPriority="113"/>
-    <w:lsdException w:name="List Table 3 Accent 2" w:uiPriority="114"/>
-    <w:lsdException w:name="List Table 4 Accent 2" w:uiPriority="115"/>
-    <w:lsdException w:name="List Table 5 Dark Accent 2" w:uiPriority="128"/>
-    <w:lsdException w:name="List Table 6 Colorful Accent 2" w:uiPriority="129"/>
-    <w:lsdException w:name="List Table 7 Colorful Accent 2" w:uiPriority="130"/>
-    <w:lsdException w:name="List Table 1 Light Accent 3" w:uiPriority="112"/>
-    <w:lsdException w:name="List Table 2 Accent 3" w:uiPriority="113"/>
-    <w:lsdException w:name="List Table 3 Accent 3" w:uiPriority="114"/>
-    <w:lsdException w:name="List Table 4 Accent 3" w:uiPriority="115"/>
-    <w:lsdException w:name="List Table 5 Dark Accent 3" w:uiPriority="128"/>
-    <w:lsdException w:name="List Table 6 Colorful Accent 3" w:uiPriority="129"/>
-    <w:lsdException w:name="List Table 7 Colorful Accent 3" w:uiPriority="130"/>
-    <w:lsdException w:name="List Table 1 Light Accent 4" w:uiPriority="112"/>
-    <w:lsdException w:name="List Table 2 Accent 4" w:uiPriority="113"/>
-    <w:lsdException w:name="List Table 3 Accent 4" w:uiPriority="114"/>
-    <w:lsdException w:name="List Table 4 Accent 4" w:uiPriority="115"/>
-    <w:lsdException w:name="List Table 5 Dark Accent 4" w:uiPriority="128"/>
-    <w:lsdException w:name="List Table 6 Colorful Accent 4" w:uiPriority="129"/>
-    <w:lsdException w:name="List Table 7 Colorful Accent 4" w:uiPriority="130"/>
-    <w:lsdException w:name="List Table 1 Light Accent 5" w:uiPriority="112"/>
-    <w:lsdException w:name="List Table 2 Accent 5" w:uiPriority="113"/>
-    <w:lsdException w:name="List Table 3 Accent 5" w:uiPriority="114"/>
-    <w:lsdException w:name="List Table 4 Accent 5" w:uiPriority="115"/>
-    <w:lsdException w:name="List Table 5 Dark Accent 5" w:uiPriority="128"/>
-    <w:lsdException w:name="List Table 6 Colorful Accent 5" w:uiPriority="129"/>
-    <w:lsdException w:name="List Table 7 Colorful Accent 5" w:uiPriority="130"/>
-    <w:lsdException w:name="List Table 1 Light Accent 6" w:uiPriority="112"/>
-    <w:lsdException w:name="List Table 2 Accent 6" w:uiPriority="113"/>
-    <w:lsdException w:name="List Table 3 Accent 6" w:uiPriority="114"/>
-    <w:lsdException w:name="List Table 4 Accent 6" w:uiPriority="115"/>
-    <w:lsdException w:name="List Table 5 Dark Accent 6" w:uiPriority="128"/>
-    <w:lsdException w:name="List Table 6 Colorful Accent 6" w:uiPriority="129"/>
-    <w:lsdException w:name="List Table 7 Colorful Accent 6" w:uiPriority="130"/>
-    <w:lsdException w:name="Mention" w:semiHidden="1" w:unhideWhenUsed="1"/>
-    <w:lsdException w:name="Smart Hyperlink" w:semiHidden="1" w:unhideWhenUsed="1"/>
-    <w:lsdException w:name="Hashtag" w:semiHidden="1" w:unhideWhenUsed="1"/>
-    <w:lsdException w:name="Unresolved Mention" w:semiHidden="1" w:unhideWhenUsed="1"/>
-    <w:lsdException w:name="Smart Link" w:semiHidden="1" w:unhideWhenUsed="1"/>
+    <w:lsdException w:name="Mention" w:semiHidden="1" w:uiPriority="99" w:unhideWhenUsed="1"/>
+    <w:lsdException w:name="Smart Hyperlink" w:semiHidden="1" w:uiPriority="99" w:unhideWhenUsed="1"/>
+    <w:lsdException w:name="Hashtag" w:semiHidden="1" w:uiPriority="99" w:unhideWhenUsed="1"/>
+    <w:lsdException w:name="Unresolved Mention" w:semiHidden="1" w:uiPriority="99" w:unhideWhenUsed="1"/>
+    <w:lsdException w:name="Smart Link" w:semiHidden="1" w:uiPriority="99" w:unhideWhenUsed="1"/>
   </w:latentStyles>
   <w:style w:type="paragraph" w:default="1" w:styleId="a">
     <w:name w:val="Normal"/>
     <w:qFormat/>
     <w:pPr>
-      <w:autoSpaceDE w:val="off"/>
-      <w:autoSpaceDN w:val="off"/>
-      <w:widowControl w:val="off"/>
-      <w:wordWrap w:val="off"/>
+      <w:widowControl w:val="0"/>
+      <w:wordWrap w:val="0"/>
+      <w:autoSpaceDE w:val="0"/>
+      <w:autoSpaceDN w:val="0"/>
     </w:pPr>
   </w:style>
   <w:style w:type="paragraph" w:styleId="1">
     <w:name w:val="heading 1"/>
-    <w:uiPriority w:val="9"/>
     <w:basedOn w:val="a"/>
     <w:next w:val="a"/>
     <w:link w:val="1Char"/>
+    <w:uiPriority w:val="9"/>
     <w:qFormat/>
     <w:pPr>
       <w:keepNext/>
       <w:keepLines/>
+      <w:spacing w:before="280" w:after="80"/>
       <w:outlineLvl w:val="0"/>
-      <w:spacing w:after="80" w:before="280"/>
     </w:pPr>
     <w:rPr>
       <w:rFonts w:asciiTheme="majorHAnsi" w:eastAsiaTheme="majorEastAsia" w:hAnsiTheme="majorHAnsi" w:cstheme="majorBidi"/>
@@ -5004,18 +4078,18 @@
   </w:style>
   <w:style w:type="paragraph" w:styleId="2">
     <w:name w:val="heading 2"/>
-    <w:uiPriority w:val="9"/>
     <w:basedOn w:val="a"/>
     <w:next w:val="a"/>
     <w:link w:val="2Char"/>
-    <w:qFormat/>
+    <w:uiPriority w:val="9"/>
     <w:semiHidden/>
     <w:unhideWhenUsed/>
+    <w:qFormat/>
     <w:pPr>
       <w:keepNext/>
       <w:keepLines/>
+      <w:spacing w:before="160" w:after="80"/>
       <w:outlineLvl w:val="1"/>
-      <w:spacing w:after="80" w:before="160"/>
     </w:pPr>
     <w:rPr>
       <w:rFonts w:asciiTheme="majorHAnsi" w:eastAsiaTheme="majorEastAsia" w:hAnsiTheme="majorHAnsi" w:cstheme="majorBidi"/>
@@ -5026,18 +4100,18 @@
   </w:style>
   <w:style w:type="paragraph" w:styleId="3">
     <w:name w:val="heading 3"/>
-    <w:uiPriority w:val="9"/>
     <w:basedOn w:val="a"/>
     <w:next w:val="a"/>
     <w:link w:val="3Char"/>
-    <w:qFormat/>
+    <w:uiPriority w:val="9"/>
     <w:semiHidden/>
     <w:unhideWhenUsed/>
+    <w:qFormat/>
     <w:pPr>
       <w:keepNext/>
       <w:keepLines/>
+      <w:spacing w:before="160" w:after="80"/>
       <w:outlineLvl w:val="2"/>
-      <w:spacing w:after="80" w:before="160"/>
     </w:pPr>
     <w:rPr>
       <w:rFonts w:asciiTheme="majorHAnsi" w:eastAsiaTheme="majorEastAsia" w:hAnsiTheme="majorHAnsi" w:cstheme="majorBidi"/>
@@ -5047,18 +4121,18 @@
   </w:style>
   <w:style w:type="paragraph" w:styleId="4">
     <w:name w:val="heading 4"/>
-    <w:uiPriority w:val="9"/>
     <w:basedOn w:val="a"/>
     <w:next w:val="a"/>
     <w:link w:val="4Char"/>
-    <w:qFormat/>
+    <w:uiPriority w:val="9"/>
     <w:semiHidden/>
     <w:unhideWhenUsed/>
+    <w:qFormat/>
     <w:pPr>
       <w:keepNext/>
       <w:keepLines/>
+      <w:spacing w:before="80" w:after="40"/>
       <w:outlineLvl w:val="3"/>
-      <w:spacing w:after="40" w:before="80"/>
     </w:pPr>
     <w:rPr>
       <w:rFonts w:asciiTheme="majorHAnsi" w:eastAsiaTheme="majorEastAsia" w:hAnsiTheme="majorHAnsi" w:cstheme="majorBidi"/>
@@ -5067,19 +4141,19 @@
   </w:style>
   <w:style w:type="paragraph" w:styleId="5">
     <w:name w:val="heading 5"/>
-    <w:uiPriority w:val="9"/>
     <w:basedOn w:val="a"/>
     <w:next w:val="a"/>
     <w:link w:val="5Char"/>
-    <w:qFormat/>
+    <w:uiPriority w:val="9"/>
     <w:semiHidden/>
     <w:unhideWhenUsed/>
+    <w:qFormat/>
     <w:pPr>
-      <w:ind w:leftChars="100" w:left="100"/>
       <w:keepNext/>
       <w:keepLines/>
+      <w:spacing w:before="80" w:after="40"/>
+      <w:ind w:leftChars="100" w:left="100"/>
       <w:outlineLvl w:val="4"/>
-      <w:spacing w:after="40" w:before="80"/>
     </w:pPr>
     <w:rPr>
       <w:rFonts w:asciiTheme="majorHAnsi" w:eastAsiaTheme="majorEastAsia" w:hAnsiTheme="majorHAnsi" w:cstheme="majorBidi"/>
@@ -5088,19 +4162,19 @@
   </w:style>
   <w:style w:type="paragraph" w:styleId="6">
     <w:name w:val="heading 6"/>
-    <w:uiPriority w:val="9"/>
     <w:basedOn w:val="a"/>
     <w:next w:val="a"/>
     <w:link w:val="6Char"/>
-    <w:qFormat/>
+    <w:uiPriority w:val="9"/>
     <w:semiHidden/>
     <w:unhideWhenUsed/>
+    <w:qFormat/>
     <w:pPr>
-      <w:ind w:leftChars="200" w:left="200"/>
       <w:keepNext/>
       <w:keepLines/>
+      <w:spacing w:before="80" w:after="40"/>
+      <w:ind w:leftChars="200" w:left="200"/>
       <w:outlineLvl w:val="5"/>
-      <w:spacing w:after="40" w:before="80"/>
     </w:pPr>
     <w:rPr>
       <w:rFonts w:asciiTheme="majorHAnsi" w:eastAsiaTheme="majorEastAsia" w:hAnsiTheme="majorHAnsi" w:cstheme="majorBidi"/>
@@ -5109,19 +4183,19 @@
   </w:style>
   <w:style w:type="paragraph" w:styleId="7">
     <w:name w:val="heading 7"/>
-    <w:uiPriority w:val="9"/>
     <w:basedOn w:val="a"/>
     <w:next w:val="a"/>
     <w:link w:val="7Char"/>
-    <w:qFormat/>
+    <w:uiPriority w:val="9"/>
     <w:semiHidden/>
     <w:unhideWhenUsed/>
+    <w:qFormat/>
     <w:pPr>
-      <w:ind w:leftChars="300" w:left="300"/>
       <w:keepNext/>
       <w:keepLines/>
+      <w:spacing w:before="80" w:after="40"/>
+      <w:ind w:leftChars="300" w:left="300"/>
       <w:outlineLvl w:val="6"/>
-      <w:spacing w:after="40" w:before="80"/>
     </w:pPr>
     <w:rPr>
       <w:rFonts w:asciiTheme="majorHAnsi" w:eastAsiaTheme="majorEastAsia" w:hAnsiTheme="majorHAnsi" w:cstheme="majorBidi"/>
@@ -5130,19 +4204,19 @@
   </w:style>
   <w:style w:type="paragraph" w:styleId="8">
     <w:name w:val="heading 8"/>
-    <w:uiPriority w:val="9"/>
     <w:basedOn w:val="a"/>
     <w:next w:val="a"/>
     <w:link w:val="8Char"/>
-    <w:qFormat/>
+    <w:uiPriority w:val="9"/>
     <w:semiHidden/>
     <w:unhideWhenUsed/>
+    <w:qFormat/>
     <w:pPr>
-      <w:ind w:leftChars="400" w:left="400"/>
       <w:keepNext/>
       <w:keepLines/>
+      <w:spacing w:before="80" w:after="40"/>
+      <w:ind w:leftChars="400" w:left="400"/>
       <w:outlineLvl w:val="7"/>
-      <w:spacing w:after="40" w:before="80"/>
     </w:pPr>
     <w:rPr>
       <w:rFonts w:asciiTheme="majorHAnsi" w:eastAsiaTheme="majorEastAsia" w:hAnsiTheme="majorHAnsi" w:cstheme="majorBidi"/>
@@ -5151,19 +4225,19 @@
   </w:style>
   <w:style w:type="paragraph" w:styleId="9">
     <w:name w:val="heading 9"/>
-    <w:uiPriority w:val="9"/>
     <w:basedOn w:val="a"/>
     <w:next w:val="a"/>
     <w:link w:val="9Char"/>
-    <w:qFormat/>
+    <w:uiPriority w:val="9"/>
     <w:semiHidden/>
     <w:unhideWhenUsed/>
+    <w:qFormat/>
     <w:pPr>
-      <w:ind w:leftChars="500" w:left="500"/>
       <w:keepNext/>
       <w:keepLines/>
+      <w:spacing w:before="80" w:after="40"/>
+      <w:ind w:leftChars="500" w:left="500"/>
       <w:outlineLvl w:val="8"/>
-      <w:spacing w:after="40" w:before="80"/>
     </w:pPr>
     <w:rPr>
       <w:rFonts w:asciiTheme="majorHAnsi" w:eastAsiaTheme="majorEastAsia" w:hAnsiTheme="majorHAnsi" w:cstheme="majorBidi"/>
@@ -5173,7 +4247,6 @@
   <w:style w:type="character" w:default="1" w:styleId="a0">
     <w:name w:val="Default Paragraph Font"/>
     <w:uiPriority w:val="1"/>
-    <w:semiHidden/>
     <w:unhideWhenUsed/>
   </w:style>
   <w:style w:type="table" w:default="1" w:styleId="a1">
@@ -5199,9 +4272,9 @@
   </w:style>
   <w:style w:type="character" w:customStyle="1" w:styleId="1Char">
     <w:name w:val="제목 1 Char"/>
-    <w:uiPriority w:val="9"/>
     <w:basedOn w:val="a0"/>
     <w:link w:val="1"/>
+    <w:uiPriority w:val="9"/>
     <w:rPr>
       <w:rFonts w:asciiTheme="majorHAnsi" w:eastAsiaTheme="majorEastAsia" w:hAnsiTheme="majorHAnsi" w:cstheme="majorBidi"/>
       <w:color w:val="000000"/>
@@ -5211,9 +4284,9 @@
   </w:style>
   <w:style w:type="character" w:customStyle="1" w:styleId="2Char">
     <w:name w:val="제목 2 Char"/>
-    <w:uiPriority w:val="9"/>
     <w:basedOn w:val="a0"/>
     <w:link w:val="2"/>
+    <w:uiPriority w:val="9"/>
     <w:semiHidden/>
     <w:rPr>
       <w:rFonts w:asciiTheme="majorHAnsi" w:eastAsiaTheme="majorEastAsia" w:hAnsiTheme="majorHAnsi" w:cstheme="majorBidi"/>
@@ -5224,9 +4297,9 @@
   </w:style>
   <w:style w:type="character" w:customStyle="1" w:styleId="3Char">
     <w:name w:val="제목 3 Char"/>
-    <w:uiPriority w:val="9"/>
     <w:basedOn w:val="a0"/>
     <w:link w:val="3"/>
+    <w:uiPriority w:val="9"/>
     <w:semiHidden/>
     <w:rPr>
       <w:rFonts w:asciiTheme="majorHAnsi" w:eastAsiaTheme="majorEastAsia" w:hAnsiTheme="majorHAnsi" w:cstheme="majorBidi"/>
@@ -5236,9 +4309,9 @@
   </w:style>
   <w:style w:type="character" w:customStyle="1" w:styleId="4Char">
     <w:name w:val="제목 4 Char"/>
-    <w:uiPriority w:val="9"/>
     <w:basedOn w:val="a0"/>
     <w:link w:val="4"/>
+    <w:uiPriority w:val="9"/>
     <w:semiHidden/>
     <w:rPr>
       <w:rFonts w:asciiTheme="majorHAnsi" w:eastAsiaTheme="majorEastAsia" w:hAnsiTheme="majorHAnsi" w:cstheme="majorBidi"/>
@@ -5247,9 +4320,9 @@
   </w:style>
   <w:style w:type="character" w:customStyle="1" w:styleId="5Char">
     <w:name w:val="제목 5 Char"/>
-    <w:uiPriority w:val="9"/>
     <w:basedOn w:val="a0"/>
     <w:link w:val="5"/>
+    <w:uiPriority w:val="9"/>
     <w:semiHidden/>
     <w:rPr>
       <w:rFonts w:asciiTheme="majorHAnsi" w:eastAsiaTheme="majorEastAsia" w:hAnsiTheme="majorHAnsi" w:cstheme="majorBidi"/>
@@ -5258,9 +4331,9 @@
   </w:style>
   <w:style w:type="character" w:customStyle="1" w:styleId="6Char">
     <w:name w:val="제목 6 Char"/>
-    <w:uiPriority w:val="9"/>
     <w:basedOn w:val="a0"/>
     <w:link w:val="6"/>
+    <w:uiPriority w:val="9"/>
     <w:semiHidden/>
     <w:rPr>
       <w:rFonts w:asciiTheme="majorHAnsi" w:eastAsiaTheme="majorEastAsia" w:hAnsiTheme="majorHAnsi" w:cstheme="majorBidi"/>
@@ -5269,9 +4342,9 @@
   </w:style>
   <w:style w:type="character" w:customStyle="1" w:styleId="7Char">
     <w:name w:val="제목 7 Char"/>
-    <w:uiPriority w:val="9"/>
     <w:basedOn w:val="a0"/>
     <w:link w:val="7"/>
+    <w:uiPriority w:val="9"/>
     <w:semiHidden/>
     <w:rPr>
       <w:rFonts w:asciiTheme="majorHAnsi" w:eastAsiaTheme="majorEastAsia" w:hAnsiTheme="majorHAnsi" w:cstheme="majorBidi"/>
@@ -5280,9 +4353,9 @@
   </w:style>
   <w:style w:type="character" w:customStyle="1" w:styleId="8Char">
     <w:name w:val="제목 8 Char"/>
-    <w:uiPriority w:val="9"/>
     <w:basedOn w:val="a0"/>
     <w:link w:val="8"/>
+    <w:uiPriority w:val="9"/>
     <w:semiHidden/>
     <w:rPr>
       <w:rFonts w:asciiTheme="majorHAnsi" w:eastAsiaTheme="majorEastAsia" w:hAnsiTheme="majorHAnsi" w:cstheme="majorBidi"/>
@@ -5291,9 +4364,9 @@
   </w:style>
   <w:style w:type="character" w:customStyle="1" w:styleId="9Char">
     <w:name w:val="제목 9 Char"/>
-    <w:uiPriority w:val="9"/>
     <w:basedOn w:val="a0"/>
     <w:link w:val="9"/>
+    <w:uiPriority w:val="9"/>
     <w:semiHidden/>
     <w:rPr>
       <w:rFonts w:asciiTheme="majorHAnsi" w:eastAsiaTheme="majorEastAsia" w:hAnsiTheme="majorHAnsi" w:cstheme="majorBidi"/>
@@ -5302,43 +4375,43 @@
   </w:style>
   <w:style w:type="paragraph" w:styleId="a3">
     <w:name w:val="Title"/>
-    <w:uiPriority w:val="10"/>
     <w:basedOn w:val="a"/>
     <w:next w:val="a"/>
     <w:link w:val="Char"/>
+    <w:uiPriority w:val="10"/>
     <w:qFormat/>
     <w:pPr>
+      <w:spacing w:after="80"/>
       <w:contextualSpacing/>
       <w:jc w:val="center"/>
-      <w:spacing w:after="80"/>
     </w:pPr>
     <w:rPr>
       <w:rFonts w:asciiTheme="majorHAnsi" w:eastAsiaTheme="majorEastAsia" w:hAnsiTheme="majorHAnsi" w:cstheme="majorBidi"/>
+      <w:spacing w:val="-10"/>
+      <w:kern w:val="28"/>
       <w:sz w:val="56"/>
       <w:szCs w:val="56"/>
-      <w:kern w:val="28"/>
-      <w:spacing w:val="-10"/>
     </w:rPr>
   </w:style>
   <w:style w:type="character" w:customStyle="1" w:styleId="Char">
     <w:name w:val="제목 Char"/>
-    <w:uiPriority w:val="10"/>
     <w:basedOn w:val="a0"/>
     <w:link w:val="a3"/>
+    <w:uiPriority w:val="10"/>
     <w:rPr>
       <w:rFonts w:asciiTheme="majorHAnsi" w:eastAsiaTheme="majorEastAsia" w:hAnsiTheme="majorHAnsi" w:cstheme="majorBidi"/>
+      <w:spacing w:val="-10"/>
+      <w:kern w:val="28"/>
       <w:sz w:val="56"/>
       <w:szCs w:val="56"/>
-      <w:kern w:val="28"/>
-      <w:spacing w:val="-10"/>
     </w:rPr>
   </w:style>
   <w:style w:type="paragraph" w:styleId="a4">
     <w:name w:val="Subtitle"/>
-    <w:uiPriority w:val="11"/>
     <w:basedOn w:val="a"/>
     <w:next w:val="a"/>
     <w:link w:val="Char0"/>
+    <w:uiPriority w:val="11"/>
     <w:qFormat/>
     <w:pPr>
       <w:jc w:val="center"/>
@@ -5346,34 +4419,34 @@
     <w:rPr>
       <w:rFonts w:asciiTheme="majorHAnsi" w:eastAsiaTheme="majorEastAsia" w:hAnsiTheme="majorHAnsi" w:cstheme="majorBidi"/>
       <w:color w:val="595959"/>
+      <w:spacing w:val="15"/>
       <w:sz w:val="28"/>
       <w:szCs w:val="28"/>
-      <w:spacing w:val="15"/>
     </w:rPr>
   </w:style>
   <w:style w:type="character" w:customStyle="1" w:styleId="Char0">
     <w:name w:val="부제 Char"/>
-    <w:uiPriority w:val="11"/>
     <w:basedOn w:val="a0"/>
     <w:link w:val="a4"/>
+    <w:uiPriority w:val="11"/>
     <w:rPr>
       <w:rFonts w:asciiTheme="majorHAnsi" w:eastAsiaTheme="majorEastAsia" w:hAnsiTheme="majorHAnsi" w:cstheme="majorBidi"/>
       <w:color w:val="595959"/>
+      <w:spacing w:val="15"/>
       <w:sz w:val="28"/>
       <w:szCs w:val="28"/>
-      <w:spacing w:val="15"/>
     </w:rPr>
   </w:style>
   <w:style w:type="paragraph" w:styleId="a5">
     <w:name w:val="Quote"/>
-    <w:uiPriority w:val="29"/>
     <w:basedOn w:val="a"/>
     <w:next w:val="a"/>
     <w:link w:val="Char1"/>
+    <w:uiPriority w:val="29"/>
     <w:qFormat/>
     <w:pPr>
+      <w:spacing w:before="160"/>
       <w:jc w:val="center"/>
-      <w:spacing w:before="160"/>
     </w:pPr>
     <w:rPr>
       <w:i/>
@@ -5383,9 +4456,9 @@
   </w:style>
   <w:style w:type="character" w:customStyle="1" w:styleId="Char1">
     <w:name w:val="인용 Char"/>
-    <w:uiPriority w:val="29"/>
     <w:basedOn w:val="a0"/>
     <w:link w:val="a5"/>
+    <w:uiPriority w:val="29"/>
     <w:rPr>
       <w:i/>
       <w:iCs/>
@@ -5394,8 +4467,8 @@
   </w:style>
   <w:style w:type="paragraph" w:styleId="a6">
     <w:name w:val="List Paragraph"/>
+    <w:basedOn w:val="a"/>
     <w:uiPriority w:val="34"/>
-    <w:basedOn w:val="a"/>
     <w:qFormat/>
     <w:pPr>
       <w:ind w:left="720"/>
@@ -5404,8 +4477,8 @@
   </w:style>
   <w:style w:type="character" w:styleId="a7">
     <w:name w:val="Intense Emphasis"/>
+    <w:basedOn w:val="a0"/>
     <w:uiPriority w:val="21"/>
-    <w:basedOn w:val="a0"/>
     <w:qFormat/>
     <w:rPr>
       <w:i/>
@@ -5415,19 +4488,19 @@
   </w:style>
   <w:style w:type="paragraph" w:styleId="a8">
     <w:name w:val="Intense Quote"/>
-    <w:uiPriority w:val="30"/>
     <w:basedOn w:val="a"/>
     <w:next w:val="a"/>
     <w:link w:val="Char2"/>
+    <w:uiPriority w:val="30"/>
     <w:qFormat/>
     <w:pPr>
+      <w:pBdr>
+        <w:top w:val="single" w:sz="4" w:space="10" w:color="0F4761" w:themeColor="accent1" w:themeShade="BF"/>
+        <w:bottom w:val="single" w:sz="4" w:space="10" w:color="0F4761" w:themeColor="accent1" w:themeShade="BF"/>
+      </w:pBdr>
+      <w:spacing w:before="360" w:after="360"/>
       <w:ind w:left="864" w:right="864"/>
       <w:jc w:val="center"/>
-      <w:pBdr>
-        <w:top w:val="single" w:sz="4" w:space="10" w:color="104861" w:themeColor="accent1" w:themeShade="bf"/>
-        <w:bottom w:val="single" w:sz="4" w:space="10" w:color="104861" w:themeColor="accent1" w:themeShade="bf"/>
-      </w:pBdr>
-      <w:spacing w:after="360" w:before="360"/>
     </w:pPr>
     <w:rPr>
       <w:i/>
@@ -5437,9 +4510,9 @@
   </w:style>
   <w:style w:type="character" w:customStyle="1" w:styleId="Char2">
     <w:name w:val="강한 인용 Char"/>
-    <w:uiPriority w:val="30"/>
     <w:basedOn w:val="a0"/>
     <w:link w:val="a8"/>
+    <w:uiPriority w:val="30"/>
     <w:rPr>
       <w:i/>
       <w:iCs/>
@@ -5448,8 +4521,8 @@
   </w:style>
   <w:style w:type="character" w:styleId="a9">
     <w:name w:val="Intense Reference"/>
+    <w:basedOn w:val="a0"/>
     <w:uiPriority w:val="32"/>
-    <w:basedOn w:val="a0"/>
     <w:qFormat/>
     <w:rPr>
       <w:b/>
@@ -5461,8 +4534,8 @@
   </w:style>
   <w:style w:type="table" w:styleId="aa">
     <w:name w:val="Table Grid"/>
+    <w:basedOn w:val="a1"/>
     <w:uiPriority w:val="39"/>
-    <w:basedOn w:val="a1"/>
     <w:pPr>
       <w:spacing w:after="0"/>
     </w:pPr>
@@ -5479,58 +4552,58 @@
   </w:style>
   <w:style w:type="paragraph" w:styleId="ab">
     <w:name w:val="header"/>
-    <w:uiPriority w:val="99"/>
     <w:basedOn w:val="a"/>
     <w:link w:val="Char3"/>
+    <w:uiPriority w:val="99"/>
     <w:unhideWhenUsed/>
     <w:pPr>
-      <w:snapToGrid w:val="0"/>
       <w:tabs>
         <w:tab w:val="center" w:pos="4513"/>
         <w:tab w:val="right" w:pos="9026"/>
       </w:tabs>
+      <w:snapToGrid w:val="0"/>
     </w:pPr>
   </w:style>
   <w:style w:type="character" w:customStyle="1" w:styleId="Char3">
     <w:name w:val="머리글 Char"/>
-    <w:uiPriority w:val="99"/>
     <w:basedOn w:val="a0"/>
     <w:link w:val="ab"/>
+    <w:uiPriority w:val="99"/>
   </w:style>
   <w:style w:type="paragraph" w:styleId="ac">
     <w:name w:val="footer"/>
-    <w:uiPriority w:val="99"/>
     <w:basedOn w:val="a"/>
     <w:link w:val="Char4"/>
+    <w:uiPriority w:val="99"/>
     <w:unhideWhenUsed/>
     <w:pPr>
-      <w:snapToGrid w:val="0"/>
       <w:tabs>
         <w:tab w:val="center" w:pos="4513"/>
         <w:tab w:val="right" w:pos="9026"/>
       </w:tabs>
+      <w:snapToGrid w:val="0"/>
     </w:pPr>
   </w:style>
   <w:style w:type="character" w:customStyle="1" w:styleId="Char4">
     <w:name w:val="바닥글 Char"/>
-    <w:uiPriority w:val="99"/>
     <w:basedOn w:val="a0"/>
     <w:link w:val="ac"/>
+    <w:uiPriority w:val="99"/>
   </w:style>
   <w:style w:type="paragraph" w:customStyle="1" w:styleId="ad">
     <w:name w:val="바탕글"/>
     <w:basedOn w:val="a"/>
     <w:pPr>
+      <w:spacing w:after="0" w:line="384" w:lineRule="auto"/>
       <w:jc w:val="both"/>
-      <w:spacing w:after="0" w:line="384" w:lineRule="auto"/>
       <w:textAlignment w:val="baseline"/>
     </w:pPr>
     <w:rPr>
       <w:rFonts w:ascii="한컴바탕" w:eastAsia="굴림" w:hAnsi="굴림" w:cs="굴림"/>
       <w:color w:val="000000"/>
+      <w:kern w:val="0"/>
       <w:sz w:val="20"/>
       <w:szCs w:val="20"/>
-      <w:kern w:val="0"/>
     </w:rPr>
   </w:style>
 </w:styles>
@@ -5541,10 +4614,10 @@
   <a:themeElements>
     <a:clrScheme name="Office">
       <a:dk1>
-        <a:sysClr lastClr="000000" val="windowText"/>
+        <a:sysClr val="windowText" lastClr="000000"/>
       </a:dk1>
       <a:lt1>
-        <a:sysClr lastClr="FFFFFF" val="window"/>
+        <a:sysClr val="window" lastClr="FFFFFF"/>
       </a:lt1>
       <a:dk2>
         <a:srgbClr val="0E2841"/>

--- a/doc/6. 주간보고/주간보고_1주차_AI-pass.docx
+++ b/doc/6. 주간보고/주간보고_1주차_AI-pass.docx
@@ -1,6 +1,6 @@
 
 <file path=word/document.xml><?xml version="1.0" encoding="utf-8"?>
-<w:document xmlns:wpc="http://schemas.microsoft.com/office/word/2010/wordprocessingCanvas" xmlns:cx="http://schemas.microsoft.com/office/drawing/2014/chartex" xmlns:cx1="http://schemas.microsoft.com/office/drawing/2015/9/8/chartex" xmlns:cx2="http://schemas.microsoft.com/office/drawing/2015/10/21/chartex" xmlns:cx3="http://schemas.microsoft.com/office/drawing/2016/5/9/chartex" xmlns:cx4="http://schemas.microsoft.com/office/drawing/2016/5/10/chartex" xmlns:cx5="http://schemas.microsoft.com/office/drawing/2016/5/11/chartex" xmlns:cx6="http://schemas.microsoft.com/office/drawing/2016/5/12/chartex" xmlns:cx7="http://schemas.microsoft.com/office/drawing/2016/5/13/chartex" xmlns:cx8="http://schemas.microsoft.com/office/drawing/2016/5/14/chartex" xmlns:mc="http://schemas.openxmlformats.org/markup-compatibility/2006" xmlns:aink="http://schemas.microsoft.com/office/drawing/2016/ink" xmlns:am3d="http://schemas.microsoft.com/office/drawing/2017/model3d" xmlns:o="urn:schemas-microsoft-com:office:office" xmlns:oel="http://schemas.microsoft.com/office/2019/extlst" xmlns:r="http://schemas.openxmlformats.org/officeDocument/2006/relationships" xmlns:m="http://schemas.openxmlformats.org/officeDocument/2006/math" xmlns:v="urn:schemas-microsoft-com:vml" xmlns:wp14="http://schemas.microsoft.com/office/word/2010/wordprocessingDrawing" xmlns:wp="http://schemas.openxmlformats.org/drawingml/2006/wordprocessingDrawing" xmlns:w10="urn:schemas-microsoft-com:office:word" xmlns:w="http://schemas.openxmlformats.org/wordprocessingml/2006/main" xmlns:w14="http://schemas.microsoft.com/office/word/2010/wordml" xmlns:w15="http://schemas.microsoft.com/office/word/2012/wordml" xmlns:w16cex="http://schemas.microsoft.com/office/word/2018/wordml/cex" xmlns:w16cid="http://schemas.microsoft.com/office/word/2016/wordml/cid" xmlns:w16="http://schemas.microsoft.com/office/word/2018/wordml" xmlns:w16du="http://schemas.microsoft.com/office/word/2023/wordml/word16du" xmlns:w16sdtdh="http://schemas.microsoft.com/office/word/2020/wordml/sdtdatahash" xmlns:w16sdtfl="http://schemas.microsoft.com/office/word/2024/wordml/sdtformatlock" xmlns:w16se="http://schemas.microsoft.com/office/word/2015/wordml/symex" xmlns:wpg="http://schemas.microsoft.com/office/word/2010/wordprocessingGroup" xmlns:wpi="http://schemas.microsoft.com/office/word/2010/wordprocessingInk" xmlns:wne="http://schemas.microsoft.com/office/word/2006/wordml" xmlns:wps="http://schemas.microsoft.com/office/word/2010/wordprocessingShape" mc:Ignorable="w14 w15 w16se w16cid w16 w16cex w16sdtdh w16sdtfl w16du wp14">
+<w:document xmlns:wpc="http://schemas.microsoft.com/office/word/2010/wordprocessingCanvas" xmlns:mc="http://schemas.openxmlformats.org/markup-compatibility/2006" xmlns:o="urn:schemas-microsoft-com:office:office" xmlns:r="http://schemas.openxmlformats.org/officeDocument/2006/relationships" xmlns:m="http://schemas.openxmlformats.org/officeDocument/2006/math" xmlns:v="urn:schemas-microsoft-com:vml" xmlns:wp14="http://schemas.microsoft.com/office/word/2010/wordprocessingDrawing" xmlns:wp="http://schemas.openxmlformats.org/drawingml/2006/wordprocessingDrawing" xmlns:w10="urn:schemas-microsoft-com:office:word" xmlns:w="http://schemas.openxmlformats.org/wordprocessingml/2006/main" xmlns:w14="http://schemas.microsoft.com/office/word/2010/wordml" xmlns:w15="http://schemas.microsoft.com/office/word/2012/wordml" xmlns:wpg="http://schemas.microsoft.com/office/word/2010/wordprocessingGroup" xmlns:wpi="http://schemas.microsoft.com/office/word/2010/wordprocessingInk" xmlns:wne="http://schemas.microsoft.com/office/word/2006/wordml" xmlns:wps="http://schemas.microsoft.com/office/word/2010/wordprocessingShape">
   <w:body>
     <w:p>
       <w:pPr>
@@ -58,8 +58,8 @@
     <w:p>
       <w:pPr>
         <w:wordWrap/>
+        <w:jc w:val="both"/>
         <w:spacing w:after="0"/>
-        <w:jc w:val="both"/>
         <w:rPr>
           <w:b/>
           <w:bCs/>
@@ -115,8 +115,8 @@
         </w:rPr>
         <w:t xml:space="preserve"> </w:t>
       </w:r>
-      <w:bookmarkStart w:id="0" w:name="_top"/>
-      <w:bookmarkEnd w:id="0"/>
+      <w:bookmarkStart w:id="1" w:name="_top"/>
+      <w:bookmarkEnd w:id="1"/>
       <w:r>
         <w:t xml:space="preserve">스마트 교차로 무인 단속 및 기기예지보전 관제시스템 설계 및 구현 </w:t>
       </w:r>
@@ -239,84 +239,247 @@
     </w:p>
     <w:p>
       <w:pPr>
+        <w:ind w:firstLineChars="100" w:firstLine="200"/>
         <w:wordWrap/>
         <w:spacing w:after="0"/>
+        <w:rPr>
+          <w:sz w:val="20"/>
+          <w:szCs w:val="20"/>
+        </w:rPr>
+      </w:pPr>
+      <w:r>
+        <w:rPr>
+          <w:sz w:val="20"/>
+          <w:szCs w:val="20"/>
+        </w:rPr>
+        <w:t>▶ 이슈사항</w:t>
+      </w:r>
+      <w:r>
+        <w:rPr>
+          <w:rFonts w:hint="eastAsia"/>
+          <w:sz w:val="20"/>
+          <w:szCs w:val="20"/>
+        </w:rPr>
+        <w:t xml:space="preserve"> (</w:t>
+      </w:r>
+      <w:r>
+        <w:rPr>
+          <w:lang w:eastAsia="ko-KR"/>
+          <w:rFonts w:hint="eastAsia"/>
+          <w:sz w:val="20"/>
+          <w:szCs w:val="20"/>
+          <w:rtl w:val="off"/>
+        </w:rPr>
+        <w:t>2</w:t>
+      </w:r>
+      <w:r>
+        <w:rPr>
+          <w:rFonts w:hint="eastAsia"/>
+          <w:sz w:val="20"/>
+          <w:szCs w:val="20"/>
+        </w:rPr>
+        <w:t>건)</w:t>
+      </w:r>
+    </w:p>
+    <w:p>
+      <w:pPr>
         <w:ind w:firstLineChars="100" w:firstLine="200"/>
+        <w:wordWrap/>
+        <w:spacing w:after="0"/>
         <w:rPr>
           <w:sz w:val="20"/>
           <w:szCs w:val="20"/>
         </w:rPr>
       </w:pPr>
-      <w:r>
-        <w:rPr>
-          <w:sz w:val="20"/>
-          <w:szCs w:val="20"/>
-        </w:rPr>
-        <w:t>▶ 이슈사항</w:t>
-      </w:r>
-      <w:r>
-        <w:rPr>
+    </w:p>
+    <w:p>
+      <w:pPr>
+        <w:ind w:firstLineChars="100" w:firstLine="200"/>
+        <w:wordWrap/>
+        <w:jc w:val="both"/>
+        <w:spacing w:after="0"/>
+        <w:rPr>
+          <w:sz w:val="20"/>
+          <w:szCs w:val="20"/>
+        </w:rPr>
+      </w:pPr>
+      <w:r>
+        <w:rPr>
+          <w:lang w:eastAsia="ko-KR"/>
+          <w:sz w:val="20"/>
+          <w:szCs w:val="20"/>
+          <w:rtl w:val="off"/>
+        </w:rPr>
+        <w:t xml:space="preserve">1. </w:t>
+      </w:r>
+      <w:r>
+        <w:rPr>
+          <w:sz w:val="20"/>
+          <w:szCs w:val="20"/>
+        </w:rPr>
+        <w:t>프로젝트 주제(AmericanoIce)가 에스트레픽에서 원하는 주제와 맞지 않아 기획 반려.</w:t>
+      </w:r>
+    </w:p>
+    <w:p>
+      <w:pPr>
+        <w:ind w:firstLineChars="100" w:firstLine="200"/>
+        <w:wordWrap/>
+        <w:spacing w:after="0"/>
+        <w:rPr>
+          <w:lang w:eastAsia="ko-KR"/>
           <w:rFonts w:hint="eastAsia"/>
           <w:sz w:val="20"/>
           <w:szCs w:val="20"/>
-        </w:rPr>
-        <w:t xml:space="preserve"> (1건)</w:t>
+          <w:rtl w:val="off"/>
+        </w:rPr>
+      </w:pPr>
+      <w:r>
+        <w:rPr>
+          <w:rFonts w:hint="eastAsia"/>
+          <w:sz w:val="20"/>
+          <w:szCs w:val="20"/>
+        </w:rPr>
+        <w:t xml:space="preserve"> - </w:t>
+      </w:r>
+      <w:r>
+        <w:rPr>
+          <w:sz w:val="20"/>
+          <w:szCs w:val="20"/>
+        </w:rPr>
+        <w:t>위험도</w:t>
+      </w:r>
+    </w:p>
+    <w:p>
+      <w:pPr>
+        <w:ind w:firstLineChars="100" w:firstLine="200"/>
+        <w:wordWrap/>
+        <w:spacing w:after="0"/>
+        <w:rPr>
+          <w:sz w:val="20"/>
+          <w:szCs w:val="20"/>
+        </w:rPr>
+      </w:pPr>
+      <w:r>
+        <w:rPr>
+          <w:lang w:eastAsia="ko-KR"/>
+          <w:sz w:val="20"/>
+          <w:szCs w:val="20"/>
+          <w:rtl w:val="off"/>
+        </w:rPr>
+        <w:t xml:space="preserve">    </w:t>
+      </w:r>
+      <w:r>
+        <w:rPr>
+          <w:sz w:val="20"/>
+          <w:szCs w:val="20"/>
+        </w:rPr>
+        <w:t>[High] WBS 기준 1주차 기획 일정 전면 재수정 필요</w:t>
       </w:r>
     </w:p>
     <w:p>
       <w:pPr>
         <w:wordWrap/>
         <w:spacing w:after="0"/>
-        <w:ind w:firstLineChars="100" w:firstLine="200"/>
-        <w:rPr>
-          <w:sz w:val="20"/>
-          <w:szCs w:val="20"/>
+        <w:rPr>
+          <w:lang w:eastAsia="ko-KR"/>
+          <w:rFonts w:hint="eastAsia"/>
+          <w:sz w:val="20"/>
+          <w:szCs w:val="20"/>
+          <w:rtl w:val="off"/>
         </w:rPr>
       </w:pPr>
+      <w:r>
+        <w:rPr>
+          <w:sz w:val="20"/>
+          <w:szCs w:val="20"/>
+        </w:rPr>
+        <w:t xml:space="preserve">  </w:t>
+      </w:r>
     </w:p>
     <w:p>
       <w:pPr>
         <w:wordWrap/>
         <w:spacing w:after="0"/>
-        <w:ind w:firstLineChars="100" w:firstLine="200"/>
-        <w:jc w:val="both"/>
-        <w:rPr>
-          <w:sz w:val="20"/>
-          <w:szCs w:val="20"/>
+        <w:rPr>
+          <w:lang w:eastAsia="ko-KR"/>
+          <w:rFonts w:hint="eastAsia"/>
+          <w:sz w:val="20"/>
+          <w:szCs w:val="20"/>
+          <w:rtl w:val="off"/>
         </w:rPr>
       </w:pPr>
       <w:r>
         <w:rPr>
-          <w:sz w:val="20"/>
-          <w:szCs w:val="20"/>
-        </w:rPr>
-        <w:t>프로젝트 주제(AmericanoIce)가 에스트레픽에서 원하는 주제와 맞지 않아 기획 반려.</w:t>
+          <w:lang w:eastAsia="ko-KR"/>
+          <w:sz w:val="20"/>
+          <w:szCs w:val="20"/>
+          <w:rtl w:val="off"/>
+        </w:rPr>
+        <w:t xml:space="preserve">  </w:t>
+      </w:r>
+      <w:r>
+        <w:rPr>
+          <w:sz w:val="20"/>
+          <w:szCs w:val="20"/>
+        </w:rPr>
+        <w:t xml:space="preserve"> - 조치사항 : </w:t>
+      </w:r>
+    </w:p>
+    <w:p>
+      <w:pPr>
+        <w:ind w:left="0" w:right="0" w:firstLine="587"/>
+        <w:wordWrap/>
+        <w:spacing w:after="0"/>
+        <w:rPr>
+          <w:sz w:val="20"/>
+          <w:szCs w:val="20"/>
+        </w:rPr>
+      </w:pPr>
+      <w:r>
+        <w:rPr>
+          <w:sz w:val="20"/>
+          <w:szCs w:val="20"/>
+        </w:rPr>
+        <w:t>1. 긴급 애자일 스프린트 회의 소집.</w:t>
       </w:r>
     </w:p>
     <w:p>
       <w:pPr>
         <w:wordWrap/>
         <w:spacing w:after="0"/>
-        <w:ind w:firstLineChars="100" w:firstLine="200"/>
-        <w:rPr>
-          <w:sz w:val="20"/>
-          <w:szCs w:val="20"/>
+        <w:rPr>
+          <w:lang w:eastAsia="ko-KR"/>
+          <w:rFonts w:hint="eastAsia"/>
+          <w:sz w:val="20"/>
+          <w:szCs w:val="20"/>
+          <w:rtl w:val="off"/>
         </w:rPr>
       </w:pPr>
       <w:r>
         <w:rPr>
+          <w:sz w:val="20"/>
+          <w:szCs w:val="20"/>
+        </w:rPr>
+        <w:t xml:space="preserve">      2. 문서작성한 기획아이디어회의 및 프로젝트 수행서 재사용 검토</w:t>
+      </w:r>
+    </w:p>
+    <w:p>
+      <w:pPr>
+        <w:ind w:left="0" w:right="0" w:firstLine="599"/>
+        <w:wordWrap/>
+        <w:spacing w:after="0"/>
+        <w:rPr>
+          <w:sz w:val="20"/>
+          <w:szCs w:val="20"/>
+        </w:rPr>
+      </w:pPr>
+      <w:r>
+        <w:rPr>
           <w:rFonts w:hint="eastAsia"/>
           <w:sz w:val="20"/>
           <w:szCs w:val="20"/>
         </w:rPr>
-        <w:t xml:space="preserve"> - </w:t>
-      </w:r>
-      <w:r>
-        <w:rPr>
-          <w:sz w:val="20"/>
-          <w:szCs w:val="20"/>
-        </w:rPr>
-        <w:t>위험도 : [High] WBS 기준 1주차 기획 일정 전면 재수정 필요</w:t>
+        <w:t>3. WBSv2.0 작성완료</w:t>
       </w:r>
     </w:p>
     <w:p>
@@ -324,8 +487,11 @@
         <w:wordWrap/>
         <w:spacing w:after="0"/>
         <w:rPr>
-          <w:sz w:val="20"/>
-          <w:szCs w:val="20"/>
+          <w:lang w:eastAsia="ko-KR"/>
+          <w:rFonts w:hint="eastAsia"/>
+          <w:sz w:val="20"/>
+          <w:szCs w:val="20"/>
+          <w:rtl w:val="off"/>
         </w:rPr>
       </w:pPr>
       <w:r>
@@ -333,7 +499,7 @@
           <w:sz w:val="20"/>
           <w:szCs w:val="20"/>
         </w:rPr>
-        <w:t xml:space="preserve">   - 조치사항 : 1. 긴급 애자일 스프린트 회의 소집.</w:t>
+        <w:t xml:space="preserve">  </w:t>
       </w:r>
     </w:p>
     <w:p>
@@ -341,16 +507,291 @@
         <w:wordWrap/>
         <w:spacing w:after="0"/>
         <w:rPr>
-          <w:sz w:val="20"/>
-          <w:szCs w:val="20"/>
+          <w:lang w:eastAsia="ko-KR"/>
+          <w:rFonts w:hint="eastAsia"/>
+          <w:sz w:val="20"/>
+          <w:szCs w:val="20"/>
+          <w:rtl w:val="off"/>
         </w:rPr>
       </w:pPr>
       <w:r>
         <w:rPr>
-          <w:sz w:val="20"/>
-          <w:szCs w:val="20"/>
-        </w:rPr>
-        <w:t xml:space="preserve">               2. 문서작성한 기획아이디어회의 및 프로젝트 수행서 재사용 검토</w:t>
+          <w:lang w:eastAsia="ko-KR"/>
+          <w:sz w:val="20"/>
+          <w:szCs w:val="20"/>
+          <w:rtl w:val="off"/>
+        </w:rPr>
+        <w:t xml:space="preserve">  </w:t>
+      </w:r>
+      <w:r>
+        <w:rPr>
+          <w:sz w:val="20"/>
+          <w:szCs w:val="20"/>
+        </w:rPr>
+        <w:t xml:space="preserve"> - 결과 및 상태</w:t>
+      </w:r>
+    </w:p>
+    <w:p>
+      <w:pPr>
+        <w:ind w:left="0" w:right="0" w:firstLine="491"/>
+        <w:wordWrap/>
+        <w:spacing w:after="0"/>
+        <w:rPr>
+          <w:sz w:val="20"/>
+          <w:szCs w:val="20"/>
+        </w:rPr>
+      </w:pPr>
+      <w:r>
+        <w:rPr>
+          <w:lang w:eastAsia="ko-KR"/>
+          <w:rFonts w:hint="eastAsia"/>
+          <w:sz w:val="20"/>
+          <w:szCs w:val="20"/>
+          <w:rtl w:val="off"/>
+        </w:rPr>
+        <w:t xml:space="preserve">○ </w:t>
+      </w:r>
+      <w:r>
+        <w:rPr>
+          <w:sz w:val="20"/>
+          <w:szCs w:val="20"/>
+        </w:rPr>
+        <w:t>개발 로스(Loss) 시간 0일, 기획서 전면 개정 후 승인 요청완료(상태 : Closed)</w:t>
+      </w:r>
+    </w:p>
+    <w:p>
+      <w:pPr>
+        <w:wordWrap/>
+        <w:tabs>
+          <w:tab w:val="left" w:pos="4118"/>
+        </w:tabs>
+        <w:spacing w:after="0"/>
+        <w:rPr>
+          <w:lang w:eastAsia="ko-KR"/>
+          <w:rFonts w:hint="eastAsia"/>
+          <w:sz w:val="20"/>
+          <w:szCs w:val="20"/>
+          <w:rtl w:val="off"/>
+        </w:rPr>
+      </w:pPr>
+      <w:r>
+        <w:rPr>
+          <w:lang w:eastAsia="ko-KR"/>
+          <w:rFonts w:hint="eastAsia"/>
+          <w:sz w:val="20"/>
+          <w:szCs w:val="20"/>
+          <w:rtl w:val="off"/>
+        </w:rPr>
+        <w:tab/>
+      </w:r>
+    </w:p>
+    <w:p>
+      <w:pPr>
+        <w:wordWrap/>
+        <w:tabs>
+          <w:tab w:val="left" w:pos="4118"/>
+        </w:tabs>
+        <w:spacing w:after="0"/>
+        <w:rPr/>
+      </w:pPr>
+    </w:p>
+    <w:p>
+      <w:pPr>
+        <w:ind w:firstLineChars="100" w:firstLine="200"/>
+        <w:wordWrap/>
+        <w:jc w:val="both"/>
+        <w:spacing w:after="0"/>
+        <w:rPr>
+          <w:sz w:val="20"/>
+          <w:szCs w:val="20"/>
+        </w:rPr>
+      </w:pPr>
+      <w:r>
+        <w:rPr>
+          <w:lang w:eastAsia="ko-KR"/>
+          <w:sz w:val="20"/>
+          <w:szCs w:val="20"/>
+          <w:rtl w:val="off"/>
+        </w:rPr>
+        <w:t xml:space="preserve">2. </w:t>
+      </w:r>
+      <w:r>
+        <w:rPr>
+          <w:sz w:val="20"/>
+          <w:szCs w:val="20"/>
+        </w:rPr>
+        <w:t>프로젝트 공식 명칭과 현재 개발 스코프(B2G 관제) 간의 불일치 해소 건</w:t>
+      </w:r>
+    </w:p>
+    <w:p>
+      <w:pPr>
+        <w:ind w:firstLineChars="100" w:firstLine="200"/>
+        <w:wordWrap/>
+        <w:spacing w:after="0"/>
+        <w:rPr>
+          <w:lang w:eastAsia="ko-KR"/>
+          <w:rFonts w:hint="eastAsia"/>
+          <w:sz w:val="20"/>
+          <w:szCs w:val="20"/>
+          <w:rtl w:val="off"/>
+        </w:rPr>
+      </w:pPr>
+      <w:r>
+        <w:rPr>
+          <w:rFonts w:hint="eastAsia"/>
+          <w:sz w:val="20"/>
+          <w:szCs w:val="20"/>
+        </w:rPr>
+        <w:t xml:space="preserve"> - </w:t>
+      </w:r>
+      <w:r>
+        <w:rPr>
+          <w:sz w:val="20"/>
+          <w:szCs w:val="20"/>
+        </w:rPr>
+        <w:t xml:space="preserve">위험도 </w:t>
+      </w:r>
+    </w:p>
+    <w:p>
+      <w:pPr>
+        <w:ind w:left="0" w:right="0" w:firstLine="487"/>
+        <w:wordWrap/>
+        <w:spacing w:after="0"/>
+        <w:rPr>
+          <w:lang w:eastAsia="ko-KR"/>
+          <w:rFonts w:hint="eastAsia"/>
+          <w:sz w:val="20"/>
+          <w:szCs w:val="20"/>
+          <w:rtl w:val="off"/>
+        </w:rPr>
+      </w:pPr>
+      <w:r>
+        <w:rPr>
+          <w:sz w:val="20"/>
+          <w:szCs w:val="20"/>
+        </w:rPr>
+        <w:t>[</w:t>
+      </w:r>
+      <w:r>
+        <w:rPr>
+          <w:lang w:eastAsia="ko-KR"/>
+          <w:sz w:val="20"/>
+          <w:szCs w:val="20"/>
+          <w:rtl w:val="off"/>
+        </w:rPr>
+        <w:t>Low</w:t>
+      </w:r>
+      <w:r>
+        <w:rPr>
+          <w:sz w:val="20"/>
+          <w:szCs w:val="20"/>
+        </w:rPr>
+        <w:t xml:space="preserve">] </w:t>
+      </w:r>
+      <w:r>
+        <w:rPr>
+          <w:lang w:eastAsia="ko-KR"/>
+          <w:sz w:val="20"/>
+          <w:szCs w:val="20"/>
+          <w:rtl w:val="off"/>
+        </w:rPr>
+        <w:t>과장님과 협의를 통한 프로젝트 명 선정</w:t>
+      </w:r>
+    </w:p>
+    <w:p>
+      <w:pPr>
+        <w:ind w:firstLineChars="100" w:firstLine="200"/>
+        <w:wordWrap/>
+        <w:spacing w:after="0"/>
+        <w:rPr>
+          <w:lang w:eastAsia="ko-KR"/>
+          <w:rFonts w:hint="eastAsia"/>
+          <w:sz w:val="20"/>
+          <w:szCs w:val="20"/>
+          <w:rtl w:val="off"/>
+        </w:rPr>
+      </w:pPr>
+    </w:p>
+    <w:p>
+      <w:pPr>
+        <w:ind w:firstLineChars="100" w:firstLine="200"/>
+        <w:wordWrap/>
+        <w:spacing w:after="0"/>
+        <w:rPr>
+          <w:lang w:eastAsia="ko-KR"/>
+          <w:rFonts w:hint="eastAsia"/>
+          <w:sz w:val="20"/>
+          <w:szCs w:val="20"/>
+          <w:rtl w:val="off"/>
+        </w:rPr>
+      </w:pPr>
+      <w:r>
+        <w:rPr>
+          <w:lang w:eastAsia="ko-KR"/>
+          <w:sz w:val="20"/>
+          <w:szCs w:val="20"/>
+          <w:rtl w:val="off"/>
+        </w:rPr>
+        <w:t xml:space="preserve"> - 현황 및 문제점 </w:t>
+      </w:r>
+      <w:r>
+        <w:rPr>
+          <w:lang w:eastAsia="ko-KR"/>
+          <w:rFonts w:hint="eastAsia"/>
+          <w:sz w:val="20"/>
+          <w:szCs w:val="20"/>
+          <w:rtl w:val="off"/>
+        </w:rPr>
+        <w:br/>
+      </w:r>
+      <w:r>
+        <w:rPr>
+          <w:lang w:eastAsia="ko-KR"/>
+          <w:sz w:val="20"/>
+          <w:szCs w:val="20"/>
+          <w:rtl w:val="off"/>
+        </w:rPr>
+        <w:t xml:space="preserve">     ○ "</w:t>
+      </w:r>
+      <w:r>
+        <w:rPr>
+          <w:lang w:eastAsia="ko-KR"/>
+          <w:rFonts w:hint="eastAsia"/>
+          <w:sz w:val="20"/>
+          <w:szCs w:val="20"/>
+          <w:rtl w:val="off"/>
+        </w:rPr>
+        <w:t>모빌리티 서비스”는 사용자 중점, 현재 개발하고자 하는 웹은 관리자 중점 웹</w:t>
+      </w:r>
+    </w:p>
+    <w:p>
+      <w:pPr>
+        <w:ind w:firstLineChars="100" w:firstLine="200"/>
+        <w:wordWrap/>
+        <w:spacing w:after="0"/>
+        <w:rPr>
+          <w:sz w:val="20"/>
+          <w:szCs w:val="20"/>
+        </w:rPr>
+      </w:pPr>
+      <w:r>
+        <w:rPr>
+          <w:lang w:eastAsia="ko-KR"/>
+          <w:sz w:val="20"/>
+          <w:szCs w:val="20"/>
+          <w:rtl w:val="off"/>
+        </w:rPr>
+        <w:t xml:space="preserve">   ○ </w:t>
+      </w:r>
+      <w:r>
+        <w:rPr>
+          <w:lang w:eastAsia="ko-KR"/>
+          <w:rFonts w:hint="eastAsia"/>
+          <w:sz w:val="20"/>
+          <w:szCs w:val="20"/>
+          <w:rtl w:val="off"/>
+        </w:rPr>
+        <w:t>프로젝트의 핵심주제인 번호판인식에 대한 중요도가 감소</w:t>
       </w:r>
     </w:p>
     <w:p>
@@ -358,18 +799,19 @@
         <w:wordWrap/>
         <w:spacing w:after="0"/>
         <w:rPr>
-          <w:sz w:val="20"/>
-          <w:szCs w:val="20"/>
+          <w:lang w:eastAsia="ko-KR"/>
+          <w:rFonts w:hint="eastAsia"/>
+          <w:sz w:val="20"/>
+          <w:szCs w:val="20"/>
+          <w:rtl w:val="off"/>
         </w:rPr>
       </w:pPr>
       <w:r>
         <w:rPr>
-          <w:rFonts w:hint="eastAsia"/>
-          <w:sz w:val="20"/>
-          <w:szCs w:val="20"/>
-        </w:rPr>
-        <w:tab/>
-        <w:t xml:space="preserve">       3. WBSv2.0 작성완료</w:t>
+          <w:sz w:val="20"/>
+          <w:szCs w:val="20"/>
+        </w:rPr>
+        <w:t xml:space="preserve"> </w:t>
       </w:r>
     </w:p>
     <w:p>
@@ -377,28 +819,70 @@
         <w:wordWrap/>
         <w:spacing w:after="0"/>
         <w:rPr>
-          <w:sz w:val="20"/>
-          <w:szCs w:val="20"/>
+          <w:lang w:eastAsia="ko-KR"/>
+          <w:rFonts w:hint="eastAsia"/>
+          <w:sz w:val="20"/>
+          <w:szCs w:val="20"/>
+          <w:rtl w:val="off"/>
         </w:rPr>
       </w:pPr>
       <w:r>
         <w:rPr>
-          <w:sz w:val="20"/>
-          <w:szCs w:val="20"/>
-        </w:rPr>
-        <w:t xml:space="preserve">   - 결과 및 상태 : 개발 로스(Loss) 시간 0일, 기획서 전면 개정 후 승인 요청완료(상태 : Closed)</w:t>
+          <w:lang w:eastAsia="ko-KR"/>
+          <w:sz w:val="20"/>
+          <w:szCs w:val="20"/>
+          <w:rtl w:val="off"/>
+        </w:rPr>
+        <w:t xml:space="preserve"> </w:t>
+      </w:r>
+      <w:r>
+        <w:rPr>
+          <w:sz w:val="20"/>
+          <w:szCs w:val="20"/>
+        </w:rPr>
+        <w:t xml:space="preserve">  - 조치사항 : </w:t>
+      </w:r>
+      <w:r>
+        <w:rPr>
+          <w:lang w:eastAsia="ko-KR"/>
+          <w:sz w:val="20"/>
+          <w:szCs w:val="20"/>
+          <w:rtl w:val="off"/>
+        </w:rPr>
+        <w:t>현재 시스템 정체성에 맞는 대체 명칭 대안 도출</w:t>
       </w:r>
     </w:p>
     <w:p>
       <w:pPr>
         <w:wordWrap/>
         <w:spacing w:after="0"/>
-        <w:ind w:firstLineChars="100" w:firstLine="200"/>
-        <w:rPr>
-          <w:sz w:val="20"/>
-          <w:szCs w:val="20"/>
+        <w:rPr>
+          <w:lang w:eastAsia="ko-KR"/>
+          <w:rFonts w:hint="eastAsia"/>
+          <w:sz w:val="20"/>
+          <w:szCs w:val="20"/>
+          <w:rtl w:val="off"/>
         </w:rPr>
       </w:pPr>
+      <w:r>
+        <w:rPr>
+          <w:lang w:eastAsia="ko-KR"/>
+          <w:sz w:val="20"/>
+          <w:szCs w:val="20"/>
+          <w:rtl w:val="off"/>
+        </w:rPr>
+        <w:t xml:space="preserve">     ○ </w:t>
+      </w:r>
+      <w:r>
+        <w:rPr>
+          <w:lang w:eastAsia="ko-KR"/>
+          <w:rFonts w:hint="eastAsia"/>
+          <w:sz w:val="20"/>
+          <w:szCs w:val="20"/>
+          <w:rtl w:val="off"/>
+        </w:rPr>
+        <w:t>"AI 비전 기반 교통 관제 및 설비 예지보전 시스템 구현"</w:t>
+      </w:r>
     </w:p>
     <w:p>
       <w:pPr>
@@ -411,33 +895,151 @@
       </w:pPr>
       <w:r>
         <w:rPr>
-          <w:sz w:val="20"/>
-          <w:szCs w:val="20"/>
-        </w:rPr>
-        <w:t xml:space="preserve">  ▶ </w:t>
-      </w:r>
-      <w:r>
-        <w:rPr>
+          <w:lang w:eastAsia="ko-KR"/>
           <w:rFonts w:hint="eastAsia"/>
           <w:sz w:val="20"/>
           <w:szCs w:val="20"/>
-        </w:rPr>
-        <w:t>일정</w:t>
-      </w:r>
-      <w:r>
-        <w:rPr>
-          <w:sz w:val="20"/>
-          <w:szCs w:val="20"/>
-        </w:rPr>
-        <w:t>관리</w:t>
+          <w:rtl w:val="off"/>
+        </w:rPr>
+        <w:t xml:space="preserve">     ○ “AI 비전 기반 지능형 교통 제어 및 CCTV 설비 예지보전 시스템 구현”</w:t>
+      </w:r>
+    </w:p>
+    <w:p>
+      <w:pPr>
+        <w:ind w:firstLineChars="100" w:firstLine="200"/>
+        <w:wordWrap/>
+        <w:spacing w:after="0"/>
+        <w:rPr>
+          <w:lang w:eastAsia="ko-KR"/>
+          <w:rFonts w:hint="eastAsia"/>
+          <w:sz w:val="20"/>
+          <w:szCs w:val="20"/>
+          <w:rtl w:val="off"/>
+        </w:rPr>
+      </w:pPr>
+    </w:p>
+    <w:p>
+      <w:pPr>
+        <w:ind w:firstLineChars="100" w:firstLine="200"/>
+        <w:wordWrap/>
+        <w:spacing w:after="0"/>
+        <w:rPr>
+          <w:lang w:eastAsia="ko-KR"/>
+          <w:rFonts w:hint="eastAsia"/>
+          <w:sz w:val="20"/>
+          <w:szCs w:val="20"/>
+          <w:rtl w:val="off"/>
+        </w:rPr>
+      </w:pPr>
+      <w:r>
+        <w:rPr>
+          <w:lang w:eastAsia="ko-KR"/>
+          <w:sz w:val="20"/>
+          <w:szCs w:val="20"/>
+          <w:rtl w:val="off"/>
+        </w:rPr>
+        <w:t xml:space="preserve"> </w:t>
+      </w:r>
+      <w:r>
+        <w:rPr>
+          <w:sz w:val="20"/>
+          <w:szCs w:val="20"/>
+        </w:rPr>
+        <w:t>- 결과 및 상태</w:t>
+      </w:r>
+    </w:p>
+    <w:p>
+      <w:pPr>
+        <w:ind w:firstLineChars="100" w:firstLine="200"/>
+        <w:wordWrap/>
+        <w:spacing w:after="0"/>
+        <w:rPr>
+          <w:lang w:eastAsia="ko-KR"/>
+          <w:rFonts w:hint="eastAsia"/>
+          <w:sz w:val="20"/>
+          <w:szCs w:val="20"/>
+          <w:rtl w:val="off"/>
+        </w:rPr>
+      </w:pPr>
+      <w:r>
+        <w:rPr>
+          <w:lang w:eastAsia="ko-KR"/>
+          <w:rFonts w:hint="eastAsia"/>
+          <w:sz w:val="20"/>
+          <w:szCs w:val="20"/>
+          <w:rtl w:val="off"/>
+        </w:rPr>
+        <w:t xml:space="preserve">   ○ </w:t>
+      </w:r>
+      <w:r>
+        <w:rPr>
+          <w:lang w:eastAsia="ko-KR"/>
+          <w:sz w:val="20"/>
+          <w:szCs w:val="20"/>
+          <w:rtl w:val="off"/>
+        </w:rPr>
+        <w:t>명칭 확정 즉시 기존 산출물(기획 아이디어, 프로젝트수행서, 테일러링) 업데이트 예정</w:t>
+      </w:r>
+    </w:p>
+    <w:p>
+      <w:pPr>
+        <w:ind w:firstLineChars="100" w:firstLine="200"/>
+        <w:wordWrap/>
+        <w:spacing w:after="0"/>
+        <w:rPr>
+          <w:lang w:eastAsia="ko-KR"/>
+          <w:rFonts w:hint="eastAsia"/>
+          <w:sz w:val="20"/>
+          <w:szCs w:val="20"/>
+          <w:rtl w:val="off"/>
+        </w:rPr>
+      </w:pPr>
+      <w:r>
+        <w:rPr>
+          <w:sz w:val="20"/>
+          <w:szCs w:val="20"/>
+        </w:rPr>
+        <w:br w:type="page"/>
       </w:r>
     </w:p>
     <w:p>
       <w:pPr>
         <w:wordWrap/>
         <w:spacing w:after="0"/>
+        <w:rPr>
+          <w:sz w:val="20"/>
+          <w:szCs w:val="20"/>
+        </w:rPr>
+      </w:pPr>
+      <w:r>
+        <w:rPr>
+          <w:sz w:val="20"/>
+          <w:szCs w:val="20"/>
+        </w:rPr>
+        <w:t xml:space="preserve">  ▶ </w:t>
+      </w:r>
+      <w:r>
+        <w:rPr>
+          <w:rFonts w:hint="eastAsia"/>
+          <w:sz w:val="20"/>
+          <w:szCs w:val="20"/>
+        </w:rPr>
+        <w:t>일정</w:t>
+      </w:r>
+      <w:r>
+        <w:rPr>
+          <w:sz w:val="20"/>
+          <w:szCs w:val="20"/>
+        </w:rPr>
+        <w:t>관리</w:t>
+      </w:r>
+    </w:p>
+    <w:p>
+      <w:pPr>
         <w:ind w:firstLineChars="100" w:firstLine="80"/>
+        <w:wordWrap/>
         <w:jc w:val="both"/>
+        <w:spacing w:after="0"/>
         <w:rPr>
           <w:sz w:val="8"/>
           <w:szCs w:val="8"/>
@@ -446,10 +1048,10 @@
     </w:p>
     <w:p>
       <w:pPr>
+        <w:ind w:firstLineChars="100" w:firstLine="200"/>
         <w:wordWrap/>
+        <w:jc w:val="both"/>
         <w:spacing w:after="0"/>
-        <w:ind w:firstLineChars="100" w:firstLine="200"/>
-        <w:jc w:val="both"/>
         <w:rPr>
           <w:sz w:val="20"/>
           <w:szCs w:val="20"/>
@@ -466,10 +1068,10 @@
     </w:p>
     <w:p>
       <w:pPr>
+        <w:ind w:firstLineChars="100" w:firstLine="80"/>
         <w:wordWrap/>
+        <w:jc w:val="both"/>
         <w:spacing w:after="0"/>
-        <w:ind w:firstLineChars="100" w:firstLine="80"/>
-        <w:jc w:val="both"/>
         <w:rPr>
           <w:sz w:val="8"/>
           <w:szCs w:val="8"/>
@@ -799,11 +1401,11 @@
           </w:tcPr>
           <w:p>
             <w:pPr>
+              <w:wordWrap/>
+              <w:jc w:val="center"/>
               <w:tabs>
                 <w:tab w:val="left" w:pos="548"/>
               </w:tabs>
-              <w:wordWrap/>
-              <w:jc w:val="center"/>
               <w:rPr>
                 <w:sz w:val="20"/>
                 <w:szCs w:val="20"/>
@@ -838,7 +1440,15 @@
                 <w:sz w:val="20"/>
                 <w:szCs w:val="20"/>
               </w:rPr>
-              <w:t>7%</w:t>
+              <w:t>3</w:t>
+            </w:r>
+            <w:r>
+              <w:rPr>
+                <w:rFonts w:hint="eastAsia"/>
+                <w:sz w:val="20"/>
+                <w:szCs w:val="20"/>
+              </w:rPr>
+              <w:t>%</w:t>
             </w:r>
           </w:p>
         </w:tc>
@@ -955,7 +1565,15 @@
                 <w:sz w:val="20"/>
                 <w:szCs w:val="20"/>
               </w:rPr>
-              <w:t>0%</w:t>
+              <w:t>1</w:t>
+            </w:r>
+            <w:r>
+              <w:rPr>
+                <w:rFonts w:hint="eastAsia"/>
+                <w:sz w:val="20"/>
+                <w:szCs w:val="20"/>
+              </w:rPr>
+              <w:t>%</w:t>
             </w:r>
           </w:p>
         </w:tc>
@@ -1248,23 +1866,39 @@
           </w:tcPr>
           <w:p>
             <w:pPr>
+              <w:wordWrap/>
+              <w:jc w:val="center"/>
               <w:tabs>
                 <w:tab w:val="center" w:pos="810"/>
               </w:tabs>
-              <w:wordWrap/>
-              <w:jc w:val="center"/>
-              <w:rPr>
-                <w:sz w:val="20"/>
-                <w:szCs w:val="20"/>
-              </w:rPr>
-            </w:pPr>
-            <w:r>
-              <w:rPr>
-                <w:rFonts w:hint="eastAsia"/>
-                <w:sz w:val="20"/>
-                <w:szCs w:val="20"/>
-              </w:rPr>
-              <w:t>12%</w:t>
+              <w:rPr>
+                <w:sz w:val="20"/>
+                <w:szCs w:val="20"/>
+              </w:rPr>
+            </w:pPr>
+            <w:r>
+              <w:rPr>
+                <w:rFonts w:hint="eastAsia"/>
+                <w:sz w:val="20"/>
+                <w:szCs w:val="20"/>
+              </w:rPr>
+              <w:t>1</w:t>
+            </w:r>
+            <w:r>
+              <w:rPr>
+                <w:rFonts w:hint="eastAsia"/>
+                <w:sz w:val="20"/>
+                <w:szCs w:val="20"/>
+              </w:rPr>
+              <w:t>3</w:t>
+            </w:r>
+            <w:r>
+              <w:rPr>
+                <w:rFonts w:hint="eastAsia"/>
+                <w:sz w:val="20"/>
+                <w:szCs w:val="20"/>
+              </w:rPr>
+              <w:t>%</w:t>
             </w:r>
           </w:p>
         </w:tc>
@@ -1272,10 +1906,10 @@
     </w:tbl>
     <w:p>
       <w:pPr>
+        <w:ind w:firstLineChars="100" w:firstLine="80"/>
         <w:wordWrap/>
+        <w:jc w:val="both"/>
         <w:spacing w:after="0"/>
-        <w:ind w:firstLineChars="100" w:firstLine="80"/>
-        <w:jc w:val="both"/>
         <w:rPr>
           <w:sz w:val="8"/>
           <w:szCs w:val="8"/>
@@ -1284,10 +1918,10 @@
     </w:p>
     <w:p>
       <w:pPr>
+        <w:ind w:firstLineChars="100" w:firstLine="200"/>
         <w:wordWrap/>
+        <w:jc w:val="both"/>
         <w:spacing w:after="0"/>
-        <w:ind w:firstLineChars="100" w:firstLine="200"/>
-        <w:jc w:val="both"/>
         <w:rPr>
           <w:sz w:val="20"/>
           <w:szCs w:val="20"/>
@@ -1296,10 +1930,10 @@
     </w:p>
     <w:p>
       <w:pPr>
+        <w:ind w:firstLineChars="100" w:firstLine="200"/>
         <w:wordWrap/>
+        <w:jc w:val="both"/>
         <w:spacing w:after="0"/>
-        <w:ind w:firstLineChars="100" w:firstLine="200"/>
-        <w:jc w:val="both"/>
         <w:rPr>
           <w:sz w:val="20"/>
           <w:szCs w:val="20"/>
@@ -1419,11 +2053,11 @@
           </w:tcPr>
           <w:p>
             <w:pPr>
+              <w:wordWrap/>
+              <w:jc w:val="center"/>
               <w:tabs>
                 <w:tab w:val="left" w:pos="728"/>
               </w:tabs>
-              <w:wordWrap/>
-              <w:jc w:val="center"/>
               <w:rPr>
                 <w:sz w:val="20"/>
                 <w:szCs w:val="20"/>
@@ -1602,11 +2236,11 @@
           </w:tcPr>
           <w:p>
             <w:pPr>
+              <w:wordWrap/>
+              <w:jc w:val="center"/>
               <w:tabs>
                 <w:tab w:val="left" w:pos="548"/>
               </w:tabs>
-              <w:wordWrap/>
-              <w:jc w:val="center"/>
               <w:rPr>
                 <w:sz w:val="20"/>
                 <w:szCs w:val="20"/>
@@ -2137,41 +2771,45 @@
         <w:wordWrap/>
         <w:spacing w:after="0"/>
         <w:rPr>
-          <w:sz w:val="20"/>
-          <w:szCs w:val="20"/>
+          <w:lang w:eastAsia="ko-KR"/>
+          <w:rFonts w:hint="eastAsia"/>
+          <w:sz w:val="20"/>
+          <w:szCs w:val="20"/>
+          <w:rtl w:val="off"/>
         </w:rPr>
       </w:pPr>
+    </w:p>
+    <w:p>
+      <w:pPr>
+        <w:wordWrap/>
+        <w:spacing w:after="0"/>
+        <w:rPr>
+          <w:sz w:val="20"/>
+          <w:szCs w:val="20"/>
+        </w:rPr>
+      </w:pPr>
       <w:r>
         <w:rPr>
           <w:rFonts w:hint="eastAsia"/>
           <w:sz w:val="20"/>
           <w:szCs w:val="20"/>
         </w:rPr>
-        <w:br w:type="column"/>
-      </w:r>
-      <w:r>
-        <w:rPr>
-          <w:rFonts w:hint="eastAsia"/>
-          <w:sz w:val="20"/>
-          <w:szCs w:val="20"/>
-        </w:rPr>
-        <w:lastRenderedPageBreak/>
         <w:t xml:space="preserve">  차주 예정 내역</w:t>
       </w:r>
     </w:p>
     <w:tbl>
       <w:tblPr>
         <w:tblStyle w:val="aa"/>
-        <w:tblW w:w="9980" w:type="dxa"/>
+        <w:tblW w:w="9179" w:type="dxa"/>
+        <w:tblLook w:val="04A0" w:firstRow="1" w:lastRow="0" w:firstColumn="1" w:lastColumn="0" w:noHBand="0" w:noVBand="1"/>
         <w:jc w:val="center"/>
-        <w:tblLook w:val="04A0" w:firstRow="1" w:lastRow="0" w:firstColumn="1" w:lastColumn="0" w:noHBand="0" w:noVBand="1"/>
       </w:tblPr>
       <w:tblGrid>
-        <w:gridCol w:w="1772"/>
-        <w:gridCol w:w="2171"/>
-        <w:gridCol w:w="1508"/>
-        <w:gridCol w:w="1508"/>
-        <w:gridCol w:w="3021"/>
+        <w:gridCol w:w="1629"/>
+        <w:gridCol w:w="1996"/>
+        <w:gridCol w:w="1387"/>
+        <w:gridCol w:w="1387"/>
+        <w:gridCol w:w="2778"/>
       </w:tblGrid>
       <w:tr>
         <w:trPr>
@@ -2179,7 +2817,7 @@
         </w:trPr>
         <w:tc>
           <w:tcPr>
-            <w:tcW w:w="1771" w:type="dxa"/>
+            <w:tcW w:w="1629" w:type="dxa"/>
           </w:tcPr>
           <w:p>
             <w:pPr>
@@ -2202,7 +2840,7 @@
         </w:tc>
         <w:tc>
           <w:tcPr>
-            <w:tcW w:w="2171" w:type="dxa"/>
+            <w:tcW w:w="1996" w:type="dxa"/>
           </w:tcPr>
           <w:p>
             <w:pPr>
@@ -2225,7 +2863,7 @@
         </w:tc>
         <w:tc>
           <w:tcPr>
-            <w:tcW w:w="1508" w:type="dxa"/>
+            <w:tcW w:w="1387" w:type="dxa"/>
           </w:tcPr>
           <w:p>
             <w:pPr>
@@ -2248,7 +2886,7 @@
         </w:tc>
         <w:tc>
           <w:tcPr>
-            <w:tcW w:w="1508" w:type="dxa"/>
+            <w:tcW w:w="1387" w:type="dxa"/>
           </w:tcPr>
           <w:p>
             <w:pPr>
@@ -2271,15 +2909,15 @@
         </w:tc>
         <w:tc>
           <w:tcPr>
-            <w:tcW w:w="3020" w:type="dxa"/>
-          </w:tcPr>
-          <w:p>
-            <w:pPr>
+            <w:tcW w:w="2778" w:type="dxa"/>
+          </w:tcPr>
+          <w:p>
+            <w:pPr>
+              <w:wordWrap/>
+              <w:jc w:val="center"/>
               <w:tabs>
                 <w:tab w:val="left" w:pos="728"/>
               </w:tabs>
-              <w:wordWrap/>
-              <w:jc w:val="center"/>
               <w:rPr>
                 <w:sz w:val="20"/>
                 <w:szCs w:val="20"/>
@@ -2302,7 +2940,7 @@
         </w:trPr>
         <w:tc>
           <w:tcPr>
-            <w:tcW w:w="1771" w:type="dxa"/>
+            <w:tcW w:w="1629" w:type="dxa"/>
           </w:tcPr>
           <w:p>
             <w:pPr>
@@ -2325,7 +2963,7 @@
         </w:tc>
         <w:tc>
           <w:tcPr>
-            <w:tcW w:w="2171" w:type="dxa"/>
+            <w:tcW w:w="1996" w:type="dxa"/>
           </w:tcPr>
           <w:p>
             <w:pPr>
@@ -2348,7 +2986,7 @@
         </w:tc>
         <w:tc>
           <w:tcPr>
-            <w:tcW w:w="1508" w:type="dxa"/>
+            <w:tcW w:w="1387" w:type="dxa"/>
           </w:tcPr>
           <w:p>
             <w:pPr>
@@ -2369,7 +3007,7 @@
         </w:tc>
         <w:tc>
           <w:tcPr>
-            <w:tcW w:w="1508" w:type="dxa"/>
+            <w:tcW w:w="1387" w:type="dxa"/>
           </w:tcPr>
           <w:p>
             <w:pPr>
@@ -2390,7 +3028,7 @@
         </w:tc>
         <w:tc>
           <w:tcPr>
-            <w:tcW w:w="3020" w:type="dxa"/>
+            <w:tcW w:w="2778" w:type="dxa"/>
           </w:tcPr>
           <w:p>
             <w:pPr>
@@ -2410,7 +3048,7 @@
         </w:trPr>
         <w:tc>
           <w:tcPr>
-            <w:tcW w:w="1771" w:type="dxa"/>
+            <w:tcW w:w="1629" w:type="dxa"/>
             <w:vMerge w:val="restart"/>
           </w:tcPr>
           <w:p>
@@ -2434,7 +3072,7 @@
         </w:tc>
         <w:tc>
           <w:tcPr>
-            <w:tcW w:w="2171" w:type="dxa"/>
+            <w:tcW w:w="1996" w:type="dxa"/>
           </w:tcPr>
           <w:p>
             <w:pPr>
@@ -2457,7 +3095,7 @@
         </w:tc>
         <w:tc>
           <w:tcPr>
-            <w:tcW w:w="1508" w:type="dxa"/>
+            <w:tcW w:w="1387" w:type="dxa"/>
           </w:tcPr>
           <w:p>
             <w:pPr>
@@ -2478,7 +3116,7 @@
         </w:tc>
         <w:tc>
           <w:tcPr>
-            <w:tcW w:w="1508" w:type="dxa"/>
+            <w:tcW w:w="1387" w:type="dxa"/>
           </w:tcPr>
           <w:p>
             <w:pPr>
@@ -2499,15 +3137,15 @@
         </w:tc>
         <w:tc>
           <w:tcPr>
-            <w:tcW w:w="3020" w:type="dxa"/>
-          </w:tcPr>
-          <w:p>
-            <w:pPr>
+            <w:tcW w:w="2778" w:type="dxa"/>
+          </w:tcPr>
+          <w:p>
+            <w:pPr>
+              <w:wordWrap/>
+              <w:jc w:val="center"/>
               <w:tabs>
                 <w:tab w:val="left" w:pos="548"/>
               </w:tabs>
-              <w:wordWrap/>
-              <w:jc w:val="center"/>
               <w:rPr>
                 <w:sz w:val="20"/>
                 <w:szCs w:val="20"/>
@@ -2522,23 +3160,23 @@
         </w:trPr>
         <w:tc>
           <w:tcPr>
-            <w:tcW w:w="1771" w:type="dxa"/>
-            <w:vMerge/>
-          </w:tcPr>
-          <w:p>
-            <w:pPr>
-              <w:wordWrap/>
-              <w:jc w:val="center"/>
-              <w:rPr>
-                <w:sz w:val="20"/>
-                <w:szCs w:val="20"/>
-              </w:rPr>
-            </w:pPr>
-          </w:p>
-        </w:tc>
-        <w:tc>
-          <w:tcPr>
-            <w:tcW w:w="2171" w:type="dxa"/>
+            <w:tcW w:w="1629" w:type="dxa"/>
+            <w:vMerge w:val="continue"/>
+          </w:tcPr>
+          <w:p>
+            <w:pPr>
+              <w:wordWrap/>
+              <w:jc w:val="center"/>
+              <w:rPr>
+                <w:sz w:val="20"/>
+                <w:szCs w:val="20"/>
+              </w:rPr>
+            </w:pPr>
+          </w:p>
+        </w:tc>
+        <w:tc>
+          <w:tcPr>
+            <w:tcW w:w="1996" w:type="dxa"/>
           </w:tcPr>
           <w:p>
             <w:pPr>
@@ -2561,7 +3199,7 @@
         </w:tc>
         <w:tc>
           <w:tcPr>
-            <w:tcW w:w="1508" w:type="dxa"/>
+            <w:tcW w:w="1387" w:type="dxa"/>
           </w:tcPr>
           <w:p>
             <w:pPr>
@@ -2582,7 +3220,7 @@
         </w:tc>
         <w:tc>
           <w:tcPr>
-            <w:tcW w:w="1508" w:type="dxa"/>
+            <w:tcW w:w="1387" w:type="dxa"/>
           </w:tcPr>
           <w:p>
             <w:pPr>
@@ -2603,7 +3241,7 @@
         </w:tc>
         <w:tc>
           <w:tcPr>
-            <w:tcW w:w="3020" w:type="dxa"/>
+            <w:tcW w:w="2778" w:type="dxa"/>
           </w:tcPr>
           <w:p>
             <w:pPr>
@@ -2623,23 +3261,23 @@
         </w:trPr>
         <w:tc>
           <w:tcPr>
-            <w:tcW w:w="1771" w:type="dxa"/>
-            <w:vMerge/>
-          </w:tcPr>
-          <w:p>
-            <w:pPr>
-              <w:wordWrap/>
-              <w:jc w:val="center"/>
-              <w:rPr>
-                <w:sz w:val="20"/>
-                <w:szCs w:val="20"/>
-              </w:rPr>
-            </w:pPr>
-          </w:p>
-        </w:tc>
-        <w:tc>
-          <w:tcPr>
-            <w:tcW w:w="2171" w:type="dxa"/>
+            <w:tcW w:w="1629" w:type="dxa"/>
+            <w:vMerge w:val="continue"/>
+          </w:tcPr>
+          <w:p>
+            <w:pPr>
+              <w:wordWrap/>
+              <w:jc w:val="center"/>
+              <w:rPr>
+                <w:sz w:val="20"/>
+                <w:szCs w:val="20"/>
+              </w:rPr>
+            </w:pPr>
+          </w:p>
+        </w:tc>
+        <w:tc>
+          <w:tcPr>
+            <w:tcW w:w="1996" w:type="dxa"/>
           </w:tcPr>
           <w:p>
             <w:pPr>
@@ -2662,7 +3300,7 @@
         </w:tc>
         <w:tc>
           <w:tcPr>
-            <w:tcW w:w="1508" w:type="dxa"/>
+            <w:tcW w:w="1387" w:type="dxa"/>
           </w:tcPr>
           <w:p>
             <w:pPr>
@@ -2683,7 +3321,7 @@
         </w:tc>
         <w:tc>
           <w:tcPr>
-            <w:tcW w:w="1508" w:type="dxa"/>
+            <w:tcW w:w="1387" w:type="dxa"/>
           </w:tcPr>
           <w:p>
             <w:pPr>
@@ -2704,7 +3342,7 @@
         </w:tc>
         <w:tc>
           <w:tcPr>
-            <w:tcW w:w="3020" w:type="dxa"/>
+            <w:tcW w:w="2778" w:type="dxa"/>
           </w:tcPr>
           <w:p>
             <w:pPr>
@@ -2724,23 +3362,23 @@
         </w:trPr>
         <w:tc>
           <w:tcPr>
-            <w:tcW w:w="1771" w:type="dxa"/>
-            <w:vMerge/>
-          </w:tcPr>
-          <w:p>
-            <w:pPr>
-              <w:wordWrap/>
-              <w:jc w:val="center"/>
-              <w:rPr>
-                <w:sz w:val="20"/>
-                <w:szCs w:val="20"/>
-              </w:rPr>
-            </w:pPr>
-          </w:p>
-        </w:tc>
-        <w:tc>
-          <w:tcPr>
-            <w:tcW w:w="2171" w:type="dxa"/>
+            <w:tcW w:w="1629" w:type="dxa"/>
+            <w:vMerge w:val="continue"/>
+          </w:tcPr>
+          <w:p>
+            <w:pPr>
+              <w:wordWrap/>
+              <w:jc w:val="center"/>
+              <w:rPr>
+                <w:sz w:val="20"/>
+                <w:szCs w:val="20"/>
+              </w:rPr>
+            </w:pPr>
+          </w:p>
+        </w:tc>
+        <w:tc>
+          <w:tcPr>
+            <w:tcW w:w="1996" w:type="dxa"/>
           </w:tcPr>
           <w:p>
             <w:pPr>
@@ -2763,7 +3401,7 @@
         </w:tc>
         <w:tc>
           <w:tcPr>
-            <w:tcW w:w="1508" w:type="dxa"/>
+            <w:tcW w:w="1387" w:type="dxa"/>
           </w:tcPr>
           <w:p>
             <w:pPr>
@@ -2784,7 +3422,7 @@
         </w:tc>
         <w:tc>
           <w:tcPr>
-            <w:tcW w:w="1508" w:type="dxa"/>
+            <w:tcW w:w="1387" w:type="dxa"/>
           </w:tcPr>
           <w:p>
             <w:pPr>
@@ -2805,7 +3443,7 @@
         </w:tc>
         <w:tc>
           <w:tcPr>
-            <w:tcW w:w="3020" w:type="dxa"/>
+            <w:tcW w:w="2778" w:type="dxa"/>
           </w:tcPr>
           <w:p>
             <w:pPr>
@@ -2825,23 +3463,23 @@
         </w:trPr>
         <w:tc>
           <w:tcPr>
-            <w:tcW w:w="1771" w:type="dxa"/>
-            <w:vMerge/>
-          </w:tcPr>
-          <w:p>
-            <w:pPr>
-              <w:wordWrap/>
-              <w:jc w:val="center"/>
-              <w:rPr>
-                <w:sz w:val="20"/>
-                <w:szCs w:val="20"/>
-              </w:rPr>
-            </w:pPr>
-          </w:p>
-        </w:tc>
-        <w:tc>
-          <w:tcPr>
-            <w:tcW w:w="2171" w:type="dxa"/>
+            <w:tcW w:w="1629" w:type="dxa"/>
+            <w:vMerge w:val="continue"/>
+          </w:tcPr>
+          <w:p>
+            <w:pPr>
+              <w:wordWrap/>
+              <w:jc w:val="center"/>
+              <w:rPr>
+                <w:sz w:val="20"/>
+                <w:szCs w:val="20"/>
+              </w:rPr>
+            </w:pPr>
+          </w:p>
+        </w:tc>
+        <w:tc>
+          <w:tcPr>
+            <w:tcW w:w="1996" w:type="dxa"/>
           </w:tcPr>
           <w:p>
             <w:pPr>
@@ -2864,7 +3502,7 @@
         </w:tc>
         <w:tc>
           <w:tcPr>
-            <w:tcW w:w="1508" w:type="dxa"/>
+            <w:tcW w:w="1387" w:type="dxa"/>
           </w:tcPr>
           <w:p>
             <w:pPr>
@@ -2885,7 +3523,7 @@
         </w:tc>
         <w:tc>
           <w:tcPr>
-            <w:tcW w:w="1508" w:type="dxa"/>
+            <w:tcW w:w="1387" w:type="dxa"/>
           </w:tcPr>
           <w:p>
             <w:pPr>
@@ -2906,7 +3544,7 @@
         </w:tc>
         <w:tc>
           <w:tcPr>
-            <w:tcW w:w="3020" w:type="dxa"/>
+            <w:tcW w:w="2778" w:type="dxa"/>
           </w:tcPr>
           <w:p>
             <w:pPr>
@@ -2926,23 +3564,23 @@
         </w:trPr>
         <w:tc>
           <w:tcPr>
-            <w:tcW w:w="1771" w:type="dxa"/>
-            <w:vMerge/>
-          </w:tcPr>
-          <w:p>
-            <w:pPr>
-              <w:wordWrap/>
-              <w:jc w:val="center"/>
-              <w:rPr>
-                <w:sz w:val="20"/>
-                <w:szCs w:val="20"/>
-              </w:rPr>
-            </w:pPr>
-          </w:p>
-        </w:tc>
-        <w:tc>
-          <w:tcPr>
-            <w:tcW w:w="2171" w:type="dxa"/>
+            <w:tcW w:w="1629" w:type="dxa"/>
+            <w:vMerge w:val="continue"/>
+          </w:tcPr>
+          <w:p>
+            <w:pPr>
+              <w:wordWrap/>
+              <w:jc w:val="center"/>
+              <w:rPr>
+                <w:sz w:val="20"/>
+                <w:szCs w:val="20"/>
+              </w:rPr>
+            </w:pPr>
+          </w:p>
+        </w:tc>
+        <w:tc>
+          <w:tcPr>
+            <w:tcW w:w="1996" w:type="dxa"/>
           </w:tcPr>
           <w:p>
             <w:pPr>
@@ -2965,7 +3603,7 @@
         </w:tc>
         <w:tc>
           <w:tcPr>
-            <w:tcW w:w="1508" w:type="dxa"/>
+            <w:tcW w:w="1387" w:type="dxa"/>
           </w:tcPr>
           <w:p>
             <w:pPr>
@@ -2986,7 +3624,7 @@
         </w:tc>
         <w:tc>
           <w:tcPr>
-            <w:tcW w:w="1508" w:type="dxa"/>
+            <w:tcW w:w="1387" w:type="dxa"/>
           </w:tcPr>
           <w:p>
             <w:pPr>
@@ -3007,7 +3645,7 @@
         </w:tc>
         <w:tc>
           <w:tcPr>
-            <w:tcW w:w="3020" w:type="dxa"/>
+            <w:tcW w:w="2778" w:type="dxa"/>
           </w:tcPr>
           <w:p>
             <w:pPr>
@@ -3027,7 +3665,7 @@
         </w:trPr>
         <w:tc>
           <w:tcPr>
-            <w:tcW w:w="1771" w:type="dxa"/>
+            <w:tcW w:w="1629" w:type="dxa"/>
             <w:vMerge w:val="restart"/>
           </w:tcPr>
           <w:p>
@@ -3061,7 +3699,7 @@
         </w:tc>
         <w:tc>
           <w:tcPr>
-            <w:tcW w:w="2171" w:type="dxa"/>
+            <w:tcW w:w="1996" w:type="dxa"/>
           </w:tcPr>
           <w:p>
             <w:pPr>
@@ -3084,7 +3722,7 @@
         </w:tc>
         <w:tc>
           <w:tcPr>
-            <w:tcW w:w="1508" w:type="dxa"/>
+            <w:tcW w:w="1387" w:type="dxa"/>
           </w:tcPr>
           <w:p>
             <w:pPr>
@@ -3105,7 +3743,7 @@
         </w:tc>
         <w:tc>
           <w:tcPr>
-            <w:tcW w:w="1508" w:type="dxa"/>
+            <w:tcW w:w="1387" w:type="dxa"/>
           </w:tcPr>
           <w:p>
             <w:pPr>
@@ -3126,7 +3764,7 @@
         </w:tc>
         <w:tc>
           <w:tcPr>
-            <w:tcW w:w="3020" w:type="dxa"/>
+            <w:tcW w:w="2778" w:type="dxa"/>
           </w:tcPr>
           <w:p>
             <w:pPr>
@@ -3146,23 +3784,23 @@
         </w:trPr>
         <w:tc>
           <w:tcPr>
-            <w:tcW w:w="1771" w:type="dxa"/>
-            <w:vMerge/>
-          </w:tcPr>
-          <w:p>
-            <w:pPr>
-              <w:wordWrap/>
-              <w:jc w:val="center"/>
-              <w:rPr>
-                <w:sz w:val="20"/>
-                <w:szCs w:val="20"/>
-              </w:rPr>
-            </w:pPr>
-          </w:p>
-        </w:tc>
-        <w:tc>
-          <w:tcPr>
-            <w:tcW w:w="2171" w:type="dxa"/>
+            <w:tcW w:w="1629" w:type="dxa"/>
+            <w:vMerge w:val="continue"/>
+          </w:tcPr>
+          <w:p>
+            <w:pPr>
+              <w:wordWrap/>
+              <w:jc w:val="center"/>
+              <w:rPr>
+                <w:sz w:val="20"/>
+                <w:szCs w:val="20"/>
+              </w:rPr>
+            </w:pPr>
+          </w:p>
+        </w:tc>
+        <w:tc>
+          <w:tcPr>
+            <w:tcW w:w="1996" w:type="dxa"/>
           </w:tcPr>
           <w:p>
             <w:pPr>
@@ -3185,7 +3823,7 @@
         </w:tc>
         <w:tc>
           <w:tcPr>
-            <w:tcW w:w="1508" w:type="dxa"/>
+            <w:tcW w:w="1387" w:type="dxa"/>
           </w:tcPr>
           <w:p>
             <w:pPr>
@@ -3206,7 +3844,7 @@
         </w:tc>
         <w:tc>
           <w:tcPr>
-            <w:tcW w:w="1508" w:type="dxa"/>
+            <w:tcW w:w="1387" w:type="dxa"/>
           </w:tcPr>
           <w:p>
             <w:pPr>
@@ -3227,7 +3865,7 @@
         </w:tc>
         <w:tc>
           <w:tcPr>
-            <w:tcW w:w="3020" w:type="dxa"/>
+            <w:tcW w:w="2778" w:type="dxa"/>
           </w:tcPr>
           <w:p>
             <w:pPr>
@@ -3247,23 +3885,23 @@
         </w:trPr>
         <w:tc>
           <w:tcPr>
-            <w:tcW w:w="1771" w:type="dxa"/>
-            <w:vMerge/>
-          </w:tcPr>
-          <w:p>
-            <w:pPr>
-              <w:wordWrap/>
-              <w:jc w:val="center"/>
-              <w:rPr>
-                <w:sz w:val="20"/>
-                <w:szCs w:val="20"/>
-              </w:rPr>
-            </w:pPr>
-          </w:p>
-        </w:tc>
-        <w:tc>
-          <w:tcPr>
-            <w:tcW w:w="2171" w:type="dxa"/>
+            <w:tcW w:w="1629" w:type="dxa"/>
+            <w:vMerge w:val="continue"/>
+          </w:tcPr>
+          <w:p>
+            <w:pPr>
+              <w:wordWrap/>
+              <w:jc w:val="center"/>
+              <w:rPr>
+                <w:sz w:val="20"/>
+                <w:szCs w:val="20"/>
+              </w:rPr>
+            </w:pPr>
+          </w:p>
+        </w:tc>
+        <w:tc>
+          <w:tcPr>
+            <w:tcW w:w="1996" w:type="dxa"/>
           </w:tcPr>
           <w:p>
             <w:pPr>
@@ -3286,7 +3924,7 @@
         </w:tc>
         <w:tc>
           <w:tcPr>
-            <w:tcW w:w="1508" w:type="dxa"/>
+            <w:tcW w:w="1387" w:type="dxa"/>
           </w:tcPr>
           <w:p>
             <w:pPr>
@@ -3307,7 +3945,7 @@
         </w:tc>
         <w:tc>
           <w:tcPr>
-            <w:tcW w:w="1508" w:type="dxa"/>
+            <w:tcW w:w="1387" w:type="dxa"/>
           </w:tcPr>
           <w:p>
             <w:pPr>
@@ -3328,7 +3966,7 @@
         </w:tc>
         <w:tc>
           <w:tcPr>
-            <w:tcW w:w="3020" w:type="dxa"/>
+            <w:tcW w:w="2778" w:type="dxa"/>
           </w:tcPr>
           <w:p>
             <w:pPr>
@@ -3348,23 +3986,23 @@
         </w:trPr>
         <w:tc>
           <w:tcPr>
-            <w:tcW w:w="1771" w:type="dxa"/>
-            <w:vMerge/>
-          </w:tcPr>
-          <w:p>
-            <w:pPr>
-              <w:wordWrap/>
-              <w:jc w:val="center"/>
-              <w:rPr>
-                <w:sz w:val="20"/>
-                <w:szCs w:val="20"/>
-              </w:rPr>
-            </w:pPr>
-          </w:p>
-        </w:tc>
-        <w:tc>
-          <w:tcPr>
-            <w:tcW w:w="2171" w:type="dxa"/>
+            <w:tcW w:w="1629" w:type="dxa"/>
+            <w:vMerge w:val="continue"/>
+          </w:tcPr>
+          <w:p>
+            <w:pPr>
+              <w:wordWrap/>
+              <w:jc w:val="center"/>
+              <w:rPr>
+                <w:sz w:val="20"/>
+                <w:szCs w:val="20"/>
+              </w:rPr>
+            </w:pPr>
+          </w:p>
+        </w:tc>
+        <w:tc>
+          <w:tcPr>
+            <w:tcW w:w="1996" w:type="dxa"/>
           </w:tcPr>
           <w:p>
             <w:pPr>
@@ -3387,7 +4025,7 @@
         </w:tc>
         <w:tc>
           <w:tcPr>
-            <w:tcW w:w="1508" w:type="dxa"/>
+            <w:tcW w:w="1387" w:type="dxa"/>
           </w:tcPr>
           <w:p>
             <w:pPr>
@@ -3408,7 +4046,7 @@
         </w:tc>
         <w:tc>
           <w:tcPr>
-            <w:tcW w:w="1508" w:type="dxa"/>
+            <w:tcW w:w="1387" w:type="dxa"/>
           </w:tcPr>
           <w:p>
             <w:pPr>
@@ -3429,7 +4067,7 @@
         </w:tc>
         <w:tc>
           <w:tcPr>
-            <w:tcW w:w="3020" w:type="dxa"/>
+            <w:tcW w:w="2778" w:type="dxa"/>
           </w:tcPr>
           <w:p>
             <w:pPr>
@@ -3449,23 +4087,23 @@
         </w:trPr>
         <w:tc>
           <w:tcPr>
-            <w:tcW w:w="1771" w:type="dxa"/>
-            <w:vMerge/>
-          </w:tcPr>
-          <w:p>
-            <w:pPr>
-              <w:wordWrap/>
-              <w:jc w:val="center"/>
-              <w:rPr>
-                <w:sz w:val="20"/>
-                <w:szCs w:val="20"/>
-              </w:rPr>
-            </w:pPr>
-          </w:p>
-        </w:tc>
-        <w:tc>
-          <w:tcPr>
-            <w:tcW w:w="2171" w:type="dxa"/>
+            <w:tcW w:w="1629" w:type="dxa"/>
+            <w:vMerge w:val="continue"/>
+          </w:tcPr>
+          <w:p>
+            <w:pPr>
+              <w:wordWrap/>
+              <w:jc w:val="center"/>
+              <w:rPr>
+                <w:sz w:val="20"/>
+                <w:szCs w:val="20"/>
+              </w:rPr>
+            </w:pPr>
+          </w:p>
+        </w:tc>
+        <w:tc>
+          <w:tcPr>
+            <w:tcW w:w="1996" w:type="dxa"/>
           </w:tcPr>
           <w:p>
             <w:pPr>
@@ -3488,7 +4126,7 @@
         </w:tc>
         <w:tc>
           <w:tcPr>
-            <w:tcW w:w="1508" w:type="dxa"/>
+            <w:tcW w:w="1387" w:type="dxa"/>
           </w:tcPr>
           <w:p>
             <w:pPr>
@@ -3509,7 +4147,7 @@
         </w:tc>
         <w:tc>
           <w:tcPr>
-            <w:tcW w:w="1508" w:type="dxa"/>
+            <w:tcW w:w="1387" w:type="dxa"/>
           </w:tcPr>
           <w:p>
             <w:pPr>
@@ -3530,7 +4168,7 @@
         </w:tc>
         <w:tc>
           <w:tcPr>
-            <w:tcW w:w="3020" w:type="dxa"/>
+            <w:tcW w:w="2778" w:type="dxa"/>
           </w:tcPr>
           <w:p>
             <w:pPr>
@@ -3557,9 +4195,9 @@
     </w:p>
     <w:p>
       <w:pPr>
+        <w:ind w:firstLine="200"/>
         <w:wordWrap/>
         <w:spacing w:after="0"/>
-        <w:ind w:firstLine="200"/>
         <w:rPr>
           <w:sz w:val="20"/>
           <w:szCs w:val="20"/>
@@ -3570,42 +4208,86 @@
           <w:sz w:val="20"/>
           <w:szCs w:val="20"/>
         </w:rPr>
-        <w:t xml:space="preserve">▶ </w:t>
-      </w:r>
-      <w:r>
-        <w:rPr>
-          <w:rFonts w:hint="eastAsia"/>
-          <w:sz w:val="20"/>
-          <w:szCs w:val="20"/>
-        </w:rPr>
-        <w:t>개발관리</w:t>
+        <w:br w:type="page"/>
       </w:r>
     </w:p>
     <w:p>
-      <w:r>
-        <w:rPr>
+      <w:pPr>
+        <w:ind w:firstLine="200"/>
+        <w:wordWrap/>
+        <w:spacing w:after="0"/>
+        <w:rPr>
+          <w:lang w:eastAsia="ko-KR"/>
           <w:rFonts w:hint="eastAsia"/>
+          <w:sz w:val="20"/>
+          <w:szCs w:val="20"/>
+          <w:rtl w:val="off"/>
+        </w:rPr>
+      </w:pPr>
+      <w:r>
+        <w:rPr>
+          <w:sz w:val="20"/>
+          <w:szCs w:val="20"/>
+        </w:rPr>
+        <w:t xml:space="preserve">▶ </w:t>
+      </w:r>
+      <w:r>
+        <w:rPr>
+          <w:rFonts w:hint="eastAsia"/>
+          <w:sz w:val="20"/>
+          <w:szCs w:val="20"/>
+        </w:rPr>
+        <w:t>개발관리</w:t>
+      </w:r>
+    </w:p>
+    <w:p>
+      <w:pPr>
+        <w:ind w:firstLine="200"/>
+        <w:wordWrap/>
+        <w:spacing w:after="0"/>
+        <w:rPr>
+          <w:sz w:val="20"/>
+          <w:szCs w:val="20"/>
+        </w:rPr>
+      </w:pPr>
+    </w:p>
+    <w:p>
+      <w:r>
+        <w:rPr>
+          <w:rFonts w:hint="eastAsia"/>
         </w:rPr>
         <w:t xml:space="preserve">  </w:t>
       </w:r>
       <w:r>
+        <w:rPr>
+          <w:noProof/>
+        </w:rPr>
         <w:drawing>
-          <wp:inline distT="0" distB="0" distL="0" distR="0" wp14:anchorId="4370925F" wp14:editId="69D10A9F">
+          <wp:inline distT="0" distB="0" distL="0" distR="0">
             <wp:extent cx="5831840" cy="4447540"/>
             <wp:effectExtent l="0" t="0" r="0" b="0"/>
-            <wp:docPr id="1891125117" name="그림 1"/>
+            <wp:docPr id="1025" name="shape1025" hidden="0"/>
             <wp:cNvGraphicFramePr>
-              <a:graphicFrameLocks xmlns:a="http://schemas.openxmlformats.org/drawingml/2006/main" noChangeAspect="1"/>
+              <a:graphicFrameLocks xmlns:a="http://schemas.openxmlformats.org/drawingml/2006/main"/>
             </wp:cNvGraphicFramePr>
             <a:graphic xmlns:a="http://schemas.openxmlformats.org/drawingml/2006/main">
               <a:graphicData uri="http://schemas.openxmlformats.org/drawingml/2006/picture">
                 <pic:pic xmlns:pic="http://schemas.openxmlformats.org/drawingml/2006/picture">
                   <pic:nvPicPr>
-                    <pic:cNvPr id="1891125117" name=""/>
-                    <pic:cNvPicPr/>
+                    <pic:cNvPr id="0" name="이미지"/>
+                    <pic:cNvPicPr preferRelativeResize="1">
+                      <a:picLocks/>
+                    </pic:cNvPicPr>
                   </pic:nvPicPr>
                   <pic:blipFill>
-                    <a:blip r:embed="rId6"/>
+                    <a:blip r:embed="rId1">
+                      <a:extLst>
+                        <a:ext uri="{28A0092B-C50C-407E-A947-70E740481C1C}">
+                          <a14:useLocalDpi xmlns:a14="http://schemas.microsoft.com/office/drawing/2010/main" val="0"/>
+                        </a:ext>
+                      </a:extLst>
+                    </a:blip>
+                    <a:srcRect/>
                     <a:stretch>
                       <a:fillRect/>
                     </a:stretch>
@@ -3615,9 +4297,7 @@
                       <a:off x="0" y="0"/>
                       <a:ext cx="5831840" cy="4447540"/>
                     </a:xfrm>
-                    <a:prstGeom prst="rect">
-                      <a:avLst/>
-                    </a:prstGeom>
+                    <a:prstGeom prst="rect"/>
                   </pic:spPr>
                 </pic:pic>
               </a:graphicData>
@@ -3628,9 +4308,9 @@
     </w:p>
     <w:p>
       <w:pPr>
+        <w:ind w:firstLine="200"/>
         <w:wordWrap/>
         <w:spacing w:after="0"/>
-        <w:ind w:firstLine="200"/>
         <w:rPr>
           <w:b/>
           <w:bCs/>
@@ -3656,10 +4336,10 @@
     </w:p>
     <w:p>
       <w:pPr>
+        <w:autoSpaceDE/>
+        <w:autoSpaceDN/>
         <w:widowControl/>
         <w:wordWrap/>
-        <w:autoSpaceDE/>
-        <w:autoSpaceDN/>
         <w:rPr>
           <w:b/>
           <w:bCs/>
@@ -3669,68 +4349,18 @@
       </w:pPr>
     </w:p>
     <w:sectPr>
-      <w:headerReference w:type="default" r:id="rId7"/>
       <w:pgSz w:w="11906" w:h="16838"/>
       <w:pgMar w:top="850" w:right="1361" w:bottom="850" w:left="1361" w:header="851" w:footer="992" w:gutter="0"/>
       <w:cols w:space="720"/>
       <w:docGrid w:linePitch="360"/>
+      <w:headerReference w:type="default" r:id="rId2"/>
     </w:sectPr>
   </w:body>
 </w:document>
 </file>
 
-<file path=word/endnotes.xml><?xml version="1.0" encoding="utf-8"?>
-<w:endnotes xmlns:wpc="http://schemas.microsoft.com/office/word/2010/wordprocessingCanvas" xmlns:cx="http://schemas.microsoft.com/office/drawing/2014/chartex" xmlns:cx1="http://schemas.microsoft.com/office/drawing/2015/9/8/chartex" xmlns:cx2="http://schemas.microsoft.com/office/drawing/2015/10/21/chartex" xmlns:cx3="http://schemas.microsoft.com/office/drawing/2016/5/9/chartex" xmlns:cx4="http://schemas.microsoft.com/office/drawing/2016/5/10/chartex" xmlns:cx5="http://schemas.microsoft.com/office/drawing/2016/5/11/chartex" xmlns:cx6="http://schemas.microsoft.com/office/drawing/2016/5/12/chartex" xmlns:cx7="http://schemas.microsoft.com/office/drawing/2016/5/13/chartex" xmlns:cx8="http://schemas.microsoft.com/office/drawing/2016/5/14/chartex" xmlns:mc="http://schemas.openxmlformats.org/markup-compatibility/2006" xmlns:aink="http://schemas.microsoft.com/office/drawing/2016/ink" xmlns:am3d="http://schemas.microsoft.com/office/drawing/2017/model3d" xmlns:o="urn:schemas-microsoft-com:office:office" xmlns:oel="http://schemas.microsoft.com/office/2019/extlst" xmlns:r="http://schemas.openxmlformats.org/officeDocument/2006/relationships" xmlns:m="http://schemas.openxmlformats.org/officeDocument/2006/math" xmlns:v="urn:schemas-microsoft-com:vml" xmlns:wp14="http://schemas.microsoft.com/office/word/2010/wordprocessingDrawing" xmlns:wp="http://schemas.openxmlformats.org/drawingml/2006/wordprocessingDrawing" xmlns:w10="urn:schemas-microsoft-com:office:word" xmlns:w="http://schemas.openxmlformats.org/wordprocessingml/2006/main" xmlns:w14="http://schemas.microsoft.com/office/word/2010/wordml" xmlns:w15="http://schemas.microsoft.com/office/word/2012/wordml" xmlns:w16cex="http://schemas.microsoft.com/office/word/2018/wordml/cex" xmlns:w16cid="http://schemas.microsoft.com/office/word/2016/wordml/cid" xmlns:w16="http://schemas.microsoft.com/office/word/2018/wordml" xmlns:w16du="http://schemas.microsoft.com/office/word/2023/wordml/word16du" xmlns:w16sdtdh="http://schemas.microsoft.com/office/word/2020/wordml/sdtdatahash" xmlns:w16sdtfl="http://schemas.microsoft.com/office/word/2024/wordml/sdtformatlock" xmlns:w16se="http://schemas.microsoft.com/office/word/2015/wordml/symex" xmlns:wpg="http://schemas.microsoft.com/office/word/2010/wordprocessingGroup" xmlns:wpi="http://schemas.microsoft.com/office/word/2010/wordprocessingInk" xmlns:wne="http://schemas.microsoft.com/office/word/2006/wordml" xmlns:wps="http://schemas.microsoft.com/office/word/2010/wordprocessingShape" mc:Ignorable="w14 w15 w16se w16cid w16 w16cex w16sdtdh w16sdtfl w16du wp14">
-  <w:endnote w:type="separator" w:id="-1">
-    <w:p>
-      <w:pPr>
-        <w:spacing w:after="0"/>
-      </w:pPr>
-      <w:r>
-        <w:separator/>
-      </w:r>
-    </w:p>
-  </w:endnote>
-  <w:endnote w:type="continuationSeparator" w:id="0">
-    <w:p>
-      <w:pPr>
-        <w:spacing w:after="0"/>
-      </w:pPr>
-      <w:r>
-        <w:continuationSeparator/>
-      </w:r>
-    </w:p>
-  </w:endnote>
-</w:endnotes>
-</file>
-
-<file path=word/footnotes.xml><?xml version="1.0" encoding="utf-8"?>
-<w:footnotes xmlns:wpc="http://schemas.microsoft.com/office/word/2010/wordprocessingCanvas" xmlns:cx="http://schemas.microsoft.com/office/drawing/2014/chartex" xmlns:cx1="http://schemas.microsoft.com/office/drawing/2015/9/8/chartex" xmlns:cx2="http://schemas.microsoft.com/office/drawing/2015/10/21/chartex" xmlns:cx3="http://schemas.microsoft.com/office/drawing/2016/5/9/chartex" xmlns:cx4="http://schemas.microsoft.com/office/drawing/2016/5/10/chartex" xmlns:cx5="http://schemas.microsoft.com/office/drawing/2016/5/11/chartex" xmlns:cx6="http://schemas.microsoft.com/office/drawing/2016/5/12/chartex" xmlns:cx7="http://schemas.microsoft.com/office/drawing/2016/5/13/chartex" xmlns:cx8="http://schemas.microsoft.com/office/drawing/2016/5/14/chartex" xmlns:mc="http://schemas.openxmlformats.org/markup-compatibility/2006" xmlns:aink="http://schemas.microsoft.com/office/drawing/2016/ink" xmlns:am3d="http://schemas.microsoft.com/office/drawing/2017/model3d" xmlns:o="urn:schemas-microsoft-com:office:office" xmlns:oel="http://schemas.microsoft.com/office/2019/extlst" xmlns:r="http://schemas.openxmlformats.org/officeDocument/2006/relationships" xmlns:m="http://schemas.openxmlformats.org/officeDocument/2006/math" xmlns:v="urn:schemas-microsoft-com:vml" xmlns:wp14="http://schemas.microsoft.com/office/word/2010/wordprocessingDrawing" xmlns:wp="http://schemas.openxmlformats.org/drawingml/2006/wordprocessingDrawing" xmlns:w10="urn:schemas-microsoft-com:office:word" xmlns:w="http://schemas.openxmlformats.org/wordprocessingml/2006/main" xmlns:w14="http://schemas.microsoft.com/office/word/2010/wordml" xmlns:w15="http://schemas.microsoft.com/office/word/2012/wordml" xmlns:w16cex="http://schemas.microsoft.com/office/word/2018/wordml/cex" xmlns:w16cid="http://schemas.microsoft.com/office/word/2016/wordml/cid" xmlns:w16="http://schemas.microsoft.com/office/word/2018/wordml" xmlns:w16du="http://schemas.microsoft.com/office/word/2023/wordml/word16du" xmlns:w16sdtdh="http://schemas.microsoft.com/office/word/2020/wordml/sdtdatahash" xmlns:w16sdtfl="http://schemas.microsoft.com/office/word/2024/wordml/sdtformatlock" xmlns:w16se="http://schemas.microsoft.com/office/word/2015/wordml/symex" xmlns:wpg="http://schemas.microsoft.com/office/word/2010/wordprocessingGroup" xmlns:wpi="http://schemas.microsoft.com/office/word/2010/wordprocessingInk" xmlns:wne="http://schemas.microsoft.com/office/word/2006/wordml" xmlns:wps="http://schemas.microsoft.com/office/word/2010/wordprocessingShape" mc:Ignorable="w14 w15 w16se w16cid w16 w16cex w16sdtdh w16sdtfl w16du wp14">
-  <w:footnote w:type="separator" w:id="-1">
-    <w:p>
-      <w:pPr>
-        <w:spacing w:after="0"/>
-      </w:pPr>
-      <w:r>
-        <w:separator/>
-      </w:r>
-    </w:p>
-  </w:footnote>
-  <w:footnote w:type="continuationSeparator" w:id="0">
-    <w:p>
-      <w:pPr>
-        <w:spacing w:after="0"/>
-      </w:pPr>
-      <w:r>
-        <w:continuationSeparator/>
-      </w:r>
-    </w:p>
-  </w:footnote>
-</w:footnotes>
-</file>
-
 <file path=word/header1.xml><?xml version="1.0" encoding="utf-8"?>
-<w:hdr xmlns:wpc="http://schemas.microsoft.com/office/word/2010/wordprocessingCanvas" xmlns:cx="http://schemas.microsoft.com/office/drawing/2014/chartex" xmlns:cx1="http://schemas.microsoft.com/office/drawing/2015/9/8/chartex" xmlns:cx2="http://schemas.microsoft.com/office/drawing/2015/10/21/chartex" xmlns:cx3="http://schemas.microsoft.com/office/drawing/2016/5/9/chartex" xmlns:cx4="http://schemas.microsoft.com/office/drawing/2016/5/10/chartex" xmlns:cx5="http://schemas.microsoft.com/office/drawing/2016/5/11/chartex" xmlns:cx6="http://schemas.microsoft.com/office/drawing/2016/5/12/chartex" xmlns:cx7="http://schemas.microsoft.com/office/drawing/2016/5/13/chartex" xmlns:cx8="http://schemas.microsoft.com/office/drawing/2016/5/14/chartex" xmlns:mc="http://schemas.openxmlformats.org/markup-compatibility/2006" xmlns:aink="http://schemas.microsoft.com/office/drawing/2016/ink" xmlns:am3d="http://schemas.microsoft.com/office/drawing/2017/model3d" xmlns:o="urn:schemas-microsoft-com:office:office" xmlns:oel="http://schemas.microsoft.com/office/2019/extlst" xmlns:r="http://schemas.openxmlformats.org/officeDocument/2006/relationships" xmlns:m="http://schemas.openxmlformats.org/officeDocument/2006/math" xmlns:v="urn:schemas-microsoft-com:vml" xmlns:wp14="http://schemas.microsoft.com/office/word/2010/wordprocessingDrawing" xmlns:wp="http://schemas.openxmlformats.org/drawingml/2006/wordprocessingDrawing" xmlns:w10="urn:schemas-microsoft-com:office:word" xmlns:w="http://schemas.openxmlformats.org/wordprocessingml/2006/main" xmlns:w14="http://schemas.microsoft.com/office/word/2010/wordml" xmlns:w15="http://schemas.microsoft.com/office/word/2012/wordml" xmlns:w16cex="http://schemas.microsoft.com/office/word/2018/wordml/cex" xmlns:w16cid="http://schemas.microsoft.com/office/word/2016/wordml/cid" xmlns:w16="http://schemas.microsoft.com/office/word/2018/wordml" xmlns:w16du="http://schemas.microsoft.com/office/word/2023/wordml/word16du" xmlns:w16sdtdh="http://schemas.microsoft.com/office/word/2020/wordml/sdtdatahash" xmlns:w16sdtfl="http://schemas.microsoft.com/office/word/2024/wordml/sdtformatlock" xmlns:w16se="http://schemas.microsoft.com/office/word/2015/wordml/symex" xmlns:wpg="http://schemas.microsoft.com/office/word/2010/wordprocessingGroup" xmlns:wpi="http://schemas.microsoft.com/office/word/2010/wordprocessingInk" xmlns:wne="http://schemas.microsoft.com/office/word/2006/wordml" xmlns:wps="http://schemas.microsoft.com/office/word/2010/wordprocessingShape" mc:Ignorable="w14 w15 w16se w16cid w16 w16cex w16sdtdh w16sdtfl w16du wp14">
+<w:hdr xmlns:wpc="http://schemas.microsoft.com/office/word/2010/wordprocessingCanvas" xmlns:mc="http://schemas.openxmlformats.org/markup-compatibility/2006" xmlns:o="urn:schemas-microsoft-com:office:office" xmlns:r="http://schemas.openxmlformats.org/officeDocument/2006/relationships" xmlns:m="http://schemas.openxmlformats.org/officeDocument/2006/math" xmlns:v="urn:schemas-microsoft-com:vml" xmlns:wp14="http://schemas.microsoft.com/office/word/2010/wordprocessingDrawing" xmlns:wp="http://schemas.openxmlformats.org/drawingml/2006/wordprocessingDrawing" xmlns:w10="urn:schemas-microsoft-com:office:word" xmlns:w="http://schemas.openxmlformats.org/wordprocessingml/2006/main" xmlns:w14="http://schemas.microsoft.com/office/word/2010/wordml" xmlns:w15="http://schemas.microsoft.com/office/word/2012/wordml" xmlns:wpg="http://schemas.microsoft.com/office/word/2010/wordprocessingGroup" xmlns:wpi="http://schemas.microsoft.com/office/word/2010/wordprocessingInk" xmlns:wne="http://schemas.microsoft.com/office/word/2006/wordml" xmlns:wps="http://schemas.microsoft.com/office/word/2010/wordprocessingShape">
   <w:p>
     <w:pPr>
       <w:pStyle w:val="ab"/>
@@ -3755,15 +4385,15 @@
 </file>
 
 <file path=word/styles.xml><?xml version="1.0" encoding="utf-8"?>
-<w:styles xmlns:mc="http://schemas.openxmlformats.org/markup-compatibility/2006" xmlns:r="http://schemas.openxmlformats.org/officeDocument/2006/relationships" xmlns:w="http://schemas.openxmlformats.org/wordprocessingml/2006/main" xmlns:w14="http://schemas.microsoft.com/office/word/2010/wordml" xmlns:w15="http://schemas.microsoft.com/office/word/2012/wordml" xmlns:w16cex="http://schemas.microsoft.com/office/word/2018/wordml/cex" xmlns:w16cid="http://schemas.microsoft.com/office/word/2016/wordml/cid" xmlns:w16="http://schemas.microsoft.com/office/word/2018/wordml" xmlns:w16du="http://schemas.microsoft.com/office/word/2023/wordml/word16du" xmlns:w16sdtdh="http://schemas.microsoft.com/office/word/2020/wordml/sdtdatahash" xmlns:w16sdtfl="http://schemas.microsoft.com/office/word/2024/wordml/sdtformatlock" xmlns:w16se="http://schemas.microsoft.com/office/word/2015/wordml/symex" mc:Ignorable="w14 w15 w16se w16cid w16 w16cex w16sdtdh w16sdtfl w16du">
+<w:styles xmlns:r="http://schemas.openxmlformats.org/officeDocument/2006/relationships" xmlns:w="http://schemas.openxmlformats.org/wordprocessingml/2006/main">
   <w:docDefaults>
     <w:rPrDefault>
       <w:rPr>
+        <w:lang w:val="en-US" w:eastAsia="ko-KR" w:bidi="ar-SA"/>
         <w:rFonts w:asciiTheme="minorEastAsia" w:eastAsiaTheme="minorEastAsia" w:hAnsiTheme="minorHAnsi" w:cstheme="minorBidi"/>
-        <w:kern w:val="2"/>
         <w:sz w:val="22"/>
         <w:szCs w:val="24"/>
-        <w:lang w:val="en-US" w:eastAsia="ko-KR" w:bidi="ar-SA"/>
+        <w:kern w:val="2"/>
       </w:rPr>
     </w:rPrDefault>
     <w:pPrDefault>
@@ -3783,158 +4413,158 @@
     <w:lsdException w:name="heading 7" w:semiHidden="1" w:uiPriority="9" w:unhideWhenUsed="1" w:qFormat="1"/>
     <w:lsdException w:name="heading 8" w:semiHidden="1" w:uiPriority="9" w:unhideWhenUsed="1" w:qFormat="1"/>
     <w:lsdException w:name="heading 9" w:semiHidden="1" w:uiPriority="9" w:unhideWhenUsed="1" w:qFormat="1"/>
-    <w:lsdException w:name="index 1" w:semiHidden="1" w:uiPriority="99" w:unhideWhenUsed="1"/>
-    <w:lsdException w:name="index 2" w:semiHidden="1" w:uiPriority="99" w:unhideWhenUsed="1"/>
-    <w:lsdException w:name="index 3" w:semiHidden="1" w:uiPriority="99" w:unhideWhenUsed="1"/>
-    <w:lsdException w:name="index 4" w:semiHidden="1" w:uiPriority="99" w:unhideWhenUsed="1"/>
-    <w:lsdException w:name="index 5" w:semiHidden="1" w:uiPriority="99" w:unhideWhenUsed="1"/>
-    <w:lsdException w:name="index 6" w:semiHidden="1" w:uiPriority="99" w:unhideWhenUsed="1"/>
-    <w:lsdException w:name="index 7" w:semiHidden="1" w:uiPriority="99" w:unhideWhenUsed="1"/>
-    <w:lsdException w:name="index 8" w:semiHidden="1" w:uiPriority="99" w:unhideWhenUsed="1"/>
-    <w:lsdException w:name="index 9" w:semiHidden="1" w:uiPriority="99" w:unhideWhenUsed="1"/>
-    <w:lsdException w:name="toc 1" w:semiHidden="1" w:uiPriority="87" w:unhideWhenUsed="1"/>
-    <w:lsdException w:name="toc 2" w:semiHidden="1" w:uiPriority="87" w:unhideWhenUsed="1"/>
-    <w:lsdException w:name="toc 3" w:semiHidden="1" w:uiPriority="87" w:unhideWhenUsed="1"/>
-    <w:lsdException w:name="toc 4" w:semiHidden="1" w:uiPriority="87" w:unhideWhenUsed="1"/>
-    <w:lsdException w:name="toc 5" w:semiHidden="1" w:uiPriority="87" w:unhideWhenUsed="1"/>
-    <w:lsdException w:name="toc 6" w:semiHidden="1" w:uiPriority="87" w:unhideWhenUsed="1"/>
-    <w:lsdException w:name="toc 7" w:semiHidden="1" w:uiPriority="87" w:unhideWhenUsed="1"/>
-    <w:lsdException w:name="toc 8" w:semiHidden="1" w:uiPriority="87" w:unhideWhenUsed="1"/>
-    <w:lsdException w:name="toc 9" w:semiHidden="1" w:uiPriority="87" w:unhideWhenUsed="1"/>
-    <w:lsdException w:name="Normal Indent" w:semiHidden="1" w:uiPriority="99" w:unhideWhenUsed="1"/>
-    <w:lsdException w:name="footnote text" w:semiHidden="1" w:uiPriority="99" w:unhideWhenUsed="1"/>
-    <w:lsdException w:name="annotation text" w:semiHidden="1" w:uiPriority="99" w:unhideWhenUsed="1"/>
-    <w:lsdException w:name="header" w:semiHidden="1" w:uiPriority="99" w:unhideWhenUsed="1"/>
-    <w:lsdException w:name="footer" w:semiHidden="1" w:uiPriority="99" w:unhideWhenUsed="1"/>
-    <w:lsdException w:name="index heading" w:semiHidden="1" w:uiPriority="99" w:unhideWhenUsed="1"/>
-    <w:lsdException w:name="caption" w:semiHidden="1" w:uiPriority="83" w:unhideWhenUsed="1" w:qFormat="1"/>
-    <w:lsdException w:name="table of figures" w:semiHidden="1" w:uiPriority="99" w:unhideWhenUsed="1"/>
-    <w:lsdException w:name="envelope address" w:semiHidden="1" w:uiPriority="99" w:unhideWhenUsed="1"/>
-    <w:lsdException w:name="envelope return" w:semiHidden="1" w:uiPriority="99" w:unhideWhenUsed="1"/>
-    <w:lsdException w:name="footnote reference" w:semiHidden="1" w:uiPriority="99" w:unhideWhenUsed="1"/>
-    <w:lsdException w:name="annotation reference" w:semiHidden="1" w:uiPriority="99" w:unhideWhenUsed="1"/>
-    <w:lsdException w:name="line number" w:semiHidden="1" w:uiPriority="99" w:unhideWhenUsed="1"/>
-    <w:lsdException w:name="page number" w:semiHidden="1" w:uiPriority="99" w:unhideWhenUsed="1"/>
-    <w:lsdException w:name="endnote reference" w:semiHidden="1" w:uiPriority="99" w:unhideWhenUsed="1"/>
-    <w:lsdException w:name="endnote text" w:semiHidden="1" w:uiPriority="99" w:unhideWhenUsed="1"/>
-    <w:lsdException w:name="table of authorities" w:semiHidden="1" w:uiPriority="99" w:unhideWhenUsed="1"/>
-    <w:lsdException w:name="macro" w:semiHidden="1" w:uiPriority="99" w:unhideWhenUsed="1"/>
-    <w:lsdException w:name="toa heading" w:semiHidden="1" w:uiPriority="99" w:unhideWhenUsed="1"/>
-    <w:lsdException w:name="List" w:semiHidden="1" w:uiPriority="99" w:unhideWhenUsed="1"/>
-    <w:lsdException w:name="List Bullet" w:semiHidden="1" w:uiPriority="99" w:unhideWhenUsed="1"/>
-    <w:lsdException w:name="List Number" w:semiHidden="1" w:uiPriority="99" w:unhideWhenUsed="1"/>
-    <w:lsdException w:name="List 2" w:semiHidden="1" w:uiPriority="99" w:unhideWhenUsed="1"/>
-    <w:lsdException w:name="List 3" w:semiHidden="1" w:uiPriority="99" w:unhideWhenUsed="1"/>
-    <w:lsdException w:name="List 4" w:semiHidden="1" w:uiPriority="99" w:unhideWhenUsed="1"/>
-    <w:lsdException w:name="List 5" w:semiHidden="1" w:uiPriority="99" w:unhideWhenUsed="1"/>
-    <w:lsdException w:name="List Bullet 2" w:semiHidden="1" w:uiPriority="99" w:unhideWhenUsed="1"/>
-    <w:lsdException w:name="List Bullet 3" w:semiHidden="1" w:uiPriority="99" w:unhideWhenUsed="1"/>
-    <w:lsdException w:name="List Bullet 4" w:semiHidden="1" w:uiPriority="99" w:unhideWhenUsed="1"/>
-    <w:lsdException w:name="List Bullet 5" w:semiHidden="1" w:uiPriority="99" w:unhideWhenUsed="1"/>
-    <w:lsdException w:name="List Number 2" w:semiHidden="1" w:uiPriority="99" w:unhideWhenUsed="1"/>
-    <w:lsdException w:name="List Number 3" w:semiHidden="1" w:uiPriority="99" w:unhideWhenUsed="1"/>
-    <w:lsdException w:name="List Number 4" w:semiHidden="1" w:uiPriority="99" w:unhideWhenUsed="1"/>
-    <w:lsdException w:name="List Number 5" w:semiHidden="1" w:uiPriority="99" w:unhideWhenUsed="1"/>
-    <w:lsdException w:name="Title" w:uiPriority="22" w:qFormat="1"/>
-    <w:lsdException w:name="Closing" w:semiHidden="1" w:uiPriority="99" w:unhideWhenUsed="1"/>
-    <w:lsdException w:name="Signature" w:semiHidden="1" w:uiPriority="99" w:unhideWhenUsed="1"/>
+    <w:lsdException w:name="index 1" w:semiHidden="1" w:uiPriority="153" w:unhideWhenUsed="1"/>
+    <w:lsdException w:name="index 2" w:semiHidden="1" w:uiPriority="153" w:unhideWhenUsed="1"/>
+    <w:lsdException w:name="index 3" w:semiHidden="1" w:uiPriority="153" w:unhideWhenUsed="1"/>
+    <w:lsdException w:name="index 4" w:semiHidden="1" w:uiPriority="153" w:unhideWhenUsed="1"/>
+    <w:lsdException w:name="index 5" w:semiHidden="1" w:uiPriority="153" w:unhideWhenUsed="1"/>
+    <w:lsdException w:name="index 6" w:semiHidden="1" w:uiPriority="153" w:unhideWhenUsed="1"/>
+    <w:lsdException w:name="index 7" w:semiHidden="1" w:uiPriority="153" w:unhideWhenUsed="1"/>
+    <w:lsdException w:name="index 8" w:semiHidden="1" w:uiPriority="153" w:unhideWhenUsed="1"/>
+    <w:lsdException w:name="index 9" w:semiHidden="1" w:uiPriority="153" w:unhideWhenUsed="1"/>
+    <w:lsdException w:name="toc 1" w:semiHidden="1" w:uiPriority="135" w:unhideWhenUsed="1"/>
+    <w:lsdException w:name="toc 2" w:semiHidden="1" w:uiPriority="135" w:unhideWhenUsed="1"/>
+    <w:lsdException w:name="toc 3" w:semiHidden="1" w:uiPriority="135" w:unhideWhenUsed="1"/>
+    <w:lsdException w:name="toc 4" w:semiHidden="1" w:uiPriority="135" w:unhideWhenUsed="1"/>
+    <w:lsdException w:name="toc 5" w:semiHidden="1" w:uiPriority="135" w:unhideWhenUsed="1"/>
+    <w:lsdException w:name="toc 6" w:semiHidden="1" w:uiPriority="135" w:unhideWhenUsed="1"/>
+    <w:lsdException w:name="toc 7" w:semiHidden="1" w:uiPriority="135" w:unhideWhenUsed="1"/>
+    <w:lsdException w:name="toc 8" w:semiHidden="1" w:uiPriority="135" w:unhideWhenUsed="1"/>
+    <w:lsdException w:name="toc 9" w:semiHidden="1" w:uiPriority="135" w:unhideWhenUsed="1"/>
+    <w:lsdException w:name="Normal Indent" w:semiHidden="1" w:uiPriority="153" w:unhideWhenUsed="1"/>
+    <w:lsdException w:name="footnote text" w:semiHidden="1" w:uiPriority="153" w:unhideWhenUsed="1"/>
+    <w:lsdException w:name="annotation text" w:semiHidden="1" w:uiPriority="153" w:unhideWhenUsed="1"/>
+    <w:lsdException w:name="header" w:semiHidden="1" w:uiPriority="153" w:unhideWhenUsed="1"/>
+    <w:lsdException w:name="footer" w:semiHidden="1" w:uiPriority="153" w:unhideWhenUsed="1"/>
+    <w:lsdException w:name="index heading" w:semiHidden="1" w:uiPriority="153" w:unhideWhenUsed="1"/>
+    <w:lsdException w:name="caption" w:semiHidden="1" w:uiPriority="131" w:unhideWhenUsed="1" w:qFormat="1"/>
+    <w:lsdException w:name="table of figures" w:semiHidden="1" w:uiPriority="153" w:unhideWhenUsed="1"/>
+    <w:lsdException w:name="envelope address" w:semiHidden="1" w:uiPriority="153" w:unhideWhenUsed="1"/>
+    <w:lsdException w:name="envelope return" w:semiHidden="1" w:uiPriority="153" w:unhideWhenUsed="1"/>
+    <w:lsdException w:name="footnote reference" w:semiHidden="1" w:uiPriority="153" w:unhideWhenUsed="1"/>
+    <w:lsdException w:name="annotation reference" w:semiHidden="1" w:uiPriority="153" w:unhideWhenUsed="1"/>
+    <w:lsdException w:name="line number" w:semiHidden="1" w:uiPriority="153" w:unhideWhenUsed="1"/>
+    <w:lsdException w:name="page number" w:semiHidden="1" w:uiPriority="153" w:unhideWhenUsed="1"/>
+    <w:lsdException w:name="endnote reference" w:semiHidden="1" w:uiPriority="153" w:unhideWhenUsed="1"/>
+    <w:lsdException w:name="endnote text" w:semiHidden="1" w:uiPriority="153" w:unhideWhenUsed="1"/>
+    <w:lsdException w:name="table of authorities" w:semiHidden="1" w:uiPriority="153" w:unhideWhenUsed="1"/>
+    <w:lsdException w:name="macro" w:semiHidden="1" w:uiPriority="153" w:unhideWhenUsed="1"/>
+    <w:lsdException w:name="toa heading" w:semiHidden="1" w:uiPriority="153" w:unhideWhenUsed="1"/>
+    <w:lsdException w:name="List" w:semiHidden="1" w:uiPriority="153" w:unhideWhenUsed="1"/>
+    <w:lsdException w:name="List Bullet" w:semiHidden="1" w:uiPriority="153" w:unhideWhenUsed="1"/>
+    <w:lsdException w:name="List Number" w:semiHidden="1" w:uiPriority="153" w:unhideWhenUsed="1"/>
+    <w:lsdException w:name="List 2" w:semiHidden="1" w:uiPriority="153" w:unhideWhenUsed="1"/>
+    <w:lsdException w:name="List 3" w:semiHidden="1" w:uiPriority="153" w:unhideWhenUsed="1"/>
+    <w:lsdException w:name="List 4" w:semiHidden="1" w:uiPriority="153" w:unhideWhenUsed="1"/>
+    <w:lsdException w:name="List 5" w:semiHidden="1" w:uiPriority="153" w:unhideWhenUsed="1"/>
+    <w:lsdException w:name="List Bullet 2" w:semiHidden="1" w:uiPriority="153" w:unhideWhenUsed="1"/>
+    <w:lsdException w:name="List Bullet 3" w:semiHidden="1" w:uiPriority="153" w:unhideWhenUsed="1"/>
+    <w:lsdException w:name="List Bullet 4" w:semiHidden="1" w:uiPriority="153" w:unhideWhenUsed="1"/>
+    <w:lsdException w:name="List Bullet 5" w:semiHidden="1" w:uiPriority="153" w:unhideWhenUsed="1"/>
+    <w:lsdException w:name="List Number 2" w:semiHidden="1" w:uiPriority="153" w:unhideWhenUsed="1"/>
+    <w:lsdException w:name="List Number 3" w:semiHidden="1" w:uiPriority="153" w:unhideWhenUsed="1"/>
+    <w:lsdException w:name="List Number 4" w:semiHidden="1" w:uiPriority="153" w:unhideWhenUsed="1"/>
+    <w:lsdException w:name="List Number 5" w:semiHidden="1" w:uiPriority="153" w:unhideWhenUsed="1"/>
+    <w:lsdException w:name="Title" w:uiPriority="34" w:qFormat="1"/>
+    <w:lsdException w:name="Closing" w:semiHidden="1" w:uiPriority="153" w:unhideWhenUsed="1"/>
+    <w:lsdException w:name="Signature" w:semiHidden="1" w:uiPriority="153" w:unhideWhenUsed="1"/>
     <w:lsdException w:name="Default Paragraph Font" w:semiHidden="1" w:uiPriority="1" w:unhideWhenUsed="1"/>
-    <w:lsdException w:name="Body Text" w:semiHidden="1" w:uiPriority="99" w:unhideWhenUsed="1"/>
-    <w:lsdException w:name="Body Text Indent" w:semiHidden="1" w:uiPriority="99" w:unhideWhenUsed="1"/>
-    <w:lsdException w:name="List Continue" w:semiHidden="1" w:uiPriority="99" w:unhideWhenUsed="1"/>
-    <w:lsdException w:name="List Continue 2" w:semiHidden="1" w:uiPriority="99" w:unhideWhenUsed="1"/>
-    <w:lsdException w:name="List Continue 3" w:semiHidden="1" w:uiPriority="99" w:unhideWhenUsed="1"/>
-    <w:lsdException w:name="List Continue 4" w:semiHidden="1" w:uiPriority="99" w:unhideWhenUsed="1"/>
-    <w:lsdException w:name="List Continue 5" w:semiHidden="1" w:uiPriority="99" w:unhideWhenUsed="1"/>
-    <w:lsdException w:name="Message Header" w:semiHidden="1" w:uiPriority="99" w:unhideWhenUsed="1"/>
-    <w:lsdException w:name="Subtitle" w:uiPriority="23" w:qFormat="1"/>
-    <w:lsdException w:name="Salutation" w:semiHidden="1" w:uiPriority="99" w:unhideWhenUsed="1"/>
-    <w:lsdException w:name="Date" w:semiHidden="1" w:uiPriority="99" w:unhideWhenUsed="1"/>
-    <w:lsdException w:name="Body Text First Indent" w:semiHidden="1" w:uiPriority="99" w:unhideWhenUsed="1"/>
-    <w:lsdException w:name="Body Text First Indent 2" w:semiHidden="1" w:uiPriority="99" w:unhideWhenUsed="1"/>
-    <w:lsdException w:name="Note Heading" w:semiHidden="1" w:uiPriority="99" w:unhideWhenUsed="1"/>
-    <w:lsdException w:name="Body Text 2" w:semiHidden="1" w:uiPriority="99" w:unhideWhenUsed="1"/>
-    <w:lsdException w:name="Body Text 3" w:semiHidden="1" w:uiPriority="99" w:unhideWhenUsed="1"/>
-    <w:lsdException w:name="Body Text Indent 2" w:semiHidden="1" w:uiPriority="99" w:unhideWhenUsed="1"/>
-    <w:lsdException w:name="Body Text Indent 3" w:semiHidden="1" w:uiPriority="99" w:unhideWhenUsed="1"/>
-    <w:lsdException w:name="Block Text" w:semiHidden="1" w:uiPriority="99" w:unhideWhenUsed="1"/>
-    <w:lsdException w:name="Hyperlink" w:semiHidden="1" w:uiPriority="99" w:unhideWhenUsed="1"/>
-    <w:lsdException w:name="FollowedHyperlink" w:semiHidden="1" w:uiPriority="99" w:unhideWhenUsed="1"/>
-    <w:lsdException w:name="Strong" w:uiPriority="52" w:qFormat="1"/>
-    <w:lsdException w:name="Emphasis" w:uiPriority="50" w:qFormat="1"/>
-    <w:lsdException w:name="Document Map" w:semiHidden="1" w:uiPriority="99" w:unhideWhenUsed="1"/>
-    <w:lsdException w:name="Plain Text" w:semiHidden="1" w:uiPriority="99" w:unhideWhenUsed="1"/>
-    <w:lsdException w:name="E-mail Signature" w:semiHidden="1" w:uiPriority="99" w:unhideWhenUsed="1"/>
-    <w:lsdException w:name="HTML Top of Form" w:semiHidden="1" w:uiPriority="99" w:unhideWhenUsed="1"/>
-    <w:lsdException w:name="HTML Bottom of Form" w:semiHidden="1" w:uiPriority="99" w:unhideWhenUsed="1"/>
-    <w:lsdException w:name="Normal (Web)" w:semiHidden="1" w:uiPriority="99" w:unhideWhenUsed="1"/>
-    <w:lsdException w:name="HTML Acronym" w:semiHidden="1" w:uiPriority="99" w:unhideWhenUsed="1"/>
-    <w:lsdException w:name="HTML Address" w:semiHidden="1" w:uiPriority="99" w:unhideWhenUsed="1"/>
-    <w:lsdException w:name="HTML Cite" w:semiHidden="1" w:uiPriority="99" w:unhideWhenUsed="1"/>
-    <w:lsdException w:name="HTML Code" w:semiHidden="1" w:uiPriority="99" w:unhideWhenUsed="1"/>
-    <w:lsdException w:name="HTML Definition" w:semiHidden="1" w:uiPriority="99" w:unhideWhenUsed="1"/>
-    <w:lsdException w:name="HTML Keyboard" w:semiHidden="1" w:uiPriority="99" w:unhideWhenUsed="1"/>
-    <w:lsdException w:name="HTML Preformatted" w:semiHidden="1" w:uiPriority="99" w:unhideWhenUsed="1"/>
-    <w:lsdException w:name="HTML Sample" w:semiHidden="1" w:uiPriority="99" w:unhideWhenUsed="1"/>
-    <w:lsdException w:name="HTML Typewriter" w:semiHidden="1" w:uiPriority="99" w:unhideWhenUsed="1"/>
-    <w:lsdException w:name="HTML Variable" w:semiHidden="1" w:uiPriority="99" w:unhideWhenUsed="1"/>
-    <w:lsdException w:name="Normal Table" w:semiHidden="1" w:uiPriority="99" w:unhideWhenUsed="1"/>
-    <w:lsdException w:name="annotation subject" w:semiHidden="1" w:uiPriority="99" w:unhideWhenUsed="1"/>
-    <w:lsdException w:name="No List" w:semiHidden="1" w:uiPriority="99" w:unhideWhenUsed="1"/>
-    <w:lsdException w:name="Outline List 1" w:semiHidden="1" w:uiPriority="99" w:unhideWhenUsed="1"/>
-    <w:lsdException w:name="Outline List 2" w:semiHidden="1" w:uiPriority="99" w:unhideWhenUsed="1"/>
-    <w:lsdException w:name="Outline List 3" w:semiHidden="1" w:uiPriority="99" w:unhideWhenUsed="1"/>
-    <w:lsdException w:name="Table Simple 1" w:semiHidden="1" w:uiPriority="99" w:unhideWhenUsed="1"/>
-    <w:lsdException w:name="Table Simple 2" w:semiHidden="1" w:uiPriority="99" w:unhideWhenUsed="1"/>
-    <w:lsdException w:name="Table Simple 3" w:semiHidden="1" w:uiPriority="99" w:unhideWhenUsed="1"/>
-    <w:lsdException w:name="Table Classic 1" w:semiHidden="1" w:uiPriority="99" w:unhideWhenUsed="1"/>
-    <w:lsdException w:name="Table Classic 2" w:semiHidden="1" w:uiPriority="99" w:unhideWhenUsed="1"/>
-    <w:lsdException w:name="Table Classic 3" w:semiHidden="1" w:uiPriority="99" w:unhideWhenUsed="1"/>
-    <w:lsdException w:name="Table Classic 4" w:semiHidden="1" w:uiPriority="99" w:unhideWhenUsed="1"/>
-    <w:lsdException w:name="Table Colorful 1" w:semiHidden="1" w:uiPriority="99" w:unhideWhenUsed="1"/>
-    <w:lsdException w:name="Table Colorful 2" w:semiHidden="1" w:uiPriority="99" w:unhideWhenUsed="1"/>
-    <w:lsdException w:name="Table Colorful 3" w:semiHidden="1" w:uiPriority="99" w:unhideWhenUsed="1"/>
-    <w:lsdException w:name="Table Columns 1" w:semiHidden="1" w:uiPriority="99" w:unhideWhenUsed="1"/>
-    <w:lsdException w:name="Table Columns 2" w:semiHidden="1" w:uiPriority="99" w:unhideWhenUsed="1"/>
-    <w:lsdException w:name="Table Columns 3" w:semiHidden="1" w:uiPriority="99" w:unhideWhenUsed="1"/>
-    <w:lsdException w:name="Table Columns 4" w:semiHidden="1" w:uiPriority="99" w:unhideWhenUsed="1"/>
-    <w:lsdException w:name="Table Columns 5" w:semiHidden="1" w:uiPriority="99" w:unhideWhenUsed="1"/>
-    <w:lsdException w:name="Table Grid 1" w:semiHidden="1" w:uiPriority="99" w:unhideWhenUsed="1"/>
-    <w:lsdException w:name="Table Grid 2" w:semiHidden="1" w:uiPriority="99" w:unhideWhenUsed="1"/>
-    <w:lsdException w:name="Table Grid 3" w:semiHidden="1" w:uiPriority="99" w:unhideWhenUsed="1"/>
-    <w:lsdException w:name="Table Grid 4" w:semiHidden="1" w:uiPriority="99" w:unhideWhenUsed="1"/>
-    <w:lsdException w:name="Table Grid 5" w:semiHidden="1" w:uiPriority="99" w:unhideWhenUsed="1"/>
-    <w:lsdException w:name="Table Grid 6" w:semiHidden="1" w:uiPriority="99" w:unhideWhenUsed="1"/>
-    <w:lsdException w:name="Table Grid 7" w:semiHidden="1" w:uiPriority="99" w:unhideWhenUsed="1"/>
-    <w:lsdException w:name="Table Grid 8" w:semiHidden="1" w:uiPriority="99" w:unhideWhenUsed="1"/>
-    <w:lsdException w:name="Table List 1" w:semiHidden="1" w:uiPriority="99" w:unhideWhenUsed="1"/>
-    <w:lsdException w:name="Table List 2" w:semiHidden="1" w:uiPriority="99" w:unhideWhenUsed="1"/>
-    <w:lsdException w:name="Table List 3" w:semiHidden="1" w:uiPriority="99" w:unhideWhenUsed="1"/>
-    <w:lsdException w:name="Table List 4" w:semiHidden="1" w:uiPriority="99" w:unhideWhenUsed="1"/>
-    <w:lsdException w:name="Table List 5" w:semiHidden="1" w:uiPriority="99" w:unhideWhenUsed="1"/>
-    <w:lsdException w:name="Table List 6" w:semiHidden="1" w:uiPriority="99" w:unhideWhenUsed="1"/>
-    <w:lsdException w:name="Table List 7" w:semiHidden="1" w:uiPriority="99" w:unhideWhenUsed="1"/>
-    <w:lsdException w:name="Table List 8" w:semiHidden="1" w:uiPriority="99" w:unhideWhenUsed="1"/>
-    <w:lsdException w:name="Table 3D effects 1" w:semiHidden="1" w:uiPriority="99" w:unhideWhenUsed="1"/>
-    <w:lsdException w:name="Table 3D effects 2" w:semiHidden="1" w:uiPriority="99" w:unhideWhenUsed="1"/>
-    <w:lsdException w:name="Table 3D effects 3" w:semiHidden="1" w:uiPriority="99" w:unhideWhenUsed="1"/>
-    <w:lsdException w:name="Table Contemporary" w:semiHidden="1" w:uiPriority="99" w:unhideWhenUsed="1"/>
-    <w:lsdException w:name="Table Elegant" w:semiHidden="1" w:uiPriority="99" w:unhideWhenUsed="1"/>
-    <w:lsdException w:name="Table Professional" w:semiHidden="1" w:uiPriority="99" w:unhideWhenUsed="1"/>
-    <w:lsdException w:name="Table Subtle 1" w:semiHidden="1" w:uiPriority="99" w:unhideWhenUsed="1"/>
-    <w:lsdException w:name="Table Subtle 2" w:semiHidden="1" w:uiPriority="99" w:unhideWhenUsed="1"/>
-    <w:lsdException w:name="Table Web 1" w:semiHidden="1" w:uiPriority="99" w:unhideWhenUsed="1"/>
-    <w:lsdException w:name="Table Web 2" w:semiHidden="1" w:uiPriority="99" w:unhideWhenUsed="1"/>
-    <w:lsdException w:name="Table Web 3" w:semiHidden="1" w:uiPriority="99" w:unhideWhenUsed="1"/>
-    <w:lsdException w:name="Balloon Text" w:semiHidden="1" w:uiPriority="99" w:unhideWhenUsed="1"/>
-    <w:lsdException w:name="Table Grid" w:uiPriority="87"/>
-    <w:lsdException w:name="Table Theme" w:semiHidden="1" w:uiPriority="99" w:unhideWhenUsed="1"/>
-    <w:lsdException w:name="Placeholder Text" w:semiHidden="1" w:uiPriority="99"/>
+    <w:lsdException w:name="Body Text" w:semiHidden="1" w:uiPriority="153" w:unhideWhenUsed="1"/>
+    <w:lsdException w:name="Body Text Indent" w:semiHidden="1" w:uiPriority="153" w:unhideWhenUsed="1"/>
+    <w:lsdException w:name="List Continue" w:semiHidden="1" w:uiPriority="153" w:unhideWhenUsed="1"/>
+    <w:lsdException w:name="List Continue 2" w:semiHidden="1" w:uiPriority="153" w:unhideWhenUsed="1"/>
+    <w:lsdException w:name="List Continue 3" w:semiHidden="1" w:uiPriority="153" w:unhideWhenUsed="1"/>
+    <w:lsdException w:name="List Continue 4" w:semiHidden="1" w:uiPriority="153" w:unhideWhenUsed="1"/>
+    <w:lsdException w:name="List Continue 5" w:semiHidden="1" w:uiPriority="153" w:unhideWhenUsed="1"/>
+    <w:lsdException w:name="Message Header" w:semiHidden="1" w:uiPriority="153" w:unhideWhenUsed="1"/>
+    <w:lsdException w:name="Subtitle" w:uiPriority="35" w:qFormat="1"/>
+    <w:lsdException w:name="Salutation" w:semiHidden="1" w:uiPriority="153" w:unhideWhenUsed="1"/>
+    <w:lsdException w:name="Date" w:semiHidden="1" w:uiPriority="153" w:unhideWhenUsed="1"/>
+    <w:lsdException w:name="Body Text First Indent" w:semiHidden="1" w:uiPriority="153" w:unhideWhenUsed="1"/>
+    <w:lsdException w:name="Body Text First Indent 2" w:semiHidden="1" w:uiPriority="153" w:unhideWhenUsed="1"/>
+    <w:lsdException w:name="Note Heading" w:semiHidden="1" w:uiPriority="153" w:unhideWhenUsed="1"/>
+    <w:lsdException w:name="Body Text 2" w:semiHidden="1" w:uiPriority="153" w:unhideWhenUsed="1"/>
+    <w:lsdException w:name="Body Text 3" w:semiHidden="1" w:uiPriority="153" w:unhideWhenUsed="1"/>
+    <w:lsdException w:name="Body Text Indent 2" w:semiHidden="1" w:uiPriority="153" w:unhideWhenUsed="1"/>
+    <w:lsdException w:name="Body Text Indent 3" w:semiHidden="1" w:uiPriority="153" w:unhideWhenUsed="1"/>
+    <w:lsdException w:name="Block Text" w:semiHidden="1" w:uiPriority="153" w:unhideWhenUsed="1"/>
+    <w:lsdException w:name="Hyperlink" w:semiHidden="1" w:uiPriority="153" w:unhideWhenUsed="1"/>
+    <w:lsdException w:name="FollowedHyperlink" w:semiHidden="1" w:uiPriority="153" w:unhideWhenUsed="1"/>
+    <w:lsdException w:name="Strong" w:uiPriority="82" w:qFormat="1"/>
+    <w:lsdException w:name="Emphasis" w:uiPriority="80" w:qFormat="1"/>
+    <w:lsdException w:name="Document Map" w:semiHidden="1" w:uiPriority="153" w:unhideWhenUsed="1"/>
+    <w:lsdException w:name="Plain Text" w:semiHidden="1" w:uiPriority="153" w:unhideWhenUsed="1"/>
+    <w:lsdException w:name="E-mail Signature" w:semiHidden="1" w:uiPriority="153" w:unhideWhenUsed="1"/>
+    <w:lsdException w:name="HTML Top of Form" w:semiHidden="1" w:uiPriority="153" w:unhideWhenUsed="1"/>
+    <w:lsdException w:name="HTML Bottom of Form" w:semiHidden="1" w:uiPriority="153" w:unhideWhenUsed="1"/>
+    <w:lsdException w:name="Normal (Web)" w:semiHidden="1" w:uiPriority="153" w:unhideWhenUsed="1"/>
+    <w:lsdException w:name="HTML Acronym" w:semiHidden="1" w:uiPriority="153" w:unhideWhenUsed="1"/>
+    <w:lsdException w:name="HTML Address" w:semiHidden="1" w:uiPriority="153" w:unhideWhenUsed="1"/>
+    <w:lsdException w:name="HTML Cite" w:semiHidden="1" w:uiPriority="153" w:unhideWhenUsed="1"/>
+    <w:lsdException w:name="HTML Code" w:semiHidden="1" w:uiPriority="153" w:unhideWhenUsed="1"/>
+    <w:lsdException w:name="HTML Definition" w:semiHidden="1" w:uiPriority="153" w:unhideWhenUsed="1"/>
+    <w:lsdException w:name="HTML Keyboard" w:semiHidden="1" w:uiPriority="153" w:unhideWhenUsed="1"/>
+    <w:lsdException w:name="HTML Preformatted" w:semiHidden="1" w:uiPriority="153" w:unhideWhenUsed="1"/>
+    <w:lsdException w:name="HTML Sample" w:semiHidden="1" w:uiPriority="153" w:unhideWhenUsed="1"/>
+    <w:lsdException w:name="HTML Typewriter" w:semiHidden="1" w:uiPriority="153" w:unhideWhenUsed="1"/>
+    <w:lsdException w:name="HTML Variable" w:semiHidden="1" w:uiPriority="153" w:unhideWhenUsed="1"/>
+    <w:lsdException w:name="Normal Table" w:semiHidden="1" w:uiPriority="153" w:unhideWhenUsed="1"/>
+    <w:lsdException w:name="annotation subject" w:semiHidden="1" w:uiPriority="153" w:unhideWhenUsed="1"/>
+    <w:lsdException w:name="No List" w:semiHidden="1" w:uiPriority="153" w:unhideWhenUsed="1"/>
+    <w:lsdException w:name="Outline List 1" w:semiHidden="1" w:uiPriority="153" w:unhideWhenUsed="1"/>
+    <w:lsdException w:name="Outline List 2" w:semiHidden="1" w:uiPriority="153" w:unhideWhenUsed="1"/>
+    <w:lsdException w:name="Outline List 3" w:semiHidden="1" w:uiPriority="153" w:unhideWhenUsed="1"/>
+    <w:lsdException w:name="Table Simple 1" w:semiHidden="1" w:uiPriority="153" w:unhideWhenUsed="1"/>
+    <w:lsdException w:name="Table Simple 2" w:semiHidden="1" w:uiPriority="153" w:unhideWhenUsed="1"/>
+    <w:lsdException w:name="Table Simple 3" w:semiHidden="1" w:uiPriority="153" w:unhideWhenUsed="1"/>
+    <w:lsdException w:name="Table Classic 1" w:semiHidden="1" w:uiPriority="153" w:unhideWhenUsed="1"/>
+    <w:lsdException w:name="Table Classic 2" w:semiHidden="1" w:uiPriority="153" w:unhideWhenUsed="1"/>
+    <w:lsdException w:name="Table Classic 3" w:semiHidden="1" w:uiPriority="153" w:unhideWhenUsed="1"/>
+    <w:lsdException w:name="Table Classic 4" w:semiHidden="1" w:uiPriority="153" w:unhideWhenUsed="1"/>
+    <w:lsdException w:name="Table Colorful 1" w:semiHidden="1" w:uiPriority="153" w:unhideWhenUsed="1"/>
+    <w:lsdException w:name="Table Colorful 2" w:semiHidden="1" w:uiPriority="153" w:unhideWhenUsed="1"/>
+    <w:lsdException w:name="Table Colorful 3" w:semiHidden="1" w:uiPriority="153" w:unhideWhenUsed="1"/>
+    <w:lsdException w:name="Table Columns 1" w:semiHidden="1" w:uiPriority="153" w:unhideWhenUsed="1"/>
+    <w:lsdException w:name="Table Columns 2" w:semiHidden="1" w:uiPriority="153" w:unhideWhenUsed="1"/>
+    <w:lsdException w:name="Table Columns 3" w:semiHidden="1" w:uiPriority="153" w:unhideWhenUsed="1"/>
+    <w:lsdException w:name="Table Columns 4" w:semiHidden="1" w:uiPriority="153" w:unhideWhenUsed="1"/>
+    <w:lsdException w:name="Table Columns 5" w:semiHidden="1" w:uiPriority="153" w:unhideWhenUsed="1"/>
+    <w:lsdException w:name="Table Grid 1" w:semiHidden="1" w:uiPriority="153" w:unhideWhenUsed="1"/>
+    <w:lsdException w:name="Table Grid 2" w:semiHidden="1" w:uiPriority="153" w:unhideWhenUsed="1"/>
+    <w:lsdException w:name="Table Grid 3" w:semiHidden="1" w:uiPriority="153" w:unhideWhenUsed="1"/>
+    <w:lsdException w:name="Table Grid 4" w:semiHidden="1" w:uiPriority="153" w:unhideWhenUsed="1"/>
+    <w:lsdException w:name="Table Grid 5" w:semiHidden="1" w:uiPriority="153" w:unhideWhenUsed="1"/>
+    <w:lsdException w:name="Table Grid 6" w:semiHidden="1" w:uiPriority="153" w:unhideWhenUsed="1"/>
+    <w:lsdException w:name="Table Grid 7" w:semiHidden="1" w:uiPriority="153" w:unhideWhenUsed="1"/>
+    <w:lsdException w:name="Table Grid 8" w:semiHidden="1" w:uiPriority="153" w:unhideWhenUsed="1"/>
+    <w:lsdException w:name="Table List 1" w:semiHidden="1" w:uiPriority="153" w:unhideWhenUsed="1"/>
+    <w:lsdException w:name="Table List 2" w:semiHidden="1" w:uiPriority="153" w:unhideWhenUsed="1"/>
+    <w:lsdException w:name="Table List 3" w:semiHidden="1" w:uiPriority="153" w:unhideWhenUsed="1"/>
+    <w:lsdException w:name="Table List 4" w:semiHidden="1" w:uiPriority="153" w:unhideWhenUsed="1"/>
+    <w:lsdException w:name="Table List 5" w:semiHidden="1" w:uiPriority="153" w:unhideWhenUsed="1"/>
+    <w:lsdException w:name="Table List 6" w:semiHidden="1" w:uiPriority="153" w:unhideWhenUsed="1"/>
+    <w:lsdException w:name="Table List 7" w:semiHidden="1" w:uiPriority="153" w:unhideWhenUsed="1"/>
+    <w:lsdException w:name="Table List 8" w:semiHidden="1" w:uiPriority="153" w:unhideWhenUsed="1"/>
+    <w:lsdException w:name="Table 3D effects 1" w:semiHidden="1" w:uiPriority="153" w:unhideWhenUsed="1"/>
+    <w:lsdException w:name="Table 3D effects 2" w:semiHidden="1" w:uiPriority="153" w:unhideWhenUsed="1"/>
+    <w:lsdException w:name="Table 3D effects 3" w:semiHidden="1" w:uiPriority="153" w:unhideWhenUsed="1"/>
+    <w:lsdException w:name="Table Contemporary" w:semiHidden="1" w:uiPriority="153" w:unhideWhenUsed="1"/>
+    <w:lsdException w:name="Table Elegant" w:semiHidden="1" w:uiPriority="153" w:unhideWhenUsed="1"/>
+    <w:lsdException w:name="Table Professional" w:semiHidden="1" w:uiPriority="153" w:unhideWhenUsed="1"/>
+    <w:lsdException w:name="Table Subtle 1" w:semiHidden="1" w:uiPriority="153" w:unhideWhenUsed="1"/>
+    <w:lsdException w:name="Table Subtle 2" w:semiHidden="1" w:uiPriority="153" w:unhideWhenUsed="1"/>
+    <w:lsdException w:name="Table Web 1" w:semiHidden="1" w:uiPriority="153" w:unhideWhenUsed="1"/>
+    <w:lsdException w:name="Table Web 2" w:semiHidden="1" w:uiPriority="153" w:unhideWhenUsed="1"/>
+    <w:lsdException w:name="Table Web 3" w:semiHidden="1" w:uiPriority="153" w:unhideWhenUsed="1"/>
+    <w:lsdException w:name="Balloon Text" w:semiHidden="1" w:uiPriority="153" w:unhideWhenUsed="1"/>
+    <w:lsdException w:name="Table Grid" w:uiPriority="135"/>
+    <w:lsdException w:name="Table Theme" w:semiHidden="1" w:uiPriority="153" w:unhideWhenUsed="1"/>
+    <w:lsdException w:name="Placeholder Text" w:semiHidden="1" w:uiPriority="153"/>
     <w:lsdException w:name="No Spacing" w:uiPriority="1" w:qFormat="1"/>
     <w:lsdException w:name="Light Shading"/>
     <w:lsdException w:name="Light List"/>
     <w:lsdException w:name="Light Grid"/>
-    <w:lsdException w:name="Medium Shading 1" w:uiPriority="99"/>
+    <w:lsdException w:name="Medium Shading 1" w:uiPriority="153"/>
     <w:lsdException w:name="Medium Shading 2"/>
     <w:lsdException w:name="Medium List 1"/>
     <w:lsdException w:name="Medium List 2"/>
@@ -3948,13 +4578,13 @@
     <w:lsdException w:name="Light Shading Accent 1"/>
     <w:lsdException w:name="Light List Accent 1"/>
     <w:lsdException w:name="Light Grid Accent 1"/>
-    <w:lsdException w:name="Medium Shading 1 Accent 1" w:uiPriority="99"/>
+    <w:lsdException w:name="Medium Shading 1 Accent 1" w:uiPriority="153"/>
     <w:lsdException w:name="Medium Shading 2 Accent 1"/>
     <w:lsdException w:name="Medium List 1 Accent 1"/>
-    <w:lsdException w:name="Revision" w:semiHidden="1" w:uiPriority="99"/>
-    <w:lsdException w:name="List Paragraph" w:uiPriority="82" w:qFormat="1"/>
-    <w:lsdException w:name="Quote" w:uiPriority="65" w:qFormat="1"/>
-    <w:lsdException w:name="Intense Quote" w:uiPriority="72" w:qFormat="1"/>
+    <w:lsdException w:name="Revision" w:semiHidden="1" w:uiPriority="153"/>
+    <w:lsdException w:name="List Paragraph" w:uiPriority="130" w:qFormat="1"/>
+    <w:lsdException w:name="Quote" w:uiPriority="101" w:qFormat="1"/>
+    <w:lsdException w:name="Intense Quote" w:uiPriority="114" w:qFormat="1"/>
     <w:lsdException w:name="Medium List 2 Accent 1"/>
     <w:lsdException w:name="Medium Grid 1 Accent 1"/>
     <w:lsdException w:name="Medium Grid 2 Accent 1"/>
@@ -3966,7 +4596,7 @@
     <w:lsdException w:name="Light Shading Accent 2"/>
     <w:lsdException w:name="Light List Accent 2"/>
     <w:lsdException w:name="Light Grid Accent 2"/>
-    <w:lsdException w:name="Medium Shading 1 Accent 2" w:uiPriority="99"/>
+    <w:lsdException w:name="Medium Shading 1 Accent 2" w:uiPriority="153"/>
     <w:lsdException w:name="Medium Shading 2 Accent 2"/>
     <w:lsdException w:name="Medium List 1 Accent 2"/>
     <w:lsdException w:name="Medium List 2 Accent 2"/>
@@ -3980,7 +4610,7 @@
     <w:lsdException w:name="Light Shading Accent 3"/>
     <w:lsdException w:name="Light List Accent 3"/>
     <w:lsdException w:name="Light Grid Accent 3"/>
-    <w:lsdException w:name="Medium Shading 1 Accent 3" w:uiPriority="99"/>
+    <w:lsdException w:name="Medium Shading 1 Accent 3" w:uiPriority="153"/>
     <w:lsdException w:name="Medium Shading 2 Accent 3"/>
     <w:lsdException w:name="Medium List 1 Accent 3"/>
     <w:lsdException w:name="Medium List 2 Accent 3"/>
@@ -3994,7 +4624,7 @@
     <w:lsdException w:name="Light Shading Accent 4"/>
     <w:lsdException w:name="Light List Accent 4"/>
     <w:lsdException w:name="Light Grid Accent 4"/>
-    <w:lsdException w:name="Medium Shading 1 Accent 4" w:uiPriority="99"/>
+    <w:lsdException w:name="Medium Shading 1 Accent 4" w:uiPriority="153"/>
     <w:lsdException w:name="Medium Shading 2 Accent 4"/>
     <w:lsdException w:name="Medium List 1 Accent 4"/>
     <w:lsdException w:name="Medium List 2 Accent 4"/>
@@ -4008,7 +4638,7 @@
     <w:lsdException w:name="Light Shading Accent 5"/>
     <w:lsdException w:name="Light List Accent 5"/>
     <w:lsdException w:name="Light Grid Accent 5"/>
-    <w:lsdException w:name="Medium Shading 1 Accent 5" w:uiPriority="99"/>
+    <w:lsdException w:name="Medium Shading 1 Accent 5" w:uiPriority="153"/>
     <w:lsdException w:name="Medium Shading 2 Accent 5"/>
     <w:lsdException w:name="Medium List 1 Accent 5"/>
     <w:lsdException w:name="Medium List 2 Accent 5"/>
@@ -4022,7 +4652,7 @@
     <w:lsdException w:name="Light Shading Accent 6"/>
     <w:lsdException w:name="Light List Accent 6"/>
     <w:lsdException w:name="Light Grid Accent 6"/>
-    <w:lsdException w:name="Medium Shading 1 Accent 6" w:uiPriority="99"/>
+    <w:lsdException w:name="Medium Shading 1 Accent 6" w:uiPriority="153"/>
     <w:lsdException w:name="Medium Shading 2 Accent 6"/>
     <w:lsdException w:name="Medium List 1 Accent 6"/>
     <w:lsdException w:name="Medium List 2 Accent 6"/>
@@ -4033,41 +4663,41 @@
     <w:lsdException w:name="Colorful Shading Accent 6"/>
     <w:lsdException w:name="Colorful List Accent 6"/>
     <w:lsdException w:name="Colorful Grid Accent 6"/>
-    <w:lsdException w:name="Subtle Emphasis" w:uiPriority="37" w:qFormat="1"/>
-    <w:lsdException w:name="Intense Emphasis" w:uiPriority="51" w:qFormat="1"/>
-    <w:lsdException w:name="Subtle Reference" w:uiPriority="73" w:qFormat="1"/>
-    <w:lsdException w:name="Intense Reference" w:uiPriority="80" w:qFormat="1"/>
-    <w:lsdException w:name="Book Title" w:uiPriority="81" w:qFormat="1"/>
-    <w:lsdException w:name="Bibliography" w:semiHidden="1" w:uiPriority="85" w:unhideWhenUsed="1"/>
-    <w:lsdException w:name="TOC Heading" w:semiHidden="1" w:uiPriority="87" w:unhideWhenUsed="1" w:qFormat="1"/>
-    <w:lsdException w:name="Mention" w:semiHidden="1" w:uiPriority="99" w:unhideWhenUsed="1"/>
-    <w:lsdException w:name="Smart Hyperlink" w:semiHidden="1" w:uiPriority="99" w:unhideWhenUsed="1"/>
-    <w:lsdException w:name="Hashtag" w:semiHidden="1" w:uiPriority="99" w:unhideWhenUsed="1"/>
-    <w:lsdException w:name="Unresolved Mention" w:semiHidden="1" w:uiPriority="99" w:unhideWhenUsed="1"/>
-    <w:lsdException w:name="Smart Link" w:semiHidden="1" w:uiPriority="99" w:unhideWhenUsed="1"/>
+    <w:lsdException w:name="Subtle Emphasis" w:uiPriority="55" w:qFormat="1"/>
+    <w:lsdException w:name="Intense Emphasis" w:uiPriority="81" w:qFormat="1"/>
+    <w:lsdException w:name="Subtle Reference" w:uiPriority="115" w:qFormat="1"/>
+    <w:lsdException w:name="Intense Reference" w:uiPriority="128" w:qFormat="1"/>
+    <w:lsdException w:name="Book Title" w:uiPriority="129" w:qFormat="1"/>
+    <w:lsdException w:name="Bibliography" w:semiHidden="1" w:uiPriority="133" w:unhideWhenUsed="1"/>
+    <w:lsdException w:name="TOC Heading" w:semiHidden="1" w:uiPriority="135" w:unhideWhenUsed="1" w:qFormat="1"/>
+    <w:lsdException w:name="Mention" w:semiHidden="1" w:uiPriority="153" w:unhideWhenUsed="1"/>
+    <w:lsdException w:name="Smart Hyperlink" w:semiHidden="1" w:uiPriority="153" w:unhideWhenUsed="1"/>
+    <w:lsdException w:name="Hashtag" w:semiHidden="1" w:uiPriority="153" w:unhideWhenUsed="1"/>
+    <w:lsdException w:name="Unresolved Mention" w:semiHidden="1" w:uiPriority="153" w:unhideWhenUsed="1"/>
+    <w:lsdException w:name="Smart Link" w:semiHidden="1" w:uiPriority="153" w:unhideWhenUsed="1"/>
   </w:latentStyles>
   <w:style w:type="paragraph" w:default="1" w:styleId="a">
     <w:name w:val="Normal"/>
     <w:qFormat/>
     <w:pPr>
-      <w:widowControl w:val="0"/>
-      <w:wordWrap w:val="0"/>
-      <w:autoSpaceDE w:val="0"/>
-      <w:autoSpaceDN w:val="0"/>
+      <w:autoSpaceDE w:val="off"/>
+      <w:autoSpaceDN w:val="off"/>
+      <w:widowControl w:val="off"/>
+      <w:wordWrap w:val="off"/>
     </w:pPr>
   </w:style>
   <w:style w:type="paragraph" w:styleId="1">
     <w:name w:val="heading 1"/>
+    <w:uiPriority w:val="9"/>
     <w:basedOn w:val="a"/>
     <w:next w:val="a"/>
     <w:link w:val="1Char"/>
-    <w:uiPriority w:val="9"/>
     <w:qFormat/>
     <w:pPr>
       <w:keepNext/>
       <w:keepLines/>
-      <w:spacing w:before="280" w:after="80"/>
       <w:outlineLvl w:val="0"/>
+      <w:spacing w:after="80" w:before="280"/>
     </w:pPr>
     <w:rPr>
       <w:rFonts w:asciiTheme="majorHAnsi" w:eastAsiaTheme="majorEastAsia" w:hAnsiTheme="majorHAnsi" w:cstheme="majorBidi"/>
@@ -4078,18 +4708,18 @@
   </w:style>
   <w:style w:type="paragraph" w:styleId="2">
     <w:name w:val="heading 2"/>
+    <w:uiPriority w:val="9"/>
     <w:basedOn w:val="a"/>
     <w:next w:val="a"/>
     <w:link w:val="2Char"/>
-    <w:uiPriority w:val="9"/>
+    <w:qFormat/>
     <w:semiHidden/>
     <w:unhideWhenUsed/>
-    <w:qFormat/>
     <w:pPr>
       <w:keepNext/>
       <w:keepLines/>
-      <w:spacing w:before="160" w:after="80"/>
       <w:outlineLvl w:val="1"/>
+      <w:spacing w:after="80" w:before="160"/>
     </w:pPr>
     <w:rPr>
       <w:rFonts w:asciiTheme="majorHAnsi" w:eastAsiaTheme="majorEastAsia" w:hAnsiTheme="majorHAnsi" w:cstheme="majorBidi"/>
@@ -4100,18 +4730,18 @@
   </w:style>
   <w:style w:type="paragraph" w:styleId="3">
     <w:name w:val="heading 3"/>
+    <w:uiPriority w:val="9"/>
     <w:basedOn w:val="a"/>
     <w:next w:val="a"/>
     <w:link w:val="3Char"/>
-    <w:uiPriority w:val="9"/>
+    <w:qFormat/>
     <w:semiHidden/>
     <w:unhideWhenUsed/>
-    <w:qFormat/>
     <w:pPr>
       <w:keepNext/>
       <w:keepLines/>
-      <w:spacing w:before="160" w:after="80"/>
       <w:outlineLvl w:val="2"/>
+      <w:spacing w:after="80" w:before="160"/>
     </w:pPr>
     <w:rPr>
       <w:rFonts w:asciiTheme="majorHAnsi" w:eastAsiaTheme="majorEastAsia" w:hAnsiTheme="majorHAnsi" w:cstheme="majorBidi"/>
@@ -4121,18 +4751,18 @@
   </w:style>
   <w:style w:type="paragraph" w:styleId="4">
     <w:name w:val="heading 4"/>
+    <w:uiPriority w:val="9"/>
     <w:basedOn w:val="a"/>
     <w:next w:val="a"/>
     <w:link w:val="4Char"/>
-    <w:uiPriority w:val="9"/>
+    <w:qFormat/>
     <w:semiHidden/>
     <w:unhideWhenUsed/>
-    <w:qFormat/>
     <w:pPr>
       <w:keepNext/>
       <w:keepLines/>
-      <w:spacing w:before="80" w:after="40"/>
       <w:outlineLvl w:val="3"/>
+      <w:spacing w:after="40" w:before="80"/>
     </w:pPr>
     <w:rPr>
       <w:rFonts w:asciiTheme="majorHAnsi" w:eastAsiaTheme="majorEastAsia" w:hAnsiTheme="majorHAnsi" w:cstheme="majorBidi"/>
@@ -4141,19 +4771,19 @@
   </w:style>
   <w:style w:type="paragraph" w:styleId="5">
     <w:name w:val="heading 5"/>
+    <w:uiPriority w:val="9"/>
     <w:basedOn w:val="a"/>
     <w:next w:val="a"/>
     <w:link w:val="5Char"/>
-    <w:uiPriority w:val="9"/>
+    <w:qFormat/>
     <w:semiHidden/>
     <w:unhideWhenUsed/>
-    <w:qFormat/>
     <w:pPr>
+      <w:ind w:leftChars="100" w:left="100"/>
       <w:keepNext/>
       <w:keepLines/>
-      <w:spacing w:before="80" w:after="40"/>
-      <w:ind w:leftChars="100" w:left="100"/>
       <w:outlineLvl w:val="4"/>
+      <w:spacing w:after="40" w:before="80"/>
     </w:pPr>
     <w:rPr>
       <w:rFonts w:asciiTheme="majorHAnsi" w:eastAsiaTheme="majorEastAsia" w:hAnsiTheme="majorHAnsi" w:cstheme="majorBidi"/>
@@ -4162,19 +4792,19 @@
   </w:style>
   <w:style w:type="paragraph" w:styleId="6">
     <w:name w:val="heading 6"/>
+    <w:uiPriority w:val="9"/>
     <w:basedOn w:val="a"/>
     <w:next w:val="a"/>
     <w:link w:val="6Char"/>
-    <w:uiPriority w:val="9"/>
+    <w:qFormat/>
     <w:semiHidden/>
     <w:unhideWhenUsed/>
-    <w:qFormat/>
     <w:pPr>
+      <w:ind w:leftChars="200" w:left="200"/>
       <w:keepNext/>
       <w:keepLines/>
-      <w:spacing w:before="80" w:after="40"/>
-      <w:ind w:leftChars="200" w:left="200"/>
       <w:outlineLvl w:val="5"/>
+      <w:spacing w:after="40" w:before="80"/>
     </w:pPr>
     <w:rPr>
       <w:rFonts w:asciiTheme="majorHAnsi" w:eastAsiaTheme="majorEastAsia" w:hAnsiTheme="majorHAnsi" w:cstheme="majorBidi"/>
@@ -4183,19 +4813,19 @@
   </w:style>
   <w:style w:type="paragraph" w:styleId="7">
     <w:name w:val="heading 7"/>
+    <w:uiPriority w:val="9"/>
     <w:basedOn w:val="a"/>
     <w:next w:val="a"/>
     <w:link w:val="7Char"/>
-    <w:uiPriority w:val="9"/>
+    <w:qFormat/>
     <w:semiHidden/>
     <w:unhideWhenUsed/>
-    <w:qFormat/>
     <w:pPr>
+      <w:ind w:leftChars="300" w:left="300"/>
       <w:keepNext/>
       <w:keepLines/>
-      <w:spacing w:before="80" w:after="40"/>
-      <w:ind w:leftChars="300" w:left="300"/>
       <w:outlineLvl w:val="6"/>
+      <w:spacing w:after="40" w:before="80"/>
     </w:pPr>
     <w:rPr>
       <w:rFonts w:asciiTheme="majorHAnsi" w:eastAsiaTheme="majorEastAsia" w:hAnsiTheme="majorHAnsi" w:cstheme="majorBidi"/>
@@ -4204,19 +4834,19 @@
   </w:style>
   <w:style w:type="paragraph" w:styleId="8">
     <w:name w:val="heading 8"/>
+    <w:uiPriority w:val="9"/>
     <w:basedOn w:val="a"/>
     <w:next w:val="a"/>
     <w:link w:val="8Char"/>
-    <w:uiPriority w:val="9"/>
+    <w:qFormat/>
     <w:semiHidden/>
     <w:unhideWhenUsed/>
-    <w:qFormat/>
     <w:pPr>
+      <w:ind w:leftChars="400" w:left="400"/>
       <w:keepNext/>
       <w:keepLines/>
-      <w:spacing w:before="80" w:after="40"/>
-      <w:ind w:leftChars="400" w:left="400"/>
       <w:outlineLvl w:val="7"/>
+      <w:spacing w:after="40" w:before="80"/>
     </w:pPr>
     <w:rPr>
       <w:rFonts w:asciiTheme="majorHAnsi" w:eastAsiaTheme="majorEastAsia" w:hAnsiTheme="majorHAnsi" w:cstheme="majorBidi"/>
@@ -4225,19 +4855,19 @@
   </w:style>
   <w:style w:type="paragraph" w:styleId="9">
     <w:name w:val="heading 9"/>
+    <w:uiPriority w:val="9"/>
     <w:basedOn w:val="a"/>
     <w:next w:val="a"/>
     <w:link w:val="9Char"/>
-    <w:uiPriority w:val="9"/>
+    <w:qFormat/>
     <w:semiHidden/>
     <w:unhideWhenUsed/>
-    <w:qFormat/>
     <w:pPr>
+      <w:ind w:leftChars="500" w:left="500"/>
       <w:keepNext/>
       <w:keepLines/>
-      <w:spacing w:before="80" w:after="40"/>
-      <w:ind w:leftChars="500" w:left="500"/>
       <w:outlineLvl w:val="8"/>
+      <w:spacing w:after="40" w:before="80"/>
     </w:pPr>
     <w:rPr>
       <w:rFonts w:asciiTheme="majorHAnsi" w:eastAsiaTheme="majorEastAsia" w:hAnsiTheme="majorHAnsi" w:cstheme="majorBidi"/>
@@ -4247,6 +4877,7 @@
   <w:style w:type="character" w:default="1" w:styleId="a0">
     <w:name w:val="Default Paragraph Font"/>
     <w:uiPriority w:val="1"/>
+    <w:semiHidden/>
     <w:unhideWhenUsed/>
   </w:style>
   <w:style w:type="table" w:default="1" w:styleId="a1">
@@ -4272,9 +4903,9 @@
   </w:style>
   <w:style w:type="character" w:customStyle="1" w:styleId="1Char">
     <w:name w:val="제목 1 Char"/>
+    <w:uiPriority w:val="9"/>
     <w:basedOn w:val="a0"/>
     <w:link w:val="1"/>
-    <w:uiPriority w:val="9"/>
     <w:rPr>
       <w:rFonts w:asciiTheme="majorHAnsi" w:eastAsiaTheme="majorEastAsia" w:hAnsiTheme="majorHAnsi" w:cstheme="majorBidi"/>
       <w:color w:val="000000"/>
@@ -4284,9 +4915,9 @@
   </w:style>
   <w:style w:type="character" w:customStyle="1" w:styleId="2Char">
     <w:name w:val="제목 2 Char"/>
+    <w:uiPriority w:val="9"/>
     <w:basedOn w:val="a0"/>
     <w:link w:val="2"/>
-    <w:uiPriority w:val="9"/>
     <w:semiHidden/>
     <w:rPr>
       <w:rFonts w:asciiTheme="majorHAnsi" w:eastAsiaTheme="majorEastAsia" w:hAnsiTheme="majorHAnsi" w:cstheme="majorBidi"/>
@@ -4297,9 +4928,9 @@
   </w:style>
   <w:style w:type="character" w:customStyle="1" w:styleId="3Char">
     <w:name w:val="제목 3 Char"/>
+    <w:uiPriority w:val="9"/>
     <w:basedOn w:val="a0"/>
     <w:link w:val="3"/>
-    <w:uiPriority w:val="9"/>
     <w:semiHidden/>
     <w:rPr>
       <w:rFonts w:asciiTheme="majorHAnsi" w:eastAsiaTheme="majorEastAsia" w:hAnsiTheme="majorHAnsi" w:cstheme="majorBidi"/>
@@ -4309,9 +4940,9 @@
   </w:style>
   <w:style w:type="character" w:customStyle="1" w:styleId="4Char">
     <w:name w:val="제목 4 Char"/>
+    <w:uiPriority w:val="9"/>
     <w:basedOn w:val="a0"/>
     <w:link w:val="4"/>
-    <w:uiPriority w:val="9"/>
     <w:semiHidden/>
     <w:rPr>
       <w:rFonts w:asciiTheme="majorHAnsi" w:eastAsiaTheme="majorEastAsia" w:hAnsiTheme="majorHAnsi" w:cstheme="majorBidi"/>
@@ -4320,9 +4951,9 @@
   </w:style>
   <w:style w:type="character" w:customStyle="1" w:styleId="5Char">
     <w:name w:val="제목 5 Char"/>
+    <w:uiPriority w:val="9"/>
     <w:basedOn w:val="a0"/>
     <w:link w:val="5"/>
-    <w:uiPriority w:val="9"/>
     <w:semiHidden/>
     <w:rPr>
       <w:rFonts w:asciiTheme="majorHAnsi" w:eastAsiaTheme="majorEastAsia" w:hAnsiTheme="majorHAnsi" w:cstheme="majorBidi"/>
@@ -4331,9 +4962,9 @@
   </w:style>
   <w:style w:type="character" w:customStyle="1" w:styleId="6Char">
     <w:name w:val="제목 6 Char"/>
+    <w:uiPriority w:val="9"/>
     <w:basedOn w:val="a0"/>
     <w:link w:val="6"/>
-    <w:uiPriority w:val="9"/>
     <w:semiHidden/>
     <w:rPr>
       <w:rFonts w:asciiTheme="majorHAnsi" w:eastAsiaTheme="majorEastAsia" w:hAnsiTheme="majorHAnsi" w:cstheme="majorBidi"/>
@@ -4342,9 +4973,9 @@
   </w:style>
   <w:style w:type="character" w:customStyle="1" w:styleId="7Char">
     <w:name w:val="제목 7 Char"/>
+    <w:uiPriority w:val="9"/>
     <w:basedOn w:val="a0"/>
     <w:link w:val="7"/>
-    <w:uiPriority w:val="9"/>
     <w:semiHidden/>
     <w:rPr>
       <w:rFonts w:asciiTheme="majorHAnsi" w:eastAsiaTheme="majorEastAsia" w:hAnsiTheme="majorHAnsi" w:cstheme="majorBidi"/>
@@ -4353,9 +4984,9 @@
   </w:style>
   <w:style w:type="character" w:customStyle="1" w:styleId="8Char">
     <w:name w:val="제목 8 Char"/>
+    <w:uiPriority w:val="9"/>
     <w:basedOn w:val="a0"/>
     <w:link w:val="8"/>
-    <w:uiPriority w:val="9"/>
     <w:semiHidden/>
     <w:rPr>
       <w:rFonts w:asciiTheme="majorHAnsi" w:eastAsiaTheme="majorEastAsia" w:hAnsiTheme="majorHAnsi" w:cstheme="majorBidi"/>
@@ -4364,9 +4995,9 @@
   </w:style>
   <w:style w:type="character" w:customStyle="1" w:styleId="9Char">
     <w:name w:val="제목 9 Char"/>
+    <w:uiPriority w:val="9"/>
     <w:basedOn w:val="a0"/>
     <w:link w:val="9"/>
-    <w:uiPriority w:val="9"/>
     <w:semiHidden/>
     <w:rPr>
       <w:rFonts w:asciiTheme="majorHAnsi" w:eastAsiaTheme="majorEastAsia" w:hAnsiTheme="majorHAnsi" w:cstheme="majorBidi"/>
@@ -4375,43 +5006,43 @@
   </w:style>
   <w:style w:type="paragraph" w:styleId="a3">
     <w:name w:val="Title"/>
+    <w:uiPriority w:val="10"/>
     <w:basedOn w:val="a"/>
     <w:next w:val="a"/>
     <w:link w:val="Char"/>
-    <w:uiPriority w:val="10"/>
     <w:qFormat/>
     <w:pPr>
-      <w:spacing w:after="80"/>
       <w:contextualSpacing/>
       <w:jc w:val="center"/>
+      <w:spacing w:after="80"/>
     </w:pPr>
     <w:rPr>
       <w:rFonts w:asciiTheme="majorHAnsi" w:eastAsiaTheme="majorEastAsia" w:hAnsiTheme="majorHAnsi" w:cstheme="majorBidi"/>
-      <w:spacing w:val="-10"/>
-      <w:kern w:val="28"/>
       <w:sz w:val="56"/>
       <w:szCs w:val="56"/>
+      <w:kern w:val="28"/>
+      <w:spacing w:val="-10"/>
     </w:rPr>
   </w:style>
   <w:style w:type="character" w:customStyle="1" w:styleId="Char">
     <w:name w:val="제목 Char"/>
+    <w:uiPriority w:val="10"/>
     <w:basedOn w:val="a0"/>
     <w:link w:val="a3"/>
-    <w:uiPriority w:val="10"/>
     <w:rPr>
       <w:rFonts w:asciiTheme="majorHAnsi" w:eastAsiaTheme="majorEastAsia" w:hAnsiTheme="majorHAnsi" w:cstheme="majorBidi"/>
-      <w:spacing w:val="-10"/>
-      <w:kern w:val="28"/>
       <w:sz w:val="56"/>
       <w:szCs w:val="56"/>
+      <w:kern w:val="28"/>
+      <w:spacing w:val="-10"/>
     </w:rPr>
   </w:style>
   <w:style w:type="paragraph" w:styleId="a4">
     <w:name w:val="Subtitle"/>
+    <w:uiPriority w:val="11"/>
     <w:basedOn w:val="a"/>
     <w:next w:val="a"/>
     <w:link w:val="Char0"/>
-    <w:uiPriority w:val="11"/>
     <w:qFormat/>
     <w:pPr>
       <w:jc w:val="center"/>
@@ -4419,34 +5050,34 @@
     <w:rPr>
       <w:rFonts w:asciiTheme="majorHAnsi" w:eastAsiaTheme="majorEastAsia" w:hAnsiTheme="majorHAnsi" w:cstheme="majorBidi"/>
       <w:color w:val="595959"/>
-      <w:spacing w:val="15"/>
       <w:sz w:val="28"/>
       <w:szCs w:val="28"/>
+      <w:spacing w:val="15"/>
     </w:rPr>
   </w:style>
   <w:style w:type="character" w:customStyle="1" w:styleId="Char0">
     <w:name w:val="부제 Char"/>
+    <w:uiPriority w:val="11"/>
     <w:basedOn w:val="a0"/>
     <w:link w:val="a4"/>
-    <w:uiPriority w:val="11"/>
     <w:rPr>
       <w:rFonts w:asciiTheme="majorHAnsi" w:eastAsiaTheme="majorEastAsia" w:hAnsiTheme="majorHAnsi" w:cstheme="majorBidi"/>
       <w:color w:val="595959"/>
-      <w:spacing w:val="15"/>
       <w:sz w:val="28"/>
       <w:szCs w:val="28"/>
+      <w:spacing w:val="15"/>
     </w:rPr>
   </w:style>
   <w:style w:type="paragraph" w:styleId="a5">
     <w:name w:val="Quote"/>
+    <w:uiPriority w:val="29"/>
     <w:basedOn w:val="a"/>
     <w:next w:val="a"/>
     <w:link w:val="Char1"/>
-    <w:uiPriority w:val="29"/>
     <w:qFormat/>
     <w:pPr>
+      <w:jc w:val="center"/>
       <w:spacing w:before="160"/>
-      <w:jc w:val="center"/>
     </w:pPr>
     <w:rPr>
       <w:i/>
@@ -4456,9 +5087,9 @@
   </w:style>
   <w:style w:type="character" w:customStyle="1" w:styleId="Char1">
     <w:name w:val="인용 Char"/>
+    <w:uiPriority w:val="29"/>
     <w:basedOn w:val="a0"/>
     <w:link w:val="a5"/>
-    <w:uiPriority w:val="29"/>
     <w:rPr>
       <w:i/>
       <w:iCs/>
@@ -4467,8 +5098,8 @@
   </w:style>
   <w:style w:type="paragraph" w:styleId="a6">
     <w:name w:val="List Paragraph"/>
+    <w:uiPriority w:val="34"/>
     <w:basedOn w:val="a"/>
-    <w:uiPriority w:val="34"/>
     <w:qFormat/>
     <w:pPr>
       <w:ind w:left="720"/>
@@ -4477,8 +5108,8 @@
   </w:style>
   <w:style w:type="character" w:styleId="a7">
     <w:name w:val="Intense Emphasis"/>
+    <w:uiPriority w:val="21"/>
     <w:basedOn w:val="a0"/>
-    <w:uiPriority w:val="21"/>
     <w:qFormat/>
     <w:rPr>
       <w:i/>
@@ -4488,19 +5119,19 @@
   </w:style>
   <w:style w:type="paragraph" w:styleId="a8">
     <w:name w:val="Intense Quote"/>
+    <w:uiPriority w:val="30"/>
     <w:basedOn w:val="a"/>
     <w:next w:val="a"/>
     <w:link w:val="Char2"/>
-    <w:uiPriority w:val="30"/>
     <w:qFormat/>
     <w:pPr>
-      <w:pBdr>
-        <w:top w:val="single" w:sz="4" w:space="10" w:color="0F4761" w:themeColor="accent1" w:themeShade="BF"/>
-        <w:bottom w:val="single" w:sz="4" w:space="10" w:color="0F4761" w:themeColor="accent1" w:themeShade="BF"/>
-      </w:pBdr>
-      <w:spacing w:before="360" w:after="360"/>
       <w:ind w:left="864" w:right="864"/>
       <w:jc w:val="center"/>
+      <w:pBdr>
+        <w:top w:val="single" w:sz="4" w:space="10" w:color="104861" w:themeColor="accent1" w:themeShade="bf"/>
+        <w:bottom w:val="single" w:sz="4" w:space="10" w:color="104861" w:themeColor="accent1" w:themeShade="bf"/>
+      </w:pBdr>
+      <w:spacing w:after="360" w:before="360"/>
     </w:pPr>
     <w:rPr>
       <w:i/>
@@ -4510,9 +5141,9 @@
   </w:style>
   <w:style w:type="character" w:customStyle="1" w:styleId="Char2">
     <w:name w:val="강한 인용 Char"/>
+    <w:uiPriority w:val="30"/>
     <w:basedOn w:val="a0"/>
     <w:link w:val="a8"/>
-    <w:uiPriority w:val="30"/>
     <w:rPr>
       <w:i/>
       <w:iCs/>
@@ -4521,8 +5152,8 @@
   </w:style>
   <w:style w:type="character" w:styleId="a9">
     <w:name w:val="Intense Reference"/>
+    <w:uiPriority w:val="32"/>
     <w:basedOn w:val="a0"/>
-    <w:uiPriority w:val="32"/>
     <w:qFormat/>
     <w:rPr>
       <w:b/>
@@ -4534,8 +5165,8 @@
   </w:style>
   <w:style w:type="table" w:styleId="aa">
     <w:name w:val="Table Grid"/>
+    <w:uiPriority w:val="39"/>
     <w:basedOn w:val="a1"/>
-    <w:uiPriority w:val="39"/>
     <w:pPr>
       <w:spacing w:after="0"/>
     </w:pPr>
@@ -4552,58 +5183,58 @@
   </w:style>
   <w:style w:type="paragraph" w:styleId="ab">
     <w:name w:val="header"/>
+    <w:uiPriority w:val="99"/>
     <w:basedOn w:val="a"/>
     <w:link w:val="Char3"/>
-    <w:uiPriority w:val="99"/>
     <w:unhideWhenUsed/>
     <w:pPr>
+      <w:snapToGrid w:val="0"/>
       <w:tabs>
         <w:tab w:val="center" w:pos="4513"/>
         <w:tab w:val="right" w:pos="9026"/>
       </w:tabs>
-      <w:snapToGrid w:val="0"/>
     </w:pPr>
   </w:style>
   <w:style w:type="character" w:customStyle="1" w:styleId="Char3">
     <w:name w:val="머리글 Char"/>
+    <w:uiPriority w:val="99"/>
     <w:basedOn w:val="a0"/>
     <w:link w:val="ab"/>
-    <w:uiPriority w:val="99"/>
   </w:style>
   <w:style w:type="paragraph" w:styleId="ac">
     <w:name w:val="footer"/>
+    <w:uiPriority w:val="99"/>
     <w:basedOn w:val="a"/>
     <w:link w:val="Char4"/>
-    <w:uiPriority w:val="99"/>
     <w:unhideWhenUsed/>
     <w:pPr>
+      <w:snapToGrid w:val="0"/>
       <w:tabs>
         <w:tab w:val="center" w:pos="4513"/>
         <w:tab w:val="right" w:pos="9026"/>
       </w:tabs>
-      <w:snapToGrid w:val="0"/>
     </w:pPr>
   </w:style>
   <w:style w:type="character" w:customStyle="1" w:styleId="Char4">
     <w:name w:val="바닥글 Char"/>
+    <w:uiPriority w:val="99"/>
     <w:basedOn w:val="a0"/>
     <w:link w:val="ac"/>
-    <w:uiPriority w:val="99"/>
   </w:style>
   <w:style w:type="paragraph" w:customStyle="1" w:styleId="ad">
     <w:name w:val="바탕글"/>
     <w:basedOn w:val="a"/>
     <w:pPr>
+      <w:jc w:val="both"/>
       <w:spacing w:after="0" w:line="384" w:lineRule="auto"/>
-      <w:jc w:val="both"/>
       <w:textAlignment w:val="baseline"/>
     </w:pPr>
     <w:rPr>
       <w:rFonts w:ascii="한컴바탕" w:eastAsia="굴림" w:hAnsi="굴림" w:cs="굴림"/>
       <w:color w:val="000000"/>
-      <w:kern w:val="0"/>
       <w:sz w:val="20"/>
       <w:szCs w:val="20"/>
+      <w:kern w:val="0"/>
     </w:rPr>
   </w:style>
 </w:styles>
@@ -4614,10 +5245,10 @@
   <a:themeElements>
     <a:clrScheme name="Office">
       <a:dk1>
-        <a:sysClr val="windowText" lastClr="000000"/>
+        <a:sysClr lastClr="000000" val="windowText"/>
       </a:dk1>
       <a:lt1>
-        <a:sysClr val="window" lastClr="FFFFFF"/>
+        <a:sysClr lastClr="FFFFFF" val="window"/>
       </a:lt1>
       <a:dk2>
         <a:srgbClr val="0E2841"/>
